--- a/Manuscript_Drafts/WC_Ap_Combined_manuscript_SM.docx
+++ b/Manuscript_Drafts/WC_Ap_Combined_manuscript_SM.docx
@@ -24393,24 +24393,20 @@
           <w:szCs w:val="24"/>
         </w:rPr>
       </w:pPr>
-      <w:r>
-        <w:rPr>
+      <w:bookmarkStart w:id="216" w:name="_GoBack"/>
+      <w:r>
+        <w:rPr>
+          <w:b/>
           <w:noProof/>
+          <w:sz w:val="24"/>
+          <w:szCs w:val="24"/>
         </w:rPr>
         <w:lastRenderedPageBreak/>
         <w:drawing>
-          <wp:anchor distT="0" distB="0" distL="0" distR="0" simplePos="0" relativeHeight="12" behindDoc="0" locked="0" layoutInCell="0" allowOverlap="1" wp14:anchorId="59C3DF6A" wp14:editId="4A5EB8E7">
-            <wp:simplePos x="0" y="0"/>
-            <wp:positionH relativeFrom="column">
-              <wp:align>center</wp:align>
-            </wp:positionH>
-            <wp:positionV relativeFrom="paragraph">
-              <wp:posOffset>635</wp:posOffset>
-            </wp:positionV>
-            <wp:extent cx="7865745" cy="4719320"/>
+          <wp:inline distT="0" distB="0" distL="0" distR="0" wp14:anchorId="59BEE5F7" wp14:editId="109C2473">
+            <wp:extent cx="7439025" cy="4463295"/>
             <wp:effectExtent l="0" t="0" r="0" b="0"/>
-            <wp:wrapSquare wrapText="largest"/>
-            <wp:docPr id="9" name="Image2"/>
+            <wp:docPr id="17" name="Graphic 17"/>
             <wp:cNvGraphicFramePr>
               <a:graphicFrameLocks xmlns:a="http://schemas.openxmlformats.org/drawingml/2006/main" noChangeAspect="1"/>
             </wp:cNvGraphicFramePr>
@@ -24418,21 +24414,28 @@
               <a:graphicData uri="http://schemas.openxmlformats.org/drawingml/2006/picture">
                 <pic:pic xmlns:pic="http://schemas.openxmlformats.org/drawingml/2006/picture">
                   <pic:nvPicPr>
-                    <pic:cNvPr id="9" name="Image2"/>
-                    <pic:cNvPicPr>
-                      <a:picLocks noChangeAspect="1" noChangeArrowheads="1"/>
-                    </pic:cNvPicPr>
+                    <pic:cNvPr id="17" name="BA_and_Mortality_plots.svg"/>
+                    <pic:cNvPicPr/>
                   </pic:nvPicPr>
                   <pic:blipFill>
-                    <a:blip r:embed="rId41"/>
+                    <a:blip r:embed="rId41">
+                      <a:extLst>
+                        <a:ext uri="{28A0092B-C50C-407E-A947-70E740481C1C}">
+                          <a14:useLocalDpi xmlns:a14="http://schemas.microsoft.com/office/drawing/2010/main" val="0"/>
+                        </a:ext>
+                        <a:ext uri="{96DAC541-7B7A-43D3-8B79-37D633B846F1}">
+                          <asvg:svgBlip xmlns:asvg="http://schemas.microsoft.com/office/drawing/2016/SVG/main" r:embed="rId42"/>
+                        </a:ext>
+                      </a:extLst>
+                    </a:blip>
                     <a:stretch>
                       <a:fillRect/>
                     </a:stretch>
                   </pic:blipFill>
-                  <pic:spPr bwMode="auto">
+                  <pic:spPr>
                     <a:xfrm>
                       <a:off x="0" y="0"/>
-                      <a:ext cx="7865745" cy="4719320"/>
+                      <a:ext cx="7488120" cy="4492751"/>
                     </a:xfrm>
                     <a:prstGeom prst="rect">
                       <a:avLst/>
@@ -24441,9 +24444,10 @@
                 </pic:pic>
               </a:graphicData>
             </a:graphic>
-          </wp:anchor>
+          </wp:inline>
         </w:drawing>
       </w:r>
+      <w:bookmarkEnd w:id="216"/>
       <w:r>
         <w:rPr>
           <w:b/>
@@ -24459,7 +24463,7 @@
         </w:rPr>
         <w:t xml:space="preserve"> Stand mean </w:t>
       </w:r>
-      <w:commentRangeStart w:id="216"/>
+      <w:commentRangeStart w:id="217"/>
       <w:r>
         <w:rPr>
           <w:sz w:val="24"/>
@@ -24467,12 +24471,12 @@
         </w:rPr>
         <w:t xml:space="preserve">+/- SE </w:t>
       </w:r>
-      <w:commentRangeEnd w:id="216"/>
+      <w:commentRangeEnd w:id="217"/>
       <w:r>
         <w:rPr>
           <w:rStyle w:val="CommentReference"/>
         </w:rPr>
-        <w:commentReference w:id="216"/>
+        <w:commentReference w:id="217"/>
       </w:r>
       <w:r>
         <w:rPr>
@@ -24526,7 +24530,7 @@
                     </pic:cNvPicPr>
                   </pic:nvPicPr>
                   <pic:blipFill>
-                    <a:blip r:embed="rId42"/>
+                    <a:blip r:embed="rId43"/>
                     <a:stretch>
                       <a:fillRect/>
                     </a:stretch>
@@ -24570,7 +24574,7 @@
         </w:rPr>
         <w:t xml:space="preserve"> Stand mean </w:t>
       </w:r>
-      <w:commentRangeStart w:id="217"/>
+      <w:commentRangeStart w:id="218"/>
       <w:r>
         <w:rPr>
           <w:sz w:val="24"/>
@@ -24578,12 +24582,12 @@
         </w:rPr>
         <w:t xml:space="preserve">(+/- SE) </w:t>
       </w:r>
-      <w:commentRangeEnd w:id="217"/>
+      <w:commentRangeEnd w:id="218"/>
       <w:r>
         <w:rPr>
           <w:rStyle w:val="CommentReference"/>
         </w:rPr>
-        <w:commentReference w:id="217"/>
+        <w:commentReference w:id="218"/>
       </w:r>
       <w:r>
         <w:rPr>
@@ -24647,7 +24651,7 @@
                     </pic:cNvPicPr>
                   </pic:nvPicPr>
                   <pic:blipFill>
-                    <a:blip r:embed="rId43"/>
+                    <a:blip r:embed="rId44"/>
                     <a:stretch>
                       <a:fillRect/>
                     </a:stretch>
@@ -24730,7 +24734,7 @@
                     </pic:cNvPicPr>
                   </pic:nvPicPr>
                   <pic:blipFill>
-                    <a:blip r:embed="rId44"/>
+                    <a:blip r:embed="rId45"/>
                     <a:stretch>
                       <a:fillRect/>
                     </a:stretch>
@@ -24821,7 +24825,7 @@
                     </pic:cNvPicPr>
                   </pic:nvPicPr>
                   <pic:blipFill>
-                    <a:blip r:embed="rId45"/>
+                    <a:blip r:embed="rId46"/>
                     <a:stretch>
                       <a:fillRect/>
                     </a:stretch>
@@ -24899,112 +24903,6 @@
                 <pic:pic xmlns:pic="http://schemas.openxmlformats.org/drawingml/2006/picture">
                   <pic:nvPicPr>
                     <pic:cNvPr id="14" name="Graphic 3"/>
-                    <pic:cNvPicPr>
-                      <a:picLocks noChangeAspect="1" noChangeArrowheads="1"/>
-                    </pic:cNvPicPr>
-                  </pic:nvPicPr>
-                  <pic:blipFill>
-                    <a:blip r:embed="rId46"/>
-                    <a:stretch>
-                      <a:fillRect/>
-                    </a:stretch>
-                  </pic:blipFill>
-                  <pic:spPr bwMode="auto">
-                    <a:xfrm>
-                      <a:off x="0" y="0"/>
-                      <a:ext cx="7865745" cy="4719320"/>
-                    </a:xfrm>
-                    <a:prstGeom prst="rect">
-                      <a:avLst/>
-                    </a:prstGeom>
-                  </pic:spPr>
-                </pic:pic>
-              </a:graphicData>
-            </a:graphic>
-          </wp:inline>
-        </w:drawing>
-      </w:r>
-    </w:p>
-    <w:p>
-      <w:pPr>
-        <w:spacing w:line="480" w:lineRule="auto"/>
-        <w:rPr>
-          <w:sz w:val="24"/>
-          <w:szCs w:val="24"/>
-        </w:rPr>
-      </w:pPr>
-      <w:r>
-        <w:rPr>
-          <w:b/>
-          <w:sz w:val="24"/>
-          <w:szCs w:val="24"/>
-        </w:rPr>
-        <w:lastRenderedPageBreak/>
-        <w:t>Figure 9.</w:t>
-      </w:r>
-      <w:r>
-        <w:rPr>
-          <w:sz w:val="24"/>
-          <w:szCs w:val="24"/>
-        </w:rPr>
-        <w:t xml:space="preserve"> Douglas-fir survival over time</w:t>
-      </w:r>
-      <w:r>
-        <w:rPr>
-          <w:sz w:val="24"/>
-          <w:szCs w:val="24"/>
-        </w:rPr>
-        <w:t xml:space="preserve"> (+/- 95% CI</w:t>
-      </w:r>
-      <w:proofErr w:type="gramStart"/>
-      <w:r>
-        <w:rPr>
-          <w:sz w:val="24"/>
-          <w:szCs w:val="24"/>
-        </w:rPr>
-        <w:t xml:space="preserve">) </w:t>
-      </w:r>
-      <w:r>
-        <w:rPr>
-          <w:sz w:val="24"/>
-          <w:szCs w:val="24"/>
-        </w:rPr>
-        <w:t xml:space="preserve"> in</w:t>
-      </w:r>
-      <w:proofErr w:type="gramEnd"/>
-      <w:r>
-        <w:rPr>
-          <w:sz w:val="24"/>
-          <w:szCs w:val="24"/>
-        </w:rPr>
-        <w:t xml:space="preserve"> immediate Douglas-fir treatment vs 12-year hardwood rotation treatments. in the Apiary study.</w:t>
-      </w:r>
-    </w:p>
-    <w:p>
-      <w:pPr>
-        <w:spacing w:line="480" w:lineRule="auto"/>
-        <w:rPr>
-          <w:sz w:val="24"/>
-          <w:szCs w:val="24"/>
-        </w:rPr>
-      </w:pPr>
-      <w:r>
-        <w:rPr>
-          <w:noProof/>
-        </w:rPr>
-        <w:drawing>
-          <wp:inline distT="0" distB="0" distL="0" distR="0" wp14:anchorId="2ADDB4EE" wp14:editId="1672E05C">
-            <wp:extent cx="7865745" cy="4719320"/>
-            <wp:effectExtent l="0" t="0" r="0" b="0"/>
-            <wp:docPr id="15" name="Graphic 4"/>
-            <wp:cNvGraphicFramePr>
-              <a:graphicFrameLocks xmlns:a="http://schemas.openxmlformats.org/drawingml/2006/main" noChangeAspect="1"/>
-            </wp:cNvGraphicFramePr>
-            <a:graphic xmlns:a="http://schemas.openxmlformats.org/drawingml/2006/main">
-              <a:graphicData uri="http://schemas.openxmlformats.org/drawingml/2006/picture">
-                <pic:pic xmlns:pic="http://schemas.openxmlformats.org/drawingml/2006/picture">
-                  <pic:nvPicPr>
-                    <pic:cNvPr id="15" name="Graphic 4"/>
                     <pic:cNvPicPr>
                       <a:picLocks noChangeAspect="1" noChangeArrowheads="1"/>
                     </pic:cNvPicPr>
@@ -25030,9 +24928,6 @@
           </wp:inline>
         </w:drawing>
       </w:r>
-      <w:r>
-        <w:commentReference w:id="218"/>
-      </w:r>
     </w:p>
     <w:p>
       <w:pPr>
@@ -25049,6 +24944,115 @@
           <w:szCs w:val="24"/>
         </w:rPr>
         <w:lastRenderedPageBreak/>
+        <w:t>Figure 9.</w:t>
+      </w:r>
+      <w:r>
+        <w:rPr>
+          <w:sz w:val="24"/>
+          <w:szCs w:val="24"/>
+        </w:rPr>
+        <w:t xml:space="preserve"> Douglas-fir survival over time</w:t>
+      </w:r>
+      <w:r>
+        <w:rPr>
+          <w:sz w:val="24"/>
+          <w:szCs w:val="24"/>
+        </w:rPr>
+        <w:t xml:space="preserve"> (+/- 95% CI</w:t>
+      </w:r>
+      <w:proofErr w:type="gramStart"/>
+      <w:r>
+        <w:rPr>
+          <w:sz w:val="24"/>
+          <w:szCs w:val="24"/>
+        </w:rPr>
+        <w:t xml:space="preserve">) </w:t>
+      </w:r>
+      <w:r>
+        <w:rPr>
+          <w:sz w:val="24"/>
+          <w:szCs w:val="24"/>
+        </w:rPr>
+        <w:t xml:space="preserve"> in</w:t>
+      </w:r>
+      <w:proofErr w:type="gramEnd"/>
+      <w:r>
+        <w:rPr>
+          <w:sz w:val="24"/>
+          <w:szCs w:val="24"/>
+        </w:rPr>
+        <w:t xml:space="preserve"> immediate Douglas-fir treatment vs 12-year hardwood rotation treatments. in the Apiary study.</w:t>
+      </w:r>
+    </w:p>
+    <w:p>
+      <w:pPr>
+        <w:spacing w:line="480" w:lineRule="auto"/>
+        <w:rPr>
+          <w:sz w:val="24"/>
+          <w:szCs w:val="24"/>
+        </w:rPr>
+      </w:pPr>
+      <w:r>
+        <w:rPr>
+          <w:noProof/>
+        </w:rPr>
+        <w:drawing>
+          <wp:inline distT="0" distB="0" distL="0" distR="0" wp14:anchorId="2ADDB4EE" wp14:editId="1672E05C">
+            <wp:extent cx="7865745" cy="4719320"/>
+            <wp:effectExtent l="0" t="0" r="0" b="0"/>
+            <wp:docPr id="15" name="Graphic 4"/>
+            <wp:cNvGraphicFramePr>
+              <a:graphicFrameLocks xmlns:a="http://schemas.openxmlformats.org/drawingml/2006/main" noChangeAspect="1"/>
+            </wp:cNvGraphicFramePr>
+            <a:graphic xmlns:a="http://schemas.openxmlformats.org/drawingml/2006/main">
+              <a:graphicData uri="http://schemas.openxmlformats.org/drawingml/2006/picture">
+                <pic:pic xmlns:pic="http://schemas.openxmlformats.org/drawingml/2006/picture">
+                  <pic:nvPicPr>
+                    <pic:cNvPr id="15" name="Graphic 4"/>
+                    <pic:cNvPicPr>
+                      <a:picLocks noChangeAspect="1" noChangeArrowheads="1"/>
+                    </pic:cNvPicPr>
+                  </pic:nvPicPr>
+                  <pic:blipFill>
+                    <a:blip r:embed="rId48"/>
+                    <a:stretch>
+                      <a:fillRect/>
+                    </a:stretch>
+                  </pic:blipFill>
+                  <pic:spPr bwMode="auto">
+                    <a:xfrm>
+                      <a:off x="0" y="0"/>
+                      <a:ext cx="7865745" cy="4719320"/>
+                    </a:xfrm>
+                    <a:prstGeom prst="rect">
+                      <a:avLst/>
+                    </a:prstGeom>
+                  </pic:spPr>
+                </pic:pic>
+              </a:graphicData>
+            </a:graphic>
+          </wp:inline>
+        </w:drawing>
+      </w:r>
+      <w:r>
+        <w:commentReference w:id="219"/>
+      </w:r>
+    </w:p>
+    <w:p>
+      <w:pPr>
+        <w:spacing w:line="480" w:lineRule="auto"/>
+        <w:rPr>
+          <w:sz w:val="24"/>
+          <w:szCs w:val="24"/>
+        </w:rPr>
+      </w:pPr>
+      <w:r>
+        <w:rPr>
+          <w:b/>
+          <w:sz w:val="24"/>
+          <w:szCs w:val="24"/>
+        </w:rPr>
+        <w:lastRenderedPageBreak/>
         <w:t>Figure 10.</w:t>
       </w:r>
       <w:r>
@@ -25063,17 +25067,8 @@
           <w:sz w:val="24"/>
           <w:szCs w:val="24"/>
         </w:rPr>
-        <w:t xml:space="preserve"> </w:t>
-      </w:r>
-      <w:r>
-        <w:rPr>
-          <w:sz w:val="24"/>
-          <w:szCs w:val="24"/>
-        </w:rPr>
-        <w:t>(+/- 95% CI)</w:t>
-      </w:r>
-      <w:bookmarkStart w:id="219" w:name="_GoBack"/>
-      <w:bookmarkEnd w:id="219"/>
+        <w:t xml:space="preserve"> (+/- 95% CI)</w:t>
+      </w:r>
       <w:r>
         <w:rPr>
           <w:sz w:val="24"/>
@@ -25131,7 +25126,7 @@
                     </pic:cNvPicPr>
                   </pic:nvPicPr>
                   <pic:blipFill>
-                    <a:blip r:embed="rId48"/>
+                    <a:blip r:embed="rId49"/>
                     <a:stretch>
                       <a:fillRect/>
                     </a:stretch>
@@ -28370,7 +28365,7 @@
           <w:szCs w:val="24"/>
         </w:rPr>
         <w:sectPr>
-          <w:headerReference w:type="default" r:id="rId49"/>
+          <w:headerReference w:type="default" r:id="rId50"/>
           <w:pgSz w:w="15840" w:h="12240" w:orient="landscape"/>
           <w:pgMar w:top="1497" w:right="2013" w:bottom="1440" w:left="1440" w:header="1440" w:footer="0" w:gutter="0"/>
           <w:lnNumType w:countBy="1" w:distance="283" w:restart="continuous"/>
@@ -29428,7 +29423,7 @@
         </w:rPr>
         <w:t xml:space="preserve"> repository: </w:t>
       </w:r>
-      <w:hyperlink r:id="rId50">
+      <w:hyperlink r:id="rId51">
         <w:r>
           <w:rPr>
             <w:rStyle w:val="Hyperlink"/>
@@ -29655,7 +29650,7 @@
           <w:szCs w:val="24"/>
         </w:rPr>
       </w:pPr>
-      <w:hyperlink r:id="rId51" w:anchor="bb0010" w:history="1">
+      <w:hyperlink r:id="rId52" w:anchor="bb0010" w:history="1">
         <w:r>
           <w:rPr>
             <w:rFonts w:eastAsia="Times New Roman"/>
@@ -29700,7 +29695,7 @@
         </w:rPr>
         <w:t xml:space="preserve"> pp. 83-96. </w:t>
       </w:r>
-      <w:hyperlink r:id="rId52" w:tgtFrame="Persistent link using digital object identifier">
+      <w:hyperlink r:id="rId53" w:tgtFrame="Persistent link using digital object identifier">
         <w:r>
           <w:rPr>
             <w:rStyle w:val="Hyperlink"/>
@@ -29781,7 +29776,7 @@
         </w:rPr>
         <w:t xml:space="preserve">.) Gilbertson in young-growth Douglas-fir. Oregon State University, Corvallis, Oregon, master’s thesis. 107 p., </w:t>
       </w:r>
-      <w:hyperlink r:id="rId53">
+      <w:hyperlink r:id="rId54">
         <w:r>
           <w:rPr>
             <w:rStyle w:val="Hyperlink"/>
@@ -29895,7 +29890,7 @@
         </w:rPr>
         <w:t xml:space="preserve"> Suggests Long Distance Gene Flow Among Douglas-fir Plantations in Western Oregon. Front. For. Glob. Change 4:695981. </w:t>
       </w:r>
-      <w:hyperlink r:id="rId54">
+      <w:hyperlink r:id="rId55">
         <w:r>
           <w:rPr>
             <w:rStyle w:val="Hyperlink"/>
@@ -30111,7 +30106,7 @@
         <w:lastRenderedPageBreak/>
         <w:t xml:space="preserve">and Scandinavia: A synthesis of results from long-term trials. Forest Ecology and Management, 290, 5-14 pp. </w:t>
       </w:r>
-      <w:hyperlink r:id="rId55" w:tgtFrame="Persistent link using digital object identifier">
+      <w:hyperlink r:id="rId56" w:tgtFrame="Persistent link using digital object identifier">
         <w:r>
           <w:rPr>
             <w:rStyle w:val="Hyperlink"/>
@@ -30228,7 +30223,7 @@
         </w:rPr>
         <w:t xml:space="preserve"> in Washington's forests: A Report from the Washington State Academy of Sciences in cooperation with the Washington State Department of Natural Resources. Olympia, WA: Washington State Academy of Sciences, p. 110. </w:t>
       </w:r>
-      <w:hyperlink r:id="rId56">
+      <w:hyperlink r:id="rId57">
         <w:r>
           <w:rPr>
             <w:rStyle w:val="Hyperlink"/>
@@ -30408,7 +30403,7 @@
         </w:rPr>
         <w:t xml:space="preserve">Frankel, S. J., technical coordinator. (1998). User’s guide to the Western Root Disease Model, version 3.0. Gen. Tech. Rep. PSW-GTR-165. Albany, CA: Pacific Southwest Research Station, Forest Service, U.S. Department of Agriculture. 166 p. </w:t>
       </w:r>
-      <w:hyperlink r:id="rId57">
+      <w:hyperlink r:id="rId58">
         <w:r>
           <w:rPr>
             <w:rStyle w:val="Hyperlink"/>
@@ -30443,7 +30438,7 @@
           <w:szCs w:val="24"/>
         </w:rPr>
       </w:pPr>
-      <w:hyperlink r:id="rId58" w:anchor="bb0120" w:history="1">
+      <w:hyperlink r:id="rId59" w:anchor="bb0120" w:history="1">
         <w:r>
           <w:rPr>
             <w:rFonts w:eastAsia="Times New Roman"/>
@@ -30461,7 +30456,7 @@
         </w:rPr>
         <w:t xml:space="preserve">). A restoration framework for federal forests in the Pacific Northwest. J. Forest., 110 (2012), pp. 429-439. </w:t>
       </w:r>
-      <w:hyperlink r:id="rId59">
+      <w:hyperlink r:id="rId60">
         <w:r>
           <w:rPr>
             <w:rStyle w:val="Hyperlink"/>
@@ -30672,7 +30667,7 @@
         </w:rPr>
         <w:t xml:space="preserve"> U.S. Dept. of Agriculture, Forest Service, Pacific Northwest Region. 13 p. </w:t>
       </w:r>
-      <w:hyperlink r:id="rId60">
+      <w:hyperlink r:id="rId61">
         <w:r>
           <w:rPr>
             <w:rStyle w:val="Hyperlink"/>
@@ -30978,7 +30973,7 @@
         </w:rPr>
         <w:t xml:space="preserve"> in Douglas-fir stumps after logging. Canadian Journal of Forest Research. 9(4): 484-488. </w:t>
       </w:r>
-      <w:hyperlink r:id="rId61">
+      <w:hyperlink r:id="rId62">
         <w:r>
           <w:rPr>
             <w:rStyle w:val="Hyperlink"/>
@@ -31143,7 +31138,7 @@
         </w:rPr>
         <w:t xml:space="preserve">Healey, S. P., Raymond, C. L., Lockman, I. B., Hernandez, A. J., Garrard, C., and Huang, C. (2016). Root disease can rival fire and harvest in reducing forest carbon storage. Ecosphere, 7(11), e01569. </w:t>
       </w:r>
-      <w:hyperlink r:id="rId62">
+      <w:hyperlink r:id="rId63">
         <w:r>
           <w:rPr>
             <w:rStyle w:val="Hyperlink"/>
@@ -31285,7 +31280,7 @@
         </w:rPr>
         <w:t xml:space="preserve">, R. S. (2019). Severity of Swiss needle cast in young and mature Douglas-fir forests in western Oregon, USA. Forest ecology and management, 442, 79-95 p. </w:t>
       </w:r>
-      <w:hyperlink r:id="rId63" w:tgtFrame="Persistent link using digital object identifier">
+      <w:hyperlink r:id="rId64" w:tgtFrame="Persistent link using digital object identifier">
         <w:r>
           <w:rPr>
             <w:rStyle w:val="Hyperlink"/>
@@ -31470,7 +31465,7 @@
         </w:rPr>
         <w:t xml:space="preserve">, S. (2013). Thinning effects on forest productivity: consequences of preserving old forests and mitigating impacts of fire and drought. Plant Ecology and Diversity, 6(1), 73-85. </w:t>
       </w:r>
-      <w:hyperlink r:id="rId64">
+      <w:hyperlink r:id="rId65">
         <w:r>
           <w:rPr>
             <w:rStyle w:val="Hyperlink"/>
@@ -31625,7 +31620,7 @@
         </w:rPr>
         <w:t xml:space="preserve">Lockman, I. B., and Kearns, H. S. (2016). Forest root diseases across the United States. Gen. Tech. Rep. RMRS-GTR-342. Ogden, UT: US Department of Agriculture, Forest Service, Rocky Mountain Research Station. 342. 55 p.  </w:t>
       </w:r>
-      <w:hyperlink r:id="rId65">
+      <w:hyperlink r:id="rId66">
         <w:r>
           <w:rPr>
             <w:rStyle w:val="Hyperlink"/>
@@ -31764,7 +31759,7 @@
           <w:szCs w:val="24"/>
         </w:rPr>
       </w:pPr>
-      <w:hyperlink r:id="rId66">
+      <w:hyperlink r:id="rId67">
         <w:r>
           <w:rPr>
             <w:rStyle w:val="Hyperlink"/>
@@ -31883,7 +31878,7 @@
         </w:rPr>
         <w:t xml:space="preserve">, A. (2014). Control of laminated and Armillaria root diseases by stump removal and tree species mixtures: Amount and cause of mortality and impact on yield after 40 years. Forest ecology and management, 319. 75-98 p. </w:t>
       </w:r>
-      <w:hyperlink r:id="rId67" w:tgtFrame="Persistent link using digital object identifier">
+      <w:hyperlink r:id="rId68" w:tgtFrame="Persistent link using digital object identifier">
         <w:r>
           <w:rPr>
             <w:rStyle w:val="Hyperlink"/>
@@ -32113,7 +32108,7 @@
         </w:rPr>
         <w:t xml:space="preserve">Norris, C. E., Hogg, K. E., Maynard, D. G., and Curran, M. P. (2014). Stumping trials in British Columbia—organic matter removal and compaction effects on tree growth from seedlings to mid rotation stands. Canadian Journal of Forest Research, 44(11), 1402-1418. </w:t>
       </w:r>
-      <w:hyperlink r:id="rId68">
+      <w:hyperlink r:id="rId69">
         <w:r>
           <w:rPr>
             <w:rStyle w:val="Hyperlink"/>
@@ -32155,7 +32150,7 @@
         </w:rPr>
         <w:t xml:space="preserve">Peet, F. G., and Hunt, R. S. (2005). A new simulator for the spread of forest root diseases by individual root contacts. Forest Science, 51(5), 425-437. </w:t>
       </w:r>
-      <w:hyperlink r:id="rId69">
+      <w:hyperlink r:id="rId70">
         <w:r>
           <w:rPr>
             <w:rStyle w:val="Hyperlink"/>
@@ -32254,7 +32249,7 @@
         </w:rPr>
         <w:t xml:space="preserve"> </w:t>
       </w:r>
-      <w:hyperlink r:id="rId70">
+      <w:hyperlink r:id="rId71">
         <w:r>
           <w:rPr>
             <w:rStyle w:val="Hyperlink"/>
@@ -32457,7 +32452,7 @@
         </w:rPr>
         <w:t xml:space="preserve">RStudio Team (2021). RStudio: Integrated Development Environment for R. RStudio, PBC, Boston, MA. </w:t>
       </w:r>
-      <w:hyperlink r:id="rId71">
+      <w:hyperlink r:id="rId72">
         <w:r>
           <w:rPr>
             <w:rStyle w:val="Hyperlink"/>
@@ -32559,7 +32554,7 @@
           <w:szCs w:val="24"/>
         </w:rPr>
       </w:pPr>
-      <w:hyperlink r:id="rId72" w:anchor="bb0230" w:history="1">
+      <w:hyperlink r:id="rId73" w:anchor="bb0230" w:history="1">
         <w:r>
           <w:rPr>
             <w:rFonts w:eastAsia="Times New Roman"/>
@@ -32631,7 +32626,7 @@
         </w:rPr>
         <w:t xml:space="preserve"> concepts for even-aged stands. Forestry, pp. 13-31. </w:t>
       </w:r>
-      <w:hyperlink r:id="rId73">
+      <w:hyperlink r:id="rId74">
         <w:r>
           <w:rPr>
             <w:rStyle w:val="Hyperlink"/>
@@ -32785,7 +32780,7 @@
         </w:rPr>
         <w:t xml:space="preserve">Soil Survey Staff, (2021). Natural Resources Conservation Service, United States Department of Agriculture, Web Soil Survey. </w:t>
       </w:r>
-      <w:hyperlink r:id="rId74">
+      <w:hyperlink r:id="rId75">
         <w:r>
           <w:rPr>
             <w:rStyle w:val="Hyperlink"/>
@@ -33204,7 +33199,7 @@
         </w:rPr>
         <w:t xml:space="preserve">, P., and Kane, J. M. (2018). Thinning, tree-growth, and resistance to multi-year drought in a mixed-conifer forest of northern California. Forest Ecology and Management, 422, 190-198. </w:t>
       </w:r>
-      <w:hyperlink r:id="rId75" w:tgtFrame="Persistent link using digital object identifier">
+      <w:hyperlink r:id="rId76" w:tgtFrame="Persistent link using digital object identifier">
         <w:r>
           <w:rPr>
             <w:rStyle w:val="Hyperlink"/>
@@ -33347,7 +33342,7 @@
         </w:rPr>
         <w:t> </w:t>
       </w:r>
-      <w:hyperlink r:id="rId76">
+      <w:hyperlink r:id="rId77">
         <w:r>
           <w:rPr>
             <w:rStyle w:val="Hyperlink"/>
@@ -33441,7 +33436,7 @@
         </w:rPr>
         <w:t xml:space="preserve"> </w:t>
       </w:r>
-      <w:hyperlink r:id="rId77">
+      <w:hyperlink r:id="rId78">
         <w:r>
           <w:rPr>
             <w:rStyle w:val="Hyperlink"/>
@@ -33519,7 +33514,7 @@
         </w:rPr>
         <w:t xml:space="preserve">Woods, A. J., and Watts, M. (2019). The extent to which an unforeseen biotic disturbance can challenge timber expectations. Forest Ecology and Management, 453, 117558. </w:t>
       </w:r>
-      <w:hyperlink r:id="rId78" w:tgtFrame="Persistent link using digital object identifier">
+      <w:hyperlink r:id="rId79" w:tgtFrame="Persistent link using digital object identifier">
         <w:r>
           <w:rPr>
             <w:rStyle w:val="Hyperlink"/>
@@ -33583,7 +33578,7 @@
       </w:pPr>
     </w:p>
     <w:sectPr>
-      <w:headerReference w:type="default" r:id="rId79"/>
+      <w:headerReference w:type="default" r:id="rId80"/>
       <w:pgSz w:w="12240" w:h="15840"/>
       <w:pgMar w:top="2013" w:right="1440" w:bottom="1440" w:left="1440" w:header="1440" w:footer="0" w:gutter="0"/>
       <w:lnNumType w:countBy="1" w:distance="283" w:restart="continuous"/>
@@ -34318,22 +34313,6 @@
       </w:r>
     </w:p>
   </w:comment>
-  <w:comment w:id="216" w:author="showalt_d" w:date="2022-09-29T12:07:00Z" w:initials="s">
-    <w:p>
-      <w:pPr>
-        <w:pStyle w:val="CommentText"/>
-      </w:pPr>
-      <w:r>
-        <w:rPr>
-          <w:rStyle w:val="CommentReference"/>
-        </w:rPr>
-        <w:annotationRef/>
-      </w:r>
-      <w:r>
-        <w:t>Change to CI</w:t>
-      </w:r>
-    </w:p>
-  </w:comment>
   <w:comment w:id="217" w:author="showalt_d" w:date="2022-09-29T12:07:00Z" w:initials="s">
     <w:p>
       <w:pPr>
@@ -34350,7 +34329,23 @@
       </w:r>
     </w:p>
   </w:comment>
-  <w:comment w:id="218" w:author="showalt_d" w:date="2022-09-16T15:17:00Z" w:initials="s">
+  <w:comment w:id="218" w:author="showalt_d" w:date="2022-09-29T12:07:00Z" w:initials="s">
+    <w:p>
+      <w:pPr>
+        <w:pStyle w:val="CommentText"/>
+      </w:pPr>
+      <w:r>
+        <w:rPr>
+          <w:rStyle w:val="CommentReference"/>
+        </w:rPr>
+        <w:annotationRef/>
+      </w:r>
+      <w:r>
+        <w:t>Change to CI</w:t>
+      </w:r>
+    </w:p>
+  </w:comment>
+  <w:comment w:id="219" w:author="showalt_d" w:date="2022-09-16T15:17:00Z" w:initials="s">
     <w:p>
       <w:r>
         <w:rPr>
@@ -35957,7 +35952,7 @@
 </file>
 
 <file path=customXml/itemProps1.xml><?xml version="1.0" encoding="utf-8"?>
-<ds:datastoreItem xmlns:ds="http://schemas.openxmlformats.org/officeDocument/2006/customXml" ds:itemID="{008DA499-B5E1-442D-AB93-FDF559C10883}">
+<ds:datastoreItem xmlns:ds="http://schemas.openxmlformats.org/officeDocument/2006/customXml" ds:itemID="{F6377FDB-81ED-4D3E-A95C-2FBA09DF1A6B}">
   <ds:schemaRefs>
     <ds:schemaRef ds:uri="http://schemas.openxmlformats.org/officeDocument/2006/bibliography"/>
   </ds:schemaRefs>

--- a/Manuscript_Drafts/WC_Ap_Combined_manuscript_SM.docx
+++ b/Manuscript_Drafts/WC_Ap_Combined_manuscript_SM.docx
@@ -384,6 +384,7 @@
       <w:pPr>
         <w:spacing w:line="480" w:lineRule="auto"/>
         <w:rPr>
+          <w:ins w:id="0" w:author="Shawn McMurtrey" w:date="2022-10-13T15:43:00Z"/>
           <w:sz w:val="24"/>
           <w:szCs w:val="24"/>
         </w:rPr>
@@ -405,14 +406,196 @@
         </w:rPr>
         <w:br/>
       </w:r>
-      <w:r>
-        <w:rPr>
-          <w:sz w:val="24"/>
-          <w:szCs w:val="24"/>
-        </w:rPr>
-        <w:t>Within recent years, mechanical thinning for fire suppression and drought has become a primary focus of forest management practices within North America. These thinning practices, aim to enhance resiliency of forest ecosystems in response to climate change. The role that these thinning strategies has on major forest pathogens, has not been adequately studied. Additionally, the use of non-host rotations has been known to reduce fungal inoculum and mitigate future disease in susceptible hosts. Two independent long-term forest plot studies within Oregon, USA, provided a rare opportunity to investigate the effects of thinning practices and</w:t>
-      </w:r>
-      <w:del w:id="0" w:author="Shawn McMurtrey" w:date="2022-09-22T21:35:00Z">
+      <w:commentRangeStart w:id="1"/>
+      <w:del w:id="2" w:author="Shawn McMurtrey" w:date="2022-10-13T15:02:00Z">
+        <w:r>
+          <w:rPr>
+            <w:sz w:val="24"/>
+            <w:szCs w:val="24"/>
+          </w:rPr>
+          <w:delText>Within</w:delText>
+        </w:r>
+      </w:del>
+      <w:commentRangeEnd w:id="1"/>
+      <w:r>
+        <w:rPr>
+          <w:rStyle w:val="CommentReference"/>
+        </w:rPr>
+        <w:commentReference w:id="1"/>
+      </w:r>
+      <w:del w:id="3" w:author="Shawn McMurtrey" w:date="2022-10-13T15:02:00Z">
+        <w:r>
+          <w:rPr>
+            <w:sz w:val="24"/>
+            <w:szCs w:val="24"/>
+          </w:rPr>
+          <w:delText xml:space="preserve"> recent years, mechanical thinning for fire suppression and drought has become a primary focus of forest management practices within North America. These thinning practices, aim to enhance resiliency of forest ecosystems in response to climate change. The role that these thinning strategies has on major forest pathogens, has not been adequately studied. Additionally, the use of non-host rotations has been known to reduce fungal inoculum and mitigate future disease in susceptible hosts. </w:delText>
+        </w:r>
+      </w:del>
+    </w:p>
+    <w:p>
+      <w:pPr>
+        <w:spacing w:line="480" w:lineRule="auto"/>
+        <w:rPr>
+          <w:ins w:id="4" w:author="Shawn McMurtrey" w:date="2022-10-13T15:02:00Z"/>
+          <w:sz w:val="24"/>
+          <w:szCs w:val="24"/>
+        </w:rPr>
+      </w:pPr>
+    </w:p>
+    <w:p>
+      <w:pPr>
+        <w:spacing w:line="480" w:lineRule="auto"/>
+        <w:ind w:firstLine="720"/>
+        <w:rPr>
+          <w:ins w:id="5" w:author="Shawn McMurtrey" w:date="2022-10-13T15:58:00Z"/>
+          <w:sz w:val="24"/>
+          <w:szCs w:val="24"/>
+        </w:rPr>
+      </w:pPr>
+      <w:ins w:id="6" w:author="Shawn McMurtrey" w:date="2022-10-13T15:02:00Z">
+        <w:r>
+          <w:rPr>
+            <w:sz w:val="24"/>
+            <w:szCs w:val="24"/>
+          </w:rPr>
+          <w:t>Laminated R</w:t>
+        </w:r>
+      </w:ins>
+      <w:ins w:id="7" w:author="Shawn McMurtrey" w:date="2022-10-13T15:03:00Z">
+        <w:r>
+          <w:rPr>
+            <w:sz w:val="24"/>
+            <w:szCs w:val="24"/>
+          </w:rPr>
+          <w:t xml:space="preserve">oot Rot (LRR) </w:t>
+        </w:r>
+      </w:ins>
+      <w:ins w:id="8" w:author="Shawn McMurtrey" w:date="2022-10-13T15:05:00Z">
+        <w:r>
+          <w:rPr>
+            <w:sz w:val="24"/>
+            <w:szCs w:val="24"/>
+          </w:rPr>
+          <w:t xml:space="preserve">caused by the pathogen </w:t>
+        </w:r>
+        <w:r>
+          <w:rPr>
+            <w:i/>
+            <w:iCs/>
+            <w:sz w:val="24"/>
+            <w:szCs w:val="24"/>
+            <w:rPrChange w:id="9" w:author="Shawn McMurtrey" w:date="2022-10-13T15:05:00Z">
+              <w:rPr>
+                <w:sz w:val="24"/>
+                <w:szCs w:val="24"/>
+              </w:rPr>
+            </w:rPrChange>
+          </w:rPr>
+          <w:t>Coniferiporia sulphurascens</w:t>
+        </w:r>
+        <w:r>
+          <w:rPr>
+            <w:sz w:val="24"/>
+            <w:szCs w:val="24"/>
+          </w:rPr>
+          <w:t xml:space="preserve"> </w:t>
+        </w:r>
+      </w:ins>
+      <w:ins w:id="10" w:author="Shawn McMurtrey" w:date="2022-10-13T15:04:00Z">
+        <w:r>
+          <w:rPr>
+            <w:sz w:val="24"/>
+            <w:szCs w:val="24"/>
+          </w:rPr>
+          <w:t xml:space="preserve">is a damaging disease within many Douglas-fir </w:t>
+        </w:r>
+      </w:ins>
+      <w:ins w:id="11" w:author="Shawn McMurtrey" w:date="2022-10-13T15:05:00Z">
+        <w:r>
+          <w:rPr>
+            <w:sz w:val="24"/>
+            <w:szCs w:val="24"/>
+          </w:rPr>
+          <w:t>forests of the Pacific Northwest</w:t>
+        </w:r>
+      </w:ins>
+      <w:ins w:id="12" w:author="Shawn McMurtrey" w:date="2022-10-13T15:06:00Z">
+        <w:r>
+          <w:rPr>
+            <w:sz w:val="24"/>
+            <w:szCs w:val="24"/>
+          </w:rPr>
+          <w:t xml:space="preserve"> of North America.</w:t>
+        </w:r>
+      </w:ins>
+      <w:ins w:id="13" w:author="Shawn McMurtrey" w:date="2022-10-13T15:17:00Z">
+        <w:r>
+          <w:rPr>
+            <w:sz w:val="24"/>
+            <w:szCs w:val="24"/>
+          </w:rPr>
+          <w:t xml:space="preserve"> </w:t>
+        </w:r>
+      </w:ins>
+      <w:ins w:id="14" w:author="Shawn McMurtrey" w:date="2022-10-13T15:13:00Z">
+        <w:r>
+          <w:rPr>
+            <w:sz w:val="24"/>
+            <w:szCs w:val="24"/>
+          </w:rPr>
+          <w:t>This disease increases the probability of fire due to the high mortality</w:t>
+        </w:r>
+      </w:ins>
+      <w:ins w:id="15" w:author="Shawn McMurtrey" w:date="2022-10-13T15:16:00Z">
+        <w:r>
+          <w:rPr>
+            <w:sz w:val="24"/>
+            <w:szCs w:val="24"/>
+          </w:rPr>
+          <w:t xml:space="preserve"> rates</w:t>
+        </w:r>
+      </w:ins>
+      <w:ins w:id="16" w:author="Shawn McMurtrey" w:date="2022-10-13T15:13:00Z">
+        <w:r>
+          <w:rPr>
+            <w:sz w:val="24"/>
+            <w:szCs w:val="24"/>
+          </w:rPr>
+          <w:t xml:space="preserve"> and fuel accumulations. </w:t>
+        </w:r>
+      </w:ins>
+      <w:ins w:id="17" w:author="Shawn McMurtrey" w:date="2022-10-13T15:30:00Z">
+        <w:r>
+          <w:rPr>
+            <w:sz w:val="24"/>
+            <w:szCs w:val="24"/>
+          </w:rPr>
+          <w:t xml:space="preserve">There has been much debate over possible control techniques for LRR. </w:t>
+        </w:r>
+      </w:ins>
+      <w:r>
+        <w:rPr>
+          <w:sz w:val="24"/>
+          <w:szCs w:val="24"/>
+        </w:rPr>
+        <w:t>Two independent long-term forest plot studies within Oregon, USA, provided a rare opportunity to investigate</w:t>
+      </w:r>
+      <w:r>
+        <w:rPr>
+          <w:sz w:val="24"/>
+          <w:szCs w:val="24"/>
+        </w:rPr>
+        <w:t xml:space="preserve"> t</w:t>
+      </w:r>
+      <w:r>
+        <w:rPr>
+          <w:sz w:val="24"/>
+          <w:szCs w:val="24"/>
+        </w:rPr>
+        <w:t>he effects of thinning practices and</w:t>
+      </w:r>
+      <w:del w:id="18" w:author="Shawn McMurtrey" w:date="2022-09-22T21:35:00Z">
         <w:r>
           <w:rPr>
             <w:sz w:val="24"/>
@@ -444,7 +627,7 @@
         </w:rPr>
         <w:t>minated root rot</w:t>
       </w:r>
-      <w:ins w:id="1" w:author="Shawn McMurtrey" w:date="2022-09-22T21:39:00Z">
+      <w:ins w:id="19" w:author="Shawn McMurtrey" w:date="2022-09-22T21:39:00Z">
         <w:r>
           <w:rPr>
             <w:sz w:val="24"/>
@@ -458,7 +641,37 @@
           <w:sz w:val="24"/>
           <w:szCs w:val="24"/>
         </w:rPr>
-        <w:t xml:space="preserve">. For the first study, three different thinning prescriptions were applied across ~160 hectares within the Siuslaw National Forest to investigate the interaction between commercial thinning practices and tree mortality caused by </w:t>
+        <w:t xml:space="preserve">. </w:t>
+      </w:r>
+      <w:ins w:id="20" w:author="Shawn McMurtrey" w:date="2022-10-13T15:43:00Z">
+        <w:r>
+          <w:rPr>
+            <w:sz w:val="24"/>
+            <w:szCs w:val="24"/>
+          </w:rPr>
+          <w:t>Both</w:t>
+        </w:r>
+        <w:r>
+          <w:rPr>
+            <w:sz w:val="24"/>
+            <w:szCs w:val="24"/>
+          </w:rPr>
+          <w:t xml:space="preserve"> study</w:t>
+        </w:r>
+        <w:r>
+          <w:rPr>
+            <w:sz w:val="24"/>
+            <w:szCs w:val="24"/>
+          </w:rPr>
+          <w:t xml:space="preserve"> sites were chosen for high incidence of laminated root rot. </w:t>
+        </w:r>
+      </w:ins>
+      <w:r>
+        <w:rPr>
+          <w:sz w:val="24"/>
+          <w:szCs w:val="24"/>
+        </w:rPr>
+        <w:t xml:space="preserve">For the first study, three different thinning prescriptions were applied across ~160 hectares within the Siuslaw National Forest to investigate the interaction between commercial thinning practices and tree mortality caused by </w:t>
       </w:r>
       <w:r>
         <w:rPr>
@@ -538,7 +751,7 @@
         </w:rPr>
         <w:t xml:space="preserve"> of basal area, and five control stands where no thinning occurred. A network of 75 fixed radius plots, 0.04 ha in size, were established in 1985 with</w:t>
       </w:r>
-      <w:ins w:id="2" w:author="Shawn McMurtrey" w:date="2022-08-31T21:05:00Z">
+      <w:ins w:id="21" w:author="Shawn McMurtrey" w:date="2022-08-31T21:05:00Z">
         <w:r>
           <w:rPr>
             <w:sz w:val="24"/>
@@ -552,9 +765,17 @@
           <w:sz w:val="24"/>
           <w:szCs w:val="24"/>
         </w:rPr>
-        <w:t xml:space="preserve"> the 15 stands. Inventories were conducted approximately every 5 years with a final evaluation being conducted in 2020. </w:t>
-      </w:r>
-      <w:del w:id="3" w:author="Shawn McMurtrey" w:date="2022-09-22T21:38:00Z">
+        <w:t xml:space="preserve"> the 15 stands. Inventories </w:t>
+      </w:r>
+      <w:r>
+        <w:rPr>
+          <w:sz w:val="24"/>
+          <w:szCs w:val="24"/>
+        </w:rPr>
+        <w:lastRenderedPageBreak/>
+        <w:t xml:space="preserve">were conducted approximately every 5 years with a final evaluation being conducted in 2020. </w:t>
+      </w:r>
+      <w:del w:id="22" w:author="Shawn McMurtrey" w:date="2022-09-22T21:38:00Z">
         <w:r>
           <w:rPr>
             <w:sz w:val="24"/>
@@ -563,7 +784,7 @@
           <w:delText>Observed data was compared with anticipated data produced by the Forest Vegetation Simulator and Western Root Disease Model</w:delText>
         </w:r>
       </w:del>
-      <w:del w:id="4" w:author="Shawn McMurtrey" w:date="2022-08-31T21:05:00Z">
+      <w:del w:id="23" w:author="Shawn McMurtrey" w:date="2022-08-31T21:05:00Z">
         <w:r>
           <w:rPr>
             <w:sz w:val="24"/>
@@ -572,7 +793,7 @@
           <w:delText>s</w:delText>
         </w:r>
       </w:del>
-      <w:del w:id="5" w:author="Shawn McMurtrey" w:date="2022-09-22T21:38:00Z">
+      <w:del w:id="24" w:author="Shawn McMurtrey" w:date="2022-09-22T21:38:00Z">
         <w:r>
           <w:rPr>
             <w:sz w:val="24"/>
@@ -588,28 +809,196 @@
         </w:rPr>
         <w:t xml:space="preserve">The second study consisted of five different rotation treatments that were applied across 14 hectares of privately-owned forest in Columbia County beginning in 1975. </w:t>
       </w:r>
-      <w:commentRangeStart w:id="6"/>
-      <w:r>
-        <w:rPr>
-          <w:sz w:val="24"/>
-          <w:szCs w:val="24"/>
-        </w:rPr>
-        <w:t xml:space="preserve">Both sites were chosen for high incidence of laminated root rot. </w:t>
-      </w:r>
-      <w:commentRangeEnd w:id="6"/>
-      <w:ins w:id="7" w:author="Shawn McMurtrey" w:date="2022-09-22T21:39:00Z">
-        <w:r>
-          <w:commentReference w:id="6"/>
-        </w:r>
-        <w:r>
-          <w:rPr>
-            <w:sz w:val="24"/>
-            <w:szCs w:val="24"/>
-          </w:rPr>
-          <w:t>For both studies, o</w:t>
+      <w:ins w:id="25" w:author="Shawn McMurtrey" w:date="2022-10-13T15:53:00Z">
+        <w:r>
+          <w:rPr>
+            <w:sz w:val="24"/>
+            <w:szCs w:val="24"/>
+          </w:rPr>
+          <w:t xml:space="preserve">The five </w:t>
+        </w:r>
+        <w:r>
+          <w:rPr>
+            <w:sz w:val="24"/>
+            <w:szCs w:val="24"/>
+          </w:rPr>
+          <w:t xml:space="preserve">rotation treatments were </w:t>
+        </w:r>
+        <w:r>
+          <w:rPr>
+            <w:rFonts w:eastAsia="NSimSun" w:cs="Lucida Sans"/>
+            <w:kern w:val="2"/>
+            <w:sz w:val="24"/>
+            <w:szCs w:val="24"/>
+            <w:lang w:val="en-US" w:eastAsia="zh-CN" w:bidi="hi-IN"/>
+          </w:rPr>
+          <w:t xml:space="preserve">A) </w:t>
+        </w:r>
+        <w:proofErr w:type="gramStart"/>
+        <w:r>
+          <w:rPr>
+            <w:rFonts w:eastAsia="NSimSun" w:cs="Lucida Sans"/>
+            <w:kern w:val="2"/>
+            <w:sz w:val="24"/>
+            <w:szCs w:val="24"/>
+            <w:lang w:val="en-US" w:eastAsia="zh-CN" w:bidi="hi-IN"/>
+          </w:rPr>
+          <w:t>12 year</w:t>
+        </w:r>
+        <w:proofErr w:type="gramEnd"/>
+        <w:r>
+          <w:rPr>
+            <w:rFonts w:eastAsia="NSimSun" w:cs="Lucida Sans"/>
+            <w:kern w:val="2"/>
+            <w:sz w:val="24"/>
+            <w:szCs w:val="24"/>
+            <w:lang w:val="en-US" w:eastAsia="zh-CN" w:bidi="hi-IN"/>
+          </w:rPr>
+          <w:t xml:space="preserve"> rotation of red alder followed by Douglas-fir; B) 12 year rotation of cottonwood followed by Douglas-fir; </w:t>
         </w:r>
       </w:ins>
-      <w:del w:id="8" w:author="Shawn McMurtrey" w:date="2022-09-22T21:39:00Z">
+      <w:ins w:id="26" w:author="Shawn McMurtrey" w:date="2022-10-13T15:54:00Z">
+        <w:r>
+          <w:rPr>
+            <w:rFonts w:eastAsia="NSimSun" w:cs="Lucida Sans"/>
+            <w:kern w:val="2"/>
+            <w:sz w:val="24"/>
+            <w:szCs w:val="24"/>
+            <w:lang w:val="en-US" w:eastAsia="zh-CN" w:bidi="hi-IN"/>
+          </w:rPr>
+          <w:t>C</w:t>
+        </w:r>
+      </w:ins>
+      <w:ins w:id="27" w:author="Shawn McMurtrey" w:date="2022-10-13T15:53:00Z">
+        <w:r>
+          <w:rPr>
+            <w:rFonts w:eastAsia="NSimSun" w:cs="Lucida Sans"/>
+            <w:kern w:val="2"/>
+            <w:sz w:val="24"/>
+            <w:szCs w:val="24"/>
+            <w:lang w:val="en-US" w:eastAsia="zh-CN" w:bidi="hi-IN"/>
+          </w:rPr>
+          <w:t xml:space="preserve">) 25 year red alder to Douglas-fir; </w:t>
+        </w:r>
+      </w:ins>
+      <w:ins w:id="28" w:author="Shawn McMurtrey" w:date="2022-10-13T15:54:00Z">
+        <w:r>
+          <w:rPr>
+            <w:rFonts w:eastAsia="NSimSun" w:cs="Lucida Sans"/>
+            <w:kern w:val="2"/>
+            <w:sz w:val="24"/>
+            <w:szCs w:val="24"/>
+            <w:lang w:val="en-US" w:eastAsia="zh-CN" w:bidi="hi-IN"/>
+          </w:rPr>
+          <w:t>D</w:t>
+        </w:r>
+      </w:ins>
+      <w:ins w:id="29" w:author="Shawn McMurtrey" w:date="2022-10-13T15:53:00Z">
+        <w:r>
+          <w:rPr>
+            <w:rFonts w:eastAsia="NSimSun" w:cs="Lucida Sans"/>
+            <w:kern w:val="2"/>
+            <w:sz w:val="24"/>
+            <w:szCs w:val="24"/>
+            <w:lang w:val="en-US" w:eastAsia="zh-CN" w:bidi="hi-IN"/>
+          </w:rPr>
+          <w:t>) 25 year cottonwood to Douglas-fir</w:t>
+        </w:r>
+      </w:ins>
+      <w:ins w:id="30" w:author="Shawn McMurtrey" w:date="2022-10-13T15:54:00Z">
+        <w:r>
+          <w:rPr>
+            <w:rFonts w:eastAsia="NSimSun" w:cs="Lucida Sans"/>
+            <w:kern w:val="2"/>
+            <w:sz w:val="24"/>
+            <w:szCs w:val="24"/>
+            <w:lang w:val="en-US" w:eastAsia="zh-CN" w:bidi="hi-IN"/>
+          </w:rPr>
+          <w:t xml:space="preserve">; and </w:t>
+        </w:r>
+      </w:ins>
+      <w:ins w:id="31" w:author="Shawn McMurtrey" w:date="2022-10-13T15:55:00Z">
+        <w:r>
+          <w:rPr>
+            <w:rFonts w:eastAsia="NSimSun" w:cs="Lucida Sans"/>
+            <w:kern w:val="2"/>
+            <w:sz w:val="24"/>
+            <w:szCs w:val="24"/>
+            <w:lang w:val="en-US" w:eastAsia="zh-CN" w:bidi="hi-IN"/>
+          </w:rPr>
+          <w:t xml:space="preserve">E) </w:t>
+        </w:r>
+      </w:ins>
+      <w:ins w:id="32" w:author="Shawn McMurtrey" w:date="2022-10-13T15:54:00Z">
+        <w:r>
+          <w:rPr>
+            <w:rFonts w:eastAsia="NSimSun" w:cs="Lucida Sans"/>
+            <w:kern w:val="2"/>
+            <w:sz w:val="24"/>
+            <w:szCs w:val="24"/>
+            <w:lang w:val="en-US" w:eastAsia="zh-CN" w:bidi="hi-IN"/>
+          </w:rPr>
+          <w:t>immediate planting of Douglas-fir</w:t>
+        </w:r>
+      </w:ins>
+      <w:ins w:id="33" w:author="Shawn McMurtrey" w:date="2022-10-13T15:53:00Z">
+        <w:r>
+          <w:rPr>
+            <w:rFonts w:eastAsia="NSimSun" w:cs="Lucida Sans"/>
+            <w:kern w:val="2"/>
+            <w:sz w:val="24"/>
+            <w:szCs w:val="24"/>
+            <w:lang w:val="en-US" w:eastAsia="zh-CN" w:bidi="hi-IN"/>
+          </w:rPr>
+          <w:t xml:space="preserve">. </w:t>
+        </w:r>
+      </w:ins>
+      <w:proofErr w:type="spellStart"/>
+      <w:ins w:id="34" w:author="Shawn McMurtrey" w:date="2022-10-13T15:41:00Z">
+        <w:r>
+          <w:rPr>
+            <w:sz w:val="24"/>
+            <w:szCs w:val="24"/>
+          </w:rPr>
+          <w:t>w</w:t>
+        </w:r>
+      </w:ins>
+      <w:ins w:id="35" w:author="Shawn McMurtrey" w:date="2022-10-13T15:39:00Z">
+        <w:r>
+          <w:rPr>
+            <w:sz w:val="24"/>
+            <w:szCs w:val="24"/>
+          </w:rPr>
+          <w:t>h</w:t>
+        </w:r>
+      </w:ins>
+      <w:del w:id="36" w:author="Shawn McMurtrey" w:date="2022-10-13T15:42:00Z">
+        <w:r>
+          <w:rPr>
+            <w:sz w:val="24"/>
+            <w:szCs w:val="24"/>
+          </w:rPr>
+          <w:delText xml:space="preserve">Both sites were chosen for high incidence of laminated root rot. </w:delText>
+        </w:r>
+      </w:del>
+      <w:ins w:id="37" w:author="Shawn McMurtrey" w:date="2022-09-22T21:39:00Z">
+        <w:r>
+          <w:rPr>
+            <w:sz w:val="24"/>
+            <w:szCs w:val="24"/>
+          </w:rPr>
+          <w:t>For</w:t>
+        </w:r>
+        <w:proofErr w:type="spellEnd"/>
+        <w:r>
+          <w:rPr>
+            <w:sz w:val="24"/>
+            <w:szCs w:val="24"/>
+          </w:rPr>
+          <w:t xml:space="preserve"> both studies, o</w:t>
+        </w:r>
+      </w:ins>
+      <w:del w:id="38" w:author="Shawn McMurtrey" w:date="2022-09-22T21:39:00Z">
         <w:r>
           <w:rPr>
             <w:sz w:val="24"/>
@@ -623,15 +1012,29 @@
           <w:sz w:val="24"/>
           <w:szCs w:val="24"/>
         </w:rPr>
-        <w:t xml:space="preserve">bserved data was </w:t>
-      </w:r>
-      <w:r>
-        <w:rPr>
-          <w:sz w:val="24"/>
-          <w:szCs w:val="24"/>
-        </w:rPr>
-        <w:lastRenderedPageBreak/>
-        <w:t>compared with anticipated data produced by the Forest Vegetation Simulator and Western Root Disease Models. Results from the first study showed that thinned areas had higher levels of tree mortality from LRR when compared to stands where no thinning had occurred. The incidence of total tree mortality from LRR was found to be between 9.4% – 11.5% higher in thinned stands when compared to the control stands where no thinning had occurred</w:t>
+        <w:t xml:space="preserve">bserved data was compared with anticipated data produced by the Forest Vegetation Simulator and Western Root Disease Models. Results from the first study showed that thinned areas had higher levels of tree mortality from LRR when compared to stands where no thinning had occurred. The incidence of total tree mortality from LRR was found to be between </w:t>
+      </w:r>
+      <w:commentRangeStart w:id="39"/>
+      <w:r>
+        <w:rPr>
+          <w:sz w:val="24"/>
+          <w:szCs w:val="24"/>
+        </w:rPr>
+        <w:t xml:space="preserve">9.4% – 11.5% </w:t>
+      </w:r>
+      <w:commentRangeEnd w:id="39"/>
+      <w:r>
+        <w:rPr>
+          <w:rStyle w:val="CommentReference"/>
+        </w:rPr>
+        <w:commentReference w:id="39"/>
+      </w:r>
+      <w:r>
+        <w:rPr>
+          <w:sz w:val="24"/>
+          <w:szCs w:val="24"/>
+        </w:rPr>
+        <w:t>higher in thinned stands when compared to the control stands where no thinning had occurred</w:t>
       </w:r>
       <w:r>
         <w:rPr>
@@ -664,15 +1067,266 @@
         </w:rPr>
         <w:t xml:space="preserve">. </w:t>
       </w:r>
-      <w:commentRangeStart w:id="9"/>
-      <w:commentRangeEnd w:id="9"/>
-      <w:r>
-        <w:rPr>
-          <w:sz w:val="24"/>
-          <w:szCs w:val="24"/>
-        </w:rPr>
-        <w:commentReference w:id="9"/>
-      </w:r>
+      <w:commentRangeStart w:id="40"/>
+      <w:commentRangeEnd w:id="40"/>
+      <w:r>
+        <w:rPr>
+          <w:sz w:val="24"/>
+          <w:szCs w:val="24"/>
+        </w:rPr>
+        <w:commentReference w:id="40"/>
+      </w:r>
+      <w:ins w:id="41" w:author="Shawn McMurtrey" w:date="2022-10-13T15:49:00Z">
+        <w:r>
+          <w:rPr>
+            <w:sz w:val="24"/>
+            <w:szCs w:val="24"/>
+          </w:rPr>
+          <w:t xml:space="preserve">The results </w:t>
+        </w:r>
+      </w:ins>
+      <w:ins w:id="42" w:author="Shawn McMurtrey" w:date="2022-10-13T15:57:00Z">
+        <w:r>
+          <w:rPr>
+            <w:sz w:val="24"/>
+            <w:szCs w:val="24"/>
+          </w:rPr>
+          <w:t>of</w:t>
+        </w:r>
+      </w:ins>
+      <w:ins w:id="43" w:author="Shawn McMurtrey" w:date="2022-10-13T15:49:00Z">
+        <w:r>
+          <w:rPr>
+            <w:sz w:val="24"/>
+            <w:szCs w:val="24"/>
+          </w:rPr>
+          <w:t xml:space="preserve"> the second study</w:t>
+        </w:r>
+      </w:ins>
+      <w:ins w:id="44" w:author="Shawn McMurtrey" w:date="2022-10-13T16:01:00Z">
+        <w:r>
+          <w:rPr>
+            <w:sz w:val="24"/>
+            <w:szCs w:val="24"/>
+          </w:rPr>
+          <w:t xml:space="preserve"> showed</w:t>
+        </w:r>
+      </w:ins>
+      <w:ins w:id="45" w:author="Shawn McMurtrey" w:date="2022-10-13T15:49:00Z">
+        <w:r>
+          <w:rPr>
+            <w:sz w:val="24"/>
+            <w:szCs w:val="24"/>
+          </w:rPr>
+          <w:t xml:space="preserve"> </w:t>
+        </w:r>
+      </w:ins>
+      <w:ins w:id="46" w:author="Shawn McMurtrey" w:date="2022-10-13T16:01:00Z">
+        <w:r>
+          <w:rPr>
+            <w:sz w:val="24"/>
+            <w:szCs w:val="24"/>
+          </w:rPr>
+          <w:t>b</w:t>
+        </w:r>
+      </w:ins>
+      <w:ins w:id="47" w:author="Shawn McMurtrey" w:date="2022-10-13T15:58:00Z">
+        <w:r>
+          <w:rPr>
+            <w:sz w:val="24"/>
+            <w:szCs w:val="24"/>
+          </w:rPr>
+          <w:t>asal area increase</w:t>
+        </w:r>
+      </w:ins>
+      <w:ins w:id="48" w:author="Shawn McMurtrey" w:date="2022-10-13T16:01:00Z">
+        <w:r>
+          <w:rPr>
+            <w:sz w:val="24"/>
+            <w:szCs w:val="24"/>
+          </w:rPr>
+          <w:t>s</w:t>
+        </w:r>
+      </w:ins>
+      <w:ins w:id="49" w:author="Shawn McMurtrey" w:date="2022-10-13T15:58:00Z">
+        <w:r>
+          <w:rPr>
+            <w:sz w:val="24"/>
+            <w:szCs w:val="24"/>
+          </w:rPr>
+          <w:t xml:space="preserve"> throughout the study, but at a declining rate later in the study</w:t>
+        </w:r>
+      </w:ins>
+      <w:ins w:id="50" w:author="Shawn McMurtrey" w:date="2022-10-13T16:02:00Z">
+        <w:r>
+          <w:rPr>
+            <w:sz w:val="24"/>
+            <w:szCs w:val="24"/>
+          </w:rPr>
+          <w:t xml:space="preserve">. This was </w:t>
+        </w:r>
+        <w:r>
+          <w:rPr>
+            <w:sz w:val="24"/>
+            <w:szCs w:val="24"/>
+          </w:rPr>
+          <w:lastRenderedPageBreak/>
+          <w:t xml:space="preserve">particularly prevalent </w:t>
+        </w:r>
+      </w:ins>
+      <w:ins w:id="51" w:author="Shawn McMurtrey" w:date="2022-10-13T15:58:00Z">
+        <w:r>
+          <w:rPr>
+            <w:sz w:val="24"/>
+            <w:szCs w:val="24"/>
+          </w:rPr>
+          <w:t xml:space="preserve">in blocks with high initial incidence of </w:t>
+        </w:r>
+      </w:ins>
+      <w:ins w:id="52" w:author="Shawn McMurtrey" w:date="2022-10-13T16:02:00Z">
+        <w:r>
+          <w:rPr>
+            <w:sz w:val="24"/>
+            <w:szCs w:val="24"/>
+          </w:rPr>
+          <w:t xml:space="preserve">LRR. </w:t>
+        </w:r>
+      </w:ins>
+      <w:ins w:id="53" w:author="Shawn McMurtrey" w:date="2022-10-13T15:58:00Z">
+        <w:r>
+          <w:rPr>
+            <w:sz w:val="24"/>
+            <w:szCs w:val="24"/>
+          </w:rPr>
+          <w:t>Annual basal area increment was reduced in the 25-year cottonwood treatment in the early period (Figure 5, Table 4).</w:t>
+        </w:r>
+      </w:ins>
+      <w:ins w:id="54" w:author="Shawn McMurtrey" w:date="2022-10-13T16:13:00Z">
+        <w:r>
+          <w:rPr>
+            <w:sz w:val="24"/>
+            <w:szCs w:val="24"/>
+          </w:rPr>
+          <w:t xml:space="preserve"> </w:t>
+        </w:r>
+      </w:ins>
+      <w:ins w:id="55" w:author="Shawn McMurtrey" w:date="2022-10-13T15:58:00Z">
+        <w:r>
+          <w:rPr>
+            <w:sz w:val="24"/>
+            <w:szCs w:val="24"/>
+          </w:rPr>
+          <w:t>Cumulative total mortality increased consistently through the study</w:t>
+        </w:r>
+      </w:ins>
+      <w:ins w:id="56" w:author="Shawn McMurtrey" w:date="2022-10-13T16:00:00Z">
+        <w:r>
+          <w:rPr>
+            <w:sz w:val="24"/>
+            <w:szCs w:val="24"/>
+          </w:rPr>
+          <w:t xml:space="preserve">, </w:t>
+        </w:r>
+      </w:ins>
+      <w:ins w:id="57" w:author="Shawn McMurtrey" w:date="2022-10-13T15:58:00Z">
+        <w:r>
+          <w:rPr>
+            <w:sz w:val="24"/>
+            <w:szCs w:val="24"/>
+          </w:rPr>
+          <w:t>and annual mortality was significantly higher in 12-year red alder and 25-year cottonwood rotation treatments</w:t>
+        </w:r>
+      </w:ins>
+      <w:ins w:id="58" w:author="Shawn McMurtrey" w:date="2022-10-13T16:01:00Z">
+        <w:r>
+          <w:rPr>
+            <w:sz w:val="24"/>
+            <w:szCs w:val="24"/>
+          </w:rPr>
+          <w:t>.</w:t>
+        </w:r>
+      </w:ins>
+      <w:ins w:id="59" w:author="Shawn McMurtrey" w:date="2022-10-13T16:17:00Z">
+        <w:r>
+          <w:rPr>
+            <w:sz w:val="24"/>
+            <w:szCs w:val="24"/>
+          </w:rPr>
+          <w:t xml:space="preserve"> </w:t>
+        </w:r>
+      </w:ins>
+      <w:ins w:id="60" w:author="Shawn McMurtrey" w:date="2022-10-13T16:18:00Z">
+        <w:r>
+          <w:rPr>
+            <w:sz w:val="24"/>
+            <w:szCs w:val="24"/>
+          </w:rPr>
+          <w:t>M</w:t>
+        </w:r>
+      </w:ins>
+      <w:ins w:id="61" w:author="Shawn McMurtrey" w:date="2022-10-13T16:17:00Z">
+        <w:r>
+          <w:rPr>
+            <w:sz w:val="24"/>
+            <w:szCs w:val="24"/>
+          </w:rPr>
+          <w:t xml:space="preserve">odelled data was found to over predict growth and yield </w:t>
+        </w:r>
+      </w:ins>
+      <w:ins w:id="62" w:author="Shawn McMurtrey" w:date="2022-10-13T16:18:00Z">
+        <w:r>
+          <w:rPr>
+            <w:sz w:val="24"/>
+            <w:szCs w:val="24"/>
+          </w:rPr>
+          <w:t>for both</w:t>
+        </w:r>
+      </w:ins>
+      <w:ins w:id="63" w:author="Shawn McMurtrey" w:date="2022-10-13T16:17:00Z">
+        <w:r>
+          <w:rPr>
+            <w:sz w:val="24"/>
+            <w:szCs w:val="24"/>
+          </w:rPr>
+          <w:t xml:space="preserve"> the Forest Vegetation Simulator</w:t>
+        </w:r>
+      </w:ins>
+      <w:ins w:id="64" w:author="Shawn McMurtrey" w:date="2022-10-13T16:18:00Z">
+        <w:r>
+          <w:rPr>
+            <w:sz w:val="24"/>
+            <w:szCs w:val="24"/>
+          </w:rPr>
+          <w:t xml:space="preserve"> and the</w:t>
+        </w:r>
+      </w:ins>
+      <w:ins w:id="65" w:author="Shawn McMurtrey" w:date="2022-10-13T16:17:00Z">
+        <w:r>
+          <w:rPr>
+            <w:sz w:val="24"/>
+            <w:szCs w:val="24"/>
+          </w:rPr>
+          <w:t xml:space="preserve"> Western Root Disease Model</w:t>
+        </w:r>
+      </w:ins>
+      <w:ins w:id="66" w:author="Shawn McMurtrey" w:date="2022-10-13T16:18:00Z">
+        <w:r>
+          <w:rPr>
+            <w:sz w:val="24"/>
+            <w:szCs w:val="24"/>
+          </w:rPr>
+          <w:t>.</w:t>
+        </w:r>
+      </w:ins>
+    </w:p>
+    <w:p>
+      <w:pPr>
+        <w:spacing w:line="480" w:lineRule="auto"/>
+        <w:rPr>
+          <w:sz w:val="24"/>
+          <w:szCs w:val="24"/>
+        </w:rPr>
+      </w:pPr>
     </w:p>
     <w:p>
       <w:pPr>
@@ -701,7 +1355,295 @@
       <w:pPr>
         <w:spacing w:line="480" w:lineRule="auto"/>
         <w:ind w:firstLine="720"/>
-        <w:pPrChange w:id="10" w:author="Shawn McMurtrey" w:date="2022-10-11T19:06:00Z">
+        <w:rPr>
+          <w:ins w:id="67" w:author="Shawn McMurtrey" w:date="2022-10-13T16:39:00Z"/>
+          <w:sz w:val="24"/>
+          <w:szCs w:val="24"/>
+        </w:rPr>
+      </w:pPr>
+      <w:r>
+        <w:rPr>
+          <w:sz w:val="24"/>
+          <w:szCs w:val="24"/>
+        </w:rPr>
+        <w:t xml:space="preserve">Global environmental change is anticipated to increase global temperatures, create changes in precipitation regimes, and exacerbate disturbances from pests, pathogens, and wildfire (Law et al., 2013). As a result, within the Pacific Northwest of North America, summers are projected to get both hotter and drier (Bennett et al., 2021; </w:t>
+      </w:r>
+      <w:hyperlink r:id="rId11" w:anchor="B61" w:history="1">
+        <w:r>
+          <w:rPr>
+            <w:sz w:val="24"/>
+            <w:szCs w:val="24"/>
+          </w:rPr>
+          <w:t xml:space="preserve">Mote and </w:t>
+        </w:r>
+        <w:proofErr w:type="spellStart"/>
+        <w:r>
+          <w:rPr>
+            <w:sz w:val="24"/>
+            <w:szCs w:val="24"/>
+          </w:rPr>
+          <w:t>Salathé</w:t>
+        </w:r>
+        <w:proofErr w:type="spellEnd"/>
+        <w:r>
+          <w:rPr>
+            <w:sz w:val="24"/>
+            <w:szCs w:val="24"/>
+          </w:rPr>
+          <w:t>, 2010</w:t>
+        </w:r>
+      </w:hyperlink>
+      <w:r>
+        <w:rPr>
+          <w:sz w:val="24"/>
+          <w:szCs w:val="24"/>
+        </w:rPr>
+        <w:t xml:space="preserve">). These warmer and dryer conditions, on average, will produce larger, more frequent, and more extensive fires within forest ecosystems (McKenzie et al., 2004). In response, forest managers have shifted management strategies towards improving forest ecosystem resiliency (Vernon et al., 2018; USDA-FS, 2011, Franklin and Johnson, 2012). This resistance towards climate change is being conducted through large-scale fuel reduction techniques which is focused on low to mid-canopy reductions of basal area and piled burning (Vernon et al., 2018; Agee and Skinner, 2005). </w:t>
+      </w:r>
+    </w:p>
+    <w:p>
+      <w:pPr>
+        <w:spacing w:line="480" w:lineRule="auto"/>
+        <w:ind w:firstLine="720"/>
+        <w:rPr>
+          <w:ins w:id="68" w:author="Shawn McMurtrey" w:date="2022-10-13T16:39:00Z"/>
+          <w:sz w:val="24"/>
+          <w:szCs w:val="24"/>
+        </w:rPr>
+      </w:pPr>
+      <w:ins w:id="69" w:author="Shawn McMurtrey" w:date="2022-10-13T16:34:00Z">
+        <w:r>
+          <w:rPr>
+            <w:sz w:val="24"/>
+            <w:szCs w:val="24"/>
+          </w:rPr>
+          <w:lastRenderedPageBreak/>
+          <w:t xml:space="preserve">Laminated root disease </w:t>
+        </w:r>
+      </w:ins>
+      <w:ins w:id="70" w:author="Shawn McMurtrey" w:date="2022-10-13T16:35:00Z">
+        <w:r>
+          <w:rPr>
+            <w:sz w:val="24"/>
+            <w:szCs w:val="24"/>
+          </w:rPr>
+          <w:t xml:space="preserve">increases the risk of fire through high tree mortality and increased fuel buildup </w:t>
+        </w:r>
+      </w:ins>
+      <w:ins w:id="71" w:author="Shawn McMurtrey" w:date="2022-10-13T16:37:00Z">
+        <w:r>
+          <w:rPr>
+            <w:sz w:val="24"/>
+            <w:szCs w:val="24"/>
+          </w:rPr>
+          <w:t>(Parker et al., 200</w:t>
+        </w:r>
+      </w:ins>
+      <w:ins w:id="72" w:author="Shawn McMurtrey" w:date="2022-10-13T16:38:00Z">
+        <w:r>
+          <w:rPr>
+            <w:sz w:val="24"/>
+            <w:szCs w:val="24"/>
+          </w:rPr>
+          <w:t>6).</w:t>
+        </w:r>
+      </w:ins>
+      <w:ins w:id="73" w:author="Shawn McMurtrey" w:date="2022-10-13T16:39:00Z">
+        <w:r>
+          <w:rPr>
+            <w:sz w:val="24"/>
+            <w:szCs w:val="24"/>
+          </w:rPr>
+          <w:t xml:space="preserve"> </w:t>
+        </w:r>
+        <w:r>
+          <w:rPr>
+            <w:sz w:val="24"/>
+            <w:szCs w:val="24"/>
+            <w:rPrChange w:id="74" w:author="Shawn McMurtrey" w:date="2022-10-13T16:39:00Z">
+              <w:rPr>
+                <w:rFonts w:ascii="Open Sans" w:hAnsi="Open Sans" w:cs="Open Sans"/>
+                <w:color w:val="1C1D1E"/>
+                <w:shd w:val="clear" w:color="auto" w:fill="FFFFFF"/>
+              </w:rPr>
+            </w:rPrChange>
+          </w:rPr>
+          <w:t> </w:t>
+        </w:r>
+      </w:ins>
+    </w:p>
+    <w:p>
+      <w:pPr>
+        <w:spacing w:line="480" w:lineRule="auto"/>
+        <w:ind w:firstLine="720"/>
+        <w:rPr>
+          <w:ins w:id="75" w:author="Shawn McMurtrey" w:date="2022-10-13T16:29:00Z"/>
+          <w:sz w:val="24"/>
+          <w:szCs w:val="24"/>
+        </w:rPr>
+      </w:pPr>
+      <w:ins w:id="76" w:author="Shawn McMurtrey" w:date="2022-10-13T16:39:00Z">
+        <w:r>
+          <w:rPr>
+            <w:sz w:val="24"/>
+            <w:szCs w:val="24"/>
+          </w:rPr>
+          <w:t>“</w:t>
+        </w:r>
+        <w:r>
+          <w:rPr>
+            <w:sz w:val="24"/>
+            <w:szCs w:val="24"/>
+            <w:rPrChange w:id="77" w:author="Shawn McMurtrey" w:date="2022-10-13T16:39:00Z">
+              <w:rPr>
+                <w:rFonts w:ascii="Open Sans" w:hAnsi="Open Sans" w:cs="Open Sans"/>
+                <w:color w:val="1C1D1E"/>
+                <w:shd w:val="clear" w:color="auto" w:fill="FFFFFF"/>
+              </w:rPr>
+            </w:rPrChange>
+          </w:rPr>
+          <w:t xml:space="preserve">Laminated root disease infestations are typically characterized by </w:t>
+        </w:r>
+        <w:commentRangeStart w:id="78"/>
+        <w:r>
+          <w:rPr>
+            <w:sz w:val="24"/>
+            <w:szCs w:val="24"/>
+            <w:rPrChange w:id="79" w:author="Shawn McMurtrey" w:date="2022-10-13T16:39:00Z">
+              <w:rPr>
+                <w:rFonts w:ascii="Open Sans" w:hAnsi="Open Sans" w:cs="Open Sans"/>
+                <w:color w:val="1C1D1E"/>
+                <w:shd w:val="clear" w:color="auto" w:fill="FFFFFF"/>
+              </w:rPr>
+            </w:rPrChange>
+          </w:rPr>
+          <w:t>dead</w:t>
+        </w:r>
+      </w:ins>
+      <w:commentRangeEnd w:id="78"/>
+      <w:ins w:id="80" w:author="Shawn McMurtrey" w:date="2022-10-13T16:40:00Z">
+        <w:r>
+          <w:rPr>
+            <w:rStyle w:val="CommentReference"/>
+          </w:rPr>
+          <w:commentReference w:id="78"/>
+        </w:r>
+      </w:ins>
+      <w:ins w:id="81" w:author="Shawn McMurtrey" w:date="2022-10-13T16:39:00Z">
+        <w:r>
+          <w:rPr>
+            <w:sz w:val="24"/>
+            <w:szCs w:val="24"/>
+            <w:rPrChange w:id="82" w:author="Shawn McMurtrey" w:date="2022-10-13T16:39:00Z">
+              <w:rPr>
+                <w:rFonts w:ascii="Open Sans" w:hAnsi="Open Sans" w:cs="Open Sans"/>
+                <w:color w:val="1C1D1E"/>
+                <w:shd w:val="clear" w:color="auto" w:fill="FFFFFF"/>
+              </w:rPr>
+            </w:rPrChange>
+          </w:rPr>
+          <w:t xml:space="preserve"> and dying trees that provide a substantial fuel supply and a means for surface fire to climb into the crown layer (</w:t>
+        </w:r>
+        <w:r>
+          <w:rPr>
+            <w:sz w:val="24"/>
+            <w:szCs w:val="24"/>
+            <w:rPrChange w:id="83" w:author="Shawn McMurtrey" w:date="2022-10-13T16:39:00Z">
+              <w:rPr>
+                <w:rFonts w:ascii="Open Sans" w:hAnsi="Open Sans" w:cs="Open Sans"/>
+                <w:color w:val="1C1D1E"/>
+                <w:shd w:val="clear" w:color="auto" w:fill="FFFFFF"/>
+              </w:rPr>
+            </w:rPrChange>
+          </w:rPr>
+          <w:fldChar w:fldCharType="begin"/>
+        </w:r>
+        <w:r>
+          <w:rPr>
+            <w:sz w:val="24"/>
+            <w:szCs w:val="24"/>
+            <w:rPrChange w:id="84" w:author="Shawn McMurtrey" w:date="2022-10-13T16:39:00Z">
+              <w:rPr>
+                <w:rFonts w:ascii="Open Sans" w:hAnsi="Open Sans" w:cs="Open Sans"/>
+                <w:color w:val="1C1D1E"/>
+                <w:shd w:val="clear" w:color="auto" w:fill="FFFFFF"/>
+              </w:rPr>
+            </w:rPrChange>
+          </w:rPr>
+          <w:instrText xml:space="preserve"> HYPERLINK "https://resjournals.onlinelibrary.wiley.com/doi/full/10.1111/j.1461-9563.2006.00305.x" \l "b34%20#b33" </w:instrText>
+        </w:r>
+        <w:r>
+          <w:rPr>
+            <w:sz w:val="24"/>
+            <w:szCs w:val="24"/>
+            <w:rPrChange w:id="85" w:author="Shawn McMurtrey" w:date="2022-10-13T16:39:00Z">
+              <w:rPr>
+                <w:rFonts w:ascii="Open Sans" w:hAnsi="Open Sans" w:cs="Open Sans"/>
+                <w:color w:val="1C1D1E"/>
+                <w:shd w:val="clear" w:color="auto" w:fill="FFFFFF"/>
+              </w:rPr>
+            </w:rPrChange>
+          </w:rPr>
+          <w:fldChar w:fldCharType="separate"/>
+        </w:r>
+        <w:r>
+          <w:rPr>
+            <w:sz w:val="24"/>
+            <w:szCs w:val="24"/>
+            <w:rPrChange w:id="86" w:author="Shawn McMurtrey" w:date="2022-10-13T16:39:00Z">
+              <w:rPr>
+                <w:rStyle w:val="Hyperlink"/>
+                <w:rFonts w:ascii="Open Sans" w:hAnsi="Open Sans" w:cs="Open Sans"/>
+                <w:b/>
+                <w:bCs/>
+                <w:color w:val="2F7BAE"/>
+              </w:rPr>
+            </w:rPrChange>
+          </w:rPr>
+          <w:t>Dickman &amp; Cook, 1989; Dickman, 1992</w:t>
+        </w:r>
+        <w:r>
+          <w:rPr>
+            <w:sz w:val="24"/>
+            <w:szCs w:val="24"/>
+            <w:rPrChange w:id="87" w:author="Shawn McMurtrey" w:date="2022-10-13T16:39:00Z">
+              <w:rPr>
+                <w:rFonts w:ascii="Open Sans" w:hAnsi="Open Sans" w:cs="Open Sans"/>
+                <w:color w:val="1C1D1E"/>
+                <w:shd w:val="clear" w:color="auto" w:fill="FFFFFF"/>
+              </w:rPr>
+            </w:rPrChange>
+          </w:rPr>
+          <w:fldChar w:fldCharType="end"/>
+        </w:r>
+        <w:r>
+          <w:rPr>
+            <w:sz w:val="24"/>
+            <w:szCs w:val="24"/>
+            <w:rPrChange w:id="88" w:author="Shawn McMurtrey" w:date="2022-10-13T16:39:00Z">
+              <w:rPr>
+                <w:rFonts w:ascii="Open Sans" w:hAnsi="Open Sans" w:cs="Open Sans"/>
+                <w:color w:val="1C1D1E"/>
+                <w:shd w:val="clear" w:color="auto" w:fill="FFFFFF"/>
+              </w:rPr>
+            </w:rPrChange>
+          </w:rPr>
+          <w:t>)</w:t>
+        </w:r>
+        <w:r>
+          <w:rPr>
+            <w:sz w:val="24"/>
+            <w:szCs w:val="24"/>
+          </w:rPr>
+          <w:t>”.</w:t>
+        </w:r>
+      </w:ins>
+    </w:p>
+    <w:p>
+      <w:pPr>
+        <w:spacing w:line="480" w:lineRule="auto"/>
+        <w:ind w:firstLine="720"/>
+        <w:pPrChange w:id="89" w:author="Shawn McMurtrey" w:date="2022-10-11T19:06:00Z">
           <w:pPr>
             <w:spacing w:line="480" w:lineRule="auto"/>
           </w:pPr>
@@ -712,61 +1654,23 @@
           <w:sz w:val="24"/>
           <w:szCs w:val="24"/>
         </w:rPr>
-        <w:t xml:space="preserve">Global environmental change is anticipated to increase global temperatures, create changes in precipitation regimes, and exacerbate disturbances from pests, pathogens, and wildfire (Law et al., 2013). As a result, within the Pacific Northwest of North America, summers are projected to get both hotter and drier (Bennett et al., 2021; </w:t>
-      </w:r>
-      <w:r>
-        <w:fldChar w:fldCharType="begin"/>
-      </w:r>
-      <w:r>
-        <w:instrText xml:space="preserve"> HYPERLINK "https://www.frontiersin.org/articles/10.3389/ffgc.2021.695981/full" \l "B61" </w:instrText>
-      </w:r>
-      <w:r>
-        <w:fldChar w:fldCharType="separate"/>
-      </w:r>
-      <w:r>
-        <w:rPr>
-          <w:sz w:val="24"/>
-          <w:szCs w:val="24"/>
-        </w:rPr>
-        <w:t xml:space="preserve">Mote and </w:t>
-      </w:r>
-      <w:proofErr w:type="spellStart"/>
-      <w:r>
-        <w:rPr>
-          <w:sz w:val="24"/>
-          <w:szCs w:val="24"/>
-        </w:rPr>
-        <w:t>Salathé</w:t>
-      </w:r>
-      <w:proofErr w:type="spellEnd"/>
-      <w:r>
-        <w:rPr>
-          <w:sz w:val="24"/>
-          <w:szCs w:val="24"/>
-        </w:rPr>
-        <w:t>, 2010</w:t>
-      </w:r>
-      <w:r>
-        <w:rPr>
-          <w:sz w:val="24"/>
-          <w:szCs w:val="24"/>
-        </w:rPr>
-        <w:fldChar w:fldCharType="end"/>
-      </w:r>
-      <w:r>
-        <w:rPr>
-          <w:sz w:val="24"/>
-          <w:szCs w:val="24"/>
-        </w:rPr>
-        <w:t xml:space="preserve">). These warmer and dryer conditions, on average, will produce larger, more frequent, and more extensive fires within forest ecosystems (McKenzie et al., 2004). In response, forest managers have shifted management strategies towards improving forest ecosystem resiliency (Vernon et al., 2018; USDA-FS, 2011, Franklin </w:t>
-      </w:r>
-      <w:r>
-        <w:rPr>
-          <w:sz w:val="24"/>
-          <w:szCs w:val="24"/>
-        </w:rPr>
-        <w:lastRenderedPageBreak/>
-        <w:t>and Johnson, 2012). This resistance towards climate change is being conducted through large-scale fuel reduction techniques which is focused on low to mid-canopy reductions of basal area and piled burning (Vernon et al., 2018; Agee and Skinner, 2005). Planting alternate host species that are more resistant to changes in climate is also an adaptive management strategy being used in some areas (Subramanian et al., 2015).</w:t>
+        <w:t xml:space="preserve">Planting alternate host species that are more resistant to changes in climate is </w:t>
+      </w:r>
+      <w:proofErr w:type="gramStart"/>
+      <w:r>
+        <w:rPr>
+          <w:sz w:val="24"/>
+          <w:szCs w:val="24"/>
+        </w:rPr>
+        <w:t>also</w:t>
+      </w:r>
+      <w:proofErr w:type="gramEnd"/>
+      <w:r>
+        <w:rPr>
+          <w:sz w:val="24"/>
+          <w:szCs w:val="24"/>
+        </w:rPr>
+        <w:t xml:space="preserve"> an adaptive management strategy being used in some areas (Subramanian et al., 2015).</w:t>
       </w:r>
       <w:r>
         <w:rPr>
@@ -796,7 +1700,7 @@
       <w:pPr>
         <w:spacing w:line="480" w:lineRule="auto"/>
         <w:ind w:firstLine="720"/>
-        <w:pPrChange w:id="11" w:author="Shawn McMurtrey" w:date="2022-10-11T19:06:00Z">
+        <w:pPrChange w:id="90" w:author="Shawn McMurtrey" w:date="2022-10-11T19:06:00Z">
           <w:pPr>
             <w:spacing w:line="480" w:lineRule="auto"/>
           </w:pPr>
@@ -843,7 +1747,7 @@
         </w:rPr>
         <w:t xml:space="preserve"> is a basidiomycete fungus endemic to North America, that causes laminated root rot</w:t>
       </w:r>
-      <w:del w:id="12" w:author="Shawn McMurtrey" w:date="2022-09-22T21:43:00Z">
+      <w:del w:id="91" w:author="Shawn McMurtrey" w:date="2022-09-22T21:43:00Z">
         <w:r>
           <w:rPr>
             <w:sz w:val="24"/>
@@ -1129,7 +2033,16 @@
           <w:szCs w:val="24"/>
           <w:highlight w:val="white"/>
         </w:rPr>
-        <w:t xml:space="preserve">, 1998; Hadfield, 1985; Hadfield et al., 1986; </w:t>
+        <w:t xml:space="preserve">, 1998; </w:t>
+      </w:r>
+      <w:r>
+        <w:rPr>
+          <w:sz w:val="24"/>
+          <w:szCs w:val="24"/>
+          <w:highlight w:val="white"/>
+        </w:rPr>
+        <w:lastRenderedPageBreak/>
+        <w:t xml:space="preserve">Hadfield, 1985; Hadfield et al., 1986; </w:t>
       </w:r>
       <w:proofErr w:type="spellStart"/>
       <w:r>
@@ -1216,16 +2129,7 @@
           <w:sz w:val="24"/>
           <w:szCs w:val="24"/>
         </w:rPr>
-        <w:t xml:space="preserve">Laminated root rot is known </w:t>
-      </w:r>
-      <w:r>
-        <w:rPr>
-          <w:color w:val="FF0000"/>
-          <w:sz w:val="24"/>
-          <w:szCs w:val="24"/>
-        </w:rPr>
-        <w:lastRenderedPageBreak/>
-        <w:t xml:space="preserve">as a disease of the site as it is often difficult if not impossible to eradicate when it is found within a forest stand. </w:t>
+        <w:t xml:space="preserve">Laminated root rot is known as a disease of the site as it is often difficult if not impossible to eradicate when it is found within a forest stand. </w:t>
       </w:r>
       <w:r>
         <w:rPr>
@@ -1244,7 +2148,7 @@
           <w:sz w:val="24"/>
           <w:szCs w:val="24"/>
         </w:rPr>
-        <w:pPrChange w:id="13" w:author="Shawn McMurtrey" w:date="2022-10-11T19:06:00Z">
+        <w:pPrChange w:id="92" w:author="Shawn McMurtrey" w:date="2022-10-11T19:06:00Z">
           <w:pPr>
             <w:spacing w:line="480" w:lineRule="auto"/>
           </w:pPr>
@@ -1303,7 +2207,7 @@
         </w:rPr>
         <w:t xml:space="preserve"> Aside from resistance, the wood value of red alder has increased within recent years and sawlogs are able to be produce</w:t>
       </w:r>
-      <w:ins w:id="14" w:author="Shawn McMurtrey" w:date="2022-10-11T17:08:00Z">
+      <w:ins w:id="93" w:author="Shawn McMurtrey" w:date="2022-10-11T17:08:00Z">
         <w:r>
           <w:rPr>
             <w:color w:val="FF0000"/>
@@ -1323,7 +2227,7 @@
         </w:rPr>
         <w:t xml:space="preserve"> within short </w:t>
       </w:r>
-      <w:del w:id="15" w:author="Shawn McMurtrey" w:date="2022-10-11T19:01:00Z">
+      <w:del w:id="94" w:author="Shawn McMurtrey" w:date="2022-10-11T19:01:00Z">
         <w:r>
           <w:rPr>
             <w:color w:val="FF0000"/>
@@ -1334,14 +2238,14 @@
           <w:delText>rotations (Harrington, 2006).</w:delText>
         </w:r>
       </w:del>
-      <w:ins w:id="16" w:author="Shawn McMurtrey" w:date="2022-10-11T17:09:00Z">
+      <w:ins w:id="95" w:author="Shawn McMurtrey" w:date="2022-10-11T17:09:00Z">
         <w:r>
           <w:rPr>
             <w:color w:val="222222"/>
             <w:sz w:val="24"/>
             <w:szCs w:val="24"/>
             <w:shd w:val="clear" w:color="auto" w:fill="FFFFFF"/>
-            <w:rPrChange w:id="17" w:author="Shawn McMurtrey" w:date="2022-10-11T17:09:00Z">
+            <w:rPrChange w:id="96" w:author="Shawn McMurtrey" w:date="2022-10-11T17:09:00Z">
               <w:rPr>
                 <w:color w:val="222222"/>
                 <w:sz w:val="20"/>
@@ -1353,7 +2257,7 @@
           <w:t xml:space="preserve">These findings led to a hypothesis </w:t>
         </w:r>
       </w:ins>
-      <w:ins w:id="18" w:author="Shawn McMurtrey" w:date="2022-10-11T18:59:00Z">
+      <w:ins w:id="97" w:author="Shawn McMurtrey" w:date="2022-10-11T18:59:00Z">
         <w:r>
           <w:rPr>
             <w:color w:val="222222"/>
@@ -1364,7 +2268,7 @@
           <w:t xml:space="preserve">that </w:t>
         </w:r>
       </w:ins>
-      <w:ins w:id="19" w:author="Shawn McMurtrey" w:date="2022-10-11T19:02:00Z">
+      <w:ins w:id="98" w:author="Shawn McMurtrey" w:date="2022-10-11T19:02:00Z">
         <w:r>
           <w:rPr>
             <w:color w:val="222222"/>
@@ -1375,7 +2279,7 @@
           <w:t xml:space="preserve">clear cutting </w:t>
         </w:r>
       </w:ins>
-      <w:ins w:id="20" w:author="Shawn McMurtrey" w:date="2022-10-11T19:03:00Z">
+      <w:ins w:id="99" w:author="Shawn McMurtrey" w:date="2022-10-11T19:03:00Z">
         <w:r>
           <w:rPr>
             <w:color w:val="222222"/>
@@ -1386,7 +2290,7 @@
           <w:t xml:space="preserve">LRR sites </w:t>
         </w:r>
       </w:ins>
-      <w:ins w:id="21" w:author="Shawn McMurtrey" w:date="2022-10-11T19:02:00Z">
+      <w:ins w:id="100" w:author="Shawn McMurtrey" w:date="2022-10-11T19:02:00Z">
         <w:r>
           <w:rPr>
             <w:color w:val="222222"/>
@@ -1397,7 +2301,7 @@
           <w:t xml:space="preserve">and then growing </w:t>
         </w:r>
       </w:ins>
-      <w:ins w:id="22" w:author="Shawn McMurtrey" w:date="2022-10-11T19:01:00Z">
+      <w:ins w:id="101" w:author="Shawn McMurtrey" w:date="2022-10-11T19:01:00Z">
         <w:r>
           <w:rPr>
             <w:color w:val="FF0000"/>
@@ -1408,7 +2312,7 @@
           <w:t xml:space="preserve">purely red alder might starve out the </w:t>
         </w:r>
       </w:ins>
-      <w:ins w:id="23" w:author="Shawn McMurtrey" w:date="2022-10-11T19:02:00Z">
+      <w:ins w:id="102" w:author="Shawn McMurtrey" w:date="2022-10-11T19:02:00Z">
         <w:r>
           <w:rPr>
             <w:i/>
@@ -1417,7 +2321,7 @@
             <w:sz w:val="24"/>
             <w:szCs w:val="24"/>
             <w:shd w:val="clear" w:color="auto" w:fill="FFFFFF"/>
-            <w:rPrChange w:id="24" w:author="Shawn McMurtrey" w:date="2022-10-11T19:04:00Z">
+            <w:rPrChange w:id="103" w:author="Shawn McMurtrey" w:date="2022-10-11T19:04:00Z">
               <w:rPr>
                 <w:color w:val="FF0000"/>
                 <w:sz w:val="24"/>
@@ -1438,14 +2342,14 @@
           <w:t>after several decades</w:t>
         </w:r>
       </w:ins>
-      <w:del w:id="25" w:author="Shawn McMurtrey" w:date="2022-10-11T15:29:00Z">
+      <w:del w:id="104" w:author="Shawn McMurtrey" w:date="2022-10-11T15:29:00Z">
         <w:r>
           <w:rPr>
             <w:color w:val="222222"/>
             <w:sz w:val="24"/>
             <w:szCs w:val="24"/>
             <w:shd w:val="clear" w:color="auto" w:fill="FFFFFF"/>
-            <w:rPrChange w:id="26" w:author="Shawn McMurtrey" w:date="2022-10-11T17:09:00Z">
+            <w:rPrChange w:id="105" w:author="Shawn McMurtrey" w:date="2022-10-11T17:09:00Z">
               <w:rPr>
                 <w:color w:val="222222"/>
                 <w:sz w:val="20"/>
@@ -1457,7 +2361,7 @@
           <w:delText xml:space="preserve"> </w:delText>
         </w:r>
       </w:del>
-      <w:ins w:id="27" w:author="Shawn McMurtrey" w:date="2022-10-11T19:01:00Z">
+      <w:ins w:id="106" w:author="Shawn McMurtrey" w:date="2022-10-11T19:01:00Z">
         <w:r>
           <w:rPr>
             <w:color w:val="FF0000"/>
@@ -1468,7 +2372,7 @@
           <w:t>(Harrington, 2006).</w:t>
         </w:r>
       </w:ins>
-      <w:ins w:id="28" w:author="Shawn McMurtrey" w:date="2022-10-11T19:04:00Z">
+      <w:ins w:id="107" w:author="Shawn McMurtrey" w:date="2022-10-11T19:04:00Z">
         <w:r>
           <w:rPr>
             <w:color w:val="FF0000"/>
@@ -1479,7 +2383,7 @@
           <w:t xml:space="preserve"> </w:t>
         </w:r>
       </w:ins>
-      <w:ins w:id="29" w:author="Shawn McMurtrey" w:date="2022-10-11T19:05:00Z">
+      <w:ins w:id="108" w:author="Shawn McMurtrey" w:date="2022-10-11T19:05:00Z">
         <w:r>
           <w:rPr>
             <w:color w:val="FF0000"/>
@@ -1507,7 +2411,7 @@
         </w:tabs>
         <w:spacing w:line="480" w:lineRule="auto"/>
         <w:ind w:firstLine="720"/>
-        <w:pPrChange w:id="30" w:author="Shawn McMurtrey" w:date="2022-10-11T19:07:00Z">
+        <w:pPrChange w:id="109" w:author="Shawn McMurtrey" w:date="2022-10-11T19:07:00Z">
           <w:pPr>
             <w:tabs>
               <w:tab w:val="left" w:pos="5400"/>
@@ -1655,7 +2559,7 @@
         </w:rPr>
         <w:t xml:space="preserve">, which </w:t>
       </w:r>
-      <w:ins w:id="31" w:author="Shawn McMurtrey" w:date="2022-09-22T21:45:00Z">
+      <w:ins w:id="110" w:author="Shawn McMurtrey" w:date="2022-09-22T21:45:00Z">
         <w:r>
           <w:rPr>
             <w:sz w:val="24"/>
@@ -1664,7 +2568,7 @@
           <w:t xml:space="preserve">is responsible for </w:t>
         </w:r>
       </w:ins>
-      <w:del w:id="32" w:author="Shawn McMurtrey" w:date="2022-09-22T21:45:00Z">
+      <w:del w:id="111" w:author="Shawn McMurtrey" w:date="2022-09-22T21:45:00Z">
         <w:r>
           <w:rPr>
             <w:sz w:val="24"/>
@@ -1693,7 +2597,15 @@
           <w:sz w:val="24"/>
           <w:szCs w:val="24"/>
         </w:rPr>
-        <w:t>and to reliably determine the distribution and disease severity within a stand, is through ground-based surveys (</w:t>
+        <w:t xml:space="preserve">and to reliably determine the distribution and </w:t>
+      </w:r>
+      <w:r>
+        <w:rPr>
+          <w:sz w:val="24"/>
+          <w:szCs w:val="24"/>
+        </w:rPr>
+        <w:lastRenderedPageBreak/>
+        <w:t>disease severity within a stand, is through ground-based surveys (</w:t>
       </w:r>
       <w:r>
         <w:rPr>
@@ -1708,15 +2620,7 @@
           <w:sz w:val="24"/>
           <w:szCs w:val="24"/>
         </w:rPr>
-        <w:t xml:space="preserve">). While much is known about the biology of this fungus, its impact on timber </w:t>
-      </w:r>
-      <w:r>
-        <w:rPr>
-          <w:sz w:val="24"/>
-          <w:szCs w:val="24"/>
-        </w:rPr>
-        <w:lastRenderedPageBreak/>
-        <w:t xml:space="preserve">volume in managed stands is unknown (Lawson et al., 1983). Prior to these two studies, basal area yield or volume data of host species in areas infected with root disease was not readily available </w:t>
+        <w:t xml:space="preserve">). While much is known about the biology of this fungus, its impact on timber volume in managed stands is unknown (Lawson et al., 1983). Prior to these two studies, basal area yield or volume data of host species in areas infected with root disease was not readily available </w:t>
       </w:r>
       <w:r>
         <w:rPr>
@@ -1755,7 +2659,7 @@
       <w:pPr>
         <w:spacing w:line="480" w:lineRule="auto"/>
         <w:ind w:firstLine="720"/>
-        <w:pPrChange w:id="33" w:author="Shawn McMurtrey" w:date="2022-10-11T19:08:00Z">
+        <w:pPrChange w:id="112" w:author="Shawn McMurtrey" w:date="2022-10-11T19:08:00Z">
           <w:pPr>
             <w:spacing w:line="480" w:lineRule="auto"/>
           </w:pPr>
@@ -1848,7 +2752,7 @@
       <w:pPr>
         <w:spacing w:line="480" w:lineRule="auto"/>
         <w:ind w:firstLine="720"/>
-        <w:pPrChange w:id="34" w:author="Shawn McMurtrey" w:date="2022-10-11T19:09:00Z">
+        <w:pPrChange w:id="113" w:author="Shawn McMurtrey" w:date="2022-10-11T19:09:00Z">
           <w:pPr>
             <w:spacing w:line="480" w:lineRule="auto"/>
           </w:pPr>
@@ -1893,7 +2797,7 @@
         </w:rPr>
         <w:t xml:space="preserve"> et al., 2008). These growth models have been created to aid in the decision-making process for forest management by synthesizing the interplay between complicated biological processes and silvicultural techniques </w:t>
       </w:r>
-      <w:bookmarkStart w:id="35" w:name="bb0230"/>
+      <w:bookmarkStart w:id="114" w:name="bb0230"/>
       <w:r>
         <w:rPr>
           <w:sz w:val="24"/>
@@ -1949,13 +2853,13 @@
         </w:rPr>
         <w:fldChar w:fldCharType="end"/>
       </w:r>
-      <w:bookmarkEnd w:id="35"/>
-      <w:r>
-        <w:rPr>
-          <w:sz w:val="24"/>
-          <w:szCs w:val="24"/>
-        </w:rPr>
-        <w:t xml:space="preserve">). The Forest Vegetation Simulator (FVS) is one such model that is commonly used within the United States Forest Service (USFS) as a tool for developing forest health and management strategies. The Western Root Disease Model (WRDM) is an extension of FVS that is </w:t>
+      <w:bookmarkEnd w:id="114"/>
+      <w:r>
+        <w:rPr>
+          <w:sz w:val="24"/>
+          <w:szCs w:val="24"/>
+        </w:rPr>
+        <w:t xml:space="preserve">). The Forest Vegetation Simulator (FVS) is one such model that is commonly used within the United States Forest Service (USFS) as a tool for developing forest health and management </w:t>
       </w:r>
       <w:r>
         <w:rPr>
@@ -1963,7 +2867,7 @@
           <w:szCs w:val="24"/>
         </w:rPr>
         <w:lastRenderedPageBreak/>
-        <w:t>used for investigating the spread of root disease from a below ground perspective (Peet and Hunt, 2005).</w:t>
+        <w:t>strategies. The Western Root Disease Model (WRDM) is an extension of FVS that is used for investigating the spread of root disease from a below ground perspective (Peet and Hunt, 2005).</w:t>
       </w:r>
       <w:r>
         <w:rPr>
@@ -2026,7 +2930,7 @@
         </w:rPr>
         <w:t>(</w:t>
       </w:r>
-      <w:hyperlink r:id="rId10" w:tgtFrame="Elias Magnus Fries">
+      <w:hyperlink r:id="rId12" w:tgtFrame="Elias Magnus Fries">
         <w:r>
           <w:rPr>
             <w:sz w:val="24"/>
@@ -2076,7 +2980,7 @@
         </w:rPr>
         <w:t xml:space="preserve"> (</w:t>
       </w:r>
-      <w:hyperlink r:id="rId11" w:tgtFrame="Elias Magnus Fries">
+      <w:hyperlink r:id="rId13" w:tgtFrame="Elias Magnus Fries">
         <w:r>
           <w:rPr>
             <w:sz w:val="24"/>
@@ -2092,7 +2996,7 @@
         </w:rPr>
         <w:t xml:space="preserve">) </w:t>
       </w:r>
-      <w:hyperlink r:id="rId12">
+      <w:hyperlink r:id="rId14">
         <w:proofErr w:type="spellStart"/>
         <w:r>
           <w:rPr>
@@ -2133,7 +3037,7 @@
         </w:rPr>
         <w:t>.</w:t>
       </w:r>
-      <w:del w:id="36" w:author="Shawn McMurtrey" w:date="2022-10-11T19:13:00Z">
+      <w:del w:id="115" w:author="Shawn McMurtrey" w:date="2022-10-11T19:13:00Z">
         <w:r>
           <w:rPr>
             <w:sz w:val="24"/>
@@ -2155,17 +3059,17 @@
         <w:spacing w:line="480" w:lineRule="auto"/>
         <w:ind w:firstLine="720"/>
         <w:rPr>
-          <w:del w:id="37" w:author="Shawn McMurtrey" w:date="2022-10-12T10:28:00Z"/>
-          <w:sz w:val="24"/>
-          <w:szCs w:val="24"/>
-          <w:rPrChange w:id="38" w:author="Shawn McMurtrey" w:date="2022-10-11T19:13:00Z">
+          <w:del w:id="116" w:author="Shawn McMurtrey" w:date="2022-10-12T10:28:00Z"/>
+          <w:sz w:val="24"/>
+          <w:szCs w:val="24"/>
+          <w:rPrChange w:id="117" w:author="Shawn McMurtrey" w:date="2022-10-11T19:13:00Z">
             <w:rPr>
-              <w:del w:id="39" w:author="Shawn McMurtrey" w:date="2022-10-12T10:28:00Z"/>
+              <w:del w:id="118" w:author="Shawn McMurtrey" w:date="2022-10-12T10:28:00Z"/>
             </w:rPr>
           </w:rPrChange>
         </w:rPr>
       </w:pPr>
-      <w:commentRangeStart w:id="40"/>
+      <w:commentRangeStart w:id="119"/>
       <w:r>
         <w:rPr>
           <w:sz w:val="24"/>
@@ -2173,12 +3077,12 @@
         </w:rPr>
         <w:t>The</w:t>
       </w:r>
-      <w:commentRangeEnd w:id="40"/>
+      <w:commentRangeEnd w:id="119"/>
       <w:r>
         <w:rPr>
           <w:rStyle w:val="CommentReference"/>
         </w:rPr>
-        <w:commentReference w:id="40"/>
+        <w:commentReference w:id="119"/>
       </w:r>
       <w:r>
         <w:rPr>
@@ -2261,7 +3165,7 @@
         </w:rPr>
         <w:t xml:space="preserve"> </w:t>
       </w:r>
-      <w:hyperlink r:id="rId14" w:tgtFrame="William John Swainson">
+      <w:hyperlink r:id="rId15" w:tgtFrame="William John Swainson">
         <w:proofErr w:type="spellStart"/>
         <w:r>
           <w:rPr>
@@ -2319,7 +3223,7 @@
         </w:rPr>
         <w:t xml:space="preserve"> </w:t>
       </w:r>
-      <w:hyperlink r:id="rId15">
+      <w:hyperlink r:id="rId16">
         <w:proofErr w:type="spellStart"/>
         <w:r>
           <w:rPr>
@@ -2342,29 +3246,37 @@
           <w:sz w:val="24"/>
           <w:szCs w:val="24"/>
         </w:rPr>
-        <w:t>), both threatened species (USDA, 1990). The study area within the Siuslaw National Forest was chosen with prior knowledge that there was a high incidence rate of LRR. This was based upon a line intercept survey (Bloomberg et al., 1980) that was conducted in 1978. Our study is unique in that it provides insight into the comparison of collected data and modelled data of an area heavily infected with LRR.</w:t>
-      </w:r>
-      <w:commentRangeStart w:id="41"/>
-      <w:commentRangeStart w:id="42"/>
-      <w:commentRangeStart w:id="43"/>
-      <w:commentRangeEnd w:id="41"/>
-      <w:r>
-        <w:rPr>
-          <w:sz w:val="24"/>
-          <w:szCs w:val="24"/>
-        </w:rPr>
-        <w:commentReference w:id="41"/>
-      </w:r>
-      <w:commentRangeEnd w:id="42"/>
-      <w:commentRangeEnd w:id="43"/>
+        <w:t xml:space="preserve">), both threatened species (USDA, 1990). The study area within the Siuslaw National Forest was chosen with prior knowledge that there was a high incidence rate of LRR. This was based upon a line intercept survey (Bloomberg et al., 1980) that was conducted in 1978. Our study </w:t>
+      </w:r>
+      <w:r>
+        <w:rPr>
+          <w:sz w:val="24"/>
+          <w:szCs w:val="24"/>
+        </w:rPr>
+        <w:lastRenderedPageBreak/>
+        <w:t>is unique in that it provides insight into the comparison of collected data and modelled data of an area heavily infected with LRR.</w:t>
+      </w:r>
+      <w:commentRangeStart w:id="120"/>
+      <w:commentRangeStart w:id="121"/>
+      <w:commentRangeStart w:id="122"/>
+      <w:commentRangeEnd w:id="120"/>
+      <w:r>
+        <w:rPr>
+          <w:sz w:val="24"/>
+          <w:szCs w:val="24"/>
+        </w:rPr>
+        <w:commentReference w:id="120"/>
+      </w:r>
+      <w:commentRangeEnd w:id="121"/>
+      <w:commentRangeEnd w:id="122"/>
       <w:r>
         <w:rPr>
           <w:rStyle w:val="CommentReference"/>
         </w:rPr>
-        <w:commentReference w:id="43"/>
-      </w:r>
-      <w:r>
-        <w:commentReference w:id="42"/>
+        <w:commentReference w:id="121"/>
+      </w:r>
+      <w:r>
+        <w:commentReference w:id="122"/>
       </w:r>
     </w:p>
     <w:p>
@@ -2375,7 +3287,7 @@
           <w:sz w:val="24"/>
           <w:szCs w:val="24"/>
         </w:rPr>
-        <w:pPrChange w:id="44" w:author="Shawn McMurtrey" w:date="2022-10-12T10:28:00Z">
+        <w:pPrChange w:id="123" w:author="Shawn McMurtrey" w:date="2022-10-12T10:28:00Z">
           <w:pPr>
             <w:spacing w:line="480" w:lineRule="auto"/>
           </w:pPr>
@@ -2386,18 +3298,18 @@
       <w:pPr>
         <w:spacing w:line="480" w:lineRule="auto"/>
       </w:pPr>
-      <w:commentRangeStart w:id="45"/>
-      <w:commentRangeStart w:id="46"/>
-      <w:commentRangeEnd w:id="45"/>
-      <w:r>
-        <w:commentReference w:id="45"/>
-      </w:r>
-      <w:commentRangeEnd w:id="46"/>
+      <w:commentRangeStart w:id="124"/>
+      <w:commentRangeStart w:id="125"/>
+      <w:commentRangeEnd w:id="124"/>
+      <w:r>
+        <w:commentReference w:id="124"/>
+      </w:r>
+      <w:commentRangeEnd w:id="125"/>
       <w:r>
         <w:rPr>
           <w:rStyle w:val="CommentReference"/>
         </w:rPr>
-        <w:commentReference w:id="46"/>
+        <w:commentReference w:id="125"/>
       </w:r>
       <w:r>
         <w:rPr>
@@ -2435,7 +3347,7 @@
         </w:rPr>
         <w:t>two</w:t>
       </w:r>
-      <w:ins w:id="47" w:author="Shawn McMurtrey" w:date="2022-08-31T21:25:00Z">
+      <w:ins w:id="126" w:author="Shawn McMurtrey" w:date="2022-08-31T21:25:00Z">
         <w:r>
           <w:rPr>
             <w:sz w:val="24"/>
@@ -2685,7 +3597,7 @@
         </w:rPr>
         <w:t>This study was conducted in the Coast Range of the Siuslaw National Forest located in western Oregon, USA. Forests here contain mostly mature and old-growth Douglas-fir, along with various other trees species to include western hemlock (</w:t>
       </w:r>
-      <w:hyperlink r:id="rId16" w:tgtFrame="Learn more about Tsuga heterophylla from ScienceDirect's AI-generated Topic Pages">
+      <w:hyperlink r:id="rId17" w:tgtFrame="Learn more about Tsuga heterophylla from ScienceDirect's AI-generated Topic Pages">
         <w:r>
           <w:rPr>
             <w:i/>
@@ -2744,7 +3656,7 @@
         </w:rPr>
         <w:t>.), western redcedar (</w:t>
       </w:r>
-      <w:hyperlink r:id="rId17" w:tgtFrame="Learn more about Thuja plicata from ScienceDirect's AI-generated Topic Pages">
+      <w:hyperlink r:id="rId18" w:tgtFrame="Learn more about Thuja plicata from ScienceDirect's AI-generated Topic Pages">
         <w:r>
           <w:rPr>
             <w:i/>
@@ -2769,7 +3681,15 @@
           <w:sz w:val="24"/>
           <w:szCs w:val="24"/>
         </w:rPr>
-        <w:t>Donn ex D. Don), grand fir (</w:t>
+        <w:t xml:space="preserve">Donn ex D. Don), grand fir </w:t>
+      </w:r>
+      <w:r>
+        <w:rPr>
+          <w:sz w:val="24"/>
+          <w:szCs w:val="24"/>
+        </w:rPr>
+        <w:lastRenderedPageBreak/>
+        <w:t>(</w:t>
       </w:r>
       <w:r>
         <w:rPr>
@@ -2787,7 +3707,7 @@
         </w:rPr>
         <w:t xml:space="preserve"> (</w:t>
       </w:r>
-      <w:hyperlink r:id="rId18" w:tgtFrame="David Douglas (botanist)">
+      <w:hyperlink r:id="rId19" w:tgtFrame="David Douglas (botanist)">
         <w:r>
           <w:rPr>
             <w:sz w:val="24"/>
@@ -2803,7 +3723,7 @@
         </w:rPr>
         <w:t xml:space="preserve"> ex </w:t>
       </w:r>
-      <w:hyperlink r:id="rId19" w:tgtFrame="David Don">
+      <w:hyperlink r:id="rId20" w:tgtFrame="David Don">
         <w:r>
           <w:rPr>
             <w:sz w:val="24"/>
@@ -2819,7 +3739,7 @@
         </w:rPr>
         <w:t xml:space="preserve">) </w:t>
       </w:r>
-      <w:hyperlink r:id="rId20" w:tgtFrame="John Lindley">
+      <w:hyperlink r:id="rId21" w:tgtFrame="John Lindley">
         <w:r>
           <w:rPr>
             <w:sz w:val="24"/>
@@ -2921,15 +3841,7 @@
           <w:sz w:val="24"/>
           <w:szCs w:val="24"/>
         </w:rPr>
-        <w:t xml:space="preserve">), red alder (Alnus rubra Bong.), golden chinquapin </w:t>
-      </w:r>
-      <w:r>
-        <w:rPr>
-          <w:sz w:val="24"/>
-          <w:szCs w:val="24"/>
-        </w:rPr>
-        <w:lastRenderedPageBreak/>
-        <w:t>(</w:t>
+        <w:t>), red alder (Alnus rubra Bong.), golden chinquapin (</w:t>
       </w:r>
       <w:proofErr w:type="spellStart"/>
       <w:r>
@@ -2969,7 +3881,7 @@
         </w:rPr>
         <w:t xml:space="preserve"> (</w:t>
       </w:r>
-      <w:hyperlink r:id="rId21" w:tgtFrame="David Douglas (botanist)">
+      <w:hyperlink r:id="rId22" w:tgtFrame="David Douglas (botanist)">
         <w:r>
           <w:rPr>
             <w:sz w:val="24"/>
@@ -2985,7 +3897,7 @@
         </w:rPr>
         <w:t xml:space="preserve"> ex </w:t>
       </w:r>
-      <w:hyperlink r:id="rId22" w:tgtFrame="William Jackson Hooker">
+      <w:hyperlink r:id="rId23" w:tgtFrame="William Jackson Hooker">
         <w:r>
           <w:rPr>
             <w:sz w:val="24"/>
@@ -3001,7 +3913,7 @@
         </w:rPr>
         <w:t xml:space="preserve">) </w:t>
       </w:r>
-      <w:hyperlink r:id="rId23" w:tgtFrame="Hjelmq. (page does not exist)">
+      <w:hyperlink r:id="rId24" w:tgtFrame="Hjelmq. (page does not exist)">
         <w:proofErr w:type="spellStart"/>
         <w:r>
           <w:rPr>
@@ -3134,7 +4046,7 @@
         <w:spacing w:line="480" w:lineRule="auto"/>
         <w:ind w:firstLine="720"/>
         <w:rPr>
-          <w:ins w:id="48" w:author="Shawn McMurtrey" w:date="2022-10-12T10:33:00Z"/>
+          <w:ins w:id="127" w:author="Shawn McMurtrey" w:date="2022-10-12T10:33:00Z"/>
           <w:sz w:val="24"/>
           <w:szCs w:val="24"/>
         </w:rPr>
@@ -3146,7 +4058,7 @@
         </w:rPr>
         <w:t>The location</w:t>
       </w:r>
-      <w:ins w:id="49" w:author="Shawn McMurtrey" w:date="2022-08-31T21:31:00Z">
+      <w:ins w:id="128" w:author="Shawn McMurtrey" w:date="2022-08-31T21:31:00Z">
         <w:r>
           <w:rPr>
             <w:sz w:val="24"/>
@@ -3194,7 +4106,7 @@
         </w:rPr>
         <w:t xml:space="preserve"> and Hansen, 1982). The study area encompassed 15 stands (mean = 9.7 hectares, range = 6.7 - 14.7 hectares) across </w:t>
       </w:r>
-      <w:del w:id="50" w:author="Shawn McMurtrey" w:date="2022-10-12T10:32:00Z">
+      <w:del w:id="129" w:author="Shawn McMurtrey" w:date="2022-10-12T10:32:00Z">
         <w:r>
           <w:rPr>
             <w:sz w:val="24"/>
@@ -3243,7 +4155,7 @@
         </w:rPr>
         <w:t>Three categories of treatment areas were originally designed for this study, with five replicates for each treatment. The treatment categories included the control, that contained five stands where no thinning occurred.</w:t>
       </w:r>
-      <w:ins w:id="51" w:author="Shawn McMurtrey" w:date="2022-09-05T10:03:00Z">
+      <w:ins w:id="130" w:author="Shawn McMurtrey" w:date="2022-09-05T10:03:00Z">
         <w:r>
           <w:rPr>
             <w:sz w:val="24"/>
@@ -3252,7 +4164,7 @@
           <w:t xml:space="preserve"> The </w:t>
         </w:r>
       </w:ins>
-      <w:ins w:id="52" w:author="Shawn McMurtrey" w:date="2022-09-05T10:04:00Z">
+      <w:ins w:id="131" w:author="Shawn McMurtrey" w:date="2022-09-05T10:04:00Z">
         <w:r>
           <w:rPr>
             <w:sz w:val="24"/>
@@ -3261,7 +4173,7 @@
           <w:t>basal area of the control</w:t>
         </w:r>
       </w:ins>
-      <w:ins w:id="53" w:author="Shawn McMurtrey" w:date="2022-09-05T10:03:00Z">
+      <w:ins w:id="132" w:author="Shawn McMurtrey" w:date="2022-09-05T10:03:00Z">
         <w:r>
           <w:rPr>
             <w:sz w:val="24"/>
@@ -3270,7 +4182,7 @@
           <w:t xml:space="preserve"> stands </w:t>
         </w:r>
       </w:ins>
-      <w:ins w:id="54" w:author="Shawn McMurtrey" w:date="2022-09-05T10:04:00Z">
+      <w:ins w:id="133" w:author="Shawn McMurtrey" w:date="2022-09-05T10:04:00Z">
         <w:r>
           <w:rPr>
             <w:sz w:val="24"/>
@@ -3302,7 +4214,7 @@
         </w:rPr>
         <w:t>-1</w:t>
       </w:r>
-      <w:ins w:id="55" w:author="Shawn McMurtrey" w:date="2022-09-05T10:04:00Z">
+      <w:ins w:id="134" w:author="Shawn McMurtrey" w:date="2022-09-05T10:04:00Z">
         <w:r>
           <w:rPr>
             <w:sz w:val="24"/>
@@ -3333,7 +4245,7 @@
         </w:rPr>
         <w:t xml:space="preserve">/ha of basal area. </w:t>
       </w:r>
-      <w:ins w:id="56" w:author="Shawn McMurtrey" w:date="2022-08-19T15:00:00Z">
+      <w:ins w:id="135" w:author="Shawn McMurtrey" w:date="2022-08-19T15:00:00Z">
         <w:r>
           <w:rPr>
             <w:sz w:val="24"/>
@@ -3347,7 +4259,15 @@
           <w:sz w:val="24"/>
           <w:szCs w:val="24"/>
         </w:rPr>
-        <w:t>was made up of five stands that were thinned to 43.1 m</w:t>
+        <w:t xml:space="preserve">was made up </w:t>
+      </w:r>
+      <w:r>
+        <w:rPr>
+          <w:sz w:val="24"/>
+          <w:szCs w:val="24"/>
+        </w:rPr>
+        <w:lastRenderedPageBreak/>
+        <w:t>of five stands that were thinned to 43.1 m</w:t>
       </w:r>
       <w:r>
         <w:rPr>
@@ -3411,7 +4331,6 @@
           <w:sz w:val="24"/>
           <w:szCs w:val="24"/>
         </w:rPr>
-        <w:lastRenderedPageBreak/>
         <w:t>In 1985, prior to any treatments being conducted, a total of 75 circular, fixed radius plots were established (</w:t>
       </w:r>
       <w:r>
@@ -3444,7 +4363,7 @@
         </w:rPr>
         <w:t>. The DEM was downloaded from the USGS Earth Explorer online website (</w:t>
       </w:r>
-      <w:hyperlink r:id="rId24">
+      <w:hyperlink r:id="rId25">
         <w:r>
           <w:rPr>
             <w:rStyle w:val="Hyperlink"/>
@@ -3476,7 +4395,7 @@
       <w:pPr>
         <w:spacing w:line="480" w:lineRule="auto"/>
         <w:rPr>
-          <w:ins w:id="57" w:author="Shawn McMurtrey" w:date="2022-09-07T22:31:00Z"/>
+          <w:ins w:id="136" w:author="Shawn McMurtrey" w:date="2022-09-07T22:31:00Z"/>
           <w:sz w:val="24"/>
           <w:szCs w:val="24"/>
         </w:rPr>
@@ -3485,6 +4404,7 @@
         <w:rPr>
           <w:noProof/>
         </w:rPr>
+        <w:lastRenderedPageBreak/>
         <w:drawing>
           <wp:inline distT="0" distB="0" distL="0" distR="0" wp14:anchorId="6DABD82C" wp14:editId="7490F1EA">
             <wp:extent cx="5895975" cy="4126230"/>
@@ -3503,7 +4423,7 @@
                     </pic:cNvPicPr>
                   </pic:nvPicPr>
                   <pic:blipFill>
-                    <a:blip r:embed="rId25"/>
+                    <a:blip r:embed="rId26"/>
                     <a:stretch>
                       <a:fillRect/>
                     </a:stretch>
@@ -3523,10 +4443,10 @@
           </wp:inline>
         </w:drawing>
       </w:r>
-      <w:commentRangeStart w:id="58"/>
-      <w:commentRangeEnd w:id="58"/>
-      <w:r>
-        <w:commentReference w:id="58"/>
+      <w:commentRangeStart w:id="137"/>
+      <w:commentRangeEnd w:id="137"/>
+      <w:r>
+        <w:commentReference w:id="137"/>
       </w:r>
     </w:p>
     <w:p>
@@ -3539,7 +4459,6 @@
           <w:sz w:val="24"/>
           <w:szCs w:val="24"/>
         </w:rPr>
-        <w:lastRenderedPageBreak/>
         <w:t xml:space="preserve">Figure 1: </w:t>
       </w:r>
       <w:r>
@@ -3592,7 +4511,15 @@
           <w:sz w:val="24"/>
           <w:szCs w:val="24"/>
         </w:rPr>
-        <w:t>Beginning in 1985, the plots were surveyed and each tree within the plot was tagged with a tree identification number. The tree species, diameter at breast height (DBH) measurements, and tree health condition codes were recorded.  DBH was taken ~1.37 m from the highest point of the surface of the soil, on the uphill side of the tree. A line had been spray painted at breast height from previous surveys, to ensure consistent measurements were replicated. The breakpoint DBH was 15.24 cm and all ingrown trees that were &gt; 15.24 cm were added to the plots. Tree health conditions were assigned a code from 1 - 4 (1 = healthy, 2 = live tree with symptoms, 3 = dead from</w:t>
+        <w:t xml:space="preserve">Beginning in 1985, the plots were surveyed and each tree within the plot was tagged with a tree identification number. The tree species, diameter at breast height (DBH) measurements, and tree health condition codes were recorded.  DBH was taken </w:t>
+      </w:r>
+      <w:r>
+        <w:rPr>
+          <w:sz w:val="24"/>
+          <w:szCs w:val="24"/>
+        </w:rPr>
+        <w:lastRenderedPageBreak/>
+        <w:t>~1.37 m from the highest point of the surface of the soil, on the uphill side of the tree. A line had been spray painted at breast height from previous surveys, to ensure consistent measurements were replicated. The breakpoint DBH was 15.24 cm and all ingrown trees that were &gt; 15.24 cm were added to the plots. Tree health conditions were assigned a code from 1 - 4 (1 = healthy, 2 = live tree with symptoms, 3 = dead from</w:t>
       </w:r>
       <w:r>
         <w:rPr>
@@ -3676,15 +4603,7 @@
           <w:sz w:val="24"/>
           <w:szCs w:val="24"/>
         </w:rPr>
-        <w:t xml:space="preserve"> agar) in a low </w:t>
-      </w:r>
-      <w:r>
-        <w:rPr>
-          <w:sz w:val="24"/>
-          <w:szCs w:val="24"/>
-        </w:rPr>
-        <w:lastRenderedPageBreak/>
-        <w:t xml:space="preserve">temperature incubator 815 (Precision Scientific Inc., Chicago, IL) at 20°C for 4 - 6 weeks. Confirmation of setal hyphae was later confirmed by viewing under a dissecting microscope. </w:t>
+        <w:t xml:space="preserve"> agar) in a low temperature incubator 815 (Precision Scientific Inc., Chicago, IL) at 20°C for 4 - 6 weeks. Confirmation of setal hyphae was later confirmed by viewing under a dissecting microscope. </w:t>
       </w:r>
     </w:p>
     <w:p>
@@ -3727,7 +4646,15 @@
           <w:sz w:val="24"/>
           <w:szCs w:val="24"/>
         </w:rPr>
-        <w:t>Extensive data cleaning and validation was required to identify data entry errors, inconsistencies in variable names or values, to identify missing data, and to make sure that data from different years adhered to the same format. Data was also subset and reshaped (wide to long) and stand-level summary statistics were generated to facilitate statistics and visualization for specific questions such as mean DBH. The data was primarily cleaned in Microsoft Excel</w:t>
+        <w:t xml:space="preserve">Extensive data cleaning and validation was required to identify data entry errors, inconsistencies in variable names or values, to identify missing data, and to make sure that data from different years adhered to the same format. Data was also subset and reshaped (wide to long) and stand-level summary statistics were generated to facilitate statistics and visualization for specific questions such as mean DBH. The data was </w:t>
+      </w:r>
+      <w:r>
+        <w:rPr>
+          <w:sz w:val="24"/>
+          <w:szCs w:val="24"/>
+        </w:rPr>
+        <w:lastRenderedPageBreak/>
+        <w:t>primarily cleaned in Microsoft Excel</w:t>
       </w:r>
       <w:r>
         <w:t xml:space="preserve"> </w:t>
@@ -3754,7 +4681,7 @@
         </w:rPr>
         <w:t xml:space="preserve">). First, formatting was done for all years to make the data consistent. Next the sheet was sorted to ensure that there were no measurements included within the data that had &lt; 15.24cm DBH. All data with &lt; 15.24cm DBH were deleted, and a list was made to document all the trees that were removed. There were several large trees that were within the plots and added as part of the 2020 data collection. These trees had not been accounted for during any of the previous years. Any of these trees that were &gt; 25cm were also removed as part of the data cleaning process to account for larger outlier trees that might skew the data. Condition codes for all trees were then recorded if any were missing and could be positively identified from previous/current years or through the notes documented from previous years. Detailed steps of the data cleaning methods can be found </w:t>
       </w:r>
-      <w:del w:id="59" w:author="Shawn McMurtrey" w:date="2022-08-31T21:41:00Z">
+      <w:del w:id="138" w:author="Shawn McMurtrey" w:date="2022-08-31T21:41:00Z">
         <w:r>
           <w:rPr>
             <w:sz w:val="24"/>
@@ -3763,7 +4690,7 @@
           <w:delText xml:space="preserve">here </w:delText>
         </w:r>
       </w:del>
-      <w:ins w:id="60" w:author="Shawn McMurtrey" w:date="2022-08-31T21:41:00Z">
+      <w:ins w:id="139" w:author="Shawn McMurtrey" w:date="2022-08-31T21:41:00Z">
         <w:r>
           <w:rPr>
             <w:sz w:val="24"/>
@@ -3788,7 +4715,7 @@
           <w:t xml:space="preserve"> repository: </w:t>
         </w:r>
       </w:ins>
-      <w:hyperlink r:id="rId26">
+      <w:hyperlink r:id="rId27">
         <w:r>
           <w:rPr>
             <w:rStyle w:val="Hyperlink"/>
@@ -3799,7 +4726,7 @@
           <w:t>https://mcmurtrs.github.io/WoodsCreek/</w:t>
         </w:r>
       </w:hyperlink>
-      <w:ins w:id="61" w:author="Shawn McMurtrey" w:date="2022-08-31T21:41:00Z">
+      <w:ins w:id="140" w:author="Shawn McMurtrey" w:date="2022-08-31T21:41:00Z">
         <w:r>
           <w:rPr>
             <w:rStyle w:val="Hyperlink"/>
@@ -3879,7 +4806,7 @@
         </w:rPr>
         <w:t xml:space="preserve">A one-way analysis of variance (ANOVA) was conducted to test the main effect of </w:t>
       </w:r>
-      <w:ins w:id="62" w:author="Unknown Author" w:date="2022-10-07T14:46:00Z">
+      <w:ins w:id="141" w:author="Unknown Author" w:date="2022-10-07T14:46:00Z">
         <w:r>
           <w:rPr>
             <w:bCs/>
@@ -3890,7 +4817,7 @@
           <w:t xml:space="preserve">treatment on </w:t>
         </w:r>
       </w:ins>
-      <w:ins w:id="63" w:author="Unknown Author" w:date="2022-10-07T14:47:00Z">
+      <w:ins w:id="142" w:author="Unknown Author" w:date="2022-10-07T14:47:00Z">
         <w:r>
           <w:rPr>
             <w:bCs/>
@@ -3930,7 +4857,7 @@
         </w:rPr>
         <w:t xml:space="preserve">cumulative </w:t>
       </w:r>
-      <w:ins w:id="64" w:author="Unknown Author" w:date="2022-10-07T14:46:00Z">
+      <w:ins w:id="143" w:author="Unknown Author" w:date="2022-10-07T14:46:00Z">
         <w:r>
           <w:rPr>
             <w:bCs/>
@@ -3950,7 +4877,7 @@
         </w:rPr>
         <w:t>stand mortality</w:t>
       </w:r>
-      <w:ins w:id="65" w:author="Unknown Author" w:date="2022-10-07T14:49:00Z">
+      <w:ins w:id="144" w:author="Unknown Author" w:date="2022-10-07T14:49:00Z">
         <w:r>
           <w:rPr>
             <w:bCs/>
@@ -3958,10 +4885,8 @@
             <w:sz w:val="24"/>
             <w:szCs w:val="24"/>
           </w:rPr>
-          <w:t xml:space="preserve"> caused by LRR</w:t>
-        </w:r>
-      </w:ins>
-      <w:ins w:id="66" w:author="Unknown Author" w:date="2022-10-07T14:55:00Z">
+          <w:t xml:space="preserve"> </w:t>
+        </w:r>
         <w:r>
           <w:rPr>
             <w:bCs/>
@@ -3969,6 +4894,18 @@
             <w:sz w:val="24"/>
             <w:szCs w:val="24"/>
           </w:rPr>
+          <w:lastRenderedPageBreak/>
+          <w:t>caused by LRR</w:t>
+        </w:r>
+      </w:ins>
+      <w:ins w:id="145" w:author="Unknown Author" w:date="2022-10-07T14:55:00Z">
+        <w:r>
+          <w:rPr>
+            <w:bCs/>
+            <w:iCs/>
+            <w:sz w:val="24"/>
+            <w:szCs w:val="24"/>
+          </w:rPr>
           <w:t>.</w:t>
         </w:r>
       </w:ins>
@@ -3981,7 +4918,7 @@
         </w:rPr>
         <w:t xml:space="preserve"> </w:t>
       </w:r>
-      <w:del w:id="67" w:author="Unknown Author" w:date="2022-10-07T14:49:00Z">
+      <w:del w:id="146" w:author="Unknown Author" w:date="2022-10-07T14:49:00Z">
         <w:r>
           <w:rPr>
             <w:bCs/>
@@ -3992,7 +4929,7 @@
           <w:delText>(dead/total)</w:delText>
         </w:r>
       </w:del>
-      <w:del w:id="68" w:author="Unknown Author" w:date="2022-10-07T14:47:00Z">
+      <w:del w:id="147" w:author="Unknown Author" w:date="2022-10-07T14:47:00Z">
         <w:r>
           <w:rPr>
             <w:bCs/>
@@ -4003,7 +4940,7 @@
           <w:delText xml:space="preserve"> by</w:delText>
         </w:r>
       </w:del>
-      <w:del w:id="69" w:author="Unknown Author" w:date="2022-10-07T14:46:00Z">
+      <w:del w:id="148" w:author="Unknown Author" w:date="2022-10-07T14:46:00Z">
         <w:r>
           <w:rPr>
             <w:bCs/>
@@ -4014,7 +4951,7 @@
           <w:delText xml:space="preserve"> treatment</w:delText>
         </w:r>
       </w:del>
-      <w:del w:id="70" w:author="Unknown Author" w:date="2022-10-07T14:49:00Z">
+      <w:del w:id="149" w:author="Unknown Author" w:date="2022-10-07T14:49:00Z">
         <w:r>
           <w:rPr>
             <w:bCs/>
@@ -4034,7 +4971,7 @@
         </w:rPr>
         <w:t xml:space="preserve"> </w:t>
       </w:r>
-      <w:ins w:id="71" w:author="Unknown Author" w:date="2022-10-07T14:50:00Z">
+      <w:ins w:id="150" w:author="Unknown Author" w:date="2022-10-07T14:50:00Z">
         <w:r>
           <w:rPr>
             <w:bCs/>
@@ -4055,7 +4992,7 @@
         </w:rPr>
         <w:t xml:space="preserve">A two-way ANOVA was also used to test </w:t>
       </w:r>
-      <w:del w:id="72" w:author="Unknown Author" w:date="2022-10-07T14:47:00Z">
+      <w:del w:id="151" w:author="Unknown Author" w:date="2022-10-07T14:47:00Z">
         <w:r>
           <w:rPr>
             <w:bCs/>
@@ -4066,7 +5003,7 @@
           <w:delText>for an</w:delText>
         </w:r>
       </w:del>
-      <w:ins w:id="73" w:author="Unknown Author" w:date="2022-10-07T14:47:00Z">
+      <w:ins w:id="152" w:author="Unknown Author" w:date="2022-10-07T14:47:00Z">
         <w:r>
           <w:rPr>
             <w:bCs/>
@@ -4096,7 +5033,7 @@
         </w:rPr>
         <w:t xml:space="preserve">treatment </w:t>
       </w:r>
-      <w:ins w:id="74" w:author="Unknown Author" w:date="2022-10-07T14:50:00Z">
+      <w:ins w:id="153" w:author="Unknown Author" w:date="2022-10-07T14:50:00Z">
         <w:r>
           <w:rPr>
             <w:bCs/>
@@ -4117,7 +5054,7 @@
           <w:t xml:space="preserve"> mortality while </w:t>
         </w:r>
       </w:ins>
-      <w:del w:id="75" w:author="Unknown Author" w:date="2022-10-07T14:47:00Z">
+      <w:del w:id="154" w:author="Unknown Author" w:date="2022-10-07T14:47:00Z">
         <w:r>
           <w:rPr>
             <w:bCs/>
@@ -4128,7 +5065,7 @@
           <w:delText>by</w:delText>
         </w:r>
       </w:del>
-      <w:ins w:id="76" w:author="Unknown Author" w:date="2022-10-07T14:47:00Z">
+      <w:ins w:id="155" w:author="Unknown Author" w:date="2022-10-07T14:47:00Z">
         <w:r>
           <w:rPr>
             <w:bCs/>
@@ -4148,7 +5085,7 @@
         </w:rPr>
         <w:t xml:space="preserve"> </w:t>
       </w:r>
-      <w:ins w:id="77" w:author="Unknown Author" w:date="2022-10-07T14:48:00Z">
+      <w:ins w:id="156" w:author="Unknown Author" w:date="2022-10-07T14:48:00Z">
         <w:r>
           <w:rPr>
             <w:bCs/>
@@ -4168,7 +5105,7 @@
         </w:rPr>
         <w:t xml:space="preserve">presence </w:t>
       </w:r>
-      <w:ins w:id="78" w:author="Unknown Author" w:date="2022-10-07T14:48:00Z">
+      <w:ins w:id="157" w:author="Unknown Author" w:date="2022-10-07T14:48:00Z">
         <w:r>
           <w:rPr>
             <w:bCs/>
@@ -4207,7 +5144,7 @@
           <w:t xml:space="preserve">. </w:t>
         </w:r>
       </w:ins>
-      <w:del w:id="79" w:author="Unknown Author" w:date="2022-10-07T14:49:00Z">
+      <w:del w:id="158" w:author="Unknown Author" w:date="2022-10-07T14:49:00Z">
         <w:r>
           <w:rPr>
             <w:bCs/>
@@ -4219,7 +5156,7 @@
           <w:delText>(P) over absence (A) of</w:delText>
         </w:r>
       </w:del>
-      <w:del w:id="80" w:author="Unknown Author" w:date="2022-10-07T14:47:00Z">
+      <w:del w:id="159" w:author="Unknown Author" w:date="2022-10-07T14:47:00Z">
         <w:r>
           <w:rPr>
             <w:bCs/>
@@ -4248,7 +5185,7 @@
         </w:rPr>
         <w:t xml:space="preserve"> </w:t>
       </w:r>
-      <w:del w:id="81" w:author="Unknown Author" w:date="2022-10-07T14:50:00Z">
+      <w:del w:id="160" w:author="Unknown Author" w:date="2022-10-07T14:50:00Z">
         <w:r>
           <w:rPr>
             <w:sz w:val="24"/>
@@ -4344,7 +5281,7 @@
         </w:rPr>
         <w:br/>
       </w:r>
-      <w:del w:id="82" w:author="Unknown Author" w:date="2022-10-07T14:51:00Z">
+      <w:del w:id="161" w:author="Unknown Author" w:date="2022-10-07T14:51:00Z">
         <w:r>
           <w:rPr>
             <w:sz w:val="24"/>
@@ -4354,7 +5291,7 @@
           <w:delText xml:space="preserve"> </w:delText>
         </w:r>
       </w:del>
-      <w:commentRangeStart w:id="83"/>
+      <w:commentRangeStart w:id="162"/>
       <w:r>
         <w:rPr>
           <w:sz w:val="24"/>
@@ -4392,7 +5329,7 @@
         </w:rPr>
         <w:t xml:space="preserve">Treatment </w:t>
       </w:r>
-      <w:ins w:id="84" w:author="Unknown Author" w:date="2022-10-07T14:52:00Z">
+      <w:ins w:id="163" w:author="Unknown Author" w:date="2022-10-07T14:52:00Z">
         <w:r>
           <w:rPr>
             <w:rFonts w:ascii="Segoe UI" w:hAnsi="Segoe UI" w:cs="Segoe UI"/>
@@ -4415,7 +5352,7 @@
         </w:rPr>
         <w:t>+ P/A</w:t>
       </w:r>
-      <w:ins w:id="85" w:author="Unknown Author" w:date="2022-10-07T14:52:00Z">
+      <w:ins w:id="164" w:author="Unknown Author" w:date="2022-10-07T14:52:00Z">
         <w:r>
           <w:rPr>
             <w:rFonts w:ascii="Segoe UI" w:hAnsi="Segoe UI" w:cs="Segoe UI"/>
@@ -4428,21 +5365,20 @@
         </w:r>
       </w:ins>
     </w:p>
-    <w:commentRangeEnd w:id="83"/>
+    <w:commentRangeEnd w:id="162"/>
     <w:p>
       <w:pPr>
         <w:spacing w:line="480" w:lineRule="auto"/>
         <w:rPr>
-          <w:ins w:id="86" w:author="Unknown Author" w:date="2022-10-07T14:55:00Z"/>
+          <w:ins w:id="165" w:author="Unknown Author" w:date="2022-10-07T14:55:00Z"/>
           <w:b/>
           <w:sz w:val="24"/>
           <w:szCs w:val="24"/>
         </w:rPr>
       </w:pPr>
-      <w:ins w:id="87" w:author="Unknown Author" w:date="2022-10-07T14:52:00Z">
-        <w:r>
-          <w:lastRenderedPageBreak/>
-          <w:commentReference w:id="83"/>
+      <w:ins w:id="166" w:author="Unknown Author" w:date="2022-10-07T14:52:00Z">
+        <w:r>
+          <w:commentReference w:id="162"/>
         </w:r>
       </w:ins>
     </w:p>
@@ -4455,16 +5391,16 @@
           <w:szCs w:val="24"/>
         </w:rPr>
       </w:pPr>
-      <w:commentRangeStart w:id="88"/>
-      <w:commentRangeEnd w:id="88"/>
-      <w:ins w:id="89" w:author="Unknown Author" w:date="2022-10-07T14:56:00Z">
+      <w:commentRangeStart w:id="167"/>
+      <w:commentRangeEnd w:id="167"/>
+      <w:ins w:id="168" w:author="Unknown Author" w:date="2022-10-07T14:56:00Z">
         <w:r>
           <w:rPr>
             <w:b/>
             <w:sz w:val="24"/>
             <w:szCs w:val="24"/>
           </w:rPr>
-          <w:commentReference w:id="88"/>
+          <w:commentReference w:id="167"/>
         </w:r>
       </w:ins>
     </w:p>
@@ -4492,7 +5428,15 @@
           <w:sz w:val="24"/>
           <w:szCs w:val="24"/>
         </w:rPr>
-        <w:t>Individual stand files were each run within FVS v. 3261, RV: 2020.10.10, through the graphical user interface. The variant used for all modelled runs was the Pacific Northwest Coast (PN) variant. Cleaned excel files were formatted to work with FVS. Underlying data errors were initially checked in FVS using the “stand summary data'' option. For the FVS analysis, two comparisons were made; the first comparison involved the observed data compared to a default run in FVS. The second comparison included a comparison of the observed data with the WRDM extension using default parameters.</w:t>
+        <w:t xml:space="preserve">Individual stand files were each run within FVS v. 3261, RV: 2020.10.10, through the graphical user interface. The variant used for all modelled runs was the Pacific Northwest Coast (PN) variant. Cleaned excel files were formatted to work with FVS. Underlying data errors were initially checked in FVS using the “stand summary data'' option. For the FVS analysis, two comparisons were made; the first comparison involved the observed data compared to a default run in FVS. The second comparison included a comparison of the observed data with the WRDM extension using default </w:t>
+      </w:r>
+      <w:r>
+        <w:rPr>
+          <w:sz w:val="24"/>
+          <w:szCs w:val="24"/>
+        </w:rPr>
+        <w:lastRenderedPageBreak/>
+        <w:t>parameters.</w:t>
       </w:r>
       <w:r>
         <w:rPr>
@@ -4585,15 +5529,7 @@
           <w:sz w:val="24"/>
           <w:szCs w:val="24"/>
         </w:rPr>
-        <w:t xml:space="preserve"> The default value of 25% (0.125 </w:t>
-      </w:r>
-      <w:r>
-        <w:rPr>
-          <w:sz w:val="24"/>
-          <w:szCs w:val="24"/>
-        </w:rPr>
-        <w:lastRenderedPageBreak/>
-        <w:t>acres) was used for total root disease areas. Number of root disease centers was set to the default value of 20. The number of infected and uninfected trees in disease centers was set at the default value of 50%. Level of root system infected was set at the default value of 10% (David 2018).</w:t>
+        <w:t xml:space="preserve"> The default value of 25% (0.125 acres) was used for total root disease areas. Number of root disease centers was set to the default value of 20. The number of infected and uninfected trees in disease centers was set at the default value of 50%. Level of root system infected was set at the default value of 10% (David 2018).</w:t>
       </w:r>
       <w:r>
         <w:rPr>
@@ -4717,7 +5653,15 @@
           <w:sz w:val="24"/>
           <w:szCs w:val="24"/>
         </w:rPr>
-        <w:t xml:space="preserve">R Studio for downstream analysis. Over 30 separate runs were made using FVS and WRDM for the final analysis. For reproducibility purposes, all input data files, output data files, and log files can be found at </w:t>
+        <w:t xml:space="preserve">R Studio for downstream analysis. Over 30 separate runs were made using FVS and </w:t>
+      </w:r>
+      <w:r>
+        <w:rPr>
+          <w:sz w:val="24"/>
+          <w:szCs w:val="24"/>
+        </w:rPr>
+        <w:lastRenderedPageBreak/>
+        <w:t xml:space="preserve">WRDM for the final analysis. For reproducibility purposes, all input data files, output data files, and log files can be found at </w:t>
       </w:r>
       <w:r>
         <w:rPr>
@@ -4749,7 +5693,7 @@
         </w:rPr>
         <w:t xml:space="preserve">2.2 </w:t>
       </w:r>
-      <w:ins w:id="90" w:author="Shawn McMurtrey" w:date="2022-08-19T09:48:00Z">
+      <w:ins w:id="169" w:author="Shawn McMurtrey" w:date="2022-08-19T09:48:00Z">
         <w:r>
           <w:rPr>
             <w:b/>
@@ -4759,7 +5703,7 @@
           <w:t xml:space="preserve">Apiary </w:t>
         </w:r>
       </w:ins>
-      <w:del w:id="91" w:author="Shawn McMurtrey" w:date="2022-08-19T09:48:00Z">
+      <w:del w:id="170" w:author="Shawn McMurtrey" w:date="2022-08-19T09:48:00Z">
         <w:r>
           <w:rPr>
             <w:b/>
@@ -4769,7 +5713,7 @@
           <w:delText>H</w:delText>
         </w:r>
       </w:del>
-      <w:ins w:id="92" w:author="Shawn McMurtrey" w:date="2022-08-19T09:48:00Z">
+      <w:ins w:id="171" w:author="Shawn McMurtrey" w:date="2022-08-19T09:48:00Z">
         <w:r>
           <w:rPr>
             <w:b/>
@@ -4810,7 +5754,7 @@
           <w:szCs w:val="24"/>
         </w:rPr>
       </w:pPr>
-      <w:ins w:id="93" w:author="Shawn McMurtrey" w:date="2022-08-19T10:11:00Z">
+      <w:ins w:id="172" w:author="Shawn McMurtrey" w:date="2022-08-19T10:11:00Z">
         <w:r>
           <w:rPr>
             <w:sz w:val="24"/>
@@ -4819,7 +5763,7 @@
           <w:t xml:space="preserve">The Apiary study </w:t>
         </w:r>
       </w:ins>
-      <w:ins w:id="94" w:author="Shawn McMurtrey" w:date="2022-08-19T13:48:00Z">
+      <w:ins w:id="173" w:author="Shawn McMurtrey" w:date="2022-08-19T13:48:00Z">
         <w:r>
           <w:rPr>
             <w:sz w:val="24"/>
@@ -4828,7 +5772,7 @@
           <w:t xml:space="preserve">area </w:t>
         </w:r>
       </w:ins>
-      <w:ins w:id="95" w:author="Shawn McMurtrey" w:date="2022-08-19T13:49:00Z">
+      <w:ins w:id="174" w:author="Shawn McMurtrey" w:date="2022-08-19T13:49:00Z">
         <w:r>
           <w:rPr>
             <w:sz w:val="24"/>
@@ -4837,7 +5781,7 @@
           <w:t>was a</w:t>
         </w:r>
       </w:ins>
-      <w:del w:id="96" w:author="Shawn McMurtrey" w:date="2022-08-19T13:48:00Z">
+      <w:del w:id="175" w:author="Shawn McMurtrey" w:date="2022-08-19T13:48:00Z">
         <w:r>
           <w:rPr>
             <w:sz w:val="24"/>
@@ -4853,7 +5797,7 @@
         </w:rPr>
         <w:t xml:space="preserve">14 hectare privately owned stand of </w:t>
       </w:r>
-      <w:ins w:id="97" w:author="Shawn McMurtrey" w:date="2022-08-19T14:00:00Z">
+      <w:ins w:id="176" w:author="Shawn McMurtrey" w:date="2022-08-19T14:00:00Z">
         <w:r>
           <w:rPr>
             <w:sz w:val="24"/>
@@ -4869,7 +5813,7 @@
         </w:rPr>
         <w:t>40-year-old Douglas-fir</w:t>
       </w:r>
-      <w:ins w:id="98" w:author="Shawn McMurtrey" w:date="2022-08-19T14:00:00Z">
+      <w:ins w:id="177" w:author="Shawn McMurtrey" w:date="2022-08-19T14:00:00Z">
         <w:r>
           <w:rPr>
             <w:sz w:val="24"/>
@@ -4886,7 +5830,7 @@
           <w:t>USA</w:t>
         </w:r>
       </w:ins>
-      <w:ins w:id="99" w:author="Shawn McMurtrey" w:date="2022-08-19T14:01:00Z">
+      <w:ins w:id="178" w:author="Shawn McMurtrey" w:date="2022-08-19T14:01:00Z">
         <w:r>
           <w:rPr>
             <w:sz w:val="24"/>
@@ -4895,7 +5839,7 @@
           <w:t>.</w:t>
         </w:r>
       </w:ins>
-      <w:del w:id="100" w:author="Shawn McMurtrey" w:date="2022-08-19T13:49:00Z">
+      <w:del w:id="179" w:author="Shawn McMurtrey" w:date="2022-08-19T13:49:00Z">
         <w:r>
           <w:rPr>
             <w:sz w:val="24"/>
@@ -4904,7 +5848,7 @@
           <w:delText>, at</w:delText>
         </w:r>
       </w:del>
-      <w:del w:id="101" w:author="Shawn McMurtrey" w:date="2022-08-19T14:00:00Z">
+      <w:del w:id="180" w:author="Shawn McMurtrey" w:date="2022-08-19T14:00:00Z">
         <w:r>
           <w:rPr>
             <w:sz w:val="24"/>
@@ -4913,7 +5857,7 @@
           <w:delText xml:space="preserve"> </w:delText>
         </w:r>
       </w:del>
-      <w:del w:id="102" w:author="Shawn McMurtrey" w:date="2022-08-19T13:50:00Z">
+      <w:del w:id="181" w:author="Shawn McMurtrey" w:date="2022-08-19T13:50:00Z">
         <w:r>
           <w:rPr>
             <w:sz w:val="24"/>
@@ -4922,7 +5866,7 @@
           <w:delText>t</w:delText>
         </w:r>
       </w:del>
-      <w:del w:id="103" w:author="Shawn McMurtrey" w:date="2022-08-19T13:51:00Z">
+      <w:del w:id="182" w:author="Shawn McMurtrey" w:date="2022-08-19T13:51:00Z">
         <w:r>
           <w:rPr>
             <w:sz w:val="24"/>
@@ -4931,7 +5875,7 @@
           <w:delText>he</w:delText>
         </w:r>
       </w:del>
-      <w:del w:id="104" w:author="Shawn McMurtrey" w:date="2022-08-19T14:00:00Z">
+      <w:del w:id="183" w:author="Shawn McMurtrey" w:date="2022-08-19T14:00:00Z">
         <w:r>
           <w:rPr>
             <w:sz w:val="24"/>
@@ -4940,7 +5884,7 @@
           <w:delText xml:space="preserve"> </w:delText>
         </w:r>
       </w:del>
-      <w:ins w:id="105" w:author="Shawn McMurtrey" w:date="2022-08-19T13:51:00Z">
+      <w:ins w:id="184" w:author="Shawn McMurtrey" w:date="2022-08-19T13:51:00Z">
         <w:r>
           <w:rPr>
             <w:sz w:val="24"/>
@@ -4964,7 +5908,7 @@
         </w:rPr>
         <w:t>,</w:t>
       </w:r>
-      <w:ins w:id="106" w:author="Shawn McMurtrey" w:date="2022-08-19T13:51:00Z">
+      <w:ins w:id="185" w:author="Shawn McMurtrey" w:date="2022-08-19T13:51:00Z">
         <w:r>
           <w:rPr>
             <w:sz w:val="24"/>
@@ -4973,7 +5917,7 @@
           <w:t xml:space="preserve"> it was </w:t>
         </w:r>
       </w:ins>
-      <w:del w:id="107" w:author="Shawn McMurtrey" w:date="2022-08-19T13:51:00Z">
+      <w:del w:id="186" w:author="Shawn McMurtrey" w:date="2022-08-19T13:51:00Z">
         <w:r>
           <w:rPr>
             <w:sz w:val="24"/>
@@ -4989,7 +5933,7 @@
         </w:rPr>
         <w:t>owned by</w:t>
       </w:r>
-      <w:ins w:id="108" w:author="Shawn McMurtrey" w:date="2022-08-19T13:52:00Z">
+      <w:ins w:id="187" w:author="Shawn McMurtrey" w:date="2022-08-19T13:52:00Z">
         <w:r>
           <w:rPr>
             <w:sz w:val="24"/>
@@ -5005,7 +5949,7 @@
         </w:rPr>
         <w:t xml:space="preserve"> International Paper Co</w:t>
       </w:r>
-      <w:ins w:id="109" w:author="Shawn McMurtrey" w:date="2022-08-19T13:52:00Z">
+      <w:ins w:id="188" w:author="Shawn McMurtrey" w:date="2022-08-19T13:52:00Z">
         <w:r>
           <w:rPr>
             <w:sz w:val="24"/>
@@ -5014,7 +5958,7 @@
           <w:t>mpany.</w:t>
         </w:r>
       </w:ins>
-      <w:del w:id="110" w:author="Shawn McMurtrey" w:date="2022-08-19T13:52:00Z">
+      <w:del w:id="189" w:author="Shawn McMurtrey" w:date="2022-08-19T13:52:00Z">
         <w:r>
           <w:rPr>
             <w:sz w:val="24"/>
@@ -5030,7 +5974,7 @@
         </w:rPr>
         <w:t xml:space="preserve"> </w:t>
       </w:r>
-      <w:del w:id="111" w:author="Shawn McMurtrey" w:date="2022-08-19T14:01:00Z">
+      <w:del w:id="190" w:author="Shawn McMurtrey" w:date="2022-08-19T14:01:00Z">
         <w:r>
           <w:rPr>
             <w:sz w:val="24"/>
@@ -5039,7 +5983,7 @@
           <w:delText xml:space="preserve">was selected based on high incidence of </w:delText>
         </w:r>
       </w:del>
-      <w:del w:id="112" w:author="Shawn McMurtrey" w:date="2022-08-19T13:53:00Z">
+      <w:del w:id="191" w:author="Shawn McMurtrey" w:date="2022-08-19T13:53:00Z">
         <w:r>
           <w:rPr>
             <w:sz w:val="24"/>
@@ -5048,7 +5992,7 @@
           <w:delText>laminated root rot</w:delText>
         </w:r>
       </w:del>
-      <w:del w:id="113" w:author="Shawn McMurtrey" w:date="2022-08-19T14:01:00Z">
+      <w:del w:id="192" w:author="Shawn McMurtrey" w:date="2022-08-19T14:01:00Z">
         <w:r>
           <w:rPr>
             <w:sz w:val="24"/>
@@ -5057,7 +6001,7 @@
           <w:delText xml:space="preserve"> </w:delText>
         </w:r>
       </w:del>
-      <w:del w:id="114" w:author="Shawn McMurtrey" w:date="2022-08-19T13:53:00Z">
+      <w:del w:id="193" w:author="Shawn McMurtrey" w:date="2022-08-19T13:53:00Z">
         <w:r>
           <w:rPr>
             <w:sz w:val="24"/>
@@ -5066,7 +6010,7 @@
           <w:delText>(</w:delText>
         </w:r>
       </w:del>
-      <w:del w:id="115" w:author="Shawn McMurtrey" w:date="2022-08-19T14:01:00Z">
+      <w:del w:id="194" w:author="Shawn McMurtrey" w:date="2022-08-19T14:01:00Z">
         <w:r>
           <w:rPr>
             <w:sz w:val="24"/>
@@ -5075,7 +6019,7 @@
           <w:delText>LRR</w:delText>
         </w:r>
       </w:del>
-      <w:del w:id="116" w:author="Shawn McMurtrey" w:date="2022-08-19T13:53:00Z">
+      <w:del w:id="195" w:author="Shawn McMurtrey" w:date="2022-08-19T13:53:00Z">
         <w:r>
           <w:rPr>
             <w:sz w:val="24"/>
@@ -5084,7 +6028,7 @@
           <w:delText>)</w:delText>
         </w:r>
       </w:del>
-      <w:del w:id="117" w:author="Shawn McMurtrey" w:date="2022-08-19T14:01:00Z">
+      <w:del w:id="196" w:author="Shawn McMurtrey" w:date="2022-08-19T14:01:00Z">
         <w:r>
           <w:rPr>
             <w:sz w:val="24"/>
@@ -5117,7 +6061,7 @@
         </w:rPr>
         <w:t xml:space="preserve"> on a </w:t>
       </w:r>
-      <w:ins w:id="118" w:author="Shawn McMurtrey" w:date="2022-08-19T13:56:00Z">
+      <w:ins w:id="197" w:author="Shawn McMurtrey" w:date="2022-08-19T13:56:00Z">
         <w:r>
           <w:rPr>
             <w:sz w:val="24"/>
@@ -5133,7 +6077,7 @@
         </w:rPr>
         <w:t xml:space="preserve">NE slope </w:t>
       </w:r>
-      <w:del w:id="119" w:author="Shawn McMurtrey" w:date="2022-08-19T13:57:00Z">
+      <w:del w:id="198" w:author="Shawn McMurtrey" w:date="2022-08-19T13:57:00Z">
         <w:r>
           <w:rPr>
             <w:sz w:val="24"/>
@@ -5142,7 +6086,7 @@
           <w:delText xml:space="preserve">at about </w:delText>
         </w:r>
       </w:del>
-      <w:ins w:id="120" w:author="Shawn McMurtrey" w:date="2022-08-19T13:57:00Z">
+      <w:ins w:id="199" w:author="Shawn McMurtrey" w:date="2022-08-19T13:57:00Z">
         <w:r>
           <w:rPr>
             <w:sz w:val="24"/>
@@ -5151,7 +6095,7 @@
           <w:t xml:space="preserve"> with a mean</w:t>
         </w:r>
       </w:ins>
-      <w:del w:id="121" w:author="Shawn McMurtrey" w:date="2022-08-19T13:57:00Z">
+      <w:del w:id="200" w:author="Shawn McMurtrey" w:date="2022-08-19T13:57:00Z">
         <w:r>
           <w:rPr>
             <w:sz w:val="24"/>
@@ -5175,7 +6119,7 @@
         </w:rPr>
         <w:t>elevation</w:t>
       </w:r>
-      <w:del w:id="122" w:author="Shawn McMurtrey" w:date="2022-08-19T14:00:00Z">
+      <w:del w:id="201" w:author="Shawn McMurtrey" w:date="2022-08-19T14:00:00Z">
         <w:r>
           <w:rPr>
             <w:sz w:val="24"/>
@@ -5184,7 +6128,7 @@
           <w:delText xml:space="preserve"> </w:delText>
         </w:r>
       </w:del>
-      <w:ins w:id="123" w:author="Shawn McMurtrey" w:date="2022-08-19T14:01:00Z">
+      <w:ins w:id="202" w:author="Shawn McMurtrey" w:date="2022-08-19T14:01:00Z">
         <w:r>
           <w:rPr>
             <w:sz w:val="24"/>
@@ -5201,7 +6145,7 @@
           <w:t xml:space="preserve"> 335 m</w:t>
         </w:r>
       </w:ins>
-      <w:ins w:id="124" w:author="Shawn McMurtrey" w:date="2022-08-19T14:13:00Z">
+      <w:ins w:id="203" w:author="Shawn McMurtrey" w:date="2022-08-19T14:13:00Z">
         <w:r>
           <w:rPr>
             <w:sz w:val="24"/>
@@ -5226,7 +6170,7 @@
           <w:t xml:space="preserve"> &amp;</w:t>
         </w:r>
       </w:ins>
-      <w:ins w:id="125" w:author="Shawn McMurtrey" w:date="2022-08-19T14:14:00Z">
+      <w:ins w:id="204" w:author="Shawn McMurtrey" w:date="2022-08-19T14:14:00Z">
         <w:r>
           <w:rPr>
             <w:sz w:val="24"/>
@@ -5251,7 +6195,7 @@
           <w:t xml:space="preserve"> 2005)</w:t>
         </w:r>
       </w:ins>
-      <w:ins w:id="126" w:author="Shawn McMurtrey" w:date="2022-08-19T14:01:00Z">
+      <w:ins w:id="205" w:author="Shawn McMurtrey" w:date="2022-08-19T14:01:00Z">
         <w:r>
           <w:rPr>
             <w:sz w:val="24"/>
@@ -5260,7 +6204,7 @@
           <w:t>.</w:t>
         </w:r>
       </w:ins>
-      <w:del w:id="127" w:author="Shawn McMurtrey" w:date="2022-08-19T14:00:00Z">
+      <w:del w:id="206" w:author="Shawn McMurtrey" w:date="2022-08-19T14:00:00Z">
         <w:r>
           <w:rPr>
             <w:sz w:val="24"/>
@@ -5276,7 +6220,7 @@
         </w:rPr>
         <w:t xml:space="preserve">. </w:t>
       </w:r>
-      <w:ins w:id="128" w:author="Shawn McMurtrey" w:date="2022-08-19T14:02:00Z">
+      <w:ins w:id="207" w:author="Shawn McMurtrey" w:date="2022-08-19T14:02:00Z">
         <w:r>
           <w:rPr>
             <w:sz w:val="24"/>
@@ -5285,7 +6229,7 @@
           <w:t xml:space="preserve">Mean annual </w:t>
         </w:r>
       </w:ins>
-      <w:ins w:id="129" w:author="Shawn McMurtrey" w:date="2022-08-19T14:03:00Z">
+      <w:ins w:id="208" w:author="Shawn McMurtrey" w:date="2022-08-19T14:03:00Z">
         <w:r>
           <w:rPr>
             <w:sz w:val="24"/>
@@ -5294,7 +6238,7 @@
           <w:t>precipitation</w:t>
         </w:r>
       </w:ins>
-      <w:ins w:id="130" w:author="Shawn McMurtrey" w:date="2022-08-19T14:02:00Z">
+      <w:ins w:id="209" w:author="Shawn McMurtrey" w:date="2022-08-19T14:02:00Z">
         <w:r>
           <w:rPr>
             <w:sz w:val="24"/>
@@ -5303,7 +6247,7 @@
           <w:t xml:space="preserve"> </w:t>
         </w:r>
       </w:ins>
-      <w:ins w:id="131" w:author="Shawn McMurtrey" w:date="2022-08-19T14:03:00Z">
+      <w:ins w:id="210" w:author="Shawn McMurtrey" w:date="2022-08-19T14:03:00Z">
         <w:r>
           <w:rPr>
             <w:sz w:val="24"/>
@@ -5312,7 +6256,7 @@
           <w:t>at th</w:t>
         </w:r>
       </w:ins>
-      <w:ins w:id="132" w:author="Shawn McMurtrey" w:date="2022-08-19T14:12:00Z">
+      <w:ins w:id="211" w:author="Shawn McMurtrey" w:date="2022-08-19T14:12:00Z">
         <w:r>
           <w:rPr>
             <w:sz w:val="24"/>
@@ -5321,7 +6265,7 @@
           <w:t>is</w:t>
         </w:r>
       </w:ins>
-      <w:ins w:id="133" w:author="Shawn McMurtrey" w:date="2022-08-19T14:03:00Z">
+      <w:ins w:id="212" w:author="Shawn McMurtrey" w:date="2022-08-19T14:03:00Z">
         <w:r>
           <w:rPr>
             <w:sz w:val="24"/>
@@ -5330,7 +6274,7 @@
           <w:t xml:space="preserve"> site </w:t>
         </w:r>
       </w:ins>
-      <w:ins w:id="134" w:author="Shawn McMurtrey" w:date="2022-08-19T14:12:00Z">
+      <w:ins w:id="213" w:author="Shawn McMurtrey" w:date="2022-08-19T14:12:00Z">
         <w:r>
           <w:rPr>
             <w:sz w:val="24"/>
@@ -5339,7 +6283,7 @@
           <w:t>is 15</w:t>
         </w:r>
       </w:ins>
-      <w:ins w:id="135" w:author="Shawn McMurtrey" w:date="2022-08-19T14:13:00Z">
+      <w:ins w:id="214" w:author="Shawn McMurtrey" w:date="2022-08-19T14:13:00Z">
         <w:r>
           <w:rPr>
             <w:sz w:val="24"/>
@@ -5348,7 +6292,7 @@
           <w:t>0 – 160 cm</w:t>
         </w:r>
       </w:ins>
-      <w:ins w:id="136" w:author="Shawn McMurtrey" w:date="2022-08-19T14:19:00Z">
+      <w:ins w:id="215" w:author="Shawn McMurtrey" w:date="2022-08-19T14:19:00Z">
         <w:r>
           <w:rPr>
             <w:sz w:val="24"/>
@@ -5357,7 +6301,7 @@
           <w:t>.</w:t>
         </w:r>
       </w:ins>
-      <w:ins w:id="137" w:author="Shawn McMurtrey" w:date="2022-08-19T14:13:00Z">
+      <w:ins w:id="216" w:author="Shawn McMurtrey" w:date="2022-08-19T14:13:00Z">
         <w:r>
           <w:rPr>
             <w:sz w:val="24"/>
@@ -5366,7 +6310,7 @@
           <w:t xml:space="preserve"> </w:t>
         </w:r>
       </w:ins>
-      <w:ins w:id="138" w:author="Shawn McMurtrey" w:date="2022-08-19T14:15:00Z">
+      <w:ins w:id="217" w:author="Shawn McMurtrey" w:date="2022-08-19T14:15:00Z">
         <w:r>
           <w:rPr>
             <w:color w:val="000000"/>
@@ -5376,7 +6320,7 @@
           <w:t xml:space="preserve">Mean annual temperature is </w:t>
         </w:r>
       </w:ins>
-      <w:ins w:id="139" w:author="Shawn McMurtrey" w:date="2022-08-31T21:44:00Z">
+      <w:ins w:id="218" w:author="Shawn McMurtrey" w:date="2022-08-31T21:44:00Z">
         <w:r>
           <w:rPr>
             <w:color w:val="000000"/>
@@ -5386,7 +6330,7 @@
           <w:t xml:space="preserve">4 - </w:t>
         </w:r>
       </w:ins>
-      <w:ins w:id="140" w:author="Shawn McMurtrey" w:date="2022-08-31T21:45:00Z">
+      <w:ins w:id="219" w:author="Shawn McMurtrey" w:date="2022-08-31T21:45:00Z">
         <w:r>
           <w:rPr>
             <w:color w:val="000000"/>
@@ -5406,7 +6350,7 @@
           <w:t>°</w:t>
         </w:r>
       </w:ins>
-      <w:ins w:id="141" w:author="Shawn McMurtrey" w:date="2022-09-12T06:05:00Z">
+      <w:ins w:id="220" w:author="Shawn McMurtrey" w:date="2022-09-12T06:05:00Z">
         <w:r>
           <w:rPr>
             <w:rFonts w:ascii="Roboto" w:hAnsi="Roboto"/>
@@ -5418,7 +6362,7 @@
           <w:t>c</w:t>
         </w:r>
       </w:ins>
-      <w:ins w:id="142" w:author="Shawn McMurtrey" w:date="2022-08-19T14:19:00Z">
+      <w:ins w:id="221" w:author="Shawn McMurtrey" w:date="2022-08-19T14:19:00Z">
         <w:r>
           <w:rPr>
             <w:rFonts w:ascii="Roboto" w:hAnsi="Roboto"/>
@@ -5443,48 +6387,38 @@
             <w:szCs w:val="24"/>
             <w:shd w:val="clear" w:color="auto" w:fill="FFFFFF"/>
           </w:rPr>
-          <w:t xml:space="preserve">PRISM Climate Group, </w:t>
+          <w:t>PRISM Climate Group, Oregon State University, 2018</w:t>
         </w:r>
         <w:r>
           <w:rPr>
             <w:color w:val="000000"/>
             <w:sz w:val="24"/>
             <w:szCs w:val="24"/>
-            <w:shd w:val="clear" w:color="auto" w:fill="FFFFFF"/>
-          </w:rPr>
-          <w:lastRenderedPageBreak/>
-          <w:t>Oregon State University, 2018</w:t>
-        </w:r>
+          </w:rPr>
+          <w:t>).</w:t>
+        </w:r>
+      </w:ins>
+      <w:ins w:id="222" w:author="Shawn McMurtrey" w:date="2022-08-19T14:20:00Z">
         <w:r>
           <w:rPr>
             <w:color w:val="000000"/>
             <w:sz w:val="24"/>
             <w:szCs w:val="24"/>
           </w:rPr>
-          <w:t>).</w:t>
+          <w:t xml:space="preserve"> The soil of the study </w:t>
         </w:r>
       </w:ins>
-      <w:ins w:id="143" w:author="Shawn McMurtrey" w:date="2022-08-19T14:20:00Z">
+      <w:ins w:id="223" w:author="Shawn McMurtrey" w:date="2022-08-31T21:45:00Z">
         <w:r>
           <w:rPr>
             <w:color w:val="000000"/>
             <w:sz w:val="24"/>
             <w:szCs w:val="24"/>
           </w:rPr>
-          <w:t xml:space="preserve"> The soil of the study </w:t>
+          <w:t>is</w:t>
         </w:r>
       </w:ins>
-      <w:ins w:id="144" w:author="Shawn McMurtrey" w:date="2022-08-31T21:45:00Z">
-        <w:r>
-          <w:rPr>
-            <w:color w:val="000000"/>
-            <w:sz w:val="24"/>
-            <w:szCs w:val="24"/>
-          </w:rPr>
-          <w:t>is</w:t>
-        </w:r>
-      </w:ins>
-      <w:ins w:id="145" w:author="Shawn McMurtrey" w:date="2022-08-19T14:21:00Z">
+      <w:ins w:id="224" w:author="Shawn McMurtrey" w:date="2022-08-19T14:21:00Z">
         <w:r>
           <w:rPr>
             <w:color w:val="000000"/>
@@ -5513,7 +6447,7 @@
         </w:r>
       </w:ins>
       <w:proofErr w:type="spellStart"/>
-      <w:ins w:id="146" w:author="Shawn McMurtrey" w:date="2022-08-19T14:23:00Z">
+      <w:ins w:id="225" w:author="Shawn McMurtrey" w:date="2022-08-19T14:23:00Z">
         <w:r>
           <w:rPr>
             <w:color w:val="000000"/>
@@ -5550,7 +6484,7 @@
           <w:t xml:space="preserve"> 2005; Langridge 1987</w:t>
         </w:r>
       </w:ins>
-      <w:ins w:id="147" w:author="Shawn McMurtrey" w:date="2022-08-19T14:21:00Z">
+      <w:ins w:id="226" w:author="Shawn McMurtrey" w:date="2022-08-19T14:21:00Z">
         <w:r>
           <w:rPr>
             <w:color w:val="000000"/>
@@ -5560,7 +6494,7 @@
           <w:t>)</w:t>
         </w:r>
       </w:ins>
-      <w:ins w:id="148" w:author="Shawn McMurtrey" w:date="2022-08-19T14:23:00Z">
+      <w:ins w:id="227" w:author="Shawn McMurtrey" w:date="2022-08-19T14:23:00Z">
         <w:r>
           <w:rPr>
             <w:color w:val="000000"/>
@@ -5589,7 +6523,7 @@
           <w:szCs w:val="24"/>
         </w:rPr>
       </w:pPr>
-      <w:ins w:id="149" w:author="Shawn McMurtrey" w:date="2022-08-19T14:25:00Z">
+      <w:ins w:id="228" w:author="Shawn McMurtrey" w:date="2022-08-19T14:25:00Z">
         <w:r>
           <w:rPr>
             <w:sz w:val="24"/>
@@ -5598,7 +6532,7 @@
           <w:t>Like the Woods Creek study area, t</w:t>
         </w:r>
       </w:ins>
-      <w:ins w:id="150" w:author="Shawn McMurtrey" w:date="2022-08-19T14:01:00Z">
+      <w:ins w:id="229" w:author="Shawn McMurtrey" w:date="2022-08-19T14:01:00Z">
         <w:r>
           <w:rPr>
             <w:sz w:val="24"/>
@@ -5607,7 +6541,7 @@
           <w:t>his location was</w:t>
         </w:r>
       </w:ins>
-      <w:ins w:id="151" w:author="Shawn McMurtrey" w:date="2022-08-19T14:26:00Z">
+      <w:ins w:id="230" w:author="Shawn McMurtrey" w:date="2022-08-19T14:26:00Z">
         <w:r>
           <w:rPr>
             <w:sz w:val="24"/>
@@ -5616,7 +6550,7 @@
           <w:t xml:space="preserve"> also</w:t>
         </w:r>
       </w:ins>
-      <w:ins w:id="152" w:author="Shawn McMurtrey" w:date="2022-08-19T14:01:00Z">
+      <w:ins w:id="231" w:author="Shawn McMurtrey" w:date="2022-08-19T14:01:00Z">
         <w:r>
           <w:rPr>
             <w:sz w:val="24"/>
@@ -5665,7 +6599,7 @@
         </w:rPr>
         <w:t xml:space="preserve"> was delimited by establishing a grid of stakes at 2-chain (</w:t>
       </w:r>
-      <w:ins w:id="153" w:author="Shawn McMurtrey" w:date="2022-08-19T14:26:00Z">
+      <w:ins w:id="232" w:author="Shawn McMurtrey" w:date="2022-08-19T14:26:00Z">
         <w:r>
           <w:rPr>
             <w:sz w:val="24"/>
@@ -5674,7 +6608,7 @@
           <w:t>40 m</w:t>
         </w:r>
       </w:ins>
-      <w:del w:id="154" w:author="Shawn McMurtrey" w:date="2022-08-19T14:26:00Z">
+      <w:del w:id="233" w:author="Shawn McMurtrey" w:date="2022-08-19T14:26:00Z">
         <w:r>
           <w:rPr>
             <w:sz w:val="24"/>
@@ -5756,9 +6690,17 @@
           <w:sz w:val="24"/>
           <w:szCs w:val="24"/>
         </w:rPr>
-        <w:t xml:space="preserve">, ring lamination, and presence of setal hyphae (Hansen 1979). The site was harvested </w:t>
-      </w:r>
-      <w:del w:id="155" w:author="Shawn McMurtrey" w:date="2022-08-19T14:27:00Z">
+        <w:t xml:space="preserve">, ring lamination, and </w:t>
+      </w:r>
+      <w:r>
+        <w:rPr>
+          <w:sz w:val="24"/>
+          <w:szCs w:val="24"/>
+        </w:rPr>
+        <w:lastRenderedPageBreak/>
+        <w:t xml:space="preserve">presence of setal hyphae (Hansen 1979). The site was harvested </w:t>
+      </w:r>
+      <w:del w:id="234" w:author="Shawn McMurtrey" w:date="2022-08-19T14:27:00Z">
         <w:r>
           <w:rPr>
             <w:sz w:val="24"/>
@@ -5961,8 +6903,54 @@
           <w:szCs w:val="24"/>
           <w:lang w:val="en-US" w:eastAsia="zh-CN" w:bidi="hi-IN"/>
         </w:rPr>
-        <w:t xml:space="preserve"> rotation of red alder followed by Douglas-fir; B) 12 year rotation of cottonwood followed by Douglas-fir; C) immediate planting of Douglas-</w:t>
-      </w:r>
+        <w:t xml:space="preserve"> rotation of red alder followed by Douglas-fir; B) 12 year rotation of cottonwood followed by Douglas-fir; C) immediate planting of Douglas-fir; D) 25 year red alder to Douglas-fir; and E) 25 year cottonwood to Douglas-fir. Five </w:t>
+      </w:r>
+      <w:ins w:id="235" w:author="Shawn McMurtrey" w:date="2022-09-12T06:02:00Z">
+        <w:r>
+          <w:rPr>
+            <w:rFonts w:eastAsia="NSimSun" w:cs="Lucida Sans"/>
+            <w:kern w:val="2"/>
+            <w:sz w:val="24"/>
+            <w:szCs w:val="24"/>
+            <w:lang w:val="en-US" w:eastAsia="zh-CN" w:bidi="hi-IN"/>
+          </w:rPr>
+          <w:t xml:space="preserve">.02 </w:t>
+        </w:r>
+        <w:proofErr w:type="gramStart"/>
+        <w:r>
+          <w:rPr>
+            <w:rFonts w:eastAsia="NSimSun" w:cs="Lucida Sans"/>
+            <w:kern w:val="2"/>
+            <w:sz w:val="24"/>
+            <w:szCs w:val="24"/>
+            <w:lang w:val="en-US" w:eastAsia="zh-CN" w:bidi="hi-IN"/>
+          </w:rPr>
+          <w:t>hectare</w:t>
+        </w:r>
+        <w:proofErr w:type="gramEnd"/>
+        <w:r>
+          <w:rPr>
+            <w:rFonts w:eastAsia="NSimSun" w:cs="Lucida Sans"/>
+            <w:kern w:val="2"/>
+            <w:sz w:val="24"/>
+            <w:szCs w:val="24"/>
+            <w:lang w:val="en-US" w:eastAsia="zh-CN" w:bidi="hi-IN"/>
+          </w:rPr>
+          <w:t xml:space="preserve"> </w:t>
+        </w:r>
+      </w:ins>
+      <w:del w:id="236" w:author="Shawn McMurtrey" w:date="2022-09-12T06:02:00Z">
+        <w:r>
+          <w:rPr>
+            <w:rFonts w:eastAsia="NSimSun" w:cs="Lucida Sans"/>
+            <w:kern w:val="2"/>
+            <w:sz w:val="24"/>
+            <w:szCs w:val="24"/>
+            <w:lang w:val="en-US" w:eastAsia="zh-CN" w:bidi="hi-IN"/>
+          </w:rPr>
+          <w:delText>1/20 acre</w:delText>
+        </w:r>
+      </w:del>
       <w:r>
         <w:rPr>
           <w:rFonts w:eastAsia="NSimSun" w:cs="Lucida Sans"/>
@@ -5971,10 +6959,9 @@
           <w:szCs w:val="24"/>
           <w:lang w:val="en-US" w:eastAsia="zh-CN" w:bidi="hi-IN"/>
         </w:rPr>
-        <w:lastRenderedPageBreak/>
-        <w:t xml:space="preserve">fir; D) 25 year red alder to Douglas-fir; and E) 25 year cottonwood to Douglas-fir. Five </w:t>
-      </w:r>
-      <w:ins w:id="156" w:author="Shawn McMurtrey" w:date="2022-09-12T06:02:00Z">
+        <w:t xml:space="preserve"> (</w:t>
+      </w:r>
+      <w:del w:id="237" w:author="Shawn McMurtrey" w:date="2022-08-19T14:32:00Z">
         <w:r>
           <w:rPr>
             <w:rFonts w:eastAsia="NSimSun" w:cs="Lucida Sans"/>
@@ -5983,9 +6970,10 @@
             <w:szCs w:val="24"/>
             <w:lang w:val="en-US" w:eastAsia="zh-CN" w:bidi="hi-IN"/>
           </w:rPr>
-          <w:t xml:space="preserve">.02 </w:t>
-        </w:r>
-        <w:proofErr w:type="gramStart"/>
+          <w:delText>26.3’</w:delText>
+        </w:r>
+      </w:del>
+      <w:ins w:id="238" w:author="Shawn McMurtrey" w:date="2022-08-19T14:32:00Z">
         <w:r>
           <w:rPr>
             <w:rFonts w:eastAsia="NSimSun" w:cs="Lucida Sans"/>
@@ -5994,32 +6982,9 @@
             <w:szCs w:val="24"/>
             <w:lang w:val="en-US" w:eastAsia="zh-CN" w:bidi="hi-IN"/>
           </w:rPr>
-          <w:t>hectare</w:t>
-        </w:r>
-        <w:proofErr w:type="gramEnd"/>
-        <w:r>
-          <w:rPr>
-            <w:rFonts w:eastAsia="NSimSun" w:cs="Lucida Sans"/>
-            <w:kern w:val="2"/>
-            <w:sz w:val="24"/>
-            <w:szCs w:val="24"/>
-            <w:lang w:val="en-US" w:eastAsia="zh-CN" w:bidi="hi-IN"/>
-          </w:rPr>
-          <w:t xml:space="preserve"> </w:t>
+          <w:t xml:space="preserve"> 8 m</w:t>
         </w:r>
       </w:ins>
-      <w:del w:id="157" w:author="Shawn McMurtrey" w:date="2022-09-12T06:02:00Z">
-        <w:r>
-          <w:rPr>
-            <w:rFonts w:eastAsia="NSimSun" w:cs="Lucida Sans"/>
-            <w:kern w:val="2"/>
-            <w:sz w:val="24"/>
-            <w:szCs w:val="24"/>
-            <w:lang w:val="en-US" w:eastAsia="zh-CN" w:bidi="hi-IN"/>
-          </w:rPr>
-          <w:delText>1/20 acre</w:delText>
-        </w:r>
-      </w:del>
       <w:r>
         <w:rPr>
           <w:rFonts w:eastAsia="NSimSun" w:cs="Lucida Sans"/>
@@ -6028,32 +6993,9 @@
           <w:szCs w:val="24"/>
           <w:lang w:val="en-US" w:eastAsia="zh-CN" w:bidi="hi-IN"/>
         </w:rPr>
-        <w:t xml:space="preserve"> (</w:t>
-      </w:r>
-      <w:del w:id="158" w:author="Shawn McMurtrey" w:date="2022-08-19T14:32:00Z">
-        <w:r>
-          <w:rPr>
-            <w:rFonts w:eastAsia="NSimSun" w:cs="Lucida Sans"/>
-            <w:kern w:val="2"/>
-            <w:sz w:val="24"/>
-            <w:szCs w:val="24"/>
-            <w:lang w:val="en-US" w:eastAsia="zh-CN" w:bidi="hi-IN"/>
-          </w:rPr>
-          <w:delText>26.3’</w:delText>
-        </w:r>
-      </w:del>
-      <w:ins w:id="159" w:author="Shawn McMurtrey" w:date="2022-08-19T14:32:00Z">
-        <w:r>
-          <w:rPr>
-            <w:rFonts w:eastAsia="NSimSun" w:cs="Lucida Sans"/>
-            <w:kern w:val="2"/>
-            <w:sz w:val="24"/>
-            <w:szCs w:val="24"/>
-            <w:lang w:val="en-US" w:eastAsia="zh-CN" w:bidi="hi-IN"/>
-          </w:rPr>
-          <w:t xml:space="preserve"> 8 m</w:t>
-        </w:r>
-      </w:ins>
+        <w:t xml:space="preserve"> fixed </w:t>
+      </w:r>
+      <w:commentRangeStart w:id="239"/>
       <w:r>
         <w:rPr>
           <w:rFonts w:eastAsia="NSimSun" w:cs="Lucida Sans"/>
@@ -6062,22 +7004,11 @@
           <w:szCs w:val="24"/>
           <w:lang w:val="en-US" w:eastAsia="zh-CN" w:bidi="hi-IN"/>
         </w:rPr>
-        <w:t xml:space="preserve"> fixed </w:t>
-      </w:r>
-      <w:commentRangeStart w:id="160"/>
-      <w:r>
-        <w:rPr>
-          <w:rFonts w:eastAsia="NSimSun" w:cs="Lucida Sans"/>
-          <w:kern w:val="2"/>
-          <w:sz w:val="24"/>
-          <w:szCs w:val="24"/>
-          <w:lang w:val="en-US" w:eastAsia="zh-CN" w:bidi="hi-IN"/>
-        </w:rPr>
         <w:t>radius</w:t>
       </w:r>
-      <w:commentRangeEnd w:id="160"/>
-      <w:r>
-        <w:commentReference w:id="160"/>
+      <w:commentRangeEnd w:id="239"/>
+      <w:r>
+        <w:commentReference w:id="239"/>
       </w:r>
       <w:r>
         <w:rPr>
@@ -6111,7 +7042,7 @@
         </w:rPr>
         <w:t xml:space="preserve"> infected stumps while maintaining a </w:t>
       </w:r>
-      <w:del w:id="161" w:author="Shawn McMurtrey" w:date="2022-08-19T14:32:00Z">
+      <w:del w:id="240" w:author="Shawn McMurtrey" w:date="2022-08-19T14:32:00Z">
         <w:r>
           <w:rPr>
             <w:rFonts w:eastAsia="NSimSun" w:cs="Lucida Sans"/>
@@ -6123,7 +7054,7 @@
           <w:delText>16’</w:delText>
         </w:r>
       </w:del>
-      <w:ins w:id="162" w:author="Shawn McMurtrey" w:date="2022-08-19T14:32:00Z">
+      <w:ins w:id="241" w:author="Shawn McMurtrey" w:date="2022-08-19T14:32:00Z">
         <w:r>
           <w:rPr>
             <w:rFonts w:eastAsia="NSimSun" w:cs="Lucida Sans"/>
@@ -6145,7 +7076,7 @@
         </w:rPr>
         <w:t xml:space="preserve"> buffer from the plot boundary</w:t>
       </w:r>
-      <w:ins w:id="163" w:author="Shawn McMurtrey" w:date="2022-09-22T22:03:00Z">
+      <w:ins w:id="242" w:author="Shawn McMurtrey" w:date="2022-09-22T22:03:00Z">
         <w:r>
           <w:rPr>
             <w:rFonts w:eastAsia="NSimSun" w:cs="Lucida Sans"/>
@@ -6195,7 +7126,7 @@
         </w:rPr>
         <w:t xml:space="preserve">In the fall of 1974 through spring 1975, all plots were stocked at </w:t>
       </w:r>
-      <w:ins w:id="164" w:author="Shawn McMurtrey" w:date="2022-08-19T14:33:00Z">
+      <w:ins w:id="243" w:author="Shawn McMurtrey" w:date="2022-08-19T14:33:00Z">
         <w:r>
           <w:rPr>
             <w:rFonts w:eastAsia="NSimSun" w:cs="Lucida Sans"/>
@@ -6207,7 +7138,7 @@
           <w:t>2.4m</w:t>
         </w:r>
       </w:ins>
-      <w:del w:id="165" w:author="Shawn McMurtrey" w:date="2022-08-19T14:33:00Z">
+      <w:del w:id="244" w:author="Shawn McMurtrey" w:date="2022-08-19T14:33:00Z">
         <w:r>
           <w:rPr>
             <w:rFonts w:eastAsia="NSimSun" w:cs="Lucida Sans"/>
@@ -6229,7 +7160,7 @@
         </w:rPr>
         <w:t xml:space="preserve"> x </w:t>
       </w:r>
-      <w:del w:id="166" w:author="Shawn McMurtrey" w:date="2022-08-19T14:33:00Z">
+      <w:del w:id="245" w:author="Shawn McMurtrey" w:date="2022-08-19T14:33:00Z">
         <w:r>
           <w:rPr>
             <w:rFonts w:eastAsia="NSimSun" w:cs="Lucida Sans"/>
@@ -6241,7 +7172,7 @@
           <w:delText>8’</w:delText>
         </w:r>
       </w:del>
-      <w:ins w:id="167" w:author="Shawn McMurtrey" w:date="2022-08-19T14:33:00Z">
+      <w:ins w:id="246" w:author="Shawn McMurtrey" w:date="2022-08-19T14:33:00Z">
         <w:r>
           <w:rPr>
             <w:rFonts w:eastAsia="NSimSun" w:cs="Lucida Sans"/>
@@ -6263,7 +7194,7 @@
         </w:rPr>
         <w:t xml:space="preserve"> spacing (680 trees/</w:t>
       </w:r>
-      <w:ins w:id="168" w:author="Shawn McMurtrey" w:date="2022-09-22T22:04:00Z">
+      <w:ins w:id="247" w:author="Shawn McMurtrey" w:date="2022-09-22T22:04:00Z">
         <w:r>
           <w:t xml:space="preserve"> </w:t>
         </w:r>
@@ -6278,7 +7209,7 @@
           <w:t>0.4 hectare</w:t>
         </w:r>
       </w:ins>
-      <w:ins w:id="169" w:author="Shawn McMurtrey" w:date="2022-09-22T22:05:00Z">
+      <w:ins w:id="248" w:author="Shawn McMurtrey" w:date="2022-09-22T22:05:00Z">
         <w:r>
           <w:rPr>
             <w:rFonts w:eastAsia="NSimSun" w:cs="Lucida Sans"/>
@@ -6290,7 +7221,7 @@
           <w:t xml:space="preserve"> </w:t>
         </w:r>
       </w:ins>
-      <w:del w:id="170" w:author="Shawn McMurtrey" w:date="2022-09-22T22:04:00Z">
+      <w:del w:id="249" w:author="Shawn McMurtrey" w:date="2022-09-22T22:04:00Z">
         <w:r>
           <w:rPr>
             <w:rFonts w:eastAsia="NSimSun" w:cs="Lucida Sans"/>
@@ -6310,9 +7241,20 @@
           <w:szCs w:val="24"/>
           <w:lang w:val="en-US" w:eastAsia="zh-CN" w:bidi="hi-IN"/>
         </w:rPr>
-        <w:t>, 34 trees/subplot) with 1-year old seedlings of their respective species. Stocking density was chosen to accommodate disease transmission via root proximity while allowing some room for growth over 10 years. Regenerating hardwoods were removed from Douglas-fir plots and vi</w:t>
-      </w:r>
-      <w:ins w:id="171" w:author="Shawn McMurtrey" w:date="2022-08-19T14:34:00Z">
+        <w:t xml:space="preserve">, 34 trees/subplot) with 1-year old seedlings of their respective species. Stocking density was chosen to accommodate disease transmission via root proximity while allowing some room for growth over 10 years. Regenerating </w:t>
+      </w:r>
+      <w:r>
+        <w:rPr>
+          <w:rFonts w:eastAsia="NSimSun" w:cs="Lucida Sans"/>
+          <w:kern w:val="2"/>
+          <w:sz w:val="24"/>
+          <w:szCs w:val="24"/>
+          <w:lang w:val="en-US" w:eastAsia="zh-CN" w:bidi="hi-IN"/>
+        </w:rPr>
+        <w:lastRenderedPageBreak/>
+        <w:t>hardwoods were removed from Douglas-fir plots and vi</w:t>
+      </w:r>
+      <w:ins w:id="250" w:author="Shawn McMurtrey" w:date="2022-08-19T14:34:00Z">
         <w:r>
           <w:rPr>
             <w:rFonts w:eastAsia="NSimSun" w:cs="Lucida Sans"/>
@@ -6324,7 +7266,7 @@
           <w:t>ce</w:t>
         </w:r>
       </w:ins>
-      <w:del w:id="172" w:author="Shawn McMurtrey" w:date="2022-08-19T14:34:00Z">
+      <w:del w:id="251" w:author="Shawn McMurtrey" w:date="2022-08-19T14:34:00Z">
         <w:r>
           <w:rPr>
             <w:rFonts w:eastAsia="NSimSun" w:cs="Lucida Sans"/>
@@ -6336,7 +7278,7 @@
           <w:delText>s</w:delText>
         </w:r>
       </w:del>
-      <w:del w:id="173" w:author="Shawn McMurtrey" w:date="2022-08-19T14:33:00Z">
+      <w:del w:id="252" w:author="Shawn McMurtrey" w:date="2022-08-19T14:33:00Z">
         <w:r>
           <w:rPr>
             <w:rFonts w:eastAsia="NSimSun" w:cs="Lucida Sans"/>
@@ -6358,7 +7300,7 @@
         </w:rPr>
         <w:t xml:space="preserve"> versa. </w:t>
       </w:r>
-      <w:ins w:id="174" w:author="Shawn McMurtrey" w:date="2022-09-22T22:07:00Z">
+      <w:ins w:id="253" w:author="Shawn McMurtrey" w:date="2022-09-22T22:07:00Z">
         <w:r>
           <w:rPr>
             <w:rFonts w:eastAsia="NSimSun" w:cs="Lucida Sans"/>
@@ -6370,7 +7312,7 @@
           <w:t xml:space="preserve">For a duration of two years </w:t>
         </w:r>
       </w:ins>
-      <w:del w:id="175" w:author="Shawn McMurtrey" w:date="2022-09-22T22:07:00Z">
+      <w:del w:id="254" w:author="Shawn McMurtrey" w:date="2022-09-22T22:07:00Z">
         <w:r>
           <w:rPr>
             <w:rFonts w:eastAsia="NSimSun" w:cs="Lucida Sans"/>
@@ -6382,7 +7324,7 @@
           <w:delText>D</w:delText>
         </w:r>
       </w:del>
-      <w:ins w:id="176" w:author="Shawn McMurtrey" w:date="2022-09-22T22:07:00Z">
+      <w:ins w:id="255" w:author="Shawn McMurtrey" w:date="2022-09-22T22:07:00Z">
         <w:r>
           <w:rPr>
             <w:rFonts w:eastAsia="NSimSun" w:cs="Lucida Sans"/>
@@ -6404,7 +7346,7 @@
         </w:rPr>
         <w:t xml:space="preserve">ead seedlings were replaced </w:t>
       </w:r>
-      <w:del w:id="177" w:author="Shawn McMurtrey" w:date="2022-09-22T22:05:00Z">
+      <w:del w:id="256" w:author="Shawn McMurtrey" w:date="2022-09-22T22:05:00Z">
         <w:r>
           <w:rPr>
             <w:rFonts w:eastAsia="NSimSun" w:cs="Lucida Sans"/>
@@ -6416,7 +7358,7 @@
           <w:delText>for</w:delText>
         </w:r>
       </w:del>
-      <w:del w:id="178" w:author="Shawn McMurtrey" w:date="2022-09-22T22:07:00Z">
+      <w:del w:id="257" w:author="Shawn McMurtrey" w:date="2022-09-22T22:07:00Z">
         <w:r>
           <w:rPr>
             <w:rFonts w:eastAsia="NSimSun" w:cs="Lucida Sans"/>
@@ -6466,7 +7408,7 @@
         </w:rPr>
         <w:t xml:space="preserve">In the fall of 1986, the 12-year hardwood rotation plots (except red alder plots 1 and 3 which were missed) were harvested and in spring 1987 Douglas-fir was planted in those plots with the same </w:t>
       </w:r>
-      <w:ins w:id="179" w:author="Shawn McMurtrey" w:date="2022-08-19T14:34:00Z">
+      <w:ins w:id="258" w:author="Shawn McMurtrey" w:date="2022-08-19T14:34:00Z">
         <w:r>
           <w:rPr>
             <w:rFonts w:eastAsia="NSimSun" w:cs="Lucida Sans"/>
@@ -6478,7 +7420,7 @@
           <w:t>2.4m</w:t>
         </w:r>
       </w:ins>
-      <w:del w:id="180" w:author="Shawn McMurtrey" w:date="2022-08-19T14:34:00Z">
+      <w:del w:id="259" w:author="Shawn McMurtrey" w:date="2022-08-19T14:34:00Z">
         <w:r>
           <w:rPr>
             <w:rFonts w:eastAsia="NSimSun" w:cs="Lucida Sans"/>
@@ -6500,7 +7442,7 @@
         </w:rPr>
         <w:t xml:space="preserve">x </w:t>
       </w:r>
-      <w:del w:id="181" w:author="Shawn McMurtrey" w:date="2022-08-19T14:34:00Z">
+      <w:del w:id="260" w:author="Shawn McMurtrey" w:date="2022-08-19T14:34:00Z">
         <w:r>
           <w:rPr>
             <w:rFonts w:eastAsia="NSimSun" w:cs="Lucida Sans"/>
@@ -6512,7 +7454,7 @@
           <w:delText>8’</w:delText>
         </w:r>
       </w:del>
-      <w:ins w:id="182" w:author="Shawn McMurtrey" w:date="2022-08-19T14:34:00Z">
+      <w:ins w:id="261" w:author="Shawn McMurtrey" w:date="2022-08-19T14:34:00Z">
         <w:r>
           <w:rPr>
             <w:rFonts w:eastAsia="NSimSun" w:cs="Lucida Sans"/>
@@ -6556,7 +7498,7 @@
         </w:rPr>
         <w:t xml:space="preserve"> the 25-year hardwood plots were harvested, and Douglas-fir was again planted with </w:t>
       </w:r>
-      <w:del w:id="183" w:author="Shawn McMurtrey" w:date="2022-08-19T14:35:00Z">
+      <w:del w:id="262" w:author="Shawn McMurtrey" w:date="2022-08-19T14:35:00Z">
         <w:r>
           <w:rPr>
             <w:rFonts w:eastAsia="NSimSun" w:cs="Lucida Sans"/>
@@ -6568,7 +7510,7 @@
           <w:delText>8’</w:delText>
         </w:r>
       </w:del>
-      <w:ins w:id="184" w:author="Shawn McMurtrey" w:date="2022-08-19T14:35:00Z">
+      <w:ins w:id="263" w:author="Shawn McMurtrey" w:date="2022-08-19T14:35:00Z">
         <w:r>
           <w:rPr>
             <w:rFonts w:eastAsia="NSimSun" w:cs="Lucida Sans"/>
@@ -6590,7 +7532,7 @@
         </w:rPr>
         <w:t xml:space="preserve"> x </w:t>
       </w:r>
-      <w:del w:id="185" w:author="Shawn McMurtrey" w:date="2022-08-19T14:35:00Z">
+      <w:del w:id="264" w:author="Shawn McMurtrey" w:date="2022-08-19T14:35:00Z">
         <w:r>
           <w:rPr>
             <w:rFonts w:eastAsia="NSimSun" w:cs="Lucida Sans"/>
@@ -6602,7 +7544,7 @@
           <w:delText>8’</w:delText>
         </w:r>
       </w:del>
-      <w:ins w:id="186" w:author="Shawn McMurtrey" w:date="2022-08-19T14:35:00Z">
+      <w:ins w:id="265" w:author="Shawn McMurtrey" w:date="2022-08-19T14:35:00Z">
         <w:r>
           <w:rPr>
             <w:rFonts w:eastAsia="NSimSun" w:cs="Lucida Sans"/>
@@ -6650,7 +7592,6 @@
           <w:sz w:val="24"/>
           <w:szCs w:val="24"/>
         </w:rPr>
-        <w:lastRenderedPageBreak/>
         <w:t>2.2.3 Data collection</w:t>
       </w:r>
     </w:p>
@@ -6686,7 +7627,7 @@
           <w:szCs w:val="24"/>
         </w:rPr>
         <w:sectPr>
-          <w:headerReference w:type="default" r:id="rId27"/>
+          <w:headerReference w:type="default" r:id="rId28"/>
           <w:pgSz w:w="12240" w:h="15840"/>
           <w:pgMar w:top="2013" w:right="1440" w:bottom="1440" w:left="1440" w:header="1440" w:footer="0" w:gutter="0"/>
           <w:lnNumType w:countBy="1" w:distance="283" w:restart="continuous"/>
@@ -6730,7 +7671,7 @@
                     </pic:cNvPicPr>
                   </pic:nvPicPr>
                   <pic:blipFill>
-                    <a:blip r:embed="rId28"/>
+                    <a:blip r:embed="rId29"/>
                     <a:stretch>
                       <a:fillRect/>
                     </a:stretch>
@@ -6760,7 +7701,7 @@
           <w:szCs w:val="24"/>
         </w:rPr>
         <w:sectPr>
-          <w:headerReference w:type="default" r:id="rId29"/>
+          <w:headerReference w:type="default" r:id="rId30"/>
           <w:pgSz w:w="15840" w:h="12240" w:orient="landscape"/>
           <w:pgMar w:top="1497" w:right="2013" w:bottom="1440" w:left="1440" w:header="1440" w:footer="0" w:gutter="0"/>
           <w:lnNumType w:countBy="1" w:distance="283" w:restart="continuous"/>
@@ -6805,7 +7746,7 @@
         </w:rPr>
         <w:t xml:space="preserve"> following 1973 clearcut of site: Purple (A), 12-year rotation with red alder before replanting Douglas-fir; Blue (B), 12- year rotation with western cottonwood before replanting with Douglas-fir; Aqua</w:t>
       </w:r>
-      <w:del w:id="187" w:author="Unknown Author" w:date="2022-10-07T15:13:00Z">
+      <w:del w:id="266" w:author="Unknown Author" w:date="2022-10-07T15:13:00Z">
         <w:r>
           <w:rPr>
             <w:iCs/>
@@ -6832,7 +7773,7 @@
         <w:lastRenderedPageBreak/>
         <w:t>(C)</w:t>
       </w:r>
-      <w:ins w:id="188" w:author="Unknown Author" w:date="2022-10-07T15:13:00Z">
+      <w:ins w:id="267" w:author="Unknown Author" w:date="2022-10-07T15:13:00Z">
         <w:r>
           <w:rPr>
             <w:iCs/>
@@ -7087,7 +8028,7 @@
         </w:rPr>
         <w:t>FVS analysis was conducted using the same methods as the Woods Creek study. Measured 1987 diameters for the immediate Douglas fir treatment as well as the diameters of dead trees and cut stumps from 1973-4 survey were entered into the models.</w:t>
       </w:r>
-      <w:ins w:id="189" w:author="Shawn McMurtrey" w:date="2022-10-11T15:47:00Z">
+      <w:ins w:id="268" w:author="Shawn McMurtrey" w:date="2022-10-11T15:47:00Z">
         <w:r>
           <w:rPr>
             <w:sz w:val="24"/>
@@ -7112,7 +8053,7 @@
           <w:t xml:space="preserve"> repository </w:t>
         </w:r>
       </w:ins>
-      <w:ins w:id="190" w:author="Shawn McMurtrey" w:date="2022-10-11T15:48:00Z">
+      <w:ins w:id="269" w:author="Shawn McMurtrey" w:date="2022-10-11T15:48:00Z">
         <w:r>
           <w:rPr>
             <w:sz w:val="24"/>
@@ -7164,7 +8105,7 @@
         </w:rPr>
         <w:t xml:space="preserve">3. </w:t>
       </w:r>
-      <w:commentRangeStart w:id="191"/>
+      <w:commentRangeStart w:id="270"/>
       <w:r>
         <w:rPr>
           <w:b/>
@@ -7173,9 +8114,9 @@
         </w:rPr>
         <w:t>Results</w:t>
       </w:r>
-      <w:commentRangeEnd w:id="191"/>
-      <w:r>
-        <w:commentReference w:id="191"/>
+      <w:commentRangeEnd w:id="270"/>
+      <w:r>
+        <w:commentReference w:id="270"/>
       </w:r>
     </w:p>
     <w:p>
@@ -7205,7 +8146,7 @@
         </w:rPr>
         <w:t>composition</w:t>
       </w:r>
-      <w:del w:id="192" w:author="Shawn McMurtrey" w:date="2022-10-12T12:04:00Z">
+      <w:del w:id="271" w:author="Shawn McMurtrey" w:date="2022-10-12T12:04:00Z">
         <w:r>
           <w:rPr>
             <w:b/>
@@ -7215,7 +8156,7 @@
           <w:delText xml:space="preserve"> </w:delText>
         </w:r>
       </w:del>
-      <w:ins w:id="193" w:author="Shawn McMurtrey" w:date="2022-10-12T12:05:00Z">
+      <w:ins w:id="272" w:author="Shawn McMurtrey" w:date="2022-10-12T12:05:00Z">
         <w:r>
           <w:rPr>
             <w:b/>
@@ -7242,7 +8183,7 @@
         <w:rPr>
           <w:sz w:val="24"/>
           <w:szCs w:val="24"/>
-          <w:rPrChange w:id="194" w:author="Shawn McMurtrey" w:date="2022-10-12T12:05:00Z">
+          <w:rPrChange w:id="273" w:author="Shawn McMurtrey" w:date="2022-10-12T12:05:00Z">
             <w:rPr>
               <w:b/>
               <w:iCs/>
@@ -7252,7 +8193,7 @@
           </w:rPrChange>
         </w:rPr>
         <w:sectPr>
-          <w:headerReference w:type="default" r:id="rId30"/>
+          <w:headerReference w:type="default" r:id="rId31"/>
           <w:pgSz w:w="12240" w:h="15840"/>
           <w:pgMar w:top="2013" w:right="1440" w:bottom="1440" w:left="1440" w:header="1440" w:footer="0" w:gutter="0"/>
           <w:lnNumType w:countBy="1" w:distance="283" w:restart="continuous"/>
@@ -7269,7 +8210,7 @@
         </w:rPr>
         <w:t xml:space="preserve">In 1990, the </w:t>
       </w:r>
-      <w:ins w:id="195" w:author="Shawn McMurtrey" w:date="2022-08-19T14:35:00Z">
+      <w:ins w:id="274" w:author="Shawn McMurtrey" w:date="2022-08-19T14:35:00Z">
         <w:r>
           <w:rPr>
             <w:sz w:val="24"/>
@@ -7345,7 +8286,7 @@
         </w:rPr>
         <w:t xml:space="preserve"> for</w:t>
       </w:r>
-      <w:ins w:id="196" w:author="Shawn McMurtrey" w:date="2022-08-19T14:54:00Z">
+      <w:ins w:id="275" w:author="Shawn McMurtrey" w:date="2022-08-19T14:54:00Z">
         <w:r>
           <w:rPr>
             <w:sz w:val="24"/>
@@ -7407,7 +8348,7 @@
         </w:rPr>
         <w:t xml:space="preserve"> for </w:t>
       </w:r>
-      <w:ins w:id="197" w:author="Shawn McMurtrey" w:date="2022-08-19T14:58:00Z">
+      <w:ins w:id="276" w:author="Shawn McMurtrey" w:date="2022-08-19T14:58:00Z">
         <w:r>
           <w:rPr>
             <w:sz w:val="24"/>
@@ -7483,7 +8424,7 @@
         </w:rPr>
         <w:t xml:space="preserve"> for</w:t>
       </w:r>
-      <w:ins w:id="198" w:author="Shawn McMurtrey" w:date="2022-08-19T15:00:00Z">
+      <w:ins w:id="277" w:author="Shawn McMurtrey" w:date="2022-08-19T15:00:00Z">
         <w:r>
           <w:rPr>
             <w:sz w:val="24"/>
@@ -7492,7 +8433,7 @@
           <w:t xml:space="preserve"> </w:t>
         </w:r>
       </w:ins>
-      <w:ins w:id="199" w:author="Shawn McMurtrey" w:date="2022-08-19T15:01:00Z">
+      <w:ins w:id="278" w:author="Shawn McMurtrey" w:date="2022-08-19T15:01:00Z">
         <w:r>
           <w:rPr>
             <w:sz w:val="24"/>
@@ -7501,7 +8442,7 @@
           <w:t xml:space="preserve">the </w:t>
         </w:r>
       </w:ins>
-      <w:ins w:id="200" w:author="Shawn McMurtrey" w:date="2022-08-19T15:00:00Z">
+      <w:ins w:id="279" w:author="Shawn McMurtrey" w:date="2022-08-19T15:00:00Z">
         <w:r>
           <w:rPr>
             <w:sz w:val="24"/>
@@ -7510,7 +8451,7 @@
           <w:t>thinned treat</w:t>
         </w:r>
       </w:ins>
-      <w:ins w:id="201" w:author="Shawn McMurtrey" w:date="2022-08-19T15:01:00Z">
+      <w:ins w:id="280" w:author="Shawn McMurtrey" w:date="2022-08-19T15:01:00Z">
         <w:r>
           <w:rPr>
             <w:sz w:val="24"/>
@@ -7526,7 +8467,7 @@
         </w:rPr>
         <w:t xml:space="preserve"> (</w:t>
       </w:r>
-      <w:ins w:id="202" w:author="Shawn McMurtrey" w:date="2022-10-12T12:08:00Z">
+      <w:ins w:id="281" w:author="Shawn McMurtrey" w:date="2022-10-12T12:08:00Z">
         <w:r>
           <w:rPr>
             <w:b/>
@@ -7537,7 +8478,7 @@
           <w:t>Figure 3</w:t>
         </w:r>
       </w:ins>
-      <w:del w:id="203" w:author="Shawn McMurtrey" w:date="2022-10-12T12:08:00Z">
+      <w:del w:id="282" w:author="Shawn McMurtrey" w:date="2022-10-12T12:08:00Z">
         <w:r>
           <w:rPr>
             <w:b/>
@@ -7610,7 +8551,7 @@
         </w:rPr>
         <w:t xml:space="preserve">: Initial and final stand summary statistics for the Woods Creek study. BA = basal area, </w:t>
       </w:r>
-      <w:commentRangeStart w:id="204"/>
+      <w:commentRangeStart w:id="283"/>
       <w:r>
         <w:rPr>
           <w:sz w:val="24"/>
@@ -7618,9 +8559,9 @@
         </w:rPr>
         <w:t>SE = standard error</w:t>
       </w:r>
-      <w:commentRangeEnd w:id="204"/>
-      <w:r>
-        <w:commentReference w:id="204"/>
+      <w:commentRangeEnd w:id="283"/>
+      <w:r>
+        <w:commentReference w:id="283"/>
       </w:r>
       <w:r>
         <w:rPr>
@@ -9045,7 +9986,7 @@
                 <w:sz w:val="20"/>
                 <w:szCs w:val="20"/>
                 <w:lang w:val="en-US"/>
-                <w:rPrChange w:id="205" w:author="Shawn McMurtrey" w:date="2022-09-12T05:51:00Z">
+                <w:rPrChange w:id="284" w:author="Shawn McMurtrey" w:date="2022-09-12T05:51:00Z">
                   <w:rPr/>
                 </w:rPrChange>
               </w:rPr>
@@ -10830,7 +11771,7 @@
                 <w:szCs w:val="20"/>
                 <w:lang w:val="en-US"/>
               </w:rPr>
-              <w:pPrChange w:id="206" w:author="Shawn McMurtrey" w:date="2022-09-12T05:46:00Z">
+              <w:pPrChange w:id="285" w:author="Shawn McMurtrey" w:date="2022-09-12T05:46:00Z">
                 <w:pPr>
                   <w:widowControl w:val="0"/>
                   <w:spacing w:line="480" w:lineRule="auto"/>
@@ -10940,7 +11881,7 @@
                 <w:szCs w:val="20"/>
                 <w:lang w:val="en-US"/>
               </w:rPr>
-              <w:pPrChange w:id="207" w:author="Shawn McMurtrey" w:date="2022-09-12T05:54:00Z">
+              <w:pPrChange w:id="286" w:author="Shawn McMurtrey" w:date="2022-09-12T05:54:00Z">
                 <w:pPr>
                   <w:widowControl w:val="0"/>
                   <w:spacing w:line="480" w:lineRule="auto"/>
@@ -16458,7 +17399,7 @@
     <w:p>
       <w:pPr>
         <w:sectPr>
-          <w:headerReference w:type="default" r:id="rId31"/>
+          <w:headerReference w:type="default" r:id="rId32"/>
           <w:pgSz w:w="15840" w:h="12240" w:orient="landscape"/>
           <w:pgMar w:top="1497" w:right="2013" w:bottom="1440" w:left="1440" w:header="1440" w:footer="0" w:gutter="0"/>
           <w:lnNumType w:countBy="1" w:distance="283" w:restart="continuous"/>
@@ -16486,7 +17427,7 @@
         <w:lastRenderedPageBreak/>
         <w:t xml:space="preserve">3.2 </w:t>
       </w:r>
-      <w:del w:id="208" w:author="Unknown Author" w:date="2022-10-07T15:13:00Z">
+      <w:del w:id="287" w:author="Unknown Author" w:date="2022-10-07T15:13:00Z">
         <w:r>
           <w:rPr>
             <w:b/>
@@ -16504,7 +17445,7 @@
         </w:rPr>
         <w:t xml:space="preserve">Thinning Study, </w:t>
       </w:r>
-      <w:ins w:id="209" w:author="Unknown Author" w:date="2022-10-07T15:13:00Z">
+      <w:ins w:id="288" w:author="Unknown Author" w:date="2022-10-07T15:13:00Z">
         <w:r>
           <w:rPr>
             <w:b/>
@@ -16514,7 +17455,7 @@
           <w:t>Cumula</w:t>
         </w:r>
       </w:ins>
-      <w:ins w:id="210" w:author="Unknown Author" w:date="2022-10-07T15:14:00Z">
+      <w:ins w:id="289" w:author="Unknown Author" w:date="2022-10-07T15:14:00Z">
         <w:r>
           <w:rPr>
             <w:b/>
@@ -16542,7 +17483,7 @@
         </w:rPr>
         <w:t>The one-way analysis of variance showed no significan</w:t>
       </w:r>
-      <w:ins w:id="211" w:author="Unknown Author" w:date="2022-10-07T14:42:00Z">
+      <w:ins w:id="290" w:author="Unknown Author" w:date="2022-10-07T14:42:00Z">
         <w:r>
           <w:rPr>
             <w:sz w:val="24"/>
@@ -16552,7 +17493,7 @@
           <w:t>t</w:t>
         </w:r>
       </w:ins>
-      <w:del w:id="212" w:author="Unknown Author" w:date="2022-10-07T14:42:00Z">
+      <w:del w:id="291" w:author="Unknown Author" w:date="2022-10-07T14:42:00Z">
         <w:r>
           <w:rPr>
             <w:sz w:val="24"/>
@@ -16570,7 +17511,7 @@
         </w:rPr>
         <w:t xml:space="preserve"> of effect </w:t>
       </w:r>
-      <w:del w:id="213" w:author="Unknown Author" w:date="2022-10-07T14:42:00Z">
+      <w:del w:id="292" w:author="Unknown Author" w:date="2022-10-07T14:42:00Z">
         <w:r>
           <w:rPr>
             <w:sz w:val="24"/>
@@ -16580,7 +17521,7 @@
           <w:delText>on</w:delText>
         </w:r>
       </w:del>
-      <w:ins w:id="214" w:author="Unknown Author" w:date="2022-10-07T14:42:00Z">
+      <w:ins w:id="293" w:author="Unknown Author" w:date="2022-10-07T14:42:00Z">
         <w:r>
           <w:rPr>
             <w:sz w:val="24"/>
@@ -16598,7 +17539,7 @@
         </w:rPr>
         <w:t xml:space="preserve"> treatment</w:t>
       </w:r>
-      <w:ins w:id="215" w:author="Unknown Author" w:date="2022-10-07T14:42:00Z">
+      <w:ins w:id="294" w:author="Unknown Author" w:date="2022-10-07T14:42:00Z">
         <w:r>
           <w:rPr>
             <w:sz w:val="24"/>
@@ -16616,7 +17557,7 @@
         </w:rPr>
         <w:t xml:space="preserve"> </w:t>
       </w:r>
-      <w:ins w:id="216" w:author="Unknown Author" w:date="2022-10-07T15:08:00Z">
+      <w:ins w:id="295" w:author="Unknown Author" w:date="2022-10-07T15:08:00Z">
         <w:r>
           <w:rPr>
             <w:sz w:val="24"/>
@@ -16626,7 +17567,7 @@
           <w:t xml:space="preserve">(arcsine square root transformed) </w:t>
         </w:r>
       </w:ins>
-      <w:ins w:id="217" w:author="Unknown Author" w:date="2022-10-07T14:42:00Z">
+      <w:ins w:id="296" w:author="Unknown Author" w:date="2022-10-07T14:42:00Z">
         <w:r>
           <w:rPr>
             <w:sz w:val="24"/>
@@ -16644,7 +17585,7 @@
         </w:rPr>
         <w:t>(</w:t>
       </w:r>
-      <w:ins w:id="218" w:author="Unknown Author" w:date="2022-10-07T15:07:00Z">
+      <w:ins w:id="297" w:author="Unknown Author" w:date="2022-10-07T15:07:00Z">
         <w:r>
           <w:rPr>
             <w:sz w:val="24"/>
@@ -16671,7 +17612,7 @@
           <w:t xml:space="preserve"> = 0.484, p = 0.628 </w:t>
         </w:r>
       </w:ins>
-      <w:del w:id="219" w:author="Unknown Author" w:date="2022-10-07T15:07:00Z">
+      <w:del w:id="298" w:author="Unknown Author" w:date="2022-10-07T15:07:00Z">
         <w:r>
           <w:rPr>
             <w:b/>
@@ -16691,7 +17632,7 @@
         </w:rPr>
         <w:t>). There was also no significance found when the two thinned treatment areas were combined and compared against the control stands</w:t>
       </w:r>
-      <w:ins w:id="220" w:author="Unknown Author" w:date="2022-10-07T14:59:00Z">
+      <w:ins w:id="299" w:author="Unknown Author" w:date="2022-10-07T14:59:00Z">
         <w:r>
           <w:rPr>
             <w:sz w:val="24"/>
@@ -16718,7 +17659,7 @@
           <w:t xml:space="preserve"> = 0.295, p = 0.596</w:t>
         </w:r>
       </w:ins>
-      <w:ins w:id="221" w:author="Unknown Author" w:date="2022-10-07T15:00:00Z">
+      <w:ins w:id="300" w:author="Unknown Author" w:date="2022-10-07T15:00:00Z">
         <w:r>
           <w:rPr>
             <w:sz w:val="24"/>
@@ -16736,7 +17677,7 @@
         </w:rPr>
         <w:t>. Within the two-way analysis of variance, no significan</w:t>
       </w:r>
-      <w:del w:id="222" w:author="Unknown Author" w:date="2022-10-07T14:43:00Z">
+      <w:del w:id="301" w:author="Unknown Author" w:date="2022-10-07T14:43:00Z">
         <w:r>
           <w:rPr>
             <w:sz w:val="24"/>
@@ -16746,7 +17687,7 @@
           <w:delText>ce</w:delText>
         </w:r>
       </w:del>
-      <w:ins w:id="223" w:author="Unknown Author" w:date="2022-10-07T14:43:00Z">
+      <w:ins w:id="302" w:author="Unknown Author" w:date="2022-10-07T14:43:00Z">
         <w:r>
           <w:rPr>
             <w:sz w:val="24"/>
@@ -16782,7 +17723,7 @@
         </w:rPr>
         <w:t xml:space="preserve"> across treatment areas</w:t>
       </w:r>
-      <w:ins w:id="224" w:author="Unknown Author" w:date="2022-10-07T15:00:00Z">
+      <w:ins w:id="303" w:author="Unknown Author" w:date="2022-10-07T15:00:00Z">
         <w:r>
           <w:rPr>
             <w:sz w:val="24"/>
@@ -16858,7 +17799,7 @@
         </w:rPr>
         <w:t xml:space="preserve">A </w:t>
       </w:r>
-      <w:del w:id="225" w:author="Unknown Author" w:date="2022-10-07T15:05:00Z">
+      <w:del w:id="304" w:author="Unknown Author" w:date="2022-10-07T15:05:00Z">
         <w:r>
           <w:rPr>
             <w:sz w:val="24"/>
@@ -16868,7 +17809,7 @@
         </w:r>
       </w:del>
       <w:proofErr w:type="gramStart"/>
-      <w:ins w:id="226" w:author="Unknown Author" w:date="2022-10-07T15:05:00Z">
+      <w:ins w:id="305" w:author="Unknown Author" w:date="2022-10-07T15:05:00Z">
         <w:r>
           <w:rPr>
             <w:sz w:val="24"/>
@@ -16892,7 +17833,7 @@
         </w:rPr>
         <w:t xml:space="preserve"> ANOVA testing </w:t>
       </w:r>
-      <w:del w:id="227" w:author="Unknown Author" w:date="2022-10-07T15:09:00Z">
+      <w:del w:id="306" w:author="Unknown Author" w:date="2022-10-07T15:09:00Z">
         <w:r>
           <w:rPr>
             <w:sz w:val="24"/>
@@ -16908,7 +17849,7 @@
         </w:rPr>
         <w:t xml:space="preserve">effect on tree mortality from LRR </w:t>
       </w:r>
-      <w:del w:id="228" w:author="Unknown Author" w:date="2022-10-07T15:09:00Z">
+      <w:del w:id="307" w:author="Unknown Author" w:date="2022-10-07T15:09:00Z">
         <w:r>
           <w:rPr>
             <w:sz w:val="24"/>
@@ -16917,7 +17858,7 @@
           <w:delText>determined by treatment</w:delText>
         </w:r>
       </w:del>
-      <w:ins w:id="229" w:author="Unknown Author" w:date="2022-10-07T15:09:00Z">
+      <w:ins w:id="308" w:author="Unknown Author" w:date="2022-10-07T15:09:00Z">
         <w:r>
           <w:rPr>
             <w:sz w:val="24"/>
@@ -16926,7 +17867,7 @@
           <w:t>considering</w:t>
         </w:r>
       </w:ins>
-      <w:ins w:id="230" w:author="Unknown Author" w:date="2022-10-07T15:05:00Z">
+      <w:ins w:id="309" w:author="Unknown Author" w:date="2022-10-07T15:05:00Z">
         <w:r>
           <w:rPr>
             <w:sz w:val="24"/>
@@ -17240,7 +18181,7 @@
               </w:rPr>
               <w:t>0.4</w:t>
             </w:r>
-            <w:ins w:id="231" w:author="Unknown Author" w:date="2022-10-07T15:06:00Z">
+            <w:ins w:id="310" w:author="Unknown Author" w:date="2022-10-07T15:06:00Z">
               <w:r>
                 <w:rPr>
                   <w:sz w:val="24"/>
@@ -17249,7 +18190,7 @@
                 <w:t>60</w:t>
               </w:r>
             </w:ins>
-            <w:del w:id="232" w:author="Unknown Author" w:date="2022-10-07T15:06:00Z">
+            <w:del w:id="311" w:author="Unknown Author" w:date="2022-10-07T15:06:00Z">
               <w:r>
                 <w:rPr>
                   <w:sz w:val="24"/>
@@ -17281,7 +18222,7 @@
               </w:rPr>
               <w:t>0.6</w:t>
             </w:r>
-            <w:del w:id="233" w:author="Unknown Author" w:date="2022-10-07T15:06:00Z">
+            <w:del w:id="312" w:author="Unknown Author" w:date="2022-10-07T15:06:00Z">
               <w:r>
                 <w:rPr>
                   <w:sz w:val="24"/>
@@ -17290,7 +18231,7 @@
                 <w:delText>29</w:delText>
               </w:r>
             </w:del>
-            <w:ins w:id="234" w:author="Unknown Author" w:date="2022-10-07T15:06:00Z">
+            <w:ins w:id="313" w:author="Unknown Author" w:date="2022-10-07T15:06:00Z">
               <w:r>
                 <w:rPr>
                   <w:sz w:val="24"/>
@@ -17317,7 +18258,7 @@
                 <w:szCs w:val="24"/>
               </w:rPr>
             </w:pPr>
-            <w:ins w:id="235" w:author="Unknown Author" w:date="2022-10-07T15:05:00Z">
+            <w:ins w:id="314" w:author="Unknown Author" w:date="2022-10-07T15:05:00Z">
               <w:r>
                 <w:rPr>
                   <w:sz w:val="24"/>
@@ -17342,7 +18283,7 @@
                 <w:szCs w:val="24"/>
               </w:rPr>
             </w:pPr>
-            <w:ins w:id="236" w:author="Unknown Author" w:date="2022-10-07T15:06:00Z">
+            <w:ins w:id="315" w:author="Unknown Author" w:date="2022-10-07T15:06:00Z">
               <w:r>
                 <w:rPr>
                   <w:sz w:val="24"/>
@@ -17367,7 +18308,7 @@
                 <w:szCs w:val="24"/>
               </w:rPr>
             </w:pPr>
-            <w:ins w:id="237" w:author="Unknown Author" w:date="2022-10-07T15:06:00Z">
+            <w:ins w:id="316" w:author="Unknown Author" w:date="2022-10-07T15:06:00Z">
               <w:r>
                 <w:rPr>
                   <w:sz w:val="24"/>
@@ -17392,7 +18333,7 @@
                 <w:szCs w:val="24"/>
               </w:rPr>
             </w:pPr>
-            <w:ins w:id="238" w:author="Unknown Author" w:date="2022-10-07T15:06:00Z">
+            <w:ins w:id="317" w:author="Unknown Author" w:date="2022-10-07T15:06:00Z">
               <w:r>
                 <w:rPr>
                   <w:sz w:val="24"/>
@@ -17417,7 +18358,7 @@
                 <w:szCs w:val="24"/>
               </w:rPr>
             </w:pPr>
-            <w:ins w:id="239" w:author="Unknown Author" w:date="2022-10-07T15:06:00Z">
+            <w:ins w:id="318" w:author="Unknown Author" w:date="2022-10-07T15:06:00Z">
               <w:r>
                 <w:t>0.411</w:t>
               </w:r>
@@ -17438,7 +18379,7 @@
                 <w:szCs w:val="24"/>
               </w:rPr>
             </w:pPr>
-            <w:ins w:id="240" w:author="Unknown Author" w:date="2022-10-07T15:06:00Z">
+            <w:ins w:id="319" w:author="Unknown Author" w:date="2022-10-07T15:06:00Z">
               <w:r>
                 <w:t>0.535</w:t>
               </w:r>
@@ -17490,7 +18431,7 @@
                 <w:szCs w:val="24"/>
               </w:rPr>
             </w:pPr>
-            <w:del w:id="241" w:author="Unknown Author" w:date="2022-10-07T15:06:00Z">
+            <w:del w:id="320" w:author="Unknown Author" w:date="2022-10-07T15:06:00Z">
               <w:r>
                 <w:rPr>
                   <w:sz w:val="24"/>
@@ -17499,7 +18440,7 @@
                 <w:delText>12</w:delText>
               </w:r>
             </w:del>
-            <w:ins w:id="242" w:author="Unknown Author" w:date="2022-10-07T15:06:00Z">
+            <w:ins w:id="321" w:author="Unknown Author" w:date="2022-10-07T15:06:00Z">
               <w:r>
                 <w:rPr>
                   <w:sz w:val="24"/>
@@ -17534,7 +18475,7 @@
               </w:rPr>
               <w:t>0.12</w:t>
             </w:r>
-            <w:del w:id="243" w:author="Unknown Author" w:date="2022-10-07T15:06:00Z">
+            <w:del w:id="322" w:author="Unknown Author" w:date="2022-10-07T15:06:00Z">
               <w:r>
                 <w:rPr>
                   <w:sz w:val="24"/>
@@ -17550,7 +18491,7 @@
               </w:rPr>
               <w:t>5</w:t>
             </w:r>
-            <w:ins w:id="244" w:author="Unknown Author" w:date="2022-10-07T15:06:00Z">
+            <w:ins w:id="323" w:author="Unknown Author" w:date="2022-10-07T15:06:00Z">
               <w:r>
                 <w:rPr>
                   <w:sz w:val="24"/>
@@ -17585,7 +18526,7 @@
               </w:rPr>
               <w:t>0.01</w:t>
             </w:r>
-            <w:del w:id="245" w:author="Unknown Author" w:date="2022-10-07T15:07:00Z">
+            <w:del w:id="324" w:author="Unknown Author" w:date="2022-10-07T15:07:00Z">
               <w:r>
                 <w:rPr>
                   <w:sz w:val="24"/>
@@ -17594,7 +18535,7 @@
                 <w:delText>082</w:delText>
               </w:r>
             </w:del>
-            <w:ins w:id="246" w:author="Unknown Author" w:date="2022-10-07T15:07:00Z">
+            <w:ins w:id="325" w:author="Unknown Author" w:date="2022-10-07T15:07:00Z">
               <w:r>
                 <w:rPr>
                   <w:sz w:val="24"/>
@@ -17688,7 +18629,7 @@
         </w:rPr>
         <w:t>Within every stand, the prevalence of root disease increased over time</w:t>
       </w:r>
-      <w:del w:id="247" w:author="Shawn McMurtrey" w:date="2022-10-11T15:53:00Z">
+      <w:del w:id="326" w:author="Shawn McMurtrey" w:date="2022-10-11T15:53:00Z">
         <w:r>
           <w:rPr>
             <w:sz w:val="24"/>
@@ -17773,7 +18714,7 @@
                     </pic:cNvPicPr>
                   </pic:nvPicPr>
                   <pic:blipFill>
-                    <a:blip r:embed="rId32">
+                    <a:blip r:embed="rId33">
                       <a:extLst>
                         <a:ext uri="{28A0092B-C50C-407E-A947-70E740481C1C}">
                           <a14:useLocalDpi xmlns:a14="http://schemas.microsoft.com/office/drawing/2010/main" val="0"/>
@@ -17813,14 +18754,14 @@
           <w:szCs w:val="24"/>
         </w:rPr>
       </w:pPr>
-      <w:ins w:id="248" w:author="Shawn McMurtrey" w:date="2022-10-11T15:51:00Z">
+      <w:ins w:id="327" w:author="Shawn McMurtrey" w:date="2022-10-11T15:51:00Z">
         <w:r>
           <w:rPr>
             <w:b/>
             <w:bCs/>
             <w:sz w:val="24"/>
             <w:szCs w:val="24"/>
-            <w:rPrChange w:id="249" w:author="Shawn McMurtrey" w:date="2022-10-11T15:51:00Z">
+            <w:rPrChange w:id="328" w:author="Shawn McMurtrey" w:date="2022-10-11T15:51:00Z">
               <w:rPr>
                 <w:sz w:val="24"/>
                 <w:szCs w:val="24"/>
@@ -17830,7 +18771,7 @@
           <w:t>Figure 3</w:t>
         </w:r>
       </w:ins>
-      <w:ins w:id="250" w:author="Shawn McMurtrey" w:date="2022-10-12T12:02:00Z">
+      <w:ins w:id="329" w:author="Shawn McMurtrey" w:date="2022-10-12T12:02:00Z">
         <w:r>
           <w:rPr>
             <w:sz w:val="24"/>
@@ -17839,7 +18780,7 @@
           <w:t>.</w:t>
         </w:r>
       </w:ins>
-      <w:ins w:id="251" w:author="Shawn McMurtrey" w:date="2022-10-11T15:55:00Z">
+      <w:ins w:id="330" w:author="Shawn McMurtrey" w:date="2022-10-11T15:55:00Z">
         <w:r>
           <w:rPr>
             <w:sz w:val="24"/>
@@ -17848,7 +18789,7 @@
           <w:t xml:space="preserve"> </w:t>
         </w:r>
       </w:ins>
-      <w:ins w:id="252" w:author="Shawn McMurtrey" w:date="2022-10-12T11:59:00Z">
+      <w:ins w:id="331" w:author="Shawn McMurtrey" w:date="2022-10-12T11:59:00Z">
         <w:r>
           <w:rPr>
             <w:sz w:val="24"/>
@@ -17857,7 +18798,7 @@
           <w:t>Mean b</w:t>
         </w:r>
       </w:ins>
-      <w:ins w:id="253" w:author="Shawn McMurtrey" w:date="2022-10-11T15:55:00Z">
+      <w:ins w:id="332" w:author="Shawn McMurtrey" w:date="2022-10-11T15:55:00Z">
         <w:r>
           <w:rPr>
             <w:sz w:val="24"/>
@@ -17866,7 +18807,7 @@
           <w:t>asal area of the three different treatments over time.</w:t>
         </w:r>
       </w:ins>
-      <w:ins w:id="254" w:author="Shawn McMurtrey" w:date="2022-10-11T16:00:00Z">
+      <w:ins w:id="333" w:author="Shawn McMurtrey" w:date="2022-10-11T16:00:00Z">
         <w:r>
           <w:rPr>
             <w:sz w:val="24"/>
@@ -17875,7 +18816,7 @@
           <w:t xml:space="preserve"> The </w:t>
         </w:r>
       </w:ins>
-      <w:ins w:id="255" w:author="Shawn McMurtrey" w:date="2022-10-12T11:58:00Z">
+      <w:ins w:id="334" w:author="Shawn McMurtrey" w:date="2022-10-12T11:58:00Z">
         <w:r>
           <w:rPr>
             <w:sz w:val="24"/>
@@ -17884,7 +18825,7 @@
           <w:t>ribbons</w:t>
         </w:r>
       </w:ins>
-      <w:ins w:id="256" w:author="Shawn McMurtrey" w:date="2022-10-11T16:00:00Z">
+      <w:ins w:id="335" w:author="Shawn McMurtrey" w:date="2022-10-11T16:00:00Z">
         <w:r>
           <w:rPr>
             <w:sz w:val="24"/>
@@ -17893,7 +18834,7 @@
           <w:t xml:space="preserve"> are represented of </w:t>
         </w:r>
       </w:ins>
-      <w:ins w:id="257" w:author="Shawn McMurtrey" w:date="2022-10-12T11:58:00Z">
+      <w:ins w:id="336" w:author="Shawn McMurtrey" w:date="2022-10-12T11:58:00Z">
         <w:r>
           <w:rPr>
             <w:sz w:val="24"/>
@@ -17902,7 +18843,7 @@
           <w:t>95%</w:t>
         </w:r>
       </w:ins>
-      <w:ins w:id="258" w:author="Shawn McMurtrey" w:date="2022-10-11T16:00:00Z">
+      <w:ins w:id="337" w:author="Shawn McMurtrey" w:date="2022-10-11T16:00:00Z">
         <w:r>
           <w:rPr>
             <w:sz w:val="24"/>
@@ -17943,7 +18884,7 @@
                     </pic:cNvPicPr>
                   </pic:nvPicPr>
                   <pic:blipFill>
-                    <a:blip r:embed="rId33"/>
+                    <a:blip r:embed="rId34"/>
                     <a:stretch>
                       <a:fillRect/>
                     </a:stretch>
@@ -17963,10 +18904,10 @@
           </wp:inline>
         </w:drawing>
       </w:r>
-      <w:commentRangeStart w:id="259"/>
-      <w:commentRangeEnd w:id="259"/>
-      <w:r>
-        <w:commentReference w:id="259"/>
+      <w:commentRangeStart w:id="338"/>
+      <w:commentRangeEnd w:id="338"/>
+      <w:r>
+        <w:commentReference w:id="338"/>
       </w:r>
     </w:p>
     <w:p>
@@ -18017,7 +18958,7 @@
         </w:rPr>
         <w:t>LRR was found within at least 40% of the plots in all 15 of the total stands</w:t>
       </w:r>
-      <w:ins w:id="260" w:author="Shawn McMurtrey" w:date="2022-09-22T22:14:00Z">
+      <w:ins w:id="339" w:author="Shawn McMurtrey" w:date="2022-09-22T22:14:00Z">
         <w:r>
           <w:rPr>
             <w:sz w:val="24"/>
@@ -18049,7 +18990,7 @@
         </w:rPr>
         <w:t xml:space="preserve">. </w:t>
       </w:r>
-      <w:ins w:id="261" w:author="Shawn McMurtrey" w:date="2022-09-22T22:16:00Z">
+      <w:ins w:id="340" w:author="Shawn McMurtrey" w:date="2022-09-22T22:16:00Z">
         <w:r>
           <w:rPr>
             <w:sz w:val="24"/>
@@ -18058,7 +18999,7 @@
           <w:t>By the time the study concluded,</w:t>
         </w:r>
       </w:ins>
-      <w:ins w:id="262" w:author="Shawn McMurtrey" w:date="2022-09-22T22:18:00Z">
+      <w:ins w:id="341" w:author="Shawn McMurtrey" w:date="2022-09-22T22:18:00Z">
         <w:r>
           <w:rPr>
             <w:sz w:val="24"/>
@@ -18082,7 +19023,7 @@
         </w:rPr>
         <w:t>the</w:t>
       </w:r>
-      <w:del w:id="263" w:author="Shawn McMurtrey" w:date="2022-10-11T16:01:00Z">
+      <w:del w:id="342" w:author="Shawn McMurtrey" w:date="2022-10-11T16:01:00Z">
         <w:r>
           <w:rPr>
             <w:sz w:val="24"/>
@@ -18091,7 +19032,7 @@
           <w:delText xml:space="preserve">  </w:delText>
         </w:r>
       </w:del>
-      <w:ins w:id="264" w:author="Shawn McMurtrey" w:date="2022-08-19T14:54:00Z">
+      <w:ins w:id="343" w:author="Shawn McMurtrey" w:date="2022-08-19T14:54:00Z">
         <w:r>
           <w:rPr>
             <w:sz w:val="24"/>
@@ -18115,7 +19056,7 @@
         </w:rPr>
         <w:t>stands, two of the stands</w:t>
       </w:r>
-      <w:ins w:id="265" w:author="Shawn McMurtrey" w:date="2022-08-19T14:59:00Z">
+      <w:ins w:id="344" w:author="Shawn McMurtrey" w:date="2022-08-19T14:59:00Z">
         <w:r>
           <w:rPr>
             <w:sz w:val="24"/>
@@ -18131,7 +19072,7 @@
         </w:rPr>
         <w:t xml:space="preserve">, and one of the </w:t>
       </w:r>
-      <w:ins w:id="266" w:author="Shawn McMurtrey" w:date="2022-08-19T15:01:00Z">
+      <w:ins w:id="345" w:author="Shawn McMurtrey" w:date="2022-08-19T15:01:00Z">
         <w:r>
           <w:rPr>
             <w:sz w:val="24"/>
@@ -18155,7 +19096,7 @@
         <w:lastRenderedPageBreak/>
         <w:t xml:space="preserve">stands. When the plots were established in 1985, LRR was present within 59% (n = 44/75) of the plots. By the end of the study, it had been found within 83% (n=62/75) of the plots </w:t>
       </w:r>
-      <w:del w:id="267" w:author="Shawn McMurtrey" w:date="2022-09-22T22:21:00Z">
+      <w:del w:id="346" w:author="Shawn McMurtrey" w:date="2022-09-22T22:21:00Z">
         <w:r>
           <w:rPr>
             <w:sz w:val="24"/>
@@ -18179,7 +19120,7 @@
           <w:delText>)</w:delText>
         </w:r>
       </w:del>
-      <w:ins w:id="268" w:author="Shawn McMurtrey" w:date="2022-09-22T22:21:00Z">
+      <w:ins w:id="347" w:author="Shawn McMurtrey" w:date="2022-09-22T22:21:00Z">
         <w:r>
           <w:rPr>
             <w:sz w:val="24"/>
@@ -18187,7 +19128,7 @@
           </w:rPr>
           <w:t xml:space="preserve"> </w:t>
         </w:r>
-        <w:commentRangeStart w:id="269"/>
+        <w:commentRangeStart w:id="348"/>
         <w:r>
           <w:rPr>
             <w:sz w:val="24"/>
@@ -18196,7 +19137,7 @@
           <w:t xml:space="preserve">At the stand level, </w:t>
         </w:r>
       </w:ins>
-      <w:ins w:id="270" w:author="Shawn McMurtrey" w:date="2022-09-22T22:22:00Z">
+      <w:ins w:id="349" w:author="Shawn McMurtrey" w:date="2022-09-22T22:22:00Z">
         <w:r>
           <w:rPr>
             <w:sz w:val="24"/>
@@ -18205,7 +19146,7 @@
           <w:t>92%</w:t>
         </w:r>
       </w:ins>
-      <w:ins w:id="271" w:author="Shawn McMurtrey" w:date="2022-09-22T22:23:00Z">
+      <w:ins w:id="350" w:author="Shawn McMurtrey" w:date="2022-09-22T22:23:00Z">
         <w:r>
           <w:rPr>
             <w:sz w:val="24"/>
@@ -18214,7 +19155,7 @@
           <w:t xml:space="preserve"> (n = 23/25)</w:t>
         </w:r>
       </w:ins>
-      <w:ins w:id="272" w:author="Shawn McMurtrey" w:date="2022-09-22T22:22:00Z">
+      <w:ins w:id="351" w:author="Shawn McMurtrey" w:date="2022-09-22T22:22:00Z">
         <w:r>
           <w:rPr>
             <w:sz w:val="24"/>
@@ -18223,7 +19164,7 @@
           <w:t xml:space="preserve"> of the plots in the unthinned stand</w:t>
         </w:r>
       </w:ins>
-      <w:ins w:id="273" w:author="Shawn McMurtrey" w:date="2022-09-22T22:23:00Z">
+      <w:ins w:id="352" w:author="Shawn McMurtrey" w:date="2022-09-22T22:23:00Z">
         <w:r>
           <w:rPr>
             <w:sz w:val="24"/>
@@ -18232,7 +19173,7 @@
           <w:t>s, 80%</w:t>
         </w:r>
       </w:ins>
-      <w:ins w:id="274" w:author="Shawn McMurtrey" w:date="2022-09-22T22:24:00Z">
+      <w:ins w:id="353" w:author="Shawn McMurtrey" w:date="2022-09-22T22:24:00Z">
         <w:r>
           <w:rPr>
             <w:sz w:val="24"/>
@@ -18241,7 +19182,7 @@
           <w:t xml:space="preserve"> (</w:t>
         </w:r>
       </w:ins>
-      <w:ins w:id="275" w:author="Shawn McMurtrey" w:date="2022-10-12T13:05:00Z">
+      <w:ins w:id="354" w:author="Shawn McMurtrey" w:date="2022-10-12T13:05:00Z">
         <w:r>
           <w:rPr>
             <w:sz w:val="24"/>
@@ -18250,7 +19191,7 @@
           <w:t xml:space="preserve">n = </w:t>
         </w:r>
       </w:ins>
-      <w:ins w:id="276" w:author="Shawn McMurtrey" w:date="2022-09-22T22:24:00Z">
+      <w:ins w:id="355" w:author="Shawn McMurtrey" w:date="2022-09-22T22:24:00Z">
         <w:r>
           <w:rPr>
             <w:sz w:val="24"/>
@@ -18259,7 +19200,7 @@
           <w:t>20/25)</w:t>
         </w:r>
       </w:ins>
-      <w:ins w:id="277" w:author="Shawn McMurtrey" w:date="2022-09-22T22:23:00Z">
+      <w:ins w:id="356" w:author="Shawn McMurtrey" w:date="2022-09-22T22:23:00Z">
         <w:r>
           <w:rPr>
             <w:sz w:val="24"/>
@@ -18268,7 +19209,7 @@
           <w:t xml:space="preserve"> of the plots in the lightly thin</w:t>
         </w:r>
       </w:ins>
-      <w:ins w:id="278" w:author="Shawn McMurtrey" w:date="2022-09-22T22:24:00Z">
+      <w:ins w:id="357" w:author="Shawn McMurtrey" w:date="2022-09-22T22:24:00Z">
         <w:r>
           <w:rPr>
             <w:sz w:val="24"/>
@@ -18277,7 +19218,7 @@
           <w:t xml:space="preserve">ned stands, and 76% </w:t>
         </w:r>
       </w:ins>
-      <w:ins w:id="279" w:author="Shawn McMurtrey" w:date="2022-10-12T13:05:00Z">
+      <w:ins w:id="358" w:author="Shawn McMurtrey" w:date="2022-10-12T13:05:00Z">
         <w:r>
           <w:rPr>
             <w:sz w:val="24"/>
@@ -18286,7 +19227,7 @@
           <w:t>(n = 19/25)</w:t>
         </w:r>
       </w:ins>
-      <w:ins w:id="280" w:author="Shawn McMurtrey" w:date="2022-09-22T22:23:00Z">
+      <w:ins w:id="359" w:author="Shawn McMurtrey" w:date="2022-09-22T22:23:00Z">
         <w:r>
           <w:rPr>
             <w:sz w:val="24"/>
@@ -18295,7 +19236,7 @@
           <w:t xml:space="preserve"> </w:t>
         </w:r>
       </w:ins>
-      <w:ins w:id="281" w:author="Shawn McMurtrey" w:date="2022-09-22T22:25:00Z">
+      <w:ins w:id="360" w:author="Shawn McMurtrey" w:date="2022-09-22T22:25:00Z">
         <w:r>
           <w:rPr>
             <w:sz w:val="24"/>
@@ -18304,16 +19245,16 @@
           <w:t xml:space="preserve">of </w:t>
         </w:r>
       </w:ins>
-      <w:commentRangeEnd w:id="269"/>
-      <w:ins w:id="282" w:author="Shawn McMurtrey" w:date="2022-10-12T13:07:00Z">
+      <w:commentRangeEnd w:id="348"/>
+      <w:ins w:id="361" w:author="Shawn McMurtrey" w:date="2022-10-12T13:07:00Z">
         <w:r>
           <w:rPr>
             <w:rStyle w:val="CommentReference"/>
           </w:rPr>
-          <w:commentReference w:id="269"/>
+          <w:commentReference w:id="348"/>
         </w:r>
       </w:ins>
-      <w:ins w:id="283" w:author="Shawn McMurtrey" w:date="2022-09-22T22:25:00Z">
+      <w:ins w:id="362" w:author="Shawn McMurtrey" w:date="2022-09-22T22:25:00Z">
         <w:r>
           <w:rPr>
             <w:sz w:val="24"/>
@@ -18322,7 +19263,7 @@
           <w:t>the plots in the thinned stands</w:t>
         </w:r>
       </w:ins>
-      <w:ins w:id="284" w:author="Shawn McMurtrey" w:date="2022-09-22T22:22:00Z">
+      <w:ins w:id="363" w:author="Shawn McMurtrey" w:date="2022-09-22T22:22:00Z">
         <w:r>
           <w:rPr>
             <w:sz w:val="24"/>
@@ -18331,7 +19272,7 @@
           <w:t xml:space="preserve"> had confirmed LRR</w:t>
         </w:r>
       </w:ins>
-      <w:ins w:id="285" w:author="Shawn McMurtrey" w:date="2022-09-22T22:23:00Z">
+      <w:ins w:id="364" w:author="Shawn McMurtrey" w:date="2022-09-22T22:23:00Z">
         <w:r>
           <w:rPr>
             <w:sz w:val="24"/>
@@ -18340,7 +19281,7 @@
           <w:t xml:space="preserve"> by the end of the study period.</w:t>
         </w:r>
       </w:ins>
-      <w:ins w:id="286" w:author="Shawn McMurtrey" w:date="2022-10-12T13:05:00Z">
+      <w:ins w:id="365" w:author="Shawn McMurtrey" w:date="2022-10-12T13:05:00Z">
         <w:r>
           <w:rPr>
             <w:sz w:val="24"/>
@@ -18349,7 +19290,7 @@
           <w:t xml:space="preserve"> In total</w:t>
         </w:r>
       </w:ins>
-      <w:ins w:id="287" w:author="Shawn McMurtrey" w:date="2022-10-12T13:06:00Z">
+      <w:ins w:id="366" w:author="Shawn McMurtrey" w:date="2022-10-12T13:06:00Z">
         <w:r>
           <w:rPr>
             <w:sz w:val="24"/>
@@ -18358,7 +19299,7 @@
           <w:t>, 83% (n = 62/75) of the plots had confirmed LRR at the conclusion of the study.</w:t>
         </w:r>
       </w:ins>
-      <w:del w:id="288" w:author="Shawn McMurtrey" w:date="2022-09-22T22:21:00Z">
+      <w:del w:id="367" w:author="Shawn McMurtrey" w:date="2022-09-22T22:21:00Z">
         <w:r>
           <w:rPr>
             <w:sz w:val="24"/>
@@ -18372,7 +19313,7 @@
       <w:pPr>
         <w:spacing w:line="480" w:lineRule="auto"/>
         <w:rPr>
-          <w:del w:id="289" w:author="Unknown Author" w:date="2022-10-07T15:14:00Z"/>
+          <w:del w:id="368" w:author="Unknown Author" w:date="2022-10-07T15:14:00Z"/>
           <w:sz w:val="24"/>
           <w:szCs w:val="24"/>
         </w:rPr>
@@ -18382,12 +19323,12 @@
       <w:pPr>
         <w:spacing w:line="480" w:lineRule="auto"/>
         <w:rPr>
-          <w:del w:id="290" w:author="Unknown Author" w:date="2022-10-07T15:14:00Z"/>
+          <w:del w:id="369" w:author="Unknown Author" w:date="2022-10-07T15:14:00Z"/>
           <w:sz w:val="24"/>
           <w:szCs w:val="24"/>
         </w:rPr>
       </w:pPr>
-      <w:del w:id="291" w:author="Unknown Author" w:date="2022-10-07T15:14:00Z">
+      <w:del w:id="370" w:author="Unknown Author" w:date="2022-10-07T15:14:00Z">
         <w:r>
           <w:rPr>
             <w:b/>
@@ -18456,7 +19397,7 @@
       <w:pPr>
         <w:spacing w:line="480" w:lineRule="auto"/>
         <w:rPr>
-          <w:del w:id="292" w:author="Unknown Author" w:date="2022-10-07T15:14:00Z"/>
+          <w:del w:id="371" w:author="Unknown Author" w:date="2022-10-07T15:14:00Z"/>
           <w:sz w:val="24"/>
           <w:szCs w:val="24"/>
           <w:highlight w:val="white"/>
@@ -18500,12 +19441,12 @@
               <w:spacing w:line="240" w:lineRule="auto"/>
               <w:jc w:val="center"/>
               <w:rPr>
-                <w:del w:id="293" w:author="Unknown Author" w:date="2022-10-07T15:14:00Z"/>
-                <w:rFonts w:eastAsia="Times New Roman"/>
-                <w:lang w:val="en-US"/>
-              </w:rPr>
-            </w:pPr>
-            <w:del w:id="294" w:author="Unknown Author" w:date="2022-10-07T15:14:00Z">
+                <w:del w:id="372" w:author="Unknown Author" w:date="2022-10-07T15:14:00Z"/>
+                <w:rFonts w:eastAsia="Times New Roman"/>
+                <w:lang w:val="en-US"/>
+              </w:rPr>
+            </w:pPr>
+            <w:del w:id="373" w:author="Unknown Author" w:date="2022-10-07T15:14:00Z">
               <w:r>
                 <w:rPr>
                   <w:rFonts w:eastAsia="Times New Roman"/>
@@ -18534,12 +19475,12 @@
               <w:spacing w:line="240" w:lineRule="auto"/>
               <w:jc w:val="center"/>
               <w:rPr>
-                <w:del w:id="295" w:author="Unknown Author" w:date="2022-10-07T15:14:00Z"/>
-                <w:rFonts w:eastAsia="Times New Roman"/>
-                <w:lang w:val="en-US"/>
-              </w:rPr>
-            </w:pPr>
-            <w:del w:id="296" w:author="Unknown Author" w:date="2022-10-07T15:14:00Z">
+                <w:del w:id="374" w:author="Unknown Author" w:date="2022-10-07T15:14:00Z"/>
+                <w:rFonts w:eastAsia="Times New Roman"/>
+                <w:lang w:val="en-US"/>
+              </w:rPr>
+            </w:pPr>
+            <w:del w:id="375" w:author="Unknown Author" w:date="2022-10-07T15:14:00Z">
               <w:r>
                 <w:rPr>
                   <w:rFonts w:eastAsia="Times New Roman"/>
@@ -18568,12 +19509,12 @@
               <w:spacing w:line="240" w:lineRule="auto"/>
               <w:jc w:val="center"/>
               <w:rPr>
-                <w:del w:id="297" w:author="Unknown Author" w:date="2022-10-07T15:14:00Z"/>
-                <w:rFonts w:eastAsia="Times New Roman"/>
-                <w:lang w:val="en-US"/>
-              </w:rPr>
-            </w:pPr>
-            <w:del w:id="298" w:author="Unknown Author" w:date="2022-10-07T15:14:00Z">
+                <w:del w:id="376" w:author="Unknown Author" w:date="2022-10-07T15:14:00Z"/>
+                <w:rFonts w:eastAsia="Times New Roman"/>
+                <w:lang w:val="en-US"/>
+              </w:rPr>
+            </w:pPr>
+            <w:del w:id="377" w:author="Unknown Author" w:date="2022-10-07T15:14:00Z">
               <w:r>
                 <w:rPr>
                   <w:rFonts w:eastAsia="Times New Roman"/>
@@ -18602,12 +19543,12 @@
               <w:spacing w:line="240" w:lineRule="auto"/>
               <w:jc w:val="center"/>
               <w:rPr>
-                <w:del w:id="299" w:author="Unknown Author" w:date="2022-10-07T15:14:00Z"/>
-                <w:rFonts w:eastAsia="Times New Roman"/>
-                <w:lang w:val="en-US"/>
-              </w:rPr>
-            </w:pPr>
-            <w:del w:id="300" w:author="Unknown Author" w:date="2022-10-07T15:14:00Z">
+                <w:del w:id="378" w:author="Unknown Author" w:date="2022-10-07T15:14:00Z"/>
+                <w:rFonts w:eastAsia="Times New Roman"/>
+                <w:lang w:val="en-US"/>
+              </w:rPr>
+            </w:pPr>
+            <w:del w:id="379" w:author="Unknown Author" w:date="2022-10-07T15:14:00Z">
               <w:r>
                 <w:rPr>
                   <w:rFonts w:eastAsia="Times New Roman"/>
@@ -18636,12 +19577,12 @@
               <w:spacing w:line="240" w:lineRule="auto"/>
               <w:jc w:val="center"/>
               <w:rPr>
-                <w:del w:id="301" w:author="Unknown Author" w:date="2022-10-07T15:14:00Z"/>
-                <w:rFonts w:eastAsia="Times New Roman"/>
-                <w:lang w:val="en-US"/>
-              </w:rPr>
-            </w:pPr>
-            <w:del w:id="302" w:author="Unknown Author" w:date="2022-10-07T15:14:00Z">
+                <w:del w:id="380" w:author="Unknown Author" w:date="2022-10-07T15:14:00Z"/>
+                <w:rFonts w:eastAsia="Times New Roman"/>
+                <w:lang w:val="en-US"/>
+              </w:rPr>
+            </w:pPr>
+            <w:del w:id="381" w:author="Unknown Author" w:date="2022-10-07T15:14:00Z">
               <w:r>
                 <w:rPr>
                   <w:rFonts w:eastAsia="Times New Roman"/>
@@ -18672,12 +19613,12 @@
               <w:spacing w:line="240" w:lineRule="auto"/>
               <w:jc w:val="center"/>
               <w:rPr>
-                <w:del w:id="303" w:author="Unknown Author" w:date="2022-10-07T15:14:00Z"/>
-                <w:rFonts w:eastAsia="Times New Roman"/>
-                <w:lang w:val="en-US"/>
-              </w:rPr>
-            </w:pPr>
-            <w:del w:id="304" w:author="Unknown Author" w:date="2022-10-07T15:14:00Z">
+                <w:del w:id="382" w:author="Unknown Author" w:date="2022-10-07T15:14:00Z"/>
+                <w:rFonts w:eastAsia="Times New Roman"/>
+                <w:lang w:val="en-US"/>
+              </w:rPr>
+            </w:pPr>
+            <w:del w:id="383" w:author="Unknown Author" w:date="2022-10-07T15:14:00Z">
               <w:r>
                 <w:rPr>
                   <w:rFonts w:eastAsia="Times New Roman"/>
@@ -18704,11 +19645,11 @@
               <w:spacing w:line="240" w:lineRule="auto"/>
               <w:jc w:val="center"/>
               <w:rPr>
-                <w:del w:id="305" w:author="Unknown Author" w:date="2022-10-07T15:14:00Z"/>
+                <w:del w:id="384" w:author="Unknown Author" w:date="2022-10-07T15:14:00Z"/>
                 <w:color w:val="000000"/>
               </w:rPr>
             </w:pPr>
-            <w:del w:id="306" w:author="Unknown Author" w:date="2022-10-07T15:14:00Z">
+            <w:del w:id="385" w:author="Unknown Author" w:date="2022-10-07T15:14:00Z">
               <w:r>
                 <w:rPr>
                   <w:color w:val="000000"/>
@@ -18734,11 +19675,11 @@
               <w:spacing w:line="240" w:lineRule="auto"/>
               <w:jc w:val="center"/>
               <w:rPr>
-                <w:del w:id="307" w:author="Unknown Author" w:date="2022-10-07T15:14:00Z"/>
+                <w:del w:id="386" w:author="Unknown Author" w:date="2022-10-07T15:14:00Z"/>
                 <w:color w:val="000000"/>
               </w:rPr>
             </w:pPr>
-            <w:del w:id="308" w:author="Unknown Author" w:date="2022-10-07T15:14:00Z">
+            <w:del w:id="387" w:author="Unknown Author" w:date="2022-10-07T15:14:00Z">
               <w:r>
                 <w:rPr>
                   <w:color w:val="000000"/>
@@ -18764,11 +19705,11 @@
               <w:spacing w:line="240" w:lineRule="auto"/>
               <w:jc w:val="center"/>
               <w:rPr>
-                <w:del w:id="309" w:author="Unknown Author" w:date="2022-10-07T15:14:00Z"/>
+                <w:del w:id="388" w:author="Unknown Author" w:date="2022-10-07T15:14:00Z"/>
                 <w:color w:val="000000"/>
               </w:rPr>
             </w:pPr>
-            <w:del w:id="310" w:author="Unknown Author" w:date="2022-10-07T15:14:00Z">
+            <w:del w:id="389" w:author="Unknown Author" w:date="2022-10-07T15:14:00Z">
               <w:r>
                 <w:rPr>
                   <w:color w:val="000000"/>
@@ -18794,12 +19735,12 @@
               <w:spacing w:line="240" w:lineRule="auto"/>
               <w:jc w:val="center"/>
               <w:rPr>
-                <w:del w:id="311" w:author="Unknown Author" w:date="2022-10-07T15:14:00Z"/>
-                <w:rFonts w:eastAsia="Times New Roman"/>
-                <w:lang w:val="en-US"/>
-              </w:rPr>
-            </w:pPr>
-            <w:del w:id="312" w:author="Unknown Author" w:date="2022-10-07T15:14:00Z">
+                <w:del w:id="390" w:author="Unknown Author" w:date="2022-10-07T15:14:00Z"/>
+                <w:rFonts w:eastAsia="Times New Roman"/>
+                <w:lang w:val="en-US"/>
+              </w:rPr>
+            </w:pPr>
+            <w:del w:id="391" w:author="Unknown Author" w:date="2022-10-07T15:14:00Z">
               <w:r>
                 <w:rPr>
                   <w:rFonts w:eastAsia="Times New Roman"/>
@@ -18828,12 +19769,12 @@
               <w:spacing w:line="240" w:lineRule="auto"/>
               <w:jc w:val="center"/>
               <w:rPr>
-                <w:del w:id="313" w:author="Unknown Author" w:date="2022-10-07T15:14:00Z"/>
-                <w:rFonts w:eastAsia="Times New Roman"/>
-                <w:lang w:val="en-US"/>
-              </w:rPr>
-            </w:pPr>
-            <w:del w:id="314" w:author="Unknown Author" w:date="2022-10-07T15:14:00Z">
+                <w:del w:id="392" w:author="Unknown Author" w:date="2022-10-07T15:14:00Z"/>
+                <w:rFonts w:eastAsia="Times New Roman"/>
+                <w:lang w:val="en-US"/>
+              </w:rPr>
+            </w:pPr>
+            <w:del w:id="393" w:author="Unknown Author" w:date="2022-10-07T15:14:00Z">
               <w:r>
                 <w:rPr>
                   <w:rFonts w:eastAsia="Times New Roman"/>
@@ -18860,11 +19801,11 @@
               <w:spacing w:line="240" w:lineRule="auto"/>
               <w:jc w:val="center"/>
               <w:rPr>
-                <w:del w:id="315" w:author="Unknown Author" w:date="2022-10-07T15:14:00Z"/>
+                <w:del w:id="394" w:author="Unknown Author" w:date="2022-10-07T15:14:00Z"/>
                 <w:color w:val="000000"/>
               </w:rPr>
             </w:pPr>
-            <w:del w:id="316" w:author="Unknown Author" w:date="2022-10-07T15:14:00Z">
+            <w:del w:id="395" w:author="Unknown Author" w:date="2022-10-07T15:14:00Z">
               <w:r>
                 <w:rPr>
                   <w:color w:val="000000"/>
@@ -18890,11 +19831,11 @@
               <w:spacing w:line="240" w:lineRule="auto"/>
               <w:jc w:val="center"/>
               <w:rPr>
-                <w:del w:id="317" w:author="Unknown Author" w:date="2022-10-07T15:14:00Z"/>
+                <w:del w:id="396" w:author="Unknown Author" w:date="2022-10-07T15:14:00Z"/>
                 <w:color w:val="000000"/>
               </w:rPr>
             </w:pPr>
-            <w:del w:id="318" w:author="Unknown Author" w:date="2022-10-07T15:14:00Z">
+            <w:del w:id="397" w:author="Unknown Author" w:date="2022-10-07T15:14:00Z">
               <w:r>
                 <w:rPr>
                   <w:color w:val="000000"/>
@@ -18920,11 +19861,11 @@
               <w:spacing w:line="240" w:lineRule="auto"/>
               <w:jc w:val="center"/>
               <w:rPr>
-                <w:del w:id="319" w:author="Unknown Author" w:date="2022-10-07T15:14:00Z"/>
+                <w:del w:id="398" w:author="Unknown Author" w:date="2022-10-07T15:14:00Z"/>
                 <w:color w:val="000000"/>
               </w:rPr>
             </w:pPr>
-            <w:del w:id="320" w:author="Unknown Author" w:date="2022-10-07T15:14:00Z">
+            <w:del w:id="399" w:author="Unknown Author" w:date="2022-10-07T15:14:00Z">
               <w:r>
                 <w:rPr>
                   <w:color w:val="000000"/>
@@ -18950,12 +19891,12 @@
               <w:spacing w:line="240" w:lineRule="auto"/>
               <w:jc w:val="center"/>
               <w:rPr>
-                <w:del w:id="321" w:author="Unknown Author" w:date="2022-10-07T15:14:00Z"/>
-                <w:rFonts w:eastAsia="Times New Roman"/>
-                <w:lang w:val="en-US"/>
-              </w:rPr>
-            </w:pPr>
-            <w:del w:id="322" w:author="Unknown Author" w:date="2022-10-07T15:14:00Z">
+                <w:del w:id="400" w:author="Unknown Author" w:date="2022-10-07T15:14:00Z"/>
+                <w:rFonts w:eastAsia="Times New Roman"/>
+                <w:lang w:val="en-US"/>
+              </w:rPr>
+            </w:pPr>
+            <w:del w:id="401" w:author="Unknown Author" w:date="2022-10-07T15:14:00Z">
               <w:r>
                 <w:rPr>
                   <w:rFonts w:eastAsia="Times New Roman"/>
@@ -18984,12 +19925,12 @@
               <w:spacing w:line="240" w:lineRule="auto"/>
               <w:jc w:val="center"/>
               <w:rPr>
-                <w:del w:id="323" w:author="Unknown Author" w:date="2022-10-07T15:14:00Z"/>
-                <w:rFonts w:eastAsia="Times New Roman"/>
-                <w:lang w:val="en-US"/>
-              </w:rPr>
-            </w:pPr>
-            <w:del w:id="324" w:author="Unknown Author" w:date="2022-10-07T15:14:00Z">
+                <w:del w:id="402" w:author="Unknown Author" w:date="2022-10-07T15:14:00Z"/>
+                <w:rFonts w:eastAsia="Times New Roman"/>
+                <w:lang w:val="en-US"/>
+              </w:rPr>
+            </w:pPr>
+            <w:del w:id="403" w:author="Unknown Author" w:date="2022-10-07T15:14:00Z">
               <w:r>
                 <w:rPr>
                   <w:rFonts w:eastAsia="Times New Roman"/>
@@ -19016,11 +19957,11 @@
               <w:spacing w:line="240" w:lineRule="auto"/>
               <w:jc w:val="center"/>
               <w:rPr>
-                <w:del w:id="325" w:author="Unknown Author" w:date="2022-10-07T15:14:00Z"/>
+                <w:del w:id="404" w:author="Unknown Author" w:date="2022-10-07T15:14:00Z"/>
                 <w:color w:val="000000"/>
               </w:rPr>
             </w:pPr>
-            <w:del w:id="326" w:author="Unknown Author" w:date="2022-10-07T15:14:00Z">
+            <w:del w:id="405" w:author="Unknown Author" w:date="2022-10-07T15:14:00Z">
               <w:r>
                 <w:rPr>
                   <w:color w:val="000000"/>
@@ -19046,11 +19987,11 @@
               <w:spacing w:line="240" w:lineRule="auto"/>
               <w:jc w:val="center"/>
               <w:rPr>
-                <w:del w:id="327" w:author="Unknown Author" w:date="2022-10-07T15:14:00Z"/>
+                <w:del w:id="406" w:author="Unknown Author" w:date="2022-10-07T15:14:00Z"/>
                 <w:color w:val="000000"/>
               </w:rPr>
             </w:pPr>
-            <w:del w:id="328" w:author="Unknown Author" w:date="2022-10-07T15:14:00Z">
+            <w:del w:id="407" w:author="Unknown Author" w:date="2022-10-07T15:14:00Z">
               <w:r>
                 <w:rPr>
                   <w:color w:val="000000"/>
@@ -19076,11 +20017,11 @@
               <w:spacing w:line="240" w:lineRule="auto"/>
               <w:jc w:val="center"/>
               <w:rPr>
-                <w:del w:id="329" w:author="Unknown Author" w:date="2022-10-07T15:14:00Z"/>
+                <w:del w:id="408" w:author="Unknown Author" w:date="2022-10-07T15:14:00Z"/>
                 <w:color w:val="000000"/>
               </w:rPr>
             </w:pPr>
-            <w:del w:id="330" w:author="Unknown Author" w:date="2022-10-07T15:14:00Z">
+            <w:del w:id="409" w:author="Unknown Author" w:date="2022-10-07T15:14:00Z">
               <w:r>
                 <w:rPr>
                   <w:color w:val="000000"/>
@@ -19106,12 +20047,12 @@
               <w:spacing w:line="240" w:lineRule="auto"/>
               <w:jc w:val="center"/>
               <w:rPr>
-                <w:del w:id="331" w:author="Unknown Author" w:date="2022-10-07T15:14:00Z"/>
-                <w:rFonts w:eastAsia="Times New Roman"/>
-                <w:lang w:val="en-US"/>
-              </w:rPr>
-            </w:pPr>
-            <w:del w:id="332" w:author="Unknown Author" w:date="2022-10-07T15:14:00Z">
+                <w:del w:id="410" w:author="Unknown Author" w:date="2022-10-07T15:14:00Z"/>
+                <w:rFonts w:eastAsia="Times New Roman"/>
+                <w:lang w:val="en-US"/>
+              </w:rPr>
+            </w:pPr>
+            <w:del w:id="411" w:author="Unknown Author" w:date="2022-10-07T15:14:00Z">
               <w:r>
                 <w:rPr>
                   <w:rFonts w:eastAsia="Times New Roman"/>
@@ -19140,12 +20081,12 @@
               <w:spacing w:line="240" w:lineRule="auto"/>
               <w:jc w:val="center"/>
               <w:rPr>
-                <w:del w:id="333" w:author="Unknown Author" w:date="2022-10-07T15:14:00Z"/>
-                <w:rFonts w:eastAsia="Times New Roman"/>
-                <w:lang w:val="en-US"/>
-              </w:rPr>
-            </w:pPr>
-            <w:del w:id="334" w:author="Unknown Author" w:date="2022-10-07T15:14:00Z">
+                <w:del w:id="412" w:author="Unknown Author" w:date="2022-10-07T15:14:00Z"/>
+                <w:rFonts w:eastAsia="Times New Roman"/>
+                <w:lang w:val="en-US"/>
+              </w:rPr>
+            </w:pPr>
+            <w:del w:id="413" w:author="Unknown Author" w:date="2022-10-07T15:14:00Z">
               <w:r>
                 <w:rPr>
                   <w:rFonts w:eastAsia="Times New Roman"/>
@@ -19172,12 +20113,12 @@
               <w:spacing w:line="240" w:lineRule="auto"/>
               <w:jc w:val="center"/>
               <w:rPr>
-                <w:del w:id="335" w:author="Unknown Author" w:date="2022-10-07T15:14:00Z"/>
-                <w:rFonts w:eastAsia="Times New Roman"/>
-                <w:lang w:val="en-US"/>
-              </w:rPr>
-            </w:pPr>
-            <w:del w:id="336" w:author="Unknown Author" w:date="2022-10-07T15:14:00Z">
+                <w:del w:id="414" w:author="Unknown Author" w:date="2022-10-07T15:14:00Z"/>
+                <w:rFonts w:eastAsia="Times New Roman"/>
+                <w:lang w:val="en-US"/>
+              </w:rPr>
+            </w:pPr>
+            <w:del w:id="415" w:author="Unknown Author" w:date="2022-10-07T15:14:00Z">
               <w:r>
                 <w:rPr>
                   <w:rFonts w:eastAsia="Times New Roman"/>
@@ -19204,12 +20145,12 @@
               <w:spacing w:line="240" w:lineRule="auto"/>
               <w:jc w:val="center"/>
               <w:rPr>
-                <w:del w:id="337" w:author="Unknown Author" w:date="2022-10-07T15:14:00Z"/>
-                <w:rFonts w:eastAsia="Times New Roman"/>
-                <w:lang w:val="en-US"/>
-              </w:rPr>
-            </w:pPr>
-            <w:del w:id="338" w:author="Unknown Author" w:date="2022-10-07T15:14:00Z">
+                <w:del w:id="416" w:author="Unknown Author" w:date="2022-10-07T15:14:00Z"/>
+                <w:rFonts w:eastAsia="Times New Roman"/>
+                <w:lang w:val="en-US"/>
+              </w:rPr>
+            </w:pPr>
+            <w:del w:id="417" w:author="Unknown Author" w:date="2022-10-07T15:14:00Z">
               <w:r>
                 <w:rPr>
                   <w:rFonts w:eastAsia="Times New Roman"/>
@@ -19236,12 +20177,12 @@
               <w:spacing w:line="240" w:lineRule="auto"/>
               <w:jc w:val="center"/>
               <w:rPr>
-                <w:del w:id="339" w:author="Unknown Author" w:date="2022-10-07T15:14:00Z"/>
-                <w:rFonts w:eastAsia="Times New Roman"/>
-                <w:lang w:val="en-US"/>
-              </w:rPr>
-            </w:pPr>
-            <w:del w:id="340" w:author="Unknown Author" w:date="2022-10-07T15:14:00Z">
+                <w:del w:id="418" w:author="Unknown Author" w:date="2022-10-07T15:14:00Z"/>
+                <w:rFonts w:eastAsia="Times New Roman"/>
+                <w:lang w:val="en-US"/>
+              </w:rPr>
+            </w:pPr>
+            <w:del w:id="419" w:author="Unknown Author" w:date="2022-10-07T15:14:00Z">
               <w:r>
                 <w:rPr>
                   <w:rFonts w:eastAsia="Times New Roman"/>
@@ -19268,12 +20209,12 @@
               <w:spacing w:line="240" w:lineRule="auto"/>
               <w:jc w:val="center"/>
               <w:rPr>
-                <w:del w:id="341" w:author="Unknown Author" w:date="2022-10-07T15:14:00Z"/>
-                <w:rFonts w:eastAsia="Times New Roman"/>
-                <w:lang w:val="en-US"/>
-              </w:rPr>
-            </w:pPr>
-            <w:del w:id="342" w:author="Unknown Author" w:date="2022-10-07T15:14:00Z">
+                <w:del w:id="420" w:author="Unknown Author" w:date="2022-10-07T15:14:00Z"/>
+                <w:rFonts w:eastAsia="Times New Roman"/>
+                <w:lang w:val="en-US"/>
+              </w:rPr>
+            </w:pPr>
+            <w:del w:id="421" w:author="Unknown Author" w:date="2022-10-07T15:14:00Z">
               <w:r>
                 <w:rPr>
                   <w:rFonts w:eastAsia="Times New Roman"/>
@@ -19281,14 +20222,14 @@
                 </w:rPr>
                 <w:delText>83% (n = 62/75) </w:delText>
               </w:r>
-              <w:commentRangeStart w:id="343"/>
-              <w:commentRangeEnd w:id="343"/>
+              <w:commentRangeStart w:id="422"/>
+              <w:commentRangeEnd w:id="422"/>
               <w:r>
                 <w:rPr>
                   <w:rFonts w:eastAsia="Times New Roman"/>
                   <w:lang w:val="en-US"/>
                 </w:rPr>
-                <w:commentReference w:id="343"/>
+                <w:commentReference w:id="422"/>
               </w:r>
             </w:del>
           </w:p>
@@ -19299,7 +20240,7 @@
       <w:pPr>
         <w:spacing w:line="480" w:lineRule="auto"/>
         <w:rPr>
-          <w:del w:id="344" w:author="Unknown Author" w:date="2022-10-07T15:14:00Z"/>
+          <w:del w:id="423" w:author="Unknown Author" w:date="2022-10-07T15:14:00Z"/>
           <w:sz w:val="24"/>
           <w:szCs w:val="24"/>
         </w:rPr>
@@ -19339,7 +20280,7 @@
           <w:sz w:val="24"/>
           <w:szCs w:val="24"/>
         </w:rPr>
-        <w:pPrChange w:id="345" w:author="Shawn McMurtrey" w:date="2022-10-12T13:08:00Z">
+        <w:pPrChange w:id="424" w:author="Shawn McMurtrey" w:date="2022-10-12T13:08:00Z">
           <w:pPr>
             <w:spacing w:line="480" w:lineRule="auto"/>
           </w:pPr>
@@ -19353,7 +20294,7 @@
         </w:rPr>
         <w:t xml:space="preserve">Within the results of the modeled data, the mean values of the measured data were found to correspond more closely to the WRDM model run that was made using default parameters. The data determined by the FVS simulation, was not found to be </w:t>
       </w:r>
-      <w:del w:id="346" w:author="Shawn McMurtrey" w:date="2022-09-22T22:26:00Z">
+      <w:del w:id="425" w:author="Shawn McMurtrey" w:date="2022-09-22T22:26:00Z">
         <w:r>
           <w:rPr>
             <w:sz w:val="24"/>
@@ -19371,7 +20312,7 @@
         </w:rPr>
         <w:t xml:space="preserve"> statistically significant for the years of 2009 and 2020 </w:t>
       </w:r>
-      <w:ins w:id="347" w:author="Shawn McMurtrey" w:date="2022-09-22T22:27:00Z">
+      <w:ins w:id="426" w:author="Shawn McMurtrey" w:date="2022-09-22T22:27:00Z">
         <w:r>
           <w:rPr>
             <w:sz w:val="24"/>
@@ -19390,7 +20331,7 @@
           <w:t xml:space="preserve">thinned </w:t>
         </w:r>
       </w:ins>
-      <w:ins w:id="348" w:author="Shawn McMurtrey" w:date="2022-09-22T22:28:00Z">
+      <w:ins w:id="427" w:author="Shawn McMurtrey" w:date="2022-09-22T22:28:00Z">
         <w:r>
           <w:rPr>
             <w:sz w:val="24"/>
@@ -19400,7 +20341,7 @@
           <w:t>stands</w:t>
         </w:r>
       </w:ins>
-      <w:ins w:id="349" w:author="Shawn McMurtrey" w:date="2022-09-22T22:30:00Z">
+      <w:ins w:id="428" w:author="Shawn McMurtrey" w:date="2022-09-22T22:30:00Z">
         <w:r>
           <w:rPr>
             <w:sz w:val="24"/>
@@ -19410,7 +20351,7 @@
           <w:t xml:space="preserve"> </w:t>
         </w:r>
       </w:ins>
-      <w:del w:id="350" w:author="Shawn McMurtrey" w:date="2022-09-22T22:30:00Z">
+      <w:del w:id="429" w:author="Shawn McMurtrey" w:date="2022-09-22T22:30:00Z">
         <w:r>
           <w:rPr>
             <w:sz w:val="24"/>
@@ -19430,7 +20371,7 @@
           <w:delText>Figure 3 and</w:delText>
         </w:r>
       </w:del>
-      <w:del w:id="351" w:author="Shawn McMurtrey" w:date="2022-09-22T22:26:00Z">
+      <w:del w:id="430" w:author="Shawn McMurtrey" w:date="2022-09-22T22:26:00Z">
         <w:r>
           <w:rPr>
             <w:b/>
@@ -19442,7 +20383,7 @@
           <w:delText xml:space="preserve"> Table 3</w:delText>
         </w:r>
       </w:del>
-      <w:del w:id="352" w:author="Shawn McMurtrey" w:date="2022-09-22T22:30:00Z">
+      <w:del w:id="431" w:author="Shawn McMurtrey" w:date="2022-09-22T22:30:00Z">
         <w:r>
           <w:rPr>
             <w:b/>
@@ -19462,7 +20403,7 @@
         </w:rPr>
         <w:t>.</w:t>
       </w:r>
-      <w:ins w:id="353" w:author="Shawn McMurtrey" w:date="2022-09-22T22:28:00Z">
+      <w:ins w:id="432" w:author="Shawn McMurtrey" w:date="2022-09-22T22:28:00Z">
         <w:r>
           <w:rPr>
             <w:sz w:val="24"/>
@@ -19472,7 +20413,7 @@
           <w:t xml:space="preserve"> The </w:t>
         </w:r>
       </w:ins>
-      <w:ins w:id="354" w:author="Shawn McMurtrey" w:date="2022-09-22T22:29:00Z">
+      <w:ins w:id="433" w:author="Shawn McMurtrey" w:date="2022-09-22T22:29:00Z">
         <w:r>
           <w:rPr>
             <w:sz w:val="24"/>
@@ -19482,7 +20423,7 @@
           <w:t xml:space="preserve">basal area predictions made by the </w:t>
         </w:r>
       </w:ins>
-      <w:ins w:id="355" w:author="Shawn McMurtrey" w:date="2022-09-22T22:28:00Z">
+      <w:ins w:id="434" w:author="Shawn McMurtrey" w:date="2022-09-22T22:28:00Z">
         <w:r>
           <w:rPr>
             <w:sz w:val="24"/>
@@ -19492,7 +20433,7 @@
           <w:t xml:space="preserve">WRDM was statistically significant </w:t>
         </w:r>
       </w:ins>
-      <w:ins w:id="356" w:author="Shawn McMurtrey" w:date="2022-09-22T22:29:00Z">
+      <w:ins w:id="435" w:author="Shawn McMurtrey" w:date="2022-09-22T22:29:00Z">
         <w:r>
           <w:rPr>
             <w:sz w:val="24"/>
@@ -19502,7 +20443,7 @@
           <w:t>when compared with observed data for all three treatment areas in 2020</w:t>
         </w:r>
       </w:ins>
-      <w:ins w:id="357" w:author="Shawn McMurtrey" w:date="2022-10-12T12:01:00Z">
+      <w:ins w:id="436" w:author="Shawn McMurtrey" w:date="2022-10-12T12:01:00Z">
         <w:r>
           <w:rPr>
             <w:sz w:val="24"/>
@@ -19512,7 +20453,7 @@
           <w:t>.</w:t>
         </w:r>
       </w:ins>
-      <w:del w:id="358" w:author="Shawn McMurtrey" w:date="2022-09-22T22:28:00Z">
+      <w:del w:id="437" w:author="Shawn McMurtrey" w:date="2022-09-22T22:28:00Z">
         <w:r>
           <w:rPr>
             <w:sz w:val="24"/>
@@ -19542,10 +20483,10 @@
           <w:szCs w:val="24"/>
         </w:rPr>
       </w:pPr>
-      <w:commentRangeStart w:id="359"/>
-      <w:commentRangeEnd w:id="359"/>
-      <w:r>
-        <w:commentReference w:id="359"/>
+      <w:commentRangeStart w:id="438"/>
+      <w:commentRangeEnd w:id="438"/>
+      <w:r>
+        <w:commentReference w:id="438"/>
       </w:r>
     </w:p>
     <w:p>
@@ -19584,59 +20525,6 @@
                 <pic:pic xmlns:pic="http://schemas.openxmlformats.org/drawingml/2006/picture">
                   <pic:nvPicPr>
                     <pic:cNvPr id="5" name="Picture 27"/>
-                    <pic:cNvPicPr>
-                      <a:picLocks noChangeAspect="1" noChangeArrowheads="1"/>
-                    </pic:cNvPicPr>
-                  </pic:nvPicPr>
-                  <pic:blipFill>
-                    <a:blip r:embed="rId34"/>
-                    <a:stretch>
-                      <a:fillRect/>
-                    </a:stretch>
-                  </pic:blipFill>
-                  <pic:spPr bwMode="auto">
-                    <a:xfrm>
-                      <a:off x="0" y="0"/>
-                      <a:ext cx="5943600" cy="3390900"/>
-                    </a:xfrm>
-                    <a:prstGeom prst="rect">
-                      <a:avLst/>
-                    </a:prstGeom>
-                  </pic:spPr>
-                </pic:pic>
-              </a:graphicData>
-            </a:graphic>
-          </wp:inline>
-        </w:drawing>
-      </w:r>
-    </w:p>
-    <w:p>
-      <w:pPr>
-        <w:spacing w:line="480" w:lineRule="auto"/>
-        <w:rPr>
-          <w:b/>
-          <w:sz w:val="24"/>
-          <w:szCs w:val="24"/>
-        </w:rPr>
-      </w:pPr>
-      <w:r>
-        <w:rPr>
-          <w:noProof/>
-        </w:rPr>
-        <w:lastRenderedPageBreak/>
-        <w:drawing>
-          <wp:inline distT="0" distB="0" distL="0" distR="0" wp14:anchorId="50A8A1D4" wp14:editId="70552764">
-            <wp:extent cx="5943600" cy="3390900"/>
-            <wp:effectExtent l="0" t="0" r="0" b="0"/>
-            <wp:docPr id="6" name="Picture 26"/>
-            <wp:cNvGraphicFramePr>
-              <a:graphicFrameLocks xmlns:a="http://schemas.openxmlformats.org/drawingml/2006/main" noChangeAspect="1"/>
-            </wp:cNvGraphicFramePr>
-            <a:graphic xmlns:a="http://schemas.openxmlformats.org/drawingml/2006/main">
-              <a:graphicData uri="http://schemas.openxmlformats.org/drawingml/2006/picture">
-                <pic:pic xmlns:pic="http://schemas.openxmlformats.org/drawingml/2006/picture">
-                  <pic:nvPicPr>
-                    <pic:cNvPr id="6" name="Picture 26"/>
                     <pic:cNvPicPr>
                       <a:picLocks noChangeAspect="1" noChangeArrowheads="1"/>
                     </pic:cNvPicPr>
@@ -19676,11 +20564,12 @@
         <w:rPr>
           <w:noProof/>
         </w:rPr>
+        <w:lastRenderedPageBreak/>
         <w:drawing>
-          <wp:inline distT="0" distB="0" distL="0" distR="0" wp14:anchorId="0DD51E51" wp14:editId="43F8CDFC">
+          <wp:inline distT="0" distB="0" distL="0" distR="0" wp14:anchorId="50A8A1D4" wp14:editId="70552764">
             <wp:extent cx="5943600" cy="3390900"/>
             <wp:effectExtent l="0" t="0" r="0" b="0"/>
-            <wp:docPr id="7" name="Picture 24"/>
+            <wp:docPr id="6" name="Picture 26"/>
             <wp:cNvGraphicFramePr>
               <a:graphicFrameLocks xmlns:a="http://schemas.openxmlformats.org/drawingml/2006/main" noChangeAspect="1"/>
             </wp:cNvGraphicFramePr>
@@ -19688,7 +20577,7 @@
               <a:graphicData uri="http://schemas.openxmlformats.org/drawingml/2006/picture">
                 <pic:pic xmlns:pic="http://schemas.openxmlformats.org/drawingml/2006/picture">
                   <pic:nvPicPr>
-                    <pic:cNvPr id="7" name="Picture 24"/>
+                    <pic:cNvPr id="6" name="Picture 26"/>
                     <pic:cNvPicPr>
                       <a:picLocks noChangeAspect="1" noChangeArrowheads="1"/>
                     </pic:cNvPicPr>
@@ -19714,27 +20603,79 @@
           </wp:inline>
         </w:drawing>
       </w:r>
-      <w:commentRangeStart w:id="360"/>
-      <w:commentRangeStart w:id="361"/>
-      <w:commentRangeStart w:id="362"/>
-      <w:commentRangeEnd w:id="360"/>
-      <w:r>
-        <w:commentReference w:id="360"/>
-      </w:r>
-      <w:commentRangeEnd w:id="361"/>
-      <w:r>
-        <w:commentReference w:id="361"/>
-      </w:r>
-      <w:commentRangeEnd w:id="362"/>
-      <w:r>
-        <w:commentReference w:id="362"/>
-      </w:r>
     </w:p>
     <w:p>
       <w:pPr>
         <w:spacing w:line="480" w:lineRule="auto"/>
         <w:rPr>
-          <w:del w:id="363" w:author="Shawn McMurtrey" w:date="2022-09-23T15:10:00Z"/>
+          <w:b/>
+          <w:sz w:val="24"/>
+          <w:szCs w:val="24"/>
+        </w:rPr>
+      </w:pPr>
+      <w:r>
+        <w:rPr>
+          <w:noProof/>
+        </w:rPr>
+        <w:drawing>
+          <wp:inline distT="0" distB="0" distL="0" distR="0" wp14:anchorId="0DD51E51" wp14:editId="43F8CDFC">
+            <wp:extent cx="5943600" cy="3390900"/>
+            <wp:effectExtent l="0" t="0" r="0" b="0"/>
+            <wp:docPr id="7" name="Picture 24"/>
+            <wp:cNvGraphicFramePr>
+              <a:graphicFrameLocks xmlns:a="http://schemas.openxmlformats.org/drawingml/2006/main" noChangeAspect="1"/>
+            </wp:cNvGraphicFramePr>
+            <a:graphic xmlns:a="http://schemas.openxmlformats.org/drawingml/2006/main">
+              <a:graphicData uri="http://schemas.openxmlformats.org/drawingml/2006/picture">
+                <pic:pic xmlns:pic="http://schemas.openxmlformats.org/drawingml/2006/picture">
+                  <pic:nvPicPr>
+                    <pic:cNvPr id="7" name="Picture 24"/>
+                    <pic:cNvPicPr>
+                      <a:picLocks noChangeAspect="1" noChangeArrowheads="1"/>
+                    </pic:cNvPicPr>
+                  </pic:nvPicPr>
+                  <pic:blipFill>
+                    <a:blip r:embed="rId37"/>
+                    <a:stretch>
+                      <a:fillRect/>
+                    </a:stretch>
+                  </pic:blipFill>
+                  <pic:spPr bwMode="auto">
+                    <a:xfrm>
+                      <a:off x="0" y="0"/>
+                      <a:ext cx="5943600" cy="3390900"/>
+                    </a:xfrm>
+                    <a:prstGeom prst="rect">
+                      <a:avLst/>
+                    </a:prstGeom>
+                  </pic:spPr>
+                </pic:pic>
+              </a:graphicData>
+            </a:graphic>
+          </wp:inline>
+        </w:drawing>
+      </w:r>
+      <w:commentRangeStart w:id="439"/>
+      <w:commentRangeStart w:id="440"/>
+      <w:commentRangeStart w:id="441"/>
+      <w:commentRangeEnd w:id="439"/>
+      <w:r>
+        <w:commentReference w:id="439"/>
+      </w:r>
+      <w:commentRangeEnd w:id="440"/>
+      <w:r>
+        <w:commentReference w:id="440"/>
+      </w:r>
+      <w:commentRangeEnd w:id="441"/>
+      <w:r>
+        <w:commentReference w:id="441"/>
+      </w:r>
+    </w:p>
+    <w:p>
+      <w:pPr>
+        <w:spacing w:line="480" w:lineRule="auto"/>
+        <w:rPr>
+          <w:del w:id="442" w:author="Shawn McMurtrey" w:date="2022-09-23T15:10:00Z"/>
           <w:b/>
           <w:sz w:val="24"/>
           <w:szCs w:val="24"/>
@@ -19763,7 +20704,7 @@
                     </pic:cNvPicPr>
                   </pic:nvPicPr>
                   <pic:blipFill>
-                    <a:blip r:embed="rId37"/>
+                    <a:blip r:embed="rId38"/>
                     <a:stretch>
                       <a:fillRect/>
                     </a:stretch>
@@ -19788,7 +20729,7 @@
       <w:pPr>
         <w:spacing w:line="480" w:lineRule="auto"/>
         <w:rPr>
-          <w:ins w:id="364" w:author="Shawn McMurtrey" w:date="2022-08-15T05:43:00Z"/>
+          <w:ins w:id="443" w:author="Shawn McMurtrey" w:date="2022-08-15T05:43:00Z"/>
           <w:b/>
           <w:sz w:val="24"/>
           <w:szCs w:val="24"/>
@@ -19811,7 +20752,7 @@
         </w:rPr>
         <w:t xml:space="preserve">Figure </w:t>
       </w:r>
-      <w:ins w:id="365" w:author="Shawn McMurtrey" w:date="2022-10-12T12:02:00Z">
+      <w:ins w:id="444" w:author="Shawn McMurtrey" w:date="2022-10-12T12:02:00Z">
         <w:r>
           <w:rPr>
             <w:b/>
@@ -19821,7 +20762,7 @@
           <w:t>4</w:t>
         </w:r>
       </w:ins>
-      <w:del w:id="366" w:author="Shawn McMurtrey" w:date="2022-10-12T12:02:00Z">
+      <w:del w:id="445" w:author="Shawn McMurtrey" w:date="2022-10-12T12:02:00Z">
         <w:r>
           <w:rPr>
             <w:b/>
@@ -19846,7 +20787,7 @@
         </w:rPr>
         <w:t xml:space="preserve"> Definitive data compared with modelled data depicting mean basal area of the 15 stands. A = </w:t>
       </w:r>
-      <w:ins w:id="367" w:author="Shawn McMurtrey" w:date="2022-08-15T05:48:00Z">
+      <w:ins w:id="446" w:author="Shawn McMurtrey" w:date="2022-08-15T05:48:00Z">
         <w:r>
           <w:rPr>
             <w:sz w:val="24"/>
@@ -19862,20 +20803,13 @@
         </w:rPr>
         <w:t xml:space="preserve"> stands</w:t>
       </w:r>
-      <w:ins w:id="368" w:author="Shawn McMurtrey" w:date="2022-10-12T10:34:00Z">
-        <w:r>
-          <w:rPr>
-            <w:sz w:val="24"/>
-            <w:szCs w:val="24"/>
-          </w:rPr>
-          <w:t xml:space="preserve"> (</w:t>
-        </w:r>
-        <w:r>
-          <w:rPr>
-            <w:sz w:val="24"/>
-            <w:szCs w:val="24"/>
-          </w:rPr>
-          <w:t>61.4 m</w:t>
+      <w:ins w:id="447" w:author="Shawn McMurtrey" w:date="2022-10-12T10:34:00Z">
+        <w:r>
+          <w:rPr>
+            <w:sz w:val="24"/>
+            <w:szCs w:val="24"/>
+          </w:rPr>
+          <w:t xml:space="preserve"> (61.4 m</w:t>
         </w:r>
         <w:r>
           <w:rPr>
@@ -19898,23 +20832,15 @@
             <w:szCs w:val="24"/>
             <w:vertAlign w:val="superscript"/>
           </w:rPr>
-          <w:t>-1</w:t>
-        </w:r>
-        <w:r>
-          <w:rPr>
-            <w:sz w:val="24"/>
-            <w:szCs w:val="24"/>
-            <w:vertAlign w:val="superscript"/>
-          </w:rPr>
-          <w:t xml:space="preserve"> </w:t>
+          <w:t xml:space="preserve">-1 </w:t>
         </w:r>
       </w:ins>
-      <w:ins w:id="369" w:author="Shawn McMurtrey" w:date="2022-10-12T10:35:00Z">
-        <w:r>
-          <w:rPr>
-            <w:sz w:val="24"/>
-            <w:szCs w:val="24"/>
-            <w:rPrChange w:id="370" w:author="Shawn McMurtrey" w:date="2022-10-12T10:35:00Z">
+      <w:ins w:id="448" w:author="Shawn McMurtrey" w:date="2022-10-12T10:35:00Z">
+        <w:r>
+          <w:rPr>
+            <w:sz w:val="24"/>
+            <w:szCs w:val="24"/>
+            <w:rPrChange w:id="449" w:author="Shawn McMurtrey" w:date="2022-10-12T10:35:00Z">
               <w:rPr>
                 <w:sz w:val="24"/>
                 <w:szCs w:val="24"/>
@@ -19939,7 +20865,7 @@
         </w:rPr>
         <w:t xml:space="preserve">, B = </w:t>
       </w:r>
-      <w:ins w:id="371" w:author="Shawn McMurtrey" w:date="2022-08-15T05:49:00Z">
+      <w:ins w:id="450" w:author="Shawn McMurtrey" w:date="2022-08-15T05:49:00Z">
         <w:r>
           <w:rPr>
             <w:sz w:val="24"/>
@@ -19955,7 +20881,7 @@
         </w:rPr>
         <w:t>ly</w:t>
       </w:r>
-      <w:ins w:id="372" w:author="Shawn McMurtrey" w:date="2022-08-15T05:49:00Z">
+      <w:ins w:id="451" w:author="Shawn McMurtrey" w:date="2022-08-15T05:49:00Z">
         <w:r>
           <w:rPr>
             <w:sz w:val="24"/>
@@ -19971,7 +20897,103 @@
         </w:rPr>
         <w:t>ned stands</w:t>
       </w:r>
-      <w:ins w:id="373" w:author="Shawn McMurtrey" w:date="2022-10-12T10:22:00Z">
+      <w:ins w:id="452" w:author="Shawn McMurtrey" w:date="2022-10-12T10:22:00Z">
+        <w:r>
+          <w:rPr>
+            <w:sz w:val="24"/>
+            <w:szCs w:val="24"/>
+          </w:rPr>
+          <w:t xml:space="preserve"> (thinned to </w:t>
+        </w:r>
+        <w:r>
+          <w:rPr>
+            <w:sz w:val="24"/>
+            <w:szCs w:val="24"/>
+          </w:rPr>
+          <w:t xml:space="preserve">42.1 </w:t>
+        </w:r>
+      </w:ins>
+      <w:ins w:id="453" w:author="Shawn McMurtrey" w:date="2022-10-12T10:35:00Z">
+        <w:r>
+          <w:rPr>
+            <w:sz w:val="24"/>
+            <w:szCs w:val="24"/>
+          </w:rPr>
+          <w:t>m</w:t>
+        </w:r>
+        <w:r>
+          <w:rPr>
+            <w:sz w:val="24"/>
+            <w:szCs w:val="24"/>
+            <w:vertAlign w:val="superscript"/>
+          </w:rPr>
+          <w:t>2</w:t>
+        </w:r>
+        <w:r>
+          <w:rPr>
+            <w:sz w:val="24"/>
+            <w:szCs w:val="24"/>
+          </w:rPr>
+          <w:t>ha</w:t>
+        </w:r>
+        <w:r>
+          <w:rPr>
+            <w:sz w:val="24"/>
+            <w:szCs w:val="24"/>
+            <w:vertAlign w:val="superscript"/>
+          </w:rPr>
+          <w:t xml:space="preserve">-1 </w:t>
+        </w:r>
+      </w:ins>
+      <w:ins w:id="454" w:author="Shawn McMurtrey" w:date="2022-10-12T10:22:00Z">
+        <w:r>
+          <w:rPr>
+            <w:sz w:val="24"/>
+            <w:szCs w:val="24"/>
+          </w:rPr>
+          <w:t>of basal area</w:t>
+        </w:r>
+        <w:r>
+          <w:rPr>
+            <w:sz w:val="24"/>
+            <w:szCs w:val="24"/>
+          </w:rPr>
+          <w:t>)</w:t>
+        </w:r>
+      </w:ins>
+      <w:r>
+        <w:rPr>
+          <w:sz w:val="24"/>
+          <w:szCs w:val="24"/>
+        </w:rPr>
+        <w:t xml:space="preserve">, C = </w:t>
+      </w:r>
+      <w:ins w:id="455" w:author="Shawn McMurtrey" w:date="2022-08-15T05:49:00Z">
+        <w:r>
+          <w:rPr>
+            <w:sz w:val="24"/>
+            <w:szCs w:val="24"/>
+          </w:rPr>
+          <w:t>thinned</w:t>
+        </w:r>
+      </w:ins>
+      <w:r>
+        <w:rPr>
+          <w:sz w:val="24"/>
+          <w:szCs w:val="24"/>
+        </w:rPr>
+        <w:t xml:space="preserve"> stands</w:t>
+      </w:r>
+      <w:ins w:id="456" w:author="Shawn McMurtrey" w:date="2022-10-12T10:21:00Z">
+        <w:r>
+          <w:rPr>
+            <w:sz w:val="24"/>
+            <w:szCs w:val="24"/>
+          </w:rPr>
+          <w:t xml:space="preserve"> (thinned to</w:t>
+        </w:r>
+      </w:ins>
+      <w:ins w:id="457" w:author="Shawn McMurtrey" w:date="2022-10-12T10:22:00Z">
         <w:r>
           <w:rPr>
             <w:sz w:val="24"/>
@@ -19984,17 +21006,10 @@
             <w:sz w:val="24"/>
             <w:szCs w:val="24"/>
           </w:rPr>
-          <w:t xml:space="preserve">(thinned to </w:t>
-        </w:r>
-        <w:r>
-          <w:rPr>
-            <w:sz w:val="24"/>
-            <w:szCs w:val="24"/>
-          </w:rPr>
-          <w:t xml:space="preserve">42.1 </w:t>
+          <w:t xml:space="preserve">34.5 </w:t>
         </w:r>
       </w:ins>
-      <w:ins w:id="374" w:author="Shawn McMurtrey" w:date="2022-10-12T10:35:00Z">
+      <w:ins w:id="458" w:author="Shawn McMurtrey" w:date="2022-10-12T10:35:00Z">
         <w:r>
           <w:rPr>
             <w:sz w:val="24"/>
@@ -20026,7 +21041,7 @@
           <w:t xml:space="preserve">-1 </w:t>
         </w:r>
       </w:ins>
-      <w:ins w:id="375" w:author="Shawn McMurtrey" w:date="2022-10-12T10:22:00Z">
+      <w:ins w:id="459" w:author="Shawn McMurtrey" w:date="2022-10-12T10:22:00Z">
         <w:r>
           <w:rPr>
             <w:sz w:val="24"/>
@@ -20047,177 +21062,60 @@
           <w:sz w:val="24"/>
           <w:szCs w:val="24"/>
         </w:rPr>
-        <w:t xml:space="preserve">, C = </w:t>
-      </w:r>
-      <w:ins w:id="376" w:author="Shawn McMurtrey" w:date="2022-08-15T05:49:00Z">
-        <w:r>
-          <w:rPr>
-            <w:sz w:val="24"/>
-            <w:szCs w:val="24"/>
-          </w:rPr>
-          <w:t>thinned</w:t>
+        <w:t xml:space="preserve">, D = Immediate Douglas-fir planting treatment in rotation study. </w:t>
+      </w:r>
+      <w:ins w:id="460" w:author="Shawn McMurtrey" w:date="2022-10-12T10:19:00Z">
+        <w:r>
+          <w:rPr>
+            <w:sz w:val="24"/>
+            <w:szCs w:val="24"/>
+          </w:rPr>
+          <w:t>The</w:t>
         </w:r>
       </w:ins>
-      <w:r>
-        <w:rPr>
-          <w:sz w:val="24"/>
-          <w:szCs w:val="24"/>
-        </w:rPr>
-        <w:t xml:space="preserve"> stands</w:t>
-      </w:r>
-      <w:ins w:id="377" w:author="Shawn McMurtrey" w:date="2022-10-12T10:21:00Z">
-        <w:r>
-          <w:rPr>
-            <w:sz w:val="24"/>
-            <w:szCs w:val="24"/>
-          </w:rPr>
-          <w:t xml:space="preserve"> (thinned to</w:t>
+      <w:ins w:id="461" w:author="Shawn McMurtrey" w:date="2022-10-12T10:20:00Z">
+        <w:r>
+          <w:rPr>
+            <w:sz w:val="24"/>
+            <w:szCs w:val="24"/>
+          </w:rPr>
+          <w:t xml:space="preserve"> </w:t>
         </w:r>
       </w:ins>
-      <w:ins w:id="378" w:author="Shawn McMurtrey" w:date="2022-10-12T10:22:00Z">
-        <w:r>
-          <w:rPr>
-            <w:sz w:val="24"/>
-            <w:szCs w:val="24"/>
-          </w:rPr>
-          <w:t xml:space="preserve"> </w:t>
-        </w:r>
-        <w:r>
-          <w:rPr>
-            <w:sz w:val="24"/>
-            <w:szCs w:val="24"/>
-          </w:rPr>
-          <w:t xml:space="preserve">34.5 </w:t>
+      <w:ins w:id="462" w:author="Shawn McMurtrey" w:date="2022-10-12T10:19:00Z">
+        <w:r>
+          <w:rPr>
+            <w:sz w:val="24"/>
+            <w:szCs w:val="24"/>
+          </w:rPr>
+          <w:t>thinning treatments took place between 1985-1990.</w:t>
         </w:r>
       </w:ins>
-      <w:ins w:id="379" w:author="Shawn McMurtrey" w:date="2022-10-12T10:35:00Z">
-        <w:r>
-          <w:rPr>
-            <w:sz w:val="24"/>
-            <w:szCs w:val="24"/>
-          </w:rPr>
-          <w:t>m</w:t>
-        </w:r>
-        <w:r>
-          <w:rPr>
-            <w:sz w:val="24"/>
-            <w:szCs w:val="24"/>
-            <w:vertAlign w:val="superscript"/>
-          </w:rPr>
-          <w:t>2</w:t>
-        </w:r>
-        <w:r>
-          <w:rPr>
-            <w:sz w:val="24"/>
-            <w:szCs w:val="24"/>
-          </w:rPr>
-          <w:t>ha</w:t>
-        </w:r>
-        <w:r>
-          <w:rPr>
-            <w:sz w:val="24"/>
-            <w:szCs w:val="24"/>
-            <w:vertAlign w:val="superscript"/>
-          </w:rPr>
-          <w:t xml:space="preserve">-1 </w:t>
+      <w:ins w:id="463" w:author="Shawn McMurtrey" w:date="2022-10-12T10:23:00Z">
+        <w:r>
+          <w:rPr>
+            <w:sz w:val="24"/>
+            <w:szCs w:val="24"/>
+          </w:rPr>
+          <w:t xml:space="preserve"> Error bars are representative of the</w:t>
         </w:r>
       </w:ins>
-      <w:ins w:id="380" w:author="Shawn McMurtrey" w:date="2022-10-12T10:22:00Z">
-        <w:r>
-          <w:rPr>
-            <w:sz w:val="24"/>
-            <w:szCs w:val="24"/>
-          </w:rPr>
-          <w:t>of basal area</w:t>
-        </w:r>
-        <w:r>
-          <w:rPr>
-            <w:sz w:val="24"/>
-            <w:szCs w:val="24"/>
-          </w:rPr>
-          <w:t>)</w:t>
+      <w:ins w:id="464" w:author="Shawn McMurtrey" w:date="2022-10-12T11:56:00Z">
+        <w:r>
+          <w:rPr>
+            <w:sz w:val="24"/>
+            <w:szCs w:val="24"/>
+          </w:rPr>
+          <w:t xml:space="preserve"> standard error but will get changed to</w:t>
         </w:r>
       </w:ins>
-      <w:r>
-        <w:rPr>
-          <w:sz w:val="24"/>
-          <w:szCs w:val="24"/>
-        </w:rPr>
-        <w:t xml:space="preserve">, D = Immediate Douglas-fir planting treatment in rotation study. </w:t>
-      </w:r>
-      <w:ins w:id="381" w:author="Shawn McMurtrey" w:date="2022-10-12T10:19:00Z">
-        <w:r>
-          <w:rPr>
-            <w:sz w:val="24"/>
-            <w:szCs w:val="24"/>
-          </w:rPr>
-          <w:t>The</w:t>
-        </w:r>
-      </w:ins>
-      <w:ins w:id="382" w:author="Shawn McMurtrey" w:date="2022-10-12T10:20:00Z">
-        <w:r>
-          <w:rPr>
-            <w:sz w:val="24"/>
-            <w:szCs w:val="24"/>
-          </w:rPr>
-          <w:t xml:space="preserve"> </w:t>
-        </w:r>
-      </w:ins>
-      <w:ins w:id="383" w:author="Shawn McMurtrey" w:date="2022-10-12T10:19:00Z">
-        <w:r>
-          <w:rPr>
-            <w:sz w:val="24"/>
-            <w:szCs w:val="24"/>
-          </w:rPr>
-          <w:t>thinning treatments took place between 1985-1990.</w:t>
-        </w:r>
-      </w:ins>
-      <w:ins w:id="384" w:author="Shawn McMurtrey" w:date="2022-10-12T10:23:00Z">
-        <w:r>
-          <w:rPr>
-            <w:sz w:val="24"/>
-            <w:szCs w:val="24"/>
-          </w:rPr>
-          <w:t xml:space="preserve"> </w:t>
-        </w:r>
-        <w:r>
-          <w:rPr>
-            <w:sz w:val="24"/>
-            <w:szCs w:val="24"/>
-          </w:rPr>
-          <w:t>Error bars are representative of the</w:t>
-        </w:r>
-      </w:ins>
-      <w:ins w:id="385" w:author="Shawn McMurtrey" w:date="2022-10-12T11:56:00Z">
-        <w:r>
-          <w:rPr>
-            <w:sz w:val="24"/>
-            <w:szCs w:val="24"/>
-          </w:rPr>
-          <w:t xml:space="preserve"> standard error but will get changed to</w:t>
-        </w:r>
-      </w:ins>
-      <w:ins w:id="386" w:author="Shawn McMurtrey" w:date="2022-10-12T10:23:00Z">
-        <w:r>
-          <w:rPr>
-            <w:sz w:val="24"/>
-            <w:szCs w:val="24"/>
-          </w:rPr>
-          <w:t xml:space="preserve"> </w:t>
-        </w:r>
-        <w:r>
-          <w:rPr>
-            <w:sz w:val="24"/>
-            <w:szCs w:val="24"/>
-          </w:rPr>
-          <w:t>confidence intervals</w:t>
-        </w:r>
-        <w:r>
-          <w:rPr>
-            <w:sz w:val="24"/>
-            <w:szCs w:val="24"/>
-          </w:rPr>
-          <w:t>.</w:t>
+      <w:ins w:id="465" w:author="Shawn McMurtrey" w:date="2022-10-12T10:23:00Z">
+        <w:r>
+          <w:rPr>
+            <w:sz w:val="24"/>
+            <w:szCs w:val="24"/>
+          </w:rPr>
+          <w:t xml:space="preserve"> confidence intervals.</w:t>
         </w:r>
       </w:ins>
     </w:p>
@@ -20273,7 +21171,7 @@
           <w:sz w:val="24"/>
           <w:szCs w:val="24"/>
         </w:rPr>
-        <w:pPrChange w:id="387" w:author="Shawn McMurtrey" w:date="2022-10-12T13:08:00Z">
+        <w:pPrChange w:id="466" w:author="Shawn McMurtrey" w:date="2022-10-12T13:08:00Z">
           <w:pPr>
             <w:spacing w:line="480" w:lineRule="auto"/>
           </w:pPr>
@@ -20286,7 +21184,7 @@
         </w:rPr>
         <w:t xml:space="preserve">Basal area increased throughout the study (Table 3, Figure 4A), but at a declining rate later in the study (Figure 5) and in blocks with high initial </w:t>
       </w:r>
-      <w:del w:id="388" w:author="Shawn McMurtrey" w:date="2022-10-12T10:24:00Z">
+      <w:del w:id="467" w:author="Shawn McMurtrey" w:date="2022-10-12T10:24:00Z">
         <w:r>
           <w:rPr>
             <w:sz w:val="24"/>
@@ -20295,7 +21193,7 @@
           <w:delText>inicidence</w:delText>
         </w:r>
       </w:del>
-      <w:ins w:id="389" w:author="Shawn McMurtrey" w:date="2022-10-12T10:24:00Z">
+      <w:ins w:id="468" w:author="Shawn McMurtrey" w:date="2022-10-12T10:24:00Z">
         <w:r>
           <w:rPr>
             <w:sz w:val="24"/>
@@ -20372,7 +21270,7 @@
           <w:sz w:val="24"/>
           <w:szCs w:val="24"/>
         </w:rPr>
-        <w:pPrChange w:id="390" w:author="Shawn McMurtrey" w:date="2022-10-12T13:08:00Z">
+        <w:pPrChange w:id="469" w:author="Shawn McMurtrey" w:date="2022-10-12T13:08:00Z">
           <w:pPr>
             <w:spacing w:line="480" w:lineRule="auto"/>
           </w:pPr>
@@ -20406,7 +21304,7 @@
       <w:pPr>
         <w:spacing w:line="480" w:lineRule="auto"/>
         <w:rPr>
-          <w:ins w:id="391" w:author="Shawn McMurtrey" w:date="2022-10-12T13:08:00Z"/>
+          <w:ins w:id="470" w:author="Shawn McMurtrey" w:date="2022-10-12T13:08:00Z"/>
           <w:sz w:val="24"/>
           <w:szCs w:val="24"/>
         </w:rPr>
@@ -20420,7 +21318,7 @@
           <w:sz w:val="24"/>
           <w:szCs w:val="24"/>
         </w:rPr>
-        <w:pPrChange w:id="392" w:author="Shawn McMurtrey" w:date="2022-10-12T13:08:00Z">
+        <w:pPrChange w:id="471" w:author="Shawn McMurtrey" w:date="2022-10-12T13:08:00Z">
           <w:pPr>
             <w:spacing w:line="480" w:lineRule="auto"/>
           </w:pPr>
@@ -20458,7 +21356,7 @@
           <w:szCs w:val="24"/>
         </w:rPr>
         <w:sectPr>
-          <w:headerReference w:type="default" r:id="rId38"/>
+          <w:headerReference w:type="default" r:id="rId39"/>
           <w:pgSz w:w="12240" w:h="15840"/>
           <w:pgMar w:top="2013" w:right="1440" w:bottom="1440" w:left="1440" w:header="1440" w:footer="0" w:gutter="0"/>
           <w:lnNumType w:countBy="1" w:distance="283" w:restart="continuous"/>
@@ -20494,7 +21392,7 @@
         </w:rPr>
         <w:t xml:space="preserve">Table </w:t>
       </w:r>
-      <w:del w:id="393" w:author="Unknown Author" w:date="2022-10-07T15:15:00Z">
+      <w:del w:id="472" w:author="Unknown Author" w:date="2022-10-07T15:15:00Z">
         <w:r>
           <w:rPr>
             <w:b/>
@@ -20504,7 +21402,7 @@
           <w:delText>4</w:delText>
         </w:r>
       </w:del>
-      <w:ins w:id="394" w:author="Unknown Author" w:date="2022-10-07T15:15:00Z">
+      <w:ins w:id="473" w:author="Unknown Author" w:date="2022-10-07T15:15:00Z">
         <w:r>
           <w:rPr>
             <w:b/>
@@ -20521,7 +21419,7 @@
         </w:rPr>
         <w:t xml:space="preserve">: </w:t>
       </w:r>
-      <w:del w:id="395" w:author="Shawn McMurtrey" w:date="2022-09-11T19:07:00Z">
+      <w:del w:id="474" w:author="Shawn McMurtrey" w:date="2022-09-11T19:07:00Z">
         <w:r>
           <w:rPr>
             <w:sz w:val="24"/>
@@ -20537,7 +21435,7 @@
         </w:rPr>
         <w:t xml:space="preserve">Stand level summary statistics for the Apiary study. </w:t>
       </w:r>
-      <w:commentRangeStart w:id="396"/>
+      <w:commentRangeStart w:id="475"/>
       <w:r>
         <w:rPr>
           <w:sz w:val="24"/>
@@ -20545,9 +21443,9 @@
         </w:rPr>
         <w:t>SE = standard error</w:t>
       </w:r>
-      <w:commentRangeEnd w:id="396"/>
-      <w:r>
-        <w:commentReference w:id="396"/>
+      <w:commentRangeEnd w:id="475"/>
+      <w:r>
+        <w:commentReference w:id="475"/>
       </w:r>
       <w:r>
         <w:rPr>
@@ -26161,7 +27059,7 @@
     <w:p>
       <w:pPr>
         <w:sectPr>
-          <w:headerReference w:type="default" r:id="rId39"/>
+          <w:headerReference w:type="default" r:id="rId40"/>
           <w:pgSz w:w="15840" w:h="12240" w:orient="landscape"/>
           <w:pgMar w:top="1497" w:right="2016" w:bottom="1440" w:left="864" w:header="1440" w:footer="0" w:gutter="0"/>
           <w:lnNumType w:countBy="1" w:distance="283" w:restart="continuous"/>
@@ -26203,7 +27101,7 @@
                     </pic:cNvPicPr>
                   </pic:nvPicPr>
                   <pic:blipFill>
-                    <a:blip r:embed="rId40"/>
+                    <a:blip r:embed="rId41"/>
                     <a:stretch>
                       <a:fillRect/>
                     </a:stretch>
@@ -26247,7 +27145,7 @@
         </w:rPr>
         <w:t xml:space="preserve"> Stand mean +/- </w:t>
       </w:r>
-      <w:del w:id="397" w:author="Unknown Author" w:date="2022-10-07T15:11:00Z">
+      <w:del w:id="476" w:author="Unknown Author" w:date="2022-10-07T15:11:00Z">
         <w:r>
           <w:rPr>
             <w:sz w:val="24"/>
@@ -26256,7 +27154,7 @@
           <w:delText>SE</w:delText>
         </w:r>
       </w:del>
-      <w:ins w:id="398" w:author="Unknown Author" w:date="2022-10-07T15:11:00Z">
+      <w:ins w:id="477" w:author="Unknown Author" w:date="2022-10-07T15:11:00Z">
         <w:r>
           <w:rPr>
             <w:sz w:val="24"/>
@@ -26272,15 +27170,15 @@
         </w:rPr>
         <w:t xml:space="preserve"> </w:t>
       </w:r>
-      <w:commentRangeStart w:id="399"/>
-      <w:commentRangeEnd w:id="399"/>
-      <w:del w:id="400" w:author="Unknown Author" w:date="2022-10-07T15:11:00Z">
-        <w:r>
-          <w:rPr>
-            <w:sz w:val="24"/>
-            <w:szCs w:val="24"/>
-          </w:rPr>
-          <w:commentReference w:id="399"/>
+      <w:commentRangeStart w:id="478"/>
+      <w:commentRangeEnd w:id="478"/>
+      <w:del w:id="479" w:author="Unknown Author" w:date="2022-10-07T15:11:00Z">
+        <w:r>
+          <w:rPr>
+            <w:sz w:val="24"/>
+            <w:szCs w:val="24"/>
+          </w:rPr>
+          <w:commentReference w:id="478"/>
         </w:r>
       </w:del>
       <w:r>
@@ -26290,7 +27188,7 @@
         </w:rPr>
         <w:t>basal area (A) and cumulative proportion of mortality (B) by tree age and rotation treatment in the Apiary study.</w:t>
       </w:r>
-      <w:ins w:id="401" w:author="Unknown Author" w:date="2022-10-07T15:12:00Z">
+      <w:ins w:id="480" w:author="Unknown Author" w:date="2022-10-07T15:12:00Z">
         <w:r>
           <w:rPr>
             <w:sz w:val="24"/>
@@ -26813,10 +27711,7 @@
             </w:pPr>
             <w:proofErr w:type="spellStart"/>
             <w:r>
-              <w:t>D</w:t>
-            </w:r>
-            <w:r>
-              <w:t>f</w:t>
+              <w:t>Df</w:t>
             </w:r>
             <w:proofErr w:type="spellEnd"/>
           </w:p>
@@ -29548,7 +30443,7 @@
         </w:rPr>
         <w:t xml:space="preserve"> ANOVA and </w:t>
       </w:r>
-      <w:del w:id="402" w:author="Shawn McMurtrey" w:date="2022-10-12T10:24:00Z">
+      <w:del w:id="481" w:author="Shawn McMurtrey" w:date="2022-10-12T10:24:00Z">
         <w:r>
           <w:rPr>
             <w:iCs/>
@@ -29558,7 +30453,7 @@
           <w:delText>liklihood</w:delText>
         </w:r>
       </w:del>
-      <w:ins w:id="403" w:author="Shawn McMurtrey" w:date="2022-10-12T10:24:00Z">
+      <w:ins w:id="482" w:author="Shawn McMurtrey" w:date="2022-10-12T10:24:00Z">
         <w:r>
           <w:rPr>
             <w:iCs/>
@@ -29645,7 +30540,7 @@
         </w:rPr>
         <w:t>), total proportional mortality, and cause-</w:t>
       </w:r>
-      <w:del w:id="404" w:author="Shawn McMurtrey" w:date="2022-10-12T10:24:00Z">
+      <w:del w:id="483" w:author="Shawn McMurtrey" w:date="2022-10-12T10:24:00Z">
         <w:r>
           <w:rPr>
             <w:iCs/>
@@ -29655,7 +30550,7 @@
           <w:delText>specifc</w:delText>
         </w:r>
       </w:del>
-      <w:ins w:id="405" w:author="Shawn McMurtrey" w:date="2022-10-12T10:24:00Z">
+      <w:ins w:id="484" w:author="Shawn McMurtrey" w:date="2022-10-12T10:24:00Z">
         <w:r>
           <w:rPr>
             <w:iCs/>
@@ -29718,7 +30613,7 @@
                     </pic:cNvPicPr>
                   </pic:nvPicPr>
                   <pic:blipFill>
-                    <a:blip r:embed="rId41"/>
+                    <a:blip r:embed="rId42"/>
                     <a:stretch>
                       <a:fillRect/>
                     </a:stretch>
@@ -29762,7 +30657,7 @@
         </w:rPr>
         <w:t xml:space="preserve"> Stand mean </w:t>
       </w:r>
-      <w:commentRangeStart w:id="406"/>
+      <w:commentRangeStart w:id="485"/>
       <w:r>
         <w:rPr>
           <w:sz w:val="24"/>
@@ -29770,9 +30665,9 @@
         </w:rPr>
         <w:t xml:space="preserve">(+/- SE) </w:t>
       </w:r>
-      <w:commentRangeEnd w:id="406"/>
-      <w:r>
-        <w:commentReference w:id="406"/>
+      <w:commentRangeEnd w:id="485"/>
+      <w:r>
+        <w:commentReference w:id="485"/>
       </w:r>
       <w:r>
         <w:rPr>
@@ -29860,7 +30755,7 @@
                     </pic:cNvPicPr>
                   </pic:nvPicPr>
                   <pic:blipFill>
-                    <a:blip r:embed="rId42"/>
+                    <a:blip r:embed="rId43"/>
                     <a:stretch>
                       <a:fillRect/>
                     </a:stretch>
@@ -29975,7 +30870,7 @@
                     </pic:cNvPicPr>
                   </pic:nvPicPr>
                   <pic:blipFill>
-                    <a:blip r:embed="rId43"/>
+                    <a:blip r:embed="rId44"/>
                     <a:stretch>
                       <a:fillRect/>
                     </a:stretch>
@@ -30082,7 +30977,7 @@
                     </pic:cNvPicPr>
                   </pic:nvPicPr>
                   <pic:blipFill>
-                    <a:blip r:embed="rId44"/>
+                    <a:blip r:embed="rId45"/>
                     <a:stretch>
                       <a:fillRect/>
                     </a:stretch>
@@ -30195,7 +31090,7 @@
                     </pic:cNvPicPr>
                   </pic:nvPicPr>
                   <pic:blipFill>
-                    <a:blip r:embed="rId45"/>
+                    <a:blip r:embed="rId46"/>
                     <a:stretch>
                       <a:fillRect/>
                     </a:stretch>
@@ -30263,7 +31158,7 @@
       <w:pPr>
         <w:spacing w:line="480" w:lineRule="auto"/>
       </w:pPr>
-      <w:commentRangeStart w:id="407"/>
+      <w:commentRangeStart w:id="486"/>
     </w:p>
     <w:p>
       <w:pPr>
@@ -30290,102 +31185,6 @@
                 <pic:pic xmlns:pic="http://schemas.openxmlformats.org/drawingml/2006/picture">
                   <pic:nvPicPr>
                     <pic:cNvPr id="15" name="Graphic 3"/>
-                    <pic:cNvPicPr>
-                      <a:picLocks noChangeAspect="1" noChangeArrowheads="1"/>
-                    </pic:cNvPicPr>
-                  </pic:nvPicPr>
-                  <pic:blipFill>
-                    <a:blip r:embed="rId46"/>
-                    <a:stretch>
-                      <a:fillRect/>
-                    </a:stretch>
-                  </pic:blipFill>
-                  <pic:spPr bwMode="auto">
-                    <a:xfrm>
-                      <a:off x="0" y="0"/>
-                      <a:ext cx="7865745" cy="4719320"/>
-                    </a:xfrm>
-                    <a:prstGeom prst="rect">
-                      <a:avLst/>
-                    </a:prstGeom>
-                  </pic:spPr>
-                </pic:pic>
-              </a:graphicData>
-            </a:graphic>
-          </wp:inline>
-        </w:drawing>
-      </w:r>
-    </w:p>
-    <w:p>
-      <w:pPr>
-        <w:spacing w:line="480" w:lineRule="auto"/>
-        <w:rPr>
-          <w:sz w:val="24"/>
-          <w:szCs w:val="24"/>
-        </w:rPr>
-      </w:pPr>
-      <w:r>
-        <w:rPr>
-          <w:b/>
-          <w:sz w:val="24"/>
-          <w:szCs w:val="24"/>
-        </w:rPr>
-        <w:t>Figure 10.</w:t>
-      </w:r>
-      <w:r>
-        <w:rPr>
-          <w:sz w:val="24"/>
-          <w:szCs w:val="24"/>
-        </w:rPr>
-        <w:t xml:space="preserve"> Douglas-fir survival over time (+/- 95% CI</w:t>
-      </w:r>
-      <w:proofErr w:type="gramStart"/>
-      <w:r>
-        <w:rPr>
-          <w:sz w:val="24"/>
-          <w:szCs w:val="24"/>
-        </w:rPr>
-        <w:t>)  in</w:t>
-      </w:r>
-      <w:proofErr w:type="gramEnd"/>
-      <w:r>
-        <w:rPr>
-          <w:sz w:val="24"/>
-          <w:szCs w:val="24"/>
-        </w:rPr>
-        <w:t xml:space="preserve"> immediate Douglas-fir treatment vs 12-year hardwood rotation treatments. in the Apiary study.</w:t>
-      </w:r>
-      <w:commentRangeEnd w:id="407"/>
-      <w:r>
-        <w:commentReference w:id="407"/>
-      </w:r>
-    </w:p>
-    <w:p>
-      <w:pPr>
-        <w:spacing w:line="480" w:lineRule="auto"/>
-        <w:rPr>
-          <w:sz w:val="24"/>
-          <w:szCs w:val="24"/>
-        </w:rPr>
-      </w:pPr>
-      <w:r>
-        <w:rPr>
-          <w:noProof/>
-        </w:rPr>
-        <w:lastRenderedPageBreak/>
-        <w:drawing>
-          <wp:inline distT="0" distB="0" distL="0" distR="0" wp14:anchorId="6C8F46C6" wp14:editId="4F9B18B5">
-            <wp:extent cx="7865745" cy="4719320"/>
-            <wp:effectExtent l="0" t="0" r="0" b="0"/>
-            <wp:docPr id="16" name="Graphic 4"/>
-            <wp:cNvGraphicFramePr>
-              <a:graphicFrameLocks xmlns:a="http://schemas.openxmlformats.org/drawingml/2006/main" noChangeAspect="1"/>
-            </wp:cNvGraphicFramePr>
-            <a:graphic xmlns:a="http://schemas.openxmlformats.org/drawingml/2006/main">
-              <a:graphicData uri="http://schemas.openxmlformats.org/drawingml/2006/picture">
-                <pic:pic xmlns:pic="http://schemas.openxmlformats.org/drawingml/2006/picture">
-                  <pic:nvPicPr>
-                    <pic:cNvPr id="16" name="Graphic 4"/>
                     <pic:cNvPicPr>
                       <a:picLocks noChangeAspect="1" noChangeArrowheads="1"/>
                     </pic:cNvPicPr>
@@ -30411,11 +31210,6 @@
           </wp:inline>
         </w:drawing>
       </w:r>
-      <w:commentRangeStart w:id="408"/>
-      <w:commentRangeEnd w:id="408"/>
-      <w:r>
-        <w:commentReference w:id="408"/>
-      </w:r>
     </w:p>
     <w:p>
       <w:pPr>
@@ -30431,14 +31225,34 @@
           <w:sz w:val="24"/>
           <w:szCs w:val="24"/>
         </w:rPr>
-        <w:t>Figure 11.</w:t>
-      </w:r>
-      <w:r>
-        <w:rPr>
-          <w:sz w:val="24"/>
-          <w:szCs w:val="24"/>
-        </w:rPr>
-        <w:t xml:space="preserve"> Douglas-fir survival (+/- 95% CI) over time in continuous DF treatment vs 12-year rotation treatments. in the Apiary study. Mortality is divided by suspected cause (LRR= laminated root rot, SUP= suppression)</w:t>
+        <w:t>Figure 10.</w:t>
+      </w:r>
+      <w:r>
+        <w:rPr>
+          <w:sz w:val="24"/>
+          <w:szCs w:val="24"/>
+        </w:rPr>
+        <w:t xml:space="preserve"> Douglas-fir survival over time (+/- 95% CI</w:t>
+      </w:r>
+      <w:proofErr w:type="gramStart"/>
+      <w:r>
+        <w:rPr>
+          <w:sz w:val="24"/>
+          <w:szCs w:val="24"/>
+        </w:rPr>
+        <w:t>)  in</w:t>
+      </w:r>
+      <w:proofErr w:type="gramEnd"/>
+      <w:r>
+        <w:rPr>
+          <w:sz w:val="24"/>
+          <w:szCs w:val="24"/>
+        </w:rPr>
+        <w:t xml:space="preserve"> immediate Douglas-fir treatment vs 12-year hardwood rotation treatments. in the Apiary study.</w:t>
+      </w:r>
+      <w:commentRangeEnd w:id="486"/>
+      <w:r>
+        <w:commentReference w:id="486"/>
       </w:r>
     </w:p>
     <w:p>
@@ -30448,8 +31262,89 @@
           <w:sz w:val="24"/>
           <w:szCs w:val="24"/>
         </w:rPr>
+      </w:pPr>
+      <w:r>
+        <w:rPr>
+          <w:noProof/>
+        </w:rPr>
+        <w:lastRenderedPageBreak/>
+        <w:drawing>
+          <wp:inline distT="0" distB="0" distL="0" distR="0" wp14:anchorId="6C8F46C6" wp14:editId="4F9B18B5">
+            <wp:extent cx="7865745" cy="4719320"/>
+            <wp:effectExtent l="0" t="0" r="0" b="0"/>
+            <wp:docPr id="16" name="Graphic 4"/>
+            <wp:cNvGraphicFramePr>
+              <a:graphicFrameLocks xmlns:a="http://schemas.openxmlformats.org/drawingml/2006/main" noChangeAspect="1"/>
+            </wp:cNvGraphicFramePr>
+            <a:graphic xmlns:a="http://schemas.openxmlformats.org/drawingml/2006/main">
+              <a:graphicData uri="http://schemas.openxmlformats.org/drawingml/2006/picture">
+                <pic:pic xmlns:pic="http://schemas.openxmlformats.org/drawingml/2006/picture">
+                  <pic:nvPicPr>
+                    <pic:cNvPr id="16" name="Graphic 4"/>
+                    <pic:cNvPicPr>
+                      <a:picLocks noChangeAspect="1" noChangeArrowheads="1"/>
+                    </pic:cNvPicPr>
+                  </pic:nvPicPr>
+                  <pic:blipFill>
+                    <a:blip r:embed="rId48"/>
+                    <a:stretch>
+                      <a:fillRect/>
+                    </a:stretch>
+                  </pic:blipFill>
+                  <pic:spPr bwMode="auto">
+                    <a:xfrm>
+                      <a:off x="0" y="0"/>
+                      <a:ext cx="7865745" cy="4719320"/>
+                    </a:xfrm>
+                    <a:prstGeom prst="rect">
+                      <a:avLst/>
+                    </a:prstGeom>
+                  </pic:spPr>
+                </pic:pic>
+              </a:graphicData>
+            </a:graphic>
+          </wp:inline>
+        </w:drawing>
+      </w:r>
+      <w:commentRangeStart w:id="487"/>
+      <w:commentRangeEnd w:id="487"/>
+      <w:r>
+        <w:commentReference w:id="487"/>
+      </w:r>
+    </w:p>
+    <w:p>
+      <w:pPr>
+        <w:spacing w:line="480" w:lineRule="auto"/>
+        <w:rPr>
+          <w:sz w:val="24"/>
+          <w:szCs w:val="24"/>
+        </w:rPr>
+      </w:pPr>
+      <w:r>
+        <w:rPr>
+          <w:b/>
+          <w:sz w:val="24"/>
+          <w:szCs w:val="24"/>
+        </w:rPr>
+        <w:t>Figure 11.</w:t>
+      </w:r>
+      <w:r>
+        <w:rPr>
+          <w:sz w:val="24"/>
+          <w:szCs w:val="24"/>
+        </w:rPr>
+        <w:t xml:space="preserve"> Douglas-fir survival (+/- 95% CI) over time in continuous DF treatment vs 12-year rotation treatments. in the Apiary study. Mortality is divided by suspected cause (LRR= laminated root rot, SUP= suppression)</w:t>
+      </w:r>
+    </w:p>
+    <w:p>
+      <w:pPr>
+        <w:spacing w:line="480" w:lineRule="auto"/>
+        <w:rPr>
+          <w:sz w:val="24"/>
+          <w:szCs w:val="24"/>
+        </w:rPr>
         <w:sectPr>
-          <w:headerReference w:type="default" r:id="rId48"/>
+          <w:headerReference w:type="default" r:id="rId49"/>
           <w:pgSz w:w="15840" w:h="12240" w:orient="landscape"/>
           <w:pgMar w:top="1497" w:right="2013" w:bottom="1440" w:left="1440" w:header="1440" w:footer="0" w:gutter="0"/>
           <w:lnNumType w:countBy="1" w:distance="283" w:restart="continuous"/>
@@ -30483,11 +31378,11 @@
         <w:spacing w:line="480" w:lineRule="auto"/>
         <w:ind w:firstLine="720"/>
         <w:rPr>
-          <w:ins w:id="409" w:author="Shawn McMurtrey" w:date="2022-10-12T12:27:00Z"/>
-          <w:sz w:val="24"/>
-          <w:szCs w:val="24"/>
-        </w:rPr>
-        <w:pPrChange w:id="410" w:author="Shawn McMurtrey" w:date="2022-10-12T13:08:00Z">
+          <w:ins w:id="488" w:author="Shawn McMurtrey" w:date="2022-10-12T12:27:00Z"/>
+          <w:sz w:val="24"/>
+          <w:szCs w:val="24"/>
+        </w:rPr>
+        <w:pPrChange w:id="489" w:author="Shawn McMurtrey" w:date="2022-10-12T13:08:00Z">
           <w:pPr>
             <w:spacing w:line="480" w:lineRule="auto"/>
           </w:pPr>
@@ -30500,7 +31395,7 @@
         </w:rPr>
         <w:t xml:space="preserve">From the results of </w:t>
       </w:r>
-      <w:ins w:id="411" w:author="Shawn McMurtrey" w:date="2022-08-14T14:47:00Z">
+      <w:ins w:id="490" w:author="Shawn McMurtrey" w:date="2022-08-14T14:47:00Z">
         <w:r>
           <w:rPr>
             <w:sz w:val="24"/>
@@ -30509,7 +31404,7 @@
           <w:t>these two</w:t>
         </w:r>
       </w:ins>
-      <w:del w:id="412" w:author="Shawn McMurtrey" w:date="2022-08-14T14:47:00Z">
+      <w:del w:id="491" w:author="Shawn McMurtrey" w:date="2022-08-14T14:47:00Z">
         <w:r>
           <w:rPr>
             <w:sz w:val="24"/>
@@ -30525,7 +31420,7 @@
         </w:rPr>
         <w:t xml:space="preserve"> stud</w:t>
       </w:r>
-      <w:ins w:id="413" w:author="Shawn McMurtrey" w:date="2022-08-14T14:47:00Z">
+      <w:ins w:id="492" w:author="Shawn McMurtrey" w:date="2022-08-14T14:47:00Z">
         <w:r>
           <w:rPr>
             <w:sz w:val="24"/>
@@ -30534,7 +31429,7 @@
           <w:t>ies</w:t>
         </w:r>
       </w:ins>
-      <w:del w:id="414" w:author="Shawn McMurtrey" w:date="2022-08-14T14:47:00Z">
+      <w:del w:id="493" w:author="Shawn McMurtrey" w:date="2022-08-14T14:47:00Z">
         <w:r>
           <w:rPr>
             <w:sz w:val="24"/>
@@ -30550,7 +31445,7 @@
         </w:rPr>
         <w:t xml:space="preserve">, </w:t>
       </w:r>
-      <w:ins w:id="415" w:author="Shawn McMurtrey" w:date="2022-08-14T14:48:00Z">
+      <w:ins w:id="494" w:author="Shawn McMurtrey" w:date="2022-08-14T14:48:00Z">
         <w:r>
           <w:rPr>
             <w:sz w:val="24"/>
@@ -30559,7 +31454,7 @@
           <w:t>two</w:t>
         </w:r>
       </w:ins>
-      <w:del w:id="416" w:author="Shawn McMurtrey" w:date="2022-08-14T14:48:00Z">
+      <w:del w:id="495" w:author="Shawn McMurtrey" w:date="2022-08-14T14:48:00Z">
         <w:r>
           <w:rPr>
             <w:sz w:val="24"/>
@@ -30575,7 +31470,7 @@
         </w:rPr>
         <w:t xml:space="preserve"> important conclusions were made. First</w:t>
       </w:r>
-      <w:del w:id="417" w:author="Shawn McMurtrey" w:date="2022-10-12T12:24:00Z">
+      <w:del w:id="496" w:author="Shawn McMurtrey" w:date="2022-10-12T12:24:00Z">
         <w:r>
           <w:rPr>
             <w:sz w:val="24"/>
@@ -30591,7 +31486,7 @@
         </w:rPr>
         <w:t>, the effects of the thinning did not seem to have a</w:t>
       </w:r>
-      <w:ins w:id="418" w:author="Shawn McMurtrey" w:date="2022-10-11T16:11:00Z">
+      <w:ins w:id="497" w:author="Shawn McMurtrey" w:date="2022-10-11T16:11:00Z">
         <w:r>
           <w:rPr>
             <w:sz w:val="24"/>
@@ -30623,7 +31518,7 @@
         </w:rPr>
         <w:t xml:space="preserve">. </w:t>
       </w:r>
-      <w:del w:id="419" w:author="Shawn McMurtrey" w:date="2022-08-14T14:48:00Z">
+      <w:del w:id="498" w:author="Shawn McMurtrey" w:date="2022-08-14T14:48:00Z">
         <w:r>
           <w:rPr>
             <w:i/>
@@ -30650,7 +31545,7 @@
           <w:delText xml:space="preserve">Lastly, on average, FVS and the WRDM predicted lower growth and yield volumes when compared with observed data. </w:delText>
         </w:r>
       </w:del>
-      <w:ins w:id="420" w:author="Shawn McMurtrey" w:date="2022-08-14T14:48:00Z">
+      <w:ins w:id="499" w:author="Shawn McMurtrey" w:date="2022-08-14T14:48:00Z">
         <w:r>
           <w:rPr>
             <w:sz w:val="24"/>
@@ -30659,7 +31554,7 @@
           <w:t>Secondly</w:t>
         </w:r>
       </w:ins>
-      <w:ins w:id="421" w:author="Shawn McMurtrey" w:date="2022-08-14T14:49:00Z">
+      <w:ins w:id="500" w:author="Shawn McMurtrey" w:date="2022-08-14T14:49:00Z">
         <w:r>
           <w:rPr>
             <w:sz w:val="24"/>
@@ -30668,7 +31563,7 @@
           <w:t xml:space="preserve">, the use of non-host rotations did not have a </w:t>
         </w:r>
       </w:ins>
-      <w:ins w:id="422" w:author="Shawn McMurtrey" w:date="2022-10-11T16:11:00Z">
+      <w:ins w:id="501" w:author="Shawn McMurtrey" w:date="2022-10-11T16:11:00Z">
         <w:r>
           <w:rPr>
             <w:sz w:val="24"/>
@@ -30677,7 +31572,7 @@
           <w:t xml:space="preserve">statistically </w:t>
         </w:r>
       </w:ins>
-      <w:ins w:id="423" w:author="Shawn McMurtrey" w:date="2022-08-14T14:49:00Z">
+      <w:ins w:id="502" w:author="Shawn McMurtrey" w:date="2022-08-14T14:49:00Z">
         <w:r>
           <w:rPr>
             <w:sz w:val="24"/>
@@ -30686,7 +31581,7 @@
           <w:t xml:space="preserve">significant effect on </w:t>
         </w:r>
       </w:ins>
-      <w:ins w:id="424" w:author="Shawn McMurtrey" w:date="2022-08-14T14:50:00Z">
+      <w:ins w:id="503" w:author="Shawn McMurtrey" w:date="2022-08-14T14:50:00Z">
         <w:r>
           <w:rPr>
             <w:sz w:val="24"/>
@@ -30695,7 +31590,7 @@
           <w:t>increasing</w:t>
         </w:r>
       </w:ins>
-      <w:ins w:id="425" w:author="Shawn McMurtrey" w:date="2022-08-14T14:49:00Z">
+      <w:ins w:id="504" w:author="Shawn McMurtrey" w:date="2022-08-14T14:49:00Z">
         <w:r>
           <w:rPr>
             <w:sz w:val="24"/>
@@ -30704,7 +31599,7 @@
           <w:t xml:space="preserve"> growth and y</w:t>
         </w:r>
       </w:ins>
-      <w:ins w:id="426" w:author="Shawn McMurtrey" w:date="2022-08-14T14:50:00Z">
+      <w:ins w:id="505" w:author="Shawn McMurtrey" w:date="2022-08-14T14:50:00Z">
         <w:r>
           <w:rPr>
             <w:sz w:val="24"/>
@@ -30722,7 +31617,7 @@
           <w:t xml:space="preserve">C. </w:t>
         </w:r>
       </w:ins>
-      <w:ins w:id="427" w:author="Shawn McMurtrey" w:date="2022-08-15T20:07:00Z">
+      <w:ins w:id="506" w:author="Shawn McMurtrey" w:date="2022-08-15T20:07:00Z">
         <w:r>
           <w:rPr>
             <w:i/>
@@ -30733,7 +31628,7 @@
           <w:t>sulphurascens</w:t>
         </w:r>
       </w:ins>
-      <w:ins w:id="428" w:author="Shawn McMurtrey" w:date="2022-08-14T14:50:00Z">
+      <w:ins w:id="507" w:author="Shawn McMurtrey" w:date="2022-08-14T14:50:00Z">
         <w:r>
           <w:rPr>
             <w:sz w:val="24"/>
@@ -30742,7 +31637,7 @@
           <w:t>.</w:t>
         </w:r>
       </w:ins>
-      <w:ins w:id="429" w:author="Shawn McMurtrey" w:date="2022-10-11T16:08:00Z">
+      <w:ins w:id="508" w:author="Shawn McMurtrey" w:date="2022-10-11T16:08:00Z">
         <w:r>
           <w:rPr>
             <w:sz w:val="24"/>
@@ -30751,7 +31646,7 @@
           <w:t xml:space="preserve"> </w:t>
         </w:r>
       </w:ins>
-      <w:ins w:id="430" w:author="Shawn McMurtrey" w:date="2022-10-11T16:09:00Z">
+      <w:ins w:id="509" w:author="Shawn McMurtrey" w:date="2022-10-11T16:09:00Z">
         <w:r>
           <w:rPr>
             <w:sz w:val="24"/>
@@ -30760,7 +31655,7 @@
           <w:t>T</w:t>
         </w:r>
       </w:ins>
-      <w:ins w:id="431" w:author="Shawn McMurtrey" w:date="2022-10-11T16:08:00Z">
+      <w:ins w:id="510" w:author="Shawn McMurtrey" w:date="2022-10-11T16:08:00Z">
         <w:r>
           <w:rPr>
             <w:sz w:val="24"/>
@@ -30769,7 +31664,7 @@
           <w:t>he results of these two studies</w:t>
         </w:r>
       </w:ins>
-      <w:ins w:id="432" w:author="Shawn McMurtrey" w:date="2022-10-11T16:09:00Z">
+      <w:ins w:id="511" w:author="Shawn McMurtrey" w:date="2022-10-11T16:09:00Z">
         <w:r>
           <w:rPr>
             <w:sz w:val="24"/>
@@ -30778,7 +31673,7 @@
           <w:t xml:space="preserve"> </w:t>
         </w:r>
       </w:ins>
-      <w:ins w:id="433" w:author="Shawn McMurtrey" w:date="2022-10-11T16:12:00Z">
+      <w:ins w:id="512" w:author="Shawn McMurtrey" w:date="2022-10-11T16:12:00Z">
         <w:r>
           <w:rPr>
             <w:sz w:val="24"/>
@@ -30792,7 +31687,7 @@
             <w:iCs/>
             <w:sz w:val="24"/>
             <w:szCs w:val="24"/>
-            <w:rPrChange w:id="434" w:author="Shawn McMurtrey" w:date="2022-10-11T16:13:00Z">
+            <w:rPrChange w:id="513" w:author="Shawn McMurtrey" w:date="2022-10-11T16:13:00Z">
               <w:rPr>
                 <w:sz w:val="24"/>
                 <w:szCs w:val="24"/>
@@ -30809,7 +31704,7 @@
           <w:t>.</w:t>
         </w:r>
       </w:ins>
-      <w:ins w:id="435" w:author="Shawn McMurtrey" w:date="2022-10-11T16:16:00Z">
+      <w:ins w:id="514" w:author="Shawn McMurtrey" w:date="2022-10-11T16:16:00Z">
         <w:r>
           <w:rPr>
             <w:sz w:val="24"/>
@@ -30818,7 +31713,7 @@
           <w:t xml:space="preserve"> T</w:t>
         </w:r>
       </w:ins>
-      <w:ins w:id="436" w:author="Shawn McMurtrey" w:date="2022-10-11T16:13:00Z">
+      <w:ins w:id="515" w:author="Shawn McMurtrey" w:date="2022-10-11T16:13:00Z">
         <w:r>
           <w:rPr>
             <w:sz w:val="24"/>
@@ -30827,7 +31722,7 @@
           <w:t xml:space="preserve">he </w:t>
         </w:r>
       </w:ins>
-      <w:ins w:id="437" w:author="Shawn McMurtrey" w:date="2022-10-11T16:14:00Z">
+      <w:ins w:id="516" w:author="Shawn McMurtrey" w:date="2022-10-11T16:14:00Z">
         <w:r>
           <w:rPr>
             <w:sz w:val="24"/>
@@ -30836,7 +31731,7 @@
           <w:t>mechanical treatments d</w:t>
         </w:r>
       </w:ins>
-      <w:ins w:id="438" w:author="Shawn McMurtrey" w:date="2022-10-11T16:16:00Z">
+      <w:ins w:id="517" w:author="Shawn McMurtrey" w:date="2022-10-11T16:16:00Z">
         <w:r>
           <w:rPr>
             <w:sz w:val="24"/>
@@ -30845,7 +31740,7 @@
           <w:t>id</w:t>
         </w:r>
       </w:ins>
-      <w:ins w:id="439" w:author="Shawn McMurtrey" w:date="2022-10-11T16:14:00Z">
+      <w:ins w:id="518" w:author="Shawn McMurtrey" w:date="2022-10-11T16:14:00Z">
         <w:r>
           <w:rPr>
             <w:sz w:val="24"/>
@@ -30854,7 +31749,7 @@
           <w:t xml:space="preserve"> not change the characteristics of the site</w:t>
         </w:r>
       </w:ins>
-      <w:ins w:id="440" w:author="Shawn McMurtrey" w:date="2022-10-12T12:26:00Z">
+      <w:ins w:id="519" w:author="Shawn McMurtrey" w:date="2022-10-12T12:26:00Z">
         <w:r>
           <w:rPr>
             <w:sz w:val="24"/>
@@ -30863,7 +31758,7 @@
           <w:t xml:space="preserve">. </w:t>
         </w:r>
       </w:ins>
-      <w:ins w:id="441" w:author="Shawn McMurtrey" w:date="2022-10-11T16:14:00Z">
+      <w:ins w:id="520" w:author="Shawn McMurtrey" w:date="2022-10-11T16:14:00Z">
         <w:r>
           <w:rPr>
             <w:sz w:val="24"/>
@@ -30872,7 +31767,7 @@
           <w:t>As a result</w:t>
         </w:r>
       </w:ins>
-      <w:ins w:id="442" w:author="Shawn McMurtrey" w:date="2022-10-11T16:15:00Z">
+      <w:ins w:id="521" w:author="Shawn McMurtrey" w:date="2022-10-11T16:15:00Z">
         <w:r>
           <w:rPr>
             <w:sz w:val="24"/>
@@ -30881,14 +31776,14 @@
           <w:t xml:space="preserve">, </w:t>
         </w:r>
       </w:ins>
-      <w:ins w:id="443" w:author="Shawn McMurtrey" w:date="2022-10-11T16:14:00Z">
+      <w:ins w:id="522" w:author="Shawn McMurtrey" w:date="2022-10-11T16:14:00Z">
         <w:r>
           <w:rPr>
             <w:i/>
             <w:iCs/>
             <w:sz w:val="24"/>
             <w:szCs w:val="24"/>
-            <w:rPrChange w:id="444" w:author="Shawn McMurtrey" w:date="2022-10-11T16:15:00Z">
+            <w:rPrChange w:id="523" w:author="Shawn McMurtrey" w:date="2022-10-11T16:15:00Z">
               <w:rPr>
                 <w:sz w:val="24"/>
                 <w:szCs w:val="24"/>
@@ -30904,7 +31799,7 @@
             <w:iCs/>
             <w:sz w:val="24"/>
             <w:szCs w:val="24"/>
-            <w:rPrChange w:id="445" w:author="Shawn McMurtrey" w:date="2022-10-11T16:15:00Z">
+            <w:rPrChange w:id="524" w:author="Shawn McMurtrey" w:date="2022-10-11T16:15:00Z">
               <w:rPr>
                 <w:sz w:val="24"/>
                 <w:szCs w:val="24"/>
@@ -30922,7 +31817,7 @@
           <w:t xml:space="preserve"> </w:t>
         </w:r>
       </w:ins>
-      <w:ins w:id="446" w:author="Shawn McMurtrey" w:date="2022-10-11T16:16:00Z">
+      <w:ins w:id="525" w:author="Shawn McMurtrey" w:date="2022-10-11T16:16:00Z">
         <w:r>
           <w:rPr>
             <w:sz w:val="24"/>
@@ -30931,7 +31826,7 @@
           <w:t>was able to cause</w:t>
         </w:r>
       </w:ins>
-      <w:ins w:id="447" w:author="Shawn McMurtrey" w:date="2022-10-11T16:14:00Z">
+      <w:ins w:id="526" w:author="Shawn McMurtrey" w:date="2022-10-11T16:14:00Z">
         <w:r>
           <w:rPr>
             <w:sz w:val="24"/>
@@ -30948,7 +31843,7 @@
           <w:t>reinfec</w:t>
         </w:r>
       </w:ins>
-      <w:ins w:id="448" w:author="Shawn McMurtrey" w:date="2022-10-11T16:15:00Z">
+      <w:ins w:id="527" w:author="Shawn McMurtrey" w:date="2022-10-11T16:15:00Z">
         <w:r>
           <w:rPr>
             <w:sz w:val="24"/>
@@ -30957,7 +31852,7 @@
           <w:t>tion</w:t>
         </w:r>
       </w:ins>
-      <w:ins w:id="449" w:author="Shawn McMurtrey" w:date="2022-10-12T12:26:00Z">
+      <w:ins w:id="528" w:author="Shawn McMurtrey" w:date="2022-10-12T12:26:00Z">
         <w:r>
           <w:rPr>
             <w:sz w:val="24"/>
@@ -30966,7 +31861,7 @@
           <w:t xml:space="preserve"> </w:t>
         </w:r>
       </w:ins>
-      <w:ins w:id="450" w:author="Shawn McMurtrey" w:date="2022-10-11T16:15:00Z">
+      <w:ins w:id="529" w:author="Shawn McMurtrey" w:date="2022-10-11T16:15:00Z">
         <w:r>
           <w:rPr>
             <w:sz w:val="24"/>
@@ -30976,7 +31871,7 @@
         </w:r>
       </w:ins>
       <w:proofErr w:type="gramEnd"/>
-      <w:ins w:id="451" w:author="Shawn McMurtrey" w:date="2022-10-11T16:20:00Z">
+      <w:ins w:id="530" w:author="Shawn McMurtrey" w:date="2022-10-11T16:20:00Z">
         <w:r>
           <w:rPr>
             <w:sz w:val="24"/>
@@ -30985,7 +31880,7 @@
           <w:t xml:space="preserve"> </w:t>
         </w:r>
       </w:ins>
-      <w:ins w:id="452" w:author="Shawn McMurtrey" w:date="2022-10-11T16:24:00Z">
+      <w:ins w:id="531" w:author="Shawn McMurtrey" w:date="2022-10-11T16:24:00Z">
         <w:r>
           <w:rPr>
             <w:sz w:val="24"/>
@@ -30994,7 +31889,7 @@
           <w:t>T</w:t>
         </w:r>
       </w:ins>
-      <w:ins w:id="453" w:author="Shawn McMurtrey" w:date="2022-10-11T16:19:00Z">
+      <w:ins w:id="532" w:author="Shawn McMurtrey" w:date="2022-10-11T16:19:00Z">
         <w:r>
           <w:rPr>
             <w:sz w:val="24"/>
@@ -31003,7 +31898,7 @@
           <w:t>he</w:t>
         </w:r>
       </w:ins>
-      <w:ins w:id="454" w:author="Shawn McMurtrey" w:date="2022-10-11T16:25:00Z">
+      <w:ins w:id="533" w:author="Shawn McMurtrey" w:date="2022-10-11T16:25:00Z">
         <w:r>
           <w:rPr>
             <w:sz w:val="24"/>
@@ -31012,7 +31907,7 @@
           <w:t>re was no evidence found to show that the</w:t>
         </w:r>
       </w:ins>
-      <w:ins w:id="455" w:author="Shawn McMurtrey" w:date="2022-10-11T16:19:00Z">
+      <w:ins w:id="534" w:author="Shawn McMurtrey" w:date="2022-10-11T16:19:00Z">
         <w:r>
           <w:rPr>
             <w:sz w:val="24"/>
@@ -31021,14 +31916,14 @@
           <w:t xml:space="preserve"> hardwood trees that are most resistant to </w:t>
         </w:r>
       </w:ins>
-      <w:ins w:id="456" w:author="Shawn McMurtrey" w:date="2022-10-11T16:20:00Z">
+      <w:ins w:id="535" w:author="Shawn McMurtrey" w:date="2022-10-11T16:20:00Z">
         <w:r>
           <w:rPr>
             <w:i/>
             <w:iCs/>
             <w:sz w:val="24"/>
             <w:szCs w:val="24"/>
-            <w:rPrChange w:id="457" w:author="Shawn McMurtrey" w:date="2022-10-11T16:20:00Z">
+            <w:rPrChange w:id="536" w:author="Shawn McMurtrey" w:date="2022-10-11T16:20:00Z">
               <w:rPr>
                 <w:sz w:val="24"/>
                 <w:szCs w:val="24"/>
@@ -31038,7 +31933,7 @@
           <w:t>C. sulphurascens</w:t>
         </w:r>
       </w:ins>
-      <w:ins w:id="458" w:author="Shawn McMurtrey" w:date="2022-10-11T16:24:00Z">
+      <w:ins w:id="537" w:author="Shawn McMurtrey" w:date="2022-10-11T16:24:00Z">
         <w:r>
           <w:rPr>
             <w:i/>
@@ -31049,7 +31944,7 @@
           <w:t xml:space="preserve"> </w:t>
         </w:r>
       </w:ins>
-      <w:ins w:id="459" w:author="Shawn McMurtrey" w:date="2022-10-11T16:25:00Z">
+      <w:ins w:id="538" w:author="Shawn McMurtrey" w:date="2022-10-11T16:25:00Z">
         <w:r>
           <w:rPr>
             <w:sz w:val="24"/>
@@ -31058,7 +31953,7 @@
           <w:t xml:space="preserve">reduced the amount of inoculum </w:t>
         </w:r>
       </w:ins>
-      <w:ins w:id="460" w:author="Shawn McMurtrey" w:date="2022-10-11T16:26:00Z">
+      <w:ins w:id="539" w:author="Shawn McMurtrey" w:date="2022-10-11T16:26:00Z">
         <w:r>
           <w:rPr>
             <w:sz w:val="24"/>
@@ -31067,7 +31962,7 @@
           <w:t xml:space="preserve">within the forest stands. Additionally, the alternate hosts had a </w:t>
         </w:r>
       </w:ins>
-      <w:ins w:id="461" w:author="Shawn McMurtrey" w:date="2022-10-11T16:27:00Z">
+      <w:ins w:id="540" w:author="Shawn McMurtrey" w:date="2022-10-11T16:27:00Z">
         <w:r>
           <w:rPr>
             <w:sz w:val="24"/>
@@ -31076,7 +31971,7 @@
           <w:t>negative</w:t>
         </w:r>
       </w:ins>
-      <w:ins w:id="462" w:author="Shawn McMurtrey" w:date="2022-10-11T16:26:00Z">
+      <w:ins w:id="541" w:author="Shawn McMurtrey" w:date="2022-10-11T16:26:00Z">
         <w:r>
           <w:rPr>
             <w:sz w:val="24"/>
@@ -31085,7 +31980,7 @@
           <w:t xml:space="preserve"> effect </w:t>
         </w:r>
       </w:ins>
-      <w:ins w:id="463" w:author="Shawn McMurtrey" w:date="2022-10-11T16:27:00Z">
+      <w:ins w:id="542" w:author="Shawn McMurtrey" w:date="2022-10-11T16:27:00Z">
         <w:r>
           <w:rPr>
             <w:sz w:val="24"/>
@@ -31099,7 +31994,7 @@
       <w:pPr>
         <w:spacing w:line="480" w:lineRule="auto"/>
         <w:rPr>
-          <w:ins w:id="464" w:author="Shawn McMurtrey" w:date="2022-10-12T12:27:00Z"/>
+          <w:ins w:id="543" w:author="Shawn McMurtrey" w:date="2022-10-12T12:27:00Z"/>
           <w:sz w:val="24"/>
           <w:szCs w:val="24"/>
         </w:rPr>
@@ -31109,12 +32004,12 @@
       <w:pPr>
         <w:spacing w:line="480" w:lineRule="auto"/>
         <w:rPr>
-          <w:ins w:id="465" w:author="Shawn McMurtrey" w:date="2022-10-12T12:27:00Z"/>
+          <w:ins w:id="544" w:author="Shawn McMurtrey" w:date="2022-10-12T12:27:00Z"/>
           <w:sz w:val="24"/>
           <w:szCs w:val="24"/>
         </w:rPr>
       </w:pPr>
-      <w:ins w:id="466" w:author="Shawn McMurtrey" w:date="2022-10-12T12:27:00Z">
+      <w:ins w:id="545" w:author="Shawn McMurtrey" w:date="2022-10-12T12:27:00Z">
         <w:r>
           <w:rPr>
             <w:b/>
@@ -31130,17 +32025,17 @@
         <w:spacing w:line="480" w:lineRule="auto"/>
         <w:ind w:firstLine="720"/>
         <w:rPr>
-          <w:ins w:id="467" w:author="Shawn McMurtrey" w:date="2022-10-12T12:27:00Z"/>
-          <w:sz w:val="24"/>
-          <w:szCs w:val="24"/>
-        </w:rPr>
-        <w:pPrChange w:id="468" w:author="Shawn McMurtrey" w:date="2022-10-12T13:09:00Z">
+          <w:ins w:id="546" w:author="Shawn McMurtrey" w:date="2022-10-12T12:27:00Z"/>
+          <w:sz w:val="24"/>
+          <w:szCs w:val="24"/>
+        </w:rPr>
+        <w:pPrChange w:id="547" w:author="Shawn McMurtrey" w:date="2022-10-12T13:09:00Z">
           <w:pPr>
             <w:spacing w:line="480" w:lineRule="auto"/>
           </w:pPr>
         </w:pPrChange>
       </w:pPr>
-      <w:ins w:id="469" w:author="Shawn McMurtrey" w:date="2022-10-12T12:27:00Z">
+      <w:ins w:id="548" w:author="Shawn McMurtrey" w:date="2022-10-12T12:27:00Z">
         <w:r>
           <w:rPr>
             <w:sz w:val="24"/>
@@ -31254,7 +32149,7 @@
           <w:t>.</w:t>
         </w:r>
       </w:ins>
-      <w:ins w:id="470" w:author="Shawn McMurtrey" w:date="2022-10-12T14:20:00Z">
+      <w:ins w:id="549" w:author="Shawn McMurtrey" w:date="2022-10-12T14:20:00Z">
         <w:r>
           <w:rPr>
             <w:sz w:val="24"/>
@@ -31278,12 +32173,12 @@
       <w:pPr>
         <w:spacing w:line="480" w:lineRule="auto"/>
         <w:rPr>
-          <w:del w:id="471" w:author="Shawn McMurtrey" w:date="2022-10-12T14:21:00Z"/>
+          <w:del w:id="550" w:author="Shawn McMurtrey" w:date="2022-10-12T14:21:00Z"/>
           <w:sz w:val="24"/>
           <w:szCs w:val="24"/>
         </w:rPr>
       </w:pPr>
-      <w:del w:id="472" w:author="Shawn McMurtrey" w:date="2022-10-12T14:21:00Z">
+      <w:del w:id="551" w:author="Shawn McMurtrey" w:date="2022-10-12T14:21:00Z">
         <w:r>
           <w:rPr>
             <w:b/>
@@ -31312,7 +32207,7 @@
           <w:sz w:val="24"/>
           <w:szCs w:val="24"/>
         </w:rPr>
-        <w:pPrChange w:id="473" w:author="Shawn McMurtrey" w:date="2022-10-12T13:09:00Z">
+        <w:pPrChange w:id="552" w:author="Shawn McMurtrey" w:date="2022-10-12T13:09:00Z">
           <w:pPr>
             <w:spacing w:line="480" w:lineRule="auto"/>
           </w:pPr>
@@ -31325,7 +32220,7 @@
         </w:rPr>
         <w:t>The</w:t>
       </w:r>
-      <w:ins w:id="474" w:author="Shawn McMurtrey" w:date="2022-08-14T14:50:00Z">
+      <w:ins w:id="553" w:author="Shawn McMurtrey" w:date="2022-08-14T14:50:00Z">
         <w:r>
           <w:rPr>
             <w:sz w:val="24"/>
@@ -31334,7 +32229,7 @@
           <w:t xml:space="preserve"> results of the Woods Creek study showed th</w:t>
         </w:r>
       </w:ins>
-      <w:ins w:id="475" w:author="Shawn McMurtrey" w:date="2022-08-14T14:51:00Z">
+      <w:ins w:id="554" w:author="Shawn McMurtrey" w:date="2022-08-14T14:51:00Z">
         <w:r>
           <w:rPr>
             <w:sz w:val="24"/>
@@ -31463,7 +32358,7 @@
           <w:sz w:val="24"/>
           <w:szCs w:val="24"/>
         </w:rPr>
-        <w:pPrChange w:id="476" w:author="Shawn McMurtrey" w:date="2022-10-12T13:09:00Z">
+        <w:pPrChange w:id="555" w:author="Shawn McMurtrey" w:date="2022-10-12T13:09:00Z">
           <w:pPr>
             <w:spacing w:line="480" w:lineRule="auto"/>
           </w:pPr>
@@ -31476,7 +32371,7 @@
         </w:rPr>
         <w:t>The Apiary hardwood rotation study illustrated a challenge associated with forest management, which is pote</w:t>
       </w:r>
-      <w:ins w:id="477" w:author="Shawn McMurtrey" w:date="2022-10-11T15:34:00Z">
+      <w:ins w:id="556" w:author="Shawn McMurtrey" w:date="2022-10-11T15:34:00Z">
         <w:r>
           <w:rPr>
             <w:sz w:val="24"/>
@@ -31500,7 +32395,7 @@
         <w:lastRenderedPageBreak/>
         <w:t>these interve</w:t>
       </w:r>
-      <w:ins w:id="478" w:author="Shawn McMurtrey" w:date="2022-10-11T15:35:00Z">
+      <w:ins w:id="557" w:author="Shawn McMurtrey" w:date="2022-10-11T15:35:00Z">
         <w:r>
           <w:rPr>
             <w:sz w:val="24"/>
@@ -31516,7 +32411,7 @@
         </w:rPr>
         <w:t>tions did not completely control all suppressive effects of the hardwood resprouts.  So, while hardwood rotation sometimes resulted in modest reduction of Douglas-fir mortality caused by laminated root rot in this study, it was accompanied by Douglas-fir mortality resulting from sup</w:t>
       </w:r>
-      <w:ins w:id="479" w:author="Shawn McMurtrey" w:date="2022-10-11T15:35:00Z">
+      <w:ins w:id="558" w:author="Shawn McMurtrey" w:date="2022-10-11T15:35:00Z">
         <w:r>
           <w:rPr>
             <w:sz w:val="24"/>
@@ -31550,7 +32445,7 @@
           <w:sz w:val="24"/>
           <w:szCs w:val="24"/>
         </w:rPr>
-        <w:pPrChange w:id="480" w:author="Shawn McMurtrey" w:date="2022-10-12T13:09:00Z">
+        <w:pPrChange w:id="559" w:author="Shawn McMurtrey" w:date="2022-10-12T13:09:00Z">
           <w:pPr>
             <w:spacing w:line="480" w:lineRule="auto"/>
           </w:pPr>
@@ -31611,7 +32506,7 @@
         </w:rPr>
         <w:t xml:space="preserve"> effect of heart and but rot on </w:t>
       </w:r>
-      <w:del w:id="481" w:author="Shawn McMurtrey" w:date="2022-10-12T13:09:00Z">
+      <w:del w:id="560" w:author="Shawn McMurtrey" w:date="2022-10-12T13:09:00Z">
         <w:r>
           <w:rPr>
             <w:sz w:val="24"/>
@@ -31620,7 +32515,7 @@
           <w:delText>mechantable</w:delText>
         </w:r>
       </w:del>
-      <w:ins w:id="482" w:author="Shawn McMurtrey" w:date="2022-10-12T13:09:00Z">
+      <w:ins w:id="561" w:author="Shawn McMurtrey" w:date="2022-10-12T13:09:00Z">
         <w:r>
           <w:rPr>
             <w:sz w:val="24"/>
@@ -31670,7 +32565,7 @@
           <w:sz w:val="24"/>
           <w:szCs w:val="24"/>
         </w:rPr>
-        <w:pPrChange w:id="483" w:author="Shawn McMurtrey" w:date="2022-10-12T13:09:00Z">
+        <w:pPrChange w:id="562" w:author="Shawn McMurtrey" w:date="2022-10-12T13:09:00Z">
           <w:pPr>
             <w:spacing w:line="480" w:lineRule="auto"/>
           </w:pPr>
@@ -31691,7 +32586,7 @@
         </w:rPr>
         <w:t xml:space="preserve"> modelled predictions</w:t>
       </w:r>
-      <w:ins w:id="484" w:author="Shawn McMurtrey" w:date="2022-10-08T19:57:00Z">
+      <w:ins w:id="563" w:author="Shawn McMurtrey" w:date="2022-10-08T19:57:00Z">
         <w:r>
           <w:t xml:space="preserve"> were more highly</w:t>
         </w:r>
@@ -31703,12 +32598,12 @@
         </w:rPr>
         <w:t xml:space="preserve"> </w:t>
       </w:r>
-      <w:ins w:id="485" w:author="Shawn McMurtrey" w:date="2022-10-08T19:57:00Z">
+      <w:ins w:id="564" w:author="Shawn McMurtrey" w:date="2022-10-08T19:57:00Z">
         <w:r>
           <w:t>correlated with the measured changes</w:t>
         </w:r>
       </w:ins>
-      <w:ins w:id="486" w:author="Shawn McMurtrey" w:date="2022-10-08T19:58:00Z">
+      <w:ins w:id="565" w:author="Shawn McMurtrey" w:date="2022-10-08T19:58:00Z">
         <w:r>
           <w:t xml:space="preserve"> when the </w:t>
         </w:r>
@@ -31720,7 +32615,7 @@
         </w:rPr>
         <w:t xml:space="preserve">WRDM </w:t>
       </w:r>
-      <w:ins w:id="487" w:author="Shawn McMurtrey" w:date="2022-10-08T19:59:00Z">
+      <w:ins w:id="566" w:author="Shawn McMurtrey" w:date="2022-10-08T19:59:00Z">
         <w:r>
           <w:rPr>
             <w:sz w:val="24"/>
@@ -31729,7 +32624,7 @@
           <w:t xml:space="preserve">was used </w:t>
         </w:r>
       </w:ins>
-      <w:ins w:id="488" w:author="Shawn McMurtrey" w:date="2022-10-08T20:00:00Z">
+      <w:ins w:id="567" w:author="Shawn McMurtrey" w:date="2022-10-08T20:00:00Z">
         <w:r>
           <w:rPr>
             <w:sz w:val="24"/>
@@ -31738,7 +32633,7 @@
           <w:t xml:space="preserve">along </w:t>
         </w:r>
       </w:ins>
-      <w:ins w:id="489" w:author="Shawn McMurtrey" w:date="2022-10-08T19:59:00Z">
+      <w:ins w:id="568" w:author="Shawn McMurtrey" w:date="2022-10-08T19:59:00Z">
         <w:r>
           <w:rPr>
             <w:sz w:val="24"/>
@@ -31754,7 +32649,7 @@
         </w:rPr>
         <w:t>.</w:t>
       </w:r>
-      <w:ins w:id="490" w:author="Shawn McMurtrey" w:date="2022-09-02T10:01:00Z">
+      <w:ins w:id="569" w:author="Shawn McMurtrey" w:date="2022-09-02T10:01:00Z">
         <w:r>
           <w:rPr>
             <w:sz w:val="24"/>
@@ -31763,7 +32658,7 @@
           <w:t xml:space="preserve"> </w:t>
         </w:r>
       </w:ins>
-      <w:ins w:id="491" w:author="Shawn McMurtrey" w:date="2022-10-08T20:00:00Z">
+      <w:ins w:id="570" w:author="Shawn McMurtrey" w:date="2022-10-08T20:00:00Z">
         <w:r>
           <w:rPr>
             <w:sz w:val="24"/>
@@ -31779,7 +32674,7 @@
         </w:rPr>
         <w:t>FVS model alone tended to underpredict the impact of LRR</w:t>
       </w:r>
-      <w:ins w:id="492" w:author="Shawn McMurtrey" w:date="2022-10-08T20:00:00Z">
+      <w:ins w:id="571" w:author="Shawn McMurtrey" w:date="2022-10-08T20:00:00Z">
         <w:r>
           <w:rPr>
             <w:sz w:val="24"/>
@@ -31802,7 +32697,7 @@
         </w:rPr>
         <w:t>in turn caused an overprediction of growth and yield</w:t>
       </w:r>
-      <w:ins w:id="493" w:author="Shawn McMurtrey" w:date="2022-09-02T10:00:00Z">
+      <w:ins w:id="572" w:author="Shawn McMurtrey" w:date="2022-09-02T10:00:00Z">
         <w:r>
           <w:rPr>
             <w:sz w:val="24"/>
@@ -31825,7 +32720,7 @@
         </w:rPr>
         <w:t xml:space="preserve"> Maffei et al., 200</w:t>
       </w:r>
-      <w:ins w:id="494" w:author="Shawn McMurtrey" w:date="2022-10-11T15:36:00Z">
+      <w:ins w:id="573" w:author="Shawn McMurtrey" w:date="2022-10-11T15:36:00Z">
         <w:r>
           <w:rPr>
             <w:sz w:val="24"/>
@@ -31897,7 +32792,7 @@
         </w:rPr>
         <w:t xml:space="preserve"> hectares of root disease area or number of infected trees). It should also be taken into consideration that t</w:t>
       </w:r>
-      <w:del w:id="495" w:author="Shawn McMurtrey" w:date="2022-10-08T20:03:00Z">
+      <w:del w:id="574" w:author="Shawn McMurtrey" w:date="2022-10-08T20:03:00Z">
         <w:r>
           <w:rPr>
             <w:sz w:val="24"/>
@@ -31913,7 +32808,7 @@
         </w:rPr>
         <w:t xml:space="preserve"> larger stand sizes</w:t>
       </w:r>
-      <w:ins w:id="496" w:author="Shawn McMurtrey" w:date="2022-10-08T20:03:00Z">
+      <w:ins w:id="575" w:author="Shawn McMurtrey" w:date="2022-10-08T20:03:00Z">
         <w:r>
           <w:rPr>
             <w:sz w:val="24"/>
@@ -31948,7 +32843,7 @@
           <w:sz w:val="24"/>
           <w:szCs w:val="24"/>
         </w:rPr>
-        <w:pPrChange w:id="497" w:author="Shawn McMurtrey" w:date="2022-10-12T13:09:00Z">
+        <w:pPrChange w:id="576" w:author="Shawn McMurtrey" w:date="2022-10-12T13:09:00Z">
           <w:pPr>
             <w:spacing w:line="480" w:lineRule="auto"/>
           </w:pPr>
@@ -31962,7 +32857,7 @@
         </w:rPr>
         <w:t xml:space="preserve">The FVS and WRDM projections were not found to be </w:t>
       </w:r>
-      <w:del w:id="498" w:author="Shawn McMurtrey" w:date="2022-10-12T12:39:00Z">
+      <w:del w:id="577" w:author="Shawn McMurtrey" w:date="2022-10-12T12:39:00Z">
         <w:r>
           <w:rPr>
             <w:color w:val="FF0000"/>
@@ -31972,7 +32867,7 @@
           <w:delText>significantly accurate</w:delText>
         </w:r>
       </w:del>
-      <w:ins w:id="499" w:author="Shawn McMurtrey" w:date="2022-10-12T12:39:00Z">
+      <w:ins w:id="578" w:author="Shawn McMurtrey" w:date="2022-10-12T12:39:00Z">
         <w:r>
           <w:rPr>
             <w:color w:val="FF0000"/>
@@ -32048,7 +32943,7 @@
           <w:szCs w:val="24"/>
         </w:rPr>
       </w:pPr>
-      <w:ins w:id="500" w:author="Shawn McMurtrey" w:date="2022-10-12T12:34:00Z">
+      <w:ins w:id="579" w:author="Shawn McMurtrey" w:date="2022-10-12T12:34:00Z">
         <w:r>
           <w:rPr>
             <w:sz w:val="24"/>
@@ -32057,7 +32952,7 @@
           <w:t xml:space="preserve">The results from the WRDM </w:t>
         </w:r>
       </w:ins>
-      <w:ins w:id="501" w:author="Shawn McMurtrey" w:date="2022-10-12T12:37:00Z">
+      <w:ins w:id="580" w:author="Shawn McMurtrey" w:date="2022-10-12T12:37:00Z">
         <w:r>
           <w:rPr>
             <w:sz w:val="24"/>
@@ -32066,7 +32961,7 @@
           <w:t xml:space="preserve">within the </w:t>
         </w:r>
       </w:ins>
-      <w:ins w:id="502" w:author="Shawn McMurtrey" w:date="2022-10-12T12:38:00Z">
+      <w:ins w:id="581" w:author="Shawn McMurtrey" w:date="2022-10-12T12:38:00Z">
         <w:r>
           <w:rPr>
             <w:sz w:val="24"/>
@@ -32075,7 +32970,7 @@
           <w:t>Woods Creek study produced the</w:t>
         </w:r>
       </w:ins>
-      <w:ins w:id="503" w:author="Shawn McMurtrey" w:date="2022-10-12T12:40:00Z">
+      <w:ins w:id="582" w:author="Shawn McMurtrey" w:date="2022-10-12T12:40:00Z">
         <w:r>
           <w:rPr>
             <w:sz w:val="24"/>
@@ -32091,7 +32986,7 @@
         </w:rPr>
         <w:t xml:space="preserve"> </w:t>
       </w:r>
-      <w:ins w:id="504" w:author="Shawn McMurtrey" w:date="2022-10-12T12:40:00Z">
+      <w:ins w:id="583" w:author="Shawn McMurtrey" w:date="2022-10-12T12:40:00Z">
         <w:r>
           <w:rPr>
             <w:sz w:val="24"/>
@@ -32100,7 +32995,7 @@
           <w:t>There have been other studie</w:t>
         </w:r>
       </w:ins>
-      <w:ins w:id="505" w:author="Shawn McMurtrey" w:date="2022-10-12T12:41:00Z">
+      <w:ins w:id="584" w:author="Shawn McMurtrey" w:date="2022-10-12T12:41:00Z">
         <w:r>
           <w:rPr>
             <w:sz w:val="24"/>
@@ -32109,7 +33004,7 @@
           <w:t xml:space="preserve">s conducted </w:t>
         </w:r>
       </w:ins>
-      <w:ins w:id="506" w:author="Shawn McMurtrey" w:date="2022-10-12T12:42:00Z">
+      <w:ins w:id="585" w:author="Shawn McMurtrey" w:date="2022-10-12T12:42:00Z">
         <w:r>
           <w:rPr>
             <w:sz w:val="24"/>
@@ -32125,7 +33020,7 @@
         </w:rPr>
         <w:t>models</w:t>
       </w:r>
-      <w:ins w:id="507" w:author="Shawn McMurtrey" w:date="2022-10-12T12:42:00Z">
+      <w:ins w:id="586" w:author="Shawn McMurtrey" w:date="2022-10-12T12:42:00Z">
         <w:r>
           <w:rPr>
             <w:sz w:val="24"/>
@@ -32141,7 +33036,7 @@
         </w:rPr>
         <w:t xml:space="preserve"> have </w:t>
       </w:r>
-      <w:ins w:id="508" w:author="Shawn McMurtrey" w:date="2022-10-12T12:42:00Z">
+      <w:ins w:id="587" w:author="Shawn McMurtrey" w:date="2022-10-12T12:42:00Z">
         <w:r>
           <w:rPr>
             <w:sz w:val="24"/>
@@ -32157,7 +33052,59 @@
         </w:rPr>
         <w:t>predicted</w:t>
       </w:r>
-      <w:ins w:id="509" w:author="Shawn McMurtrey" w:date="2022-10-12T12:42:00Z">
+      <w:ins w:id="588" w:author="Shawn McMurtrey" w:date="2022-10-12T12:42:00Z">
+        <w:r>
+          <w:rPr>
+            <w:sz w:val="24"/>
+            <w:szCs w:val="24"/>
+          </w:rPr>
+          <w:t xml:space="preserve"> relatively optimistic trends (</w:t>
+        </w:r>
+        <w:r>
+          <w:rPr>
+            <w:rFonts w:eastAsia="Times New Roman"/>
+            <w:sz w:val="24"/>
+            <w:szCs w:val="24"/>
+          </w:rPr>
+          <w:t xml:space="preserve">Canavan and Ramm, 2000; </w:t>
+        </w:r>
+        <w:r>
+          <w:rPr>
+            <w:sz w:val="24"/>
+            <w:szCs w:val="24"/>
+            <w:highlight w:val="white"/>
+          </w:rPr>
+          <w:t>Woods and Watts, 2019)</w:t>
+        </w:r>
+      </w:ins>
+      <w:ins w:id="589" w:author="Shawn McMurtrey" w:date="2022-10-12T12:44:00Z">
+        <w:r>
+          <w:rPr>
+            <w:sz w:val="24"/>
+            <w:szCs w:val="24"/>
+          </w:rPr>
+          <w:t xml:space="preserve">. The Apiary modelled </w:t>
+        </w:r>
+      </w:ins>
+      <w:ins w:id="590" w:author="Shawn McMurtrey" w:date="2022-10-12T12:48:00Z">
+        <w:r>
+          <w:rPr>
+            <w:sz w:val="24"/>
+            <w:szCs w:val="24"/>
+          </w:rPr>
+          <w:t>forecasts</w:t>
+        </w:r>
+      </w:ins>
+      <w:ins w:id="591" w:author="Shawn McMurtrey" w:date="2022-10-12T12:47:00Z">
+        <w:r>
+          <w:rPr>
+            <w:sz w:val="24"/>
+            <w:szCs w:val="24"/>
+          </w:rPr>
+          <w:t xml:space="preserve"> did not show a strong correlation</w:t>
+        </w:r>
+      </w:ins>
+      <w:ins w:id="592" w:author="Shawn McMurtrey" w:date="2022-10-12T12:50:00Z">
         <w:r>
           <w:rPr>
             <w:sz w:val="24"/>
@@ -32165,58 +33112,35 @@
           </w:rPr>
           <w:t xml:space="preserve"> </w:t>
         </w:r>
-        <w:r>
-          <w:rPr>
-            <w:sz w:val="24"/>
-            <w:szCs w:val="24"/>
-          </w:rPr>
-          <w:t>relatively optimistic trends (</w:t>
-        </w:r>
-        <w:r>
-          <w:rPr>
-            <w:rFonts w:eastAsia="Times New Roman"/>
-            <w:sz w:val="24"/>
-            <w:szCs w:val="24"/>
-          </w:rPr>
-          <w:t xml:space="preserve">Canavan and Ramm, 2000; </w:t>
-        </w:r>
-        <w:r>
-          <w:rPr>
-            <w:sz w:val="24"/>
-            <w:szCs w:val="24"/>
-            <w:highlight w:val="white"/>
-          </w:rPr>
-          <w:t>Woods and Watts, 2019)</w:t>
-        </w:r>
       </w:ins>
-      <w:ins w:id="510" w:author="Shawn McMurtrey" w:date="2022-10-12T12:44:00Z">
-        <w:r>
-          <w:rPr>
-            <w:sz w:val="24"/>
-            <w:szCs w:val="24"/>
-          </w:rPr>
-          <w:t xml:space="preserve">. The Apiary modelled </w:t>
+      <w:ins w:id="593" w:author="Shawn McMurtrey" w:date="2022-10-12T12:51:00Z">
+        <w:r>
+          <w:rPr>
+            <w:sz w:val="24"/>
+            <w:szCs w:val="24"/>
+          </w:rPr>
+          <w:t>with</w:t>
         </w:r>
       </w:ins>
-      <w:ins w:id="511" w:author="Shawn McMurtrey" w:date="2022-10-12T12:48:00Z">
-        <w:r>
-          <w:rPr>
-            <w:sz w:val="24"/>
-            <w:szCs w:val="24"/>
-          </w:rPr>
-          <w:t>forecasts</w:t>
+      <w:ins w:id="594" w:author="Shawn McMurtrey" w:date="2022-10-12T12:44:00Z">
+        <w:r>
+          <w:rPr>
+            <w:sz w:val="24"/>
+            <w:szCs w:val="24"/>
+          </w:rPr>
+          <w:t xml:space="preserve"> </w:t>
         </w:r>
       </w:ins>
-      <w:ins w:id="512" w:author="Shawn McMurtrey" w:date="2022-10-12T12:47:00Z">
-        <w:r>
-          <w:rPr>
-            <w:sz w:val="24"/>
-            <w:szCs w:val="24"/>
-          </w:rPr>
-          <w:t xml:space="preserve"> did not show a strong correlation</w:t>
+      <w:ins w:id="595" w:author="Shawn McMurtrey" w:date="2022-10-12T12:46:00Z">
+        <w:r>
+          <w:rPr>
+            <w:sz w:val="24"/>
+            <w:szCs w:val="24"/>
+          </w:rPr>
+          <w:t>measured changes.</w:t>
         </w:r>
       </w:ins>
-      <w:ins w:id="513" w:author="Shawn McMurtrey" w:date="2022-10-12T12:50:00Z">
+      <w:ins w:id="596" w:author="Shawn McMurtrey" w:date="2022-10-12T12:49:00Z">
         <w:r>
           <w:rPr>
             <w:sz w:val="24"/>
@@ -32225,61 +33149,25 @@
           <w:t xml:space="preserve"> </w:t>
         </w:r>
       </w:ins>
-      <w:ins w:id="514" w:author="Shawn McMurtrey" w:date="2022-10-12T12:51:00Z">
-        <w:r>
-          <w:rPr>
-            <w:sz w:val="24"/>
-            <w:szCs w:val="24"/>
-          </w:rPr>
-          <w:t>with</w:t>
+      <w:ins w:id="597" w:author="Shawn McMurtrey" w:date="2022-10-12T12:51:00Z">
+        <w:r>
+          <w:rPr>
+            <w:sz w:val="24"/>
+            <w:szCs w:val="24"/>
+          </w:rPr>
+          <w:t>It should be noted that the seed source was unknow</w:t>
         </w:r>
       </w:ins>
-      <w:ins w:id="515" w:author="Shawn McMurtrey" w:date="2022-10-12T12:44:00Z">
-        <w:r>
-          <w:rPr>
-            <w:sz w:val="24"/>
-            <w:szCs w:val="24"/>
-          </w:rPr>
-          <w:t xml:space="preserve"> </w:t>
+      <w:ins w:id="598" w:author="Shawn McMurtrey" w:date="2022-10-12T12:52:00Z">
+        <w:r>
+          <w:rPr>
+            <w:sz w:val="24"/>
+            <w:szCs w:val="24"/>
+          </w:rPr>
+          <w:t>n for the Apiary site and that this could have influenced growth and yield at the site. Additionally, m</w:t>
         </w:r>
       </w:ins>
-      <w:ins w:id="516" w:author="Shawn McMurtrey" w:date="2022-10-12T12:46:00Z">
-        <w:r>
-          <w:rPr>
-            <w:sz w:val="24"/>
-            <w:szCs w:val="24"/>
-          </w:rPr>
-          <w:t>measured changes.</w:t>
-        </w:r>
-      </w:ins>
-      <w:ins w:id="517" w:author="Shawn McMurtrey" w:date="2022-10-12T12:49:00Z">
-        <w:r>
-          <w:rPr>
-            <w:sz w:val="24"/>
-            <w:szCs w:val="24"/>
-          </w:rPr>
-          <w:t xml:space="preserve"> </w:t>
-        </w:r>
-      </w:ins>
-      <w:ins w:id="518" w:author="Shawn McMurtrey" w:date="2022-10-12T12:51:00Z">
-        <w:r>
-          <w:rPr>
-            <w:sz w:val="24"/>
-            <w:szCs w:val="24"/>
-          </w:rPr>
-          <w:t>It should be noted that the seed source was unknow</w:t>
-        </w:r>
-      </w:ins>
-      <w:ins w:id="519" w:author="Shawn McMurtrey" w:date="2022-10-12T12:52:00Z">
-        <w:r>
-          <w:rPr>
-            <w:sz w:val="24"/>
-            <w:szCs w:val="24"/>
-          </w:rPr>
-          <w:t>n for the Apiary site and that this could have influenced growth and yield at the site. Additionally, m</w:t>
-        </w:r>
-      </w:ins>
-      <w:ins w:id="520" w:author="Shawn McMurtrey" w:date="2022-10-12T12:49:00Z">
+      <w:ins w:id="599" w:author="Shawn McMurtrey" w:date="2022-10-12T12:49:00Z">
         <w:r>
           <w:rPr>
             <w:sz w:val="24"/>
@@ -32370,7 +33258,7 @@
           <w:sz w:val="24"/>
           <w:szCs w:val="24"/>
         </w:rPr>
-        <w:pPrChange w:id="521" w:author="Shawn McMurtrey" w:date="2022-10-12T13:10:00Z">
+        <w:pPrChange w:id="600" w:author="Shawn McMurtrey" w:date="2022-10-12T13:10:00Z">
           <w:pPr>
             <w:spacing w:line="480" w:lineRule="auto"/>
           </w:pPr>
@@ -32398,7 +33286,7 @@
         </w:rPr>
         <w:t>. Additionally, alternate host rotation studies are further needed to better understand different forest management strategies for areas with a high presence of forest pathogens. More information on current distribution of accurately identified pathogens is also critically needed (Klopfenstein et al., 2009). This is imperative within a rapidly changing climate as the host/pathogen interactions will need to be observed and monitored</w:t>
       </w:r>
-      <w:ins w:id="522" w:author="Shawn McMurtrey" w:date="2022-10-12T14:23:00Z">
+      <w:ins w:id="601" w:author="Shawn McMurtrey" w:date="2022-10-12T14:23:00Z">
         <w:r>
           <w:rPr>
             <w:sz w:val="24"/>
@@ -32407,7 +33295,7 @@
           <w:t>.</w:t>
         </w:r>
       </w:ins>
-      <w:del w:id="523" w:author="Shawn McMurtrey" w:date="2022-10-12T14:23:00Z">
+      <w:del w:id="602" w:author="Shawn McMurtrey" w:date="2022-10-12T14:23:00Z">
         <w:r>
           <w:rPr>
             <w:sz w:val="24"/>
@@ -32423,7 +33311,7 @@
         </w:rPr>
         <w:t xml:space="preserve"> </w:t>
       </w:r>
-      <w:del w:id="524" w:author="Shawn McMurtrey" w:date="2022-10-12T14:23:00Z">
+      <w:del w:id="603" w:author="Shawn McMurtrey" w:date="2022-10-12T14:23:00Z">
         <w:r>
           <w:rPr>
             <w:sz w:val="24"/>
@@ -32432,7 +33320,7 @@
           <w:delText>while a</w:delText>
         </w:r>
       </w:del>
-      <w:ins w:id="525" w:author="Shawn McMurtrey" w:date="2022-10-12T14:23:00Z">
+      <w:ins w:id="604" w:author="Shawn McMurtrey" w:date="2022-10-12T14:23:00Z">
         <w:r>
           <w:rPr>
             <w:sz w:val="24"/>
@@ -32448,7 +33336,7 @@
         </w:rPr>
         <w:t>daptations will</w:t>
       </w:r>
-      <w:ins w:id="526" w:author="Shawn McMurtrey" w:date="2022-10-12T14:23:00Z">
+      <w:ins w:id="605" w:author="Shawn McMurtrey" w:date="2022-10-12T14:23:00Z">
         <w:r>
           <w:rPr>
             <w:sz w:val="24"/>
@@ -32482,7 +33370,7 @@
           <w:sz w:val="24"/>
           <w:szCs w:val="24"/>
         </w:rPr>
-        <w:pPrChange w:id="527" w:author="Shawn McMurtrey" w:date="2022-10-12T13:10:00Z">
+        <w:pPrChange w:id="606" w:author="Shawn McMurtrey" w:date="2022-10-12T13:10:00Z">
           <w:pPr>
             <w:spacing w:line="480" w:lineRule="auto"/>
           </w:pPr>
@@ -32511,7 +33399,7 @@
         <w:lastRenderedPageBreak/>
         <w:t xml:space="preserve">preserve biodiversity and forest ecosystems. Through this study, new insight was gained on LRR incidence with respect to thinning for drought and fire suppression. An increased knowledge was also gained concerning alternate host rotations for </w:t>
       </w:r>
-      <w:ins w:id="528" w:author="Shawn McMurtrey" w:date="2022-10-12T14:25:00Z">
+      <w:ins w:id="607" w:author="Shawn McMurtrey" w:date="2022-10-12T14:25:00Z">
         <w:r>
           <w:rPr>
             <w:sz w:val="24"/>
@@ -32520,7 +33408,7 @@
           <w:t xml:space="preserve">LRR </w:t>
         </w:r>
       </w:ins>
-      <w:del w:id="529" w:author="Shawn McMurtrey" w:date="2022-10-12T14:25:00Z">
+      <w:del w:id="608" w:author="Shawn McMurtrey" w:date="2022-10-12T14:25:00Z">
         <w:r>
           <w:rPr>
             <w:sz w:val="24"/>
@@ -32550,7 +33438,7 @@
         </w:rPr>
         <w:t xml:space="preserve"> forest management strategies. </w:t>
       </w:r>
-      <w:ins w:id="530" w:author="Shawn McMurtrey" w:date="2022-08-14T14:53:00Z">
+      <w:ins w:id="609" w:author="Shawn McMurtrey" w:date="2022-08-14T14:53:00Z">
         <w:r>
           <w:rPr>
             <w:sz w:val="24"/>
@@ -32627,7 +33515,7 @@
         </w:rPr>
         <w:t xml:space="preserve"> repository: </w:t>
       </w:r>
-      <w:hyperlink r:id="rId49">
+      <w:hyperlink r:id="rId50">
         <w:r>
           <w:rPr>
             <w:rStyle w:val="Hyperlink"/>
@@ -32694,7 +33582,7 @@
         </w:rPr>
         <w:br/>
       </w:r>
-      <w:del w:id="531" w:author="Shawn McMurtrey" w:date="2022-08-19T10:00:00Z">
+      <w:del w:id="610" w:author="Shawn McMurtrey" w:date="2022-08-19T10:00:00Z">
         <w:r>
           <w:rPr>
             <w:b/>
@@ -32707,7 +33595,7 @@
       <w:r>
         <w:t xml:space="preserve">Funding </w:t>
       </w:r>
-      <w:ins w:id="532" w:author="Shawn McMurtrey" w:date="2022-08-19T10:01:00Z">
+      <w:ins w:id="611" w:author="Shawn McMurtrey" w:date="2022-08-19T10:01:00Z">
         <w:r>
           <w:t xml:space="preserve">for these two studies </w:t>
         </w:r>
@@ -32715,7 +33603,7 @@
       <w:r>
         <w:t>was</w:t>
       </w:r>
-      <w:del w:id="533" w:author="Shawn McMurtrey" w:date="2022-09-11T19:10:00Z">
+      <w:del w:id="612" w:author="Shawn McMurtrey" w:date="2022-09-11T19:10:00Z">
         <w:r>
           <w:delText xml:space="preserve"> also</w:delText>
         </w:r>
@@ -32723,22 +33611,22 @@
       <w:r>
         <w:t xml:space="preserve"> provided by the Agricultural Research Foundation at Oregon State University</w:t>
       </w:r>
-      <w:ins w:id="534" w:author="Shawn McMurtrey" w:date="2022-09-11T19:10:00Z">
+      <w:ins w:id="613" w:author="Shawn McMurtrey" w:date="2022-09-11T19:10:00Z">
         <w:r>
           <w:t xml:space="preserve"> and</w:t>
         </w:r>
       </w:ins>
-      <w:ins w:id="535" w:author="Shawn McMurtrey" w:date="2022-08-19T10:01:00Z">
+      <w:ins w:id="614" w:author="Shawn McMurtrey" w:date="2022-08-19T10:01:00Z">
         <w:r>
           <w:t xml:space="preserve"> USFS grant ___________</w:t>
         </w:r>
       </w:ins>
-      <w:ins w:id="536" w:author="Shawn McMurtrey" w:date="2022-09-11T19:11:00Z">
+      <w:ins w:id="615" w:author="Shawn McMurtrey" w:date="2022-09-11T19:11:00Z">
         <w:r>
           <w:t>. T</w:t>
         </w:r>
       </w:ins>
-      <w:ins w:id="537" w:author="Shawn McMurtrey" w:date="2022-08-19T10:01:00Z">
+      <w:ins w:id="616" w:author="Shawn McMurtrey" w:date="2022-08-19T10:01:00Z">
         <w:r>
           <w:t xml:space="preserve">he </w:t>
         </w:r>
@@ -32748,42 +33636,42 @@
         </w:r>
       </w:ins>
       <w:proofErr w:type="spellEnd"/>
-      <w:ins w:id="538" w:author="Shawn McMurtrey" w:date="2022-08-19T10:07:00Z">
+      <w:ins w:id="617" w:author="Shawn McMurtrey" w:date="2022-08-19T10:07:00Z">
         <w:r>
           <w:t xml:space="preserve"> Co. provided _______________</w:t>
         </w:r>
       </w:ins>
-      <w:ins w:id="539" w:author="Shawn McMurtrey" w:date="2022-08-19T10:04:00Z">
+      <w:ins w:id="618" w:author="Shawn McMurtrey" w:date="2022-08-19T10:04:00Z">
         <w:r>
           <w:t xml:space="preserve">. </w:t>
         </w:r>
       </w:ins>
-      <w:del w:id="540" w:author="Shawn McMurtrey" w:date="2022-08-19T10:01:00Z">
+      <w:del w:id="619" w:author="Shawn McMurtrey" w:date="2022-08-19T10:01:00Z">
         <w:r>
           <w:delText>.</w:delText>
         </w:r>
       </w:del>
-      <w:del w:id="541" w:author="Shawn McMurtrey" w:date="2022-08-19T10:04:00Z">
+      <w:del w:id="620" w:author="Shawn McMurtrey" w:date="2022-08-19T10:04:00Z">
         <w:r>
           <w:delText xml:space="preserve"> </w:delText>
         </w:r>
       </w:del>
-      <w:ins w:id="542" w:author="Shawn McMurtrey" w:date="2022-08-19T10:02:00Z">
+      <w:ins w:id="621" w:author="Shawn McMurtrey" w:date="2022-08-19T10:02:00Z">
         <w:r>
           <w:t>Logging, regeneration, data</w:t>
         </w:r>
       </w:ins>
-      <w:ins w:id="543" w:author="Shawn McMurtrey" w:date="2022-08-19T10:03:00Z">
+      <w:ins w:id="622" w:author="Shawn McMurtrey" w:date="2022-08-19T10:03:00Z">
         <w:r>
           <w:t xml:space="preserve"> collection, and funding</w:t>
         </w:r>
       </w:ins>
-      <w:ins w:id="544" w:author="Shawn McMurtrey" w:date="2022-08-19T10:02:00Z">
+      <w:ins w:id="623" w:author="Shawn McMurtrey" w:date="2022-08-19T10:02:00Z">
         <w:r>
           <w:t xml:space="preserve"> was provided by the </w:t>
         </w:r>
       </w:ins>
-      <w:ins w:id="545" w:author="Shawn McMurtrey" w:date="2022-08-19T10:04:00Z">
+      <w:ins w:id="624" w:author="Shawn McMurtrey" w:date="2022-08-19T10:04:00Z">
         <w:r>
           <w:t xml:space="preserve">International Paper </w:t>
         </w:r>
@@ -32792,12 +33680,12 @@
           <w:t>Co</w:t>
         </w:r>
       </w:ins>
-      <w:ins w:id="546" w:author="Shawn McMurtrey" w:date="2022-08-19T10:07:00Z">
+      <w:ins w:id="625" w:author="Shawn McMurtrey" w:date="2022-08-19T10:07:00Z">
         <w:r>
           <w:t>.</w:t>
         </w:r>
       </w:ins>
-      <w:ins w:id="547" w:author="Shawn McMurtrey" w:date="2022-08-19T10:04:00Z">
+      <w:ins w:id="626" w:author="Shawn McMurtrey" w:date="2022-08-19T10:04:00Z">
         <w:r>
           <w:t>.</w:t>
         </w:r>
@@ -32855,7 +33743,7 @@
           <w:szCs w:val="24"/>
         </w:rPr>
       </w:pPr>
-      <w:hyperlink r:id="rId50" w:anchor="bb0010" w:history="1">
+      <w:hyperlink r:id="rId51" w:anchor="bb0010" w:history="1">
         <w:r>
           <w:rPr>
             <w:rFonts w:eastAsia="Times New Roman"/>
@@ -32900,7 +33788,7 @@
         </w:rPr>
         <w:t xml:space="preserve"> pp. 83-96. </w:t>
       </w:r>
-      <w:hyperlink r:id="rId51" w:tgtFrame="Persistent link using digital object identifier">
+      <w:hyperlink r:id="rId52" w:tgtFrame="Persistent link using digital object identifier">
         <w:r>
           <w:rPr>
             <w:rStyle w:val="Hyperlink"/>
@@ -32970,7 +33858,7 @@
         </w:rPr>
         <w:t xml:space="preserve">.) Gilbertson in young-growth Douglas-fir. Oregon State University, Corvallis, Oregon, master’s thesis. 107 p., </w:t>
       </w:r>
-      <w:hyperlink r:id="rId52">
+      <w:hyperlink r:id="rId53">
         <w:r>
           <w:rPr>
             <w:rStyle w:val="Hyperlink"/>
@@ -33166,7 +34054,7 @@
         </w:rPr>
         <w:t xml:space="preserve"> Suggests Long Distance Gene Flow Among Douglas-fir Plantations in Western Oregon. Front. For. Glob. Change 4:695981. </w:t>
       </w:r>
-      <w:hyperlink r:id="rId53">
+      <w:hyperlink r:id="rId54">
         <w:r>
           <w:rPr>
             <w:rStyle w:val="Hyperlink"/>
@@ -33355,7 +34243,7 @@
         </w:rPr>
         <w:t xml:space="preserve">, J. (2013). Stump removal to control root disease in Canada and Scandinavia: A synthesis of results from long-term trials. Forest Ecology and Management, 290, 5-14 pp. </w:t>
       </w:r>
-      <w:hyperlink r:id="rId54" w:tgtFrame="Persistent link using digital object identifier">
+      <w:hyperlink r:id="rId55" w:tgtFrame="Persistent link using digital object identifier">
         <w:r>
           <w:rPr>
             <w:rStyle w:val="Hyperlink"/>
@@ -33454,7 +34342,7 @@
         </w:rPr>
         <w:t xml:space="preserve">, P. (2013). Opportunities for addressing laminated root rot caused by Phellinus sulphurascens in Washington's forests: A Report from the Washington State Academy of Sciences in cooperation with the Washington State Department of Natural Resources. Olympia, WA: Washington State Academy of Sciences, p. 110. </w:t>
       </w:r>
-      <w:hyperlink r:id="rId55">
+      <w:hyperlink r:id="rId56">
         <w:r>
           <w:rPr>
             <w:rStyle w:val="Hyperlink"/>
@@ -33635,7 +34523,7 @@
         </w:rPr>
         <w:t xml:space="preserve">Frankel, S. J., technical coordinator. (1998). User’s guide to the Western Root Disease Model, version 3.0. Gen. Tech. Rep. PSW-GTR-165. Albany, CA: Pacific Southwest Research Station, Forest Service, U.S. Department of Agriculture. 166 p. </w:t>
       </w:r>
-      <w:hyperlink r:id="rId56">
+      <w:hyperlink r:id="rId57">
         <w:r>
           <w:rPr>
             <w:rStyle w:val="Hyperlink"/>
@@ -33670,7 +34558,7 @@
           <w:szCs w:val="24"/>
         </w:rPr>
       </w:pPr>
-      <w:hyperlink r:id="rId57" w:anchor="bb0120" w:history="1">
+      <w:hyperlink r:id="rId58" w:anchor="bb0120" w:history="1">
         <w:r>
           <w:rPr>
             <w:rFonts w:eastAsia="Times New Roman"/>
@@ -33688,7 +34576,7 @@
         </w:rPr>
         <w:t xml:space="preserve">). A restoration framework for federal forests in the Pacific Northwest. J. Forest., 110 (2012), pp. 429-439. </w:t>
       </w:r>
-      <w:hyperlink r:id="rId58">
+      <w:hyperlink r:id="rId59">
         <w:r>
           <w:rPr>
             <w:rStyle w:val="Hyperlink"/>
@@ -33908,7 +34796,7 @@
         </w:rPr>
         <w:t xml:space="preserve"> U.S. Dept. of Agriculture, Forest Service, Pacific Northwest Region. 13 p. </w:t>
       </w:r>
-      <w:hyperlink r:id="rId59">
+      <w:hyperlink r:id="rId60">
         <w:r>
           <w:rPr>
             <w:rStyle w:val="Hyperlink"/>
@@ -34186,7 +35074,7 @@
         </w:rPr>
         <w:t xml:space="preserve"> in Douglas-fir stumps after logging. Canadian Journal of Forest Research. 9(4): 484-488. </w:t>
       </w:r>
-      <w:hyperlink r:id="rId60">
+      <w:hyperlink r:id="rId61">
         <w:r>
           <w:rPr>
             <w:rStyle w:val="Hyperlink"/>
@@ -34279,7 +35167,7 @@
         </w:rPr>
         <w:t xml:space="preserve">, E. M. (2000). Phellinus weirii and other native root pathogens as determinants of forest structure and process in western North America. Annual review of phytopathology, 38(1), 515-539. </w:t>
       </w:r>
-      <w:hyperlink r:id="rId61">
+      <w:hyperlink r:id="rId62">
         <w:r>
           <w:rPr>
             <w:rStyle w:val="Hyperlink"/>
@@ -34353,7 +35241,7 @@
         </w:rPr>
         <w:t xml:space="preserve">Healey, S. P., Raymond, C. L., Lockman, I. B., Hernandez, A. J., Garrard, C., and Huang, C. (2016). Root disease can rival fire and harvest in reducing forest carbon storage. Ecosphere, 7(11), e01569. </w:t>
       </w:r>
-      <w:hyperlink r:id="rId62">
+      <w:hyperlink r:id="rId63">
         <w:r>
           <w:rPr>
             <w:rStyle w:val="Hyperlink"/>
@@ -34442,7 +35330,7 @@
         <w:spacing w:line="480" w:lineRule="auto"/>
         <w:ind w:left="720" w:hanging="720"/>
         <w:rPr>
-          <w:ins w:id="548" w:author="Shawn McMurtrey" w:date="2022-08-19T14:24:00Z"/>
+          <w:ins w:id="627" w:author="Shawn McMurtrey" w:date="2022-08-19T14:24:00Z"/>
           <w:rStyle w:val="Hyperlink"/>
           <w:rFonts w:ascii="Open Sans" w:hAnsi="Open Sans" w:cs="Open Sans"/>
           <w:color w:val="000000"/>
@@ -34495,7 +35383,7 @@
         </w:rPr>
         <w:t xml:space="preserve">, R. S. (2019). Severity of Swiss needle cast in young and mature Douglas-fir forests in western Oregon, USA. Forest ecology and management, 442, 79-95 p. </w:t>
       </w:r>
-      <w:hyperlink r:id="rId63" w:tgtFrame="Persistent link using digital object identifier">
+      <w:hyperlink r:id="rId64" w:tgtFrame="Persistent link using digital object identifier">
         <w:r>
           <w:rPr>
             <w:rStyle w:val="Hyperlink"/>
@@ -34514,7 +35402,7 @@
         <w:spacing w:line="480" w:lineRule="auto"/>
         <w:ind w:left="720" w:hanging="720"/>
         <w:rPr>
-          <w:ins w:id="549" w:author="Shawn McMurtrey" w:date="2022-08-19T14:24:00Z"/>
+          <w:ins w:id="628" w:author="Shawn McMurtrey" w:date="2022-08-19T14:24:00Z"/>
           <w:rStyle w:val="Hyperlink"/>
           <w:rFonts w:ascii="Open Sans" w:hAnsi="Open Sans" w:cs="Open Sans"/>
           <w:color w:val="000000"/>
@@ -34529,12 +35417,12 @@
         <w:spacing w:line="480" w:lineRule="auto"/>
         <w:ind w:left="720" w:hanging="720"/>
         <w:rPr>
-          <w:ins w:id="550" w:author="Shawn McMurtrey" w:date="2022-08-19T14:24:00Z"/>
+          <w:ins w:id="629" w:author="Shawn McMurtrey" w:date="2022-08-19T14:24:00Z"/>
           <w:rFonts w:eastAsia="Times New Roman"/>
           <w:sz w:val="24"/>
           <w:szCs w:val="24"/>
         </w:rPr>
-        <w:pPrChange w:id="551" w:author="Shawn McMurtrey" w:date="2022-08-19T14:24:00Z">
+        <w:pPrChange w:id="630" w:author="Shawn McMurtrey" w:date="2022-08-19T14:24:00Z">
           <w:pPr>
             <w:ind w:left="720"/>
           </w:pPr>
@@ -34671,7 +35559,7 @@
         </w:rPr>
         <w:t xml:space="preserve">, S. (2013). Thinning effects on forest productivity: consequences of preserving old forests and mitigating impacts of fire and drought. Plant Ecology and Diversity, 6(1), 73-85. </w:t>
       </w:r>
-      <w:hyperlink r:id="rId64">
+      <w:hyperlink r:id="rId65">
         <w:r>
           <w:rPr>
             <w:rStyle w:val="Hyperlink"/>
@@ -35046,7 +35934,7 @@
         </w:rPr>
         <w:t xml:space="preserve">Lockman, I. B., and Kearns, H. S. (2016). Forest root diseases across the United States. Gen. Tech. Rep. RMRS-GTR-342. Ogden, UT: US Department of Agriculture, Forest Service, Rocky Mountain Research Station. 342. 55 p.  </w:t>
       </w:r>
-      <w:hyperlink r:id="rId65">
+      <w:hyperlink r:id="rId66">
         <w:r>
           <w:rPr>
             <w:rStyle w:val="Hyperlink"/>
@@ -35202,7 +36090,7 @@
           <w:szCs w:val="24"/>
         </w:rPr>
       </w:pPr>
-      <w:hyperlink r:id="rId66">
+      <w:hyperlink r:id="rId67">
         <w:r>
           <w:rPr>
             <w:rStyle w:val="Hyperlink"/>
@@ -35321,7 +36209,7 @@
         </w:rPr>
         <w:t xml:space="preserve">, A. (2014). Control of laminated and Armillaria root diseases by stump removal and tree species mixtures: Amount and cause of mortality and impact on yield after 40 years. Forest ecology and management, 319. 75-98 p. </w:t>
       </w:r>
-      <w:hyperlink r:id="rId67" w:tgtFrame="Persistent link using digital object identifier">
+      <w:hyperlink r:id="rId68" w:tgtFrame="Persistent link using digital object identifier">
         <w:r>
           <w:rPr>
             <w:rStyle w:val="Hyperlink"/>
@@ -35502,8 +36390,13 @@
         <w:spacing w:line="480" w:lineRule="auto"/>
         <w:ind w:left="720" w:hanging="720"/>
         <w:rPr>
-          <w:sz w:val="24"/>
-          <w:szCs w:val="24"/>
+          <w:ins w:id="631" w:author="Shawn McMurtrey" w:date="2022-10-13T16:36:00Z"/>
+          <w:rStyle w:val="Hyperlink"/>
+          <w:rFonts w:ascii="Open Sans" w:hAnsi="Open Sans" w:cs="Open Sans"/>
+          <w:color w:val="000000"/>
+          <w:sz w:val="21"/>
+          <w:szCs w:val="21"/>
+          <w:shd w:val="clear" w:color="auto" w:fill="FFFFFF"/>
         </w:rPr>
       </w:pPr>
       <w:r>
@@ -35514,7 +36407,7 @@
         </w:rPr>
         <w:t xml:space="preserve">Norris, C. E., Hogg, K. E., Maynard, D. G., and Curran, M. P. (2014). Stumping trials in British Columbia—organic matter removal and compaction effects on tree growth from seedlings to mid rotation stands. Canadian Journal of Forest Research, 44(11), 1402-1418. </w:t>
       </w:r>
-      <w:hyperlink r:id="rId68">
+      <w:hyperlink r:id="rId69">
         <w:r>
           <w:rPr>
             <w:rStyle w:val="Hyperlink"/>
@@ -35536,6 +36429,12 @@
           <w:rFonts w:eastAsia="Times New Roman"/>
           <w:sz w:val="24"/>
           <w:szCs w:val="24"/>
+          <w:rPrChange w:id="632" w:author="Shawn McMurtrey" w:date="2022-10-13T16:37:00Z">
+            <w:rPr>
+              <w:sz w:val="24"/>
+              <w:szCs w:val="24"/>
+            </w:rPr>
+          </w:rPrChange>
         </w:rPr>
       </w:pPr>
     </w:p>
@@ -35544,19 +36443,357 @@
         <w:spacing w:line="480" w:lineRule="auto"/>
         <w:ind w:left="720" w:hanging="720"/>
         <w:rPr>
-          <w:sz w:val="24"/>
-          <w:szCs w:val="24"/>
-        </w:rPr>
+          <w:ins w:id="633" w:author="Shawn McMurtrey" w:date="2022-10-13T16:37:00Z"/>
+          <w:rFonts w:eastAsia="Times New Roman"/>
+          <w:sz w:val="24"/>
+          <w:szCs w:val="24"/>
+          <w:rPrChange w:id="634" w:author="Shawn McMurtrey" w:date="2022-10-13T16:37:00Z">
+            <w:rPr>
+              <w:ins w:id="635" w:author="Shawn McMurtrey" w:date="2022-10-13T16:37:00Z"/>
+            </w:rPr>
+          </w:rPrChange>
+        </w:rPr>
+        <w:pPrChange w:id="636" w:author="Shawn McMurtrey" w:date="2022-10-13T16:37:00Z">
+          <w:pPr>
+            <w:spacing w:line="240" w:lineRule="auto"/>
+          </w:pPr>
+        </w:pPrChange>
       </w:pPr>
-      <w:r>
-        <w:rPr>
+      <w:ins w:id="637" w:author="Shawn McMurtrey" w:date="2022-10-13T16:36:00Z">
+        <w:r>
+          <w:rPr>
+            <w:rFonts w:eastAsia="Times New Roman"/>
+            <w:sz w:val="24"/>
+            <w:szCs w:val="24"/>
+            <w:rPrChange w:id="638" w:author="Shawn McMurtrey" w:date="2022-10-13T16:36:00Z">
+              <w:rPr>
+                <w:color w:val="222222"/>
+                <w:sz w:val="20"/>
+                <w:szCs w:val="20"/>
+                <w:shd w:val="clear" w:color="auto" w:fill="FFFFFF"/>
+              </w:rPr>
+            </w:rPrChange>
+          </w:rPr>
+          <w:t xml:space="preserve">Parker, T. J., Clancy, K. M., &amp; </w:t>
+        </w:r>
+        <w:proofErr w:type="spellStart"/>
+        <w:r>
+          <w:rPr>
+            <w:rFonts w:eastAsia="Times New Roman"/>
+            <w:sz w:val="24"/>
+            <w:szCs w:val="24"/>
+            <w:rPrChange w:id="639" w:author="Shawn McMurtrey" w:date="2022-10-13T16:36:00Z">
+              <w:rPr>
+                <w:color w:val="222222"/>
+                <w:sz w:val="20"/>
+                <w:szCs w:val="20"/>
+                <w:shd w:val="clear" w:color="auto" w:fill="FFFFFF"/>
+              </w:rPr>
+            </w:rPrChange>
+          </w:rPr>
+          <w:t>Mathiasen</w:t>
+        </w:r>
+        <w:proofErr w:type="spellEnd"/>
+        <w:r>
+          <w:rPr>
+            <w:rFonts w:eastAsia="Times New Roman"/>
+            <w:sz w:val="24"/>
+            <w:szCs w:val="24"/>
+            <w:rPrChange w:id="640" w:author="Shawn McMurtrey" w:date="2022-10-13T16:36:00Z">
+              <w:rPr>
+                <w:color w:val="222222"/>
+                <w:sz w:val="20"/>
+                <w:szCs w:val="20"/>
+                <w:shd w:val="clear" w:color="auto" w:fill="FFFFFF"/>
+              </w:rPr>
+            </w:rPrChange>
+          </w:rPr>
+          <w:t xml:space="preserve">, R. L. (2006). Interactions among fire, </w:t>
+        </w:r>
+        <w:proofErr w:type="gramStart"/>
+        <w:r>
+          <w:rPr>
+            <w:rFonts w:eastAsia="Times New Roman"/>
+            <w:sz w:val="24"/>
+            <w:szCs w:val="24"/>
+            <w:rPrChange w:id="641" w:author="Shawn McMurtrey" w:date="2022-10-13T16:36:00Z">
+              <w:rPr>
+                <w:color w:val="222222"/>
+                <w:sz w:val="20"/>
+                <w:szCs w:val="20"/>
+                <w:shd w:val="clear" w:color="auto" w:fill="FFFFFF"/>
+              </w:rPr>
+            </w:rPrChange>
+          </w:rPr>
+          <w:t>insects</w:t>
+        </w:r>
+        <w:proofErr w:type="gramEnd"/>
+        <w:r>
+          <w:rPr>
+            <w:rFonts w:eastAsia="Times New Roman"/>
+            <w:sz w:val="24"/>
+            <w:szCs w:val="24"/>
+            <w:rPrChange w:id="642" w:author="Shawn McMurtrey" w:date="2022-10-13T16:36:00Z">
+              <w:rPr>
+                <w:color w:val="222222"/>
+                <w:sz w:val="20"/>
+                <w:szCs w:val="20"/>
+                <w:shd w:val="clear" w:color="auto" w:fill="FFFFFF"/>
+              </w:rPr>
+            </w:rPrChange>
+          </w:rPr>
+          <w:t xml:space="preserve"> and pathogens in coniferous forests of the interior western United States and Canada. </w:t>
+        </w:r>
+        <w:r>
+          <w:rPr>
+            <w:rFonts w:eastAsia="Times New Roman"/>
+            <w:sz w:val="24"/>
+            <w:szCs w:val="24"/>
+            <w:rPrChange w:id="643" w:author="Shawn McMurtrey" w:date="2022-10-13T16:36:00Z">
+              <w:rPr>
+                <w:i/>
+                <w:iCs/>
+                <w:color w:val="222222"/>
+                <w:sz w:val="20"/>
+                <w:szCs w:val="20"/>
+                <w:shd w:val="clear" w:color="auto" w:fill="FFFFFF"/>
+              </w:rPr>
+            </w:rPrChange>
+          </w:rPr>
+          <w:t>Agricultural and Forest Entomology</w:t>
+        </w:r>
+        <w:r>
+          <w:rPr>
+            <w:rFonts w:eastAsia="Times New Roman"/>
+            <w:sz w:val="24"/>
+            <w:szCs w:val="24"/>
+            <w:rPrChange w:id="644" w:author="Shawn McMurtrey" w:date="2022-10-13T16:36:00Z">
+              <w:rPr>
+                <w:color w:val="222222"/>
+                <w:sz w:val="20"/>
+                <w:szCs w:val="20"/>
+                <w:shd w:val="clear" w:color="auto" w:fill="FFFFFF"/>
+              </w:rPr>
+            </w:rPrChange>
+          </w:rPr>
+          <w:t>, </w:t>
+        </w:r>
+        <w:r>
+          <w:rPr>
+            <w:rFonts w:eastAsia="Times New Roman"/>
+            <w:sz w:val="24"/>
+            <w:szCs w:val="24"/>
+            <w:rPrChange w:id="645" w:author="Shawn McMurtrey" w:date="2022-10-13T16:36:00Z">
+              <w:rPr>
+                <w:i/>
+                <w:iCs/>
+                <w:color w:val="222222"/>
+                <w:sz w:val="20"/>
+                <w:szCs w:val="20"/>
+                <w:shd w:val="clear" w:color="auto" w:fill="FFFFFF"/>
+              </w:rPr>
+            </w:rPrChange>
+          </w:rPr>
+          <w:t>8</w:t>
+        </w:r>
+        <w:r>
+          <w:rPr>
+            <w:rFonts w:eastAsia="Times New Roman"/>
+            <w:sz w:val="24"/>
+            <w:szCs w:val="24"/>
+            <w:rPrChange w:id="646" w:author="Shawn McMurtrey" w:date="2022-10-13T16:36:00Z">
+              <w:rPr>
+                <w:color w:val="222222"/>
+                <w:sz w:val="20"/>
+                <w:szCs w:val="20"/>
+                <w:shd w:val="clear" w:color="auto" w:fill="FFFFFF"/>
+              </w:rPr>
+            </w:rPrChange>
+          </w:rPr>
+          <w:t>(3), 167-189.</w:t>
+        </w:r>
+      </w:ins>
+      <w:ins w:id="647" w:author="Shawn McMurtrey" w:date="2022-10-13T16:37:00Z">
+        <w:r>
+          <w:rPr>
+            <w:rFonts w:eastAsia="Times New Roman"/>
+            <w:sz w:val="24"/>
+            <w:szCs w:val="24"/>
+          </w:rPr>
+          <w:t xml:space="preserve"> </w:t>
+        </w:r>
+        <w:r>
+          <w:rPr>
+            <w:rFonts w:eastAsia="Times New Roman"/>
+            <w:sz w:val="24"/>
+            <w:szCs w:val="24"/>
+            <w:rPrChange w:id="648" w:author="Shawn McMurtrey" w:date="2022-10-13T16:37:00Z">
+              <w:rPr>
+                <w:rFonts w:ascii="Open Sans" w:hAnsi="Open Sans" w:cs="Open Sans"/>
+                <w:color w:val="767676"/>
+                <w:sz w:val="21"/>
+                <w:szCs w:val="21"/>
+                <w:shd w:val="clear" w:color="auto" w:fill="FFFFFF"/>
+              </w:rPr>
+            </w:rPrChange>
+          </w:rPr>
+          <w:t> </w:t>
+        </w:r>
+      </w:ins>
+    </w:p>
+    <w:p>
+      <w:pPr>
+        <w:spacing w:line="480" w:lineRule="auto"/>
+        <w:ind w:left="720"/>
+        <w:rPr>
+          <w:ins w:id="649" w:author="Shawn McMurtrey" w:date="2022-10-13T16:37:00Z"/>
           <w:rFonts w:eastAsia="Times New Roman"/>
           <w:sz w:val="24"/>
           <w:szCs w:val="24"/>
+          <w:rPrChange w:id="650" w:author="Shawn McMurtrey" w:date="2022-10-13T16:37:00Z">
+            <w:rPr>
+              <w:ins w:id="651" w:author="Shawn McMurtrey" w:date="2022-10-13T16:37:00Z"/>
+              <w:rFonts w:ascii="Open Sans" w:hAnsi="Open Sans" w:cs="Open Sans"/>
+              <w:color w:val="767676"/>
+              <w:sz w:val="21"/>
+              <w:szCs w:val="21"/>
+            </w:rPr>
+          </w:rPrChange>
+        </w:rPr>
+        <w:pPrChange w:id="652" w:author="Shawn McMurtrey" w:date="2022-10-13T16:37:00Z">
+          <w:pPr>
+            <w:shd w:val="clear" w:color="auto" w:fill="FFFFFF"/>
+          </w:pPr>
+        </w:pPrChange>
+      </w:pPr>
+      <w:ins w:id="653" w:author="Shawn McMurtrey" w:date="2022-10-13T16:37:00Z">
+        <w:r>
+          <w:rPr>
+            <w:rFonts w:eastAsia="Times New Roman"/>
+            <w:sz w:val="24"/>
+            <w:szCs w:val="24"/>
+          </w:rPr>
+          <w:fldChar w:fldCharType="begin"/>
+        </w:r>
+        <w:r>
+          <w:rPr>
+            <w:rFonts w:eastAsia="Times New Roman"/>
+            <w:sz w:val="24"/>
+            <w:szCs w:val="24"/>
+          </w:rPr>
+          <w:instrText xml:space="preserve"> HYPERLINK "</w:instrText>
+        </w:r>
+        <w:r>
+          <w:rPr>
+            <w:rFonts w:eastAsia="Times New Roman"/>
+            <w:sz w:val="24"/>
+            <w:szCs w:val="24"/>
+            <w:rPrChange w:id="654" w:author="Shawn McMurtrey" w:date="2022-10-13T16:37:00Z">
+              <w:rPr>
+                <w:rStyle w:val="Hyperlink"/>
+                <w:rFonts w:ascii="Open Sans" w:hAnsi="Open Sans" w:cs="Open Sans"/>
+                <w:b/>
+                <w:bCs/>
+                <w:color w:val="005274"/>
+                <w:sz w:val="21"/>
+                <w:szCs w:val="21"/>
+              </w:rPr>
+            </w:rPrChange>
+          </w:rPr>
+          <w:instrText>https://doi.org/10.1111/j.1461-9563.2006.00305.x</w:instrText>
+        </w:r>
+        <w:r>
+          <w:rPr>
+            <w:rFonts w:eastAsia="Times New Roman"/>
+            <w:sz w:val="24"/>
+            <w:szCs w:val="24"/>
+          </w:rPr>
+          <w:instrText xml:space="preserve">" </w:instrText>
+        </w:r>
+        <w:r>
+          <w:rPr>
+            <w:rFonts w:eastAsia="Times New Roman"/>
+            <w:sz w:val="24"/>
+            <w:szCs w:val="24"/>
+          </w:rPr>
+          <w:fldChar w:fldCharType="separate"/>
+        </w:r>
+        <w:r>
+          <w:rPr>
+            <w:rStyle w:val="Hyperlink"/>
+            <w:rFonts w:eastAsia="Times New Roman"/>
+            <w:sz w:val="24"/>
+            <w:szCs w:val="24"/>
+            <w:rPrChange w:id="655" w:author="Shawn McMurtrey" w:date="2022-10-13T16:37:00Z">
+              <w:rPr>
+                <w:rStyle w:val="Hyperlink"/>
+                <w:rFonts w:ascii="Open Sans" w:hAnsi="Open Sans" w:cs="Open Sans"/>
+                <w:b/>
+                <w:bCs/>
+                <w:color w:val="005274"/>
+                <w:sz w:val="21"/>
+                <w:szCs w:val="21"/>
+              </w:rPr>
+            </w:rPrChange>
+          </w:rPr>
+          <w:t>https://doi.org/10.1111/j.1461-9563.2006.00305.x</w:t>
+        </w:r>
+        <w:r>
+          <w:rPr>
+            <w:rFonts w:eastAsia="Times New Roman"/>
+            <w:sz w:val="24"/>
+            <w:szCs w:val="24"/>
+          </w:rPr>
+          <w:fldChar w:fldCharType="end"/>
+        </w:r>
+      </w:ins>
+    </w:p>
+    <w:p>
+      <w:pPr>
+        <w:spacing w:line="480" w:lineRule="auto"/>
+        <w:ind w:left="720" w:hanging="720"/>
+        <w:rPr>
+          <w:ins w:id="656" w:author="Shawn McMurtrey" w:date="2022-10-13T16:36:00Z"/>
+          <w:rFonts w:eastAsia="Times New Roman"/>
+          <w:sz w:val="24"/>
+          <w:szCs w:val="24"/>
+        </w:rPr>
+      </w:pPr>
+    </w:p>
+    <w:p>
+      <w:pPr>
+        <w:spacing w:line="480" w:lineRule="auto"/>
+        <w:rPr>
+          <w:rFonts w:eastAsia="Times New Roman"/>
+          <w:sz w:val="24"/>
+          <w:szCs w:val="24"/>
+        </w:rPr>
+        <w:pPrChange w:id="657" w:author="Shawn McMurtrey" w:date="2022-10-13T16:36:00Z">
+          <w:pPr>
+            <w:spacing w:line="480" w:lineRule="auto"/>
+            <w:ind w:left="720" w:hanging="720"/>
+          </w:pPr>
+        </w:pPrChange>
+      </w:pPr>
+    </w:p>
+    <w:p>
+      <w:pPr>
+        <w:spacing w:line="480" w:lineRule="auto"/>
+        <w:ind w:left="720" w:hanging="720"/>
+        <w:rPr>
+          <w:sz w:val="24"/>
+          <w:szCs w:val="24"/>
+        </w:rPr>
+      </w:pPr>
+      <w:r>
+        <w:rPr>
+          <w:rFonts w:eastAsia="Times New Roman"/>
+          <w:sz w:val="24"/>
+          <w:szCs w:val="24"/>
         </w:rPr>
         <w:t xml:space="preserve">Peet, F. G., and Hunt, R. S. (2005). A new simulator for the spread of forest root diseases by individual root contacts. Forest Science, 51(5), 425-437. </w:t>
       </w:r>
-      <w:hyperlink r:id="rId69">
+      <w:hyperlink r:id="rId70">
         <w:r>
           <w:rPr>
             <w:rStyle w:val="Hyperlink"/>
@@ -35655,7 +36892,7 @@
         </w:rPr>
         <w:t xml:space="preserve"> </w:t>
       </w:r>
-      <w:hyperlink r:id="rId70">
+      <w:hyperlink r:id="rId71">
         <w:r>
           <w:rPr>
             <w:rStyle w:val="Hyperlink"/>
@@ -35696,6 +36933,7 @@
           <w:sz w:val="24"/>
           <w:szCs w:val="24"/>
         </w:rPr>
+        <w:lastRenderedPageBreak/>
         <w:t>Pretzsch</w:t>
       </w:r>
       <w:proofErr w:type="spellEnd"/>
@@ -35858,7 +37096,7 @@
         </w:rPr>
         <w:t xml:space="preserve">RStudio Team (2021). RStudio: Integrated Development Environment for R. RStudio, PBC, Boston, MA. </w:t>
       </w:r>
-      <w:hyperlink r:id="rId71">
+      <w:hyperlink r:id="rId72">
         <w:r>
           <w:rPr>
             <w:rStyle w:val="Hyperlink"/>
@@ -35960,7 +37198,7 @@
           <w:szCs w:val="24"/>
         </w:rPr>
       </w:pPr>
-      <w:hyperlink r:id="rId72" w:anchor="bb0230" w:history="1">
+      <w:hyperlink r:id="rId73" w:anchor="bb0230" w:history="1">
         <w:r>
           <w:rPr>
             <w:rFonts w:eastAsia="Times New Roman"/>
@@ -36032,7 +37270,7 @@
         </w:rPr>
         <w:t xml:space="preserve"> concepts for even-aged stands. Forestry, pp. 13-31. </w:t>
       </w:r>
-      <w:hyperlink r:id="rId73">
+      <w:hyperlink r:id="rId74">
         <w:r>
           <w:rPr>
             <w:rStyle w:val="Hyperlink"/>
@@ -36144,7 +37382,16 @@
           <w:sz w:val="24"/>
           <w:szCs w:val="24"/>
         </w:rPr>
-        <w:t xml:space="preserve"> Forest Vegetation Simulator conference; (1997) February 3–7; Fort Collins, CO. Gen Tech. Rep. INT- GTR-373 . Ogden, UT: U.S. Department of Agriculture, Forest Service, Intermountain Research Station: 213–215. </w:t>
+        <w:t xml:space="preserve"> Forest Vegetation Simulator conference; (1997) February 3–7; Fort Collins, CO. Gen Tech. Rep. INT- GTR-373 . Ogden, UT: U.S. Department of Agriculture, Forest </w:t>
+      </w:r>
+      <w:r>
+        <w:rPr>
+          <w:rFonts w:eastAsia="Times New Roman"/>
+          <w:sz w:val="24"/>
+          <w:szCs w:val="24"/>
+        </w:rPr>
+        <w:lastRenderedPageBreak/>
+        <w:t xml:space="preserve">Service, Intermountain Research Station: 213–215. </w:t>
       </w:r>
       <w:r>
         <w:rPr>
@@ -36186,7 +37433,7 @@
         </w:rPr>
         <w:t xml:space="preserve">Soil Survey Staff, (2021). Natural Resources Conservation Service, United States Department of Agriculture, Web Soil Survey. </w:t>
       </w:r>
-      <w:hyperlink r:id="rId74">
+      <w:hyperlink r:id="rId75">
         <w:r>
           <w:rPr>
             <w:rStyle w:val="Hyperlink"/>
@@ -36257,7 +37504,6 @@
           <w:sz w:val="24"/>
           <w:szCs w:val="24"/>
         </w:rPr>
-        <w:lastRenderedPageBreak/>
         <w:t xml:space="preserve">Subramanian, N., Bergh, J., Johansson, U., Nilsson, U., &amp; </w:t>
       </w:r>
       <w:proofErr w:type="spellStart"/>
@@ -36381,7 +37627,7 @@
         <w:spacing w:line="480" w:lineRule="auto"/>
         <w:ind w:left="720" w:hanging="720"/>
         <w:rPr>
-          <w:ins w:id="552" w:author="Shawn McMurtrey" w:date="2022-08-19T14:14:00Z"/>
+          <w:ins w:id="658" w:author="Shawn McMurtrey" w:date="2022-08-19T14:14:00Z"/>
           <w:rFonts w:eastAsia="Times New Roman"/>
           <w:sz w:val="24"/>
           <w:szCs w:val="24"/>
@@ -36403,7 +37649,16 @@
           <w:sz w:val="24"/>
           <w:szCs w:val="24"/>
         </w:rPr>
-        <w:t>, W. G., and Sturrock R. N. 1995. Laminated Root Rot in Western North America. U.S. Department of Agriculture, Forest Service, Pacific Northwest Research Station, Portland Oregon, General Technical Report, PNW-GTR-349. Published in cooperation with: Natural Resources Canada, Canadian Forest Service, Pacific Forestry Centre, Victoria, British Columbia.</w:t>
+        <w:t xml:space="preserve">, W. G., and Sturrock R. N. 1995. Laminated Root Rot in Western North America. U.S. Department of Agriculture, Forest Service, Pacific Northwest Research </w:t>
+      </w:r>
+      <w:r>
+        <w:rPr>
+          <w:rFonts w:eastAsia="Times New Roman"/>
+          <w:sz w:val="24"/>
+          <w:szCs w:val="24"/>
+        </w:rPr>
+        <w:lastRenderedPageBreak/>
+        <w:t>Station, Portland Oregon, General Technical Report, PNW-GTR-349. Published in cooperation with: Natural Resources Canada, Canadian Forest Service, Pacific Forestry Centre, Victoria, British Columbia.</w:t>
       </w:r>
     </w:p>
     <w:p>
@@ -36411,7 +37666,7 @@
         <w:spacing w:line="480" w:lineRule="auto"/>
         <w:ind w:left="720" w:hanging="720"/>
         <w:rPr>
-          <w:ins w:id="553" w:author="Shawn McMurtrey" w:date="2022-08-19T14:14:00Z"/>
+          <w:ins w:id="659" w:author="Shawn McMurtrey" w:date="2022-08-19T14:14:00Z"/>
           <w:rFonts w:eastAsia="Times New Roman"/>
           <w:sz w:val="24"/>
           <w:szCs w:val="24"/>
@@ -36429,7 +37684,7 @@
         </w:rPr>
       </w:pPr>
       <w:proofErr w:type="spellStart"/>
-      <w:ins w:id="554" w:author="Shawn McMurtrey" w:date="2022-08-19T14:14:00Z">
+      <w:ins w:id="660" w:author="Shawn McMurtrey" w:date="2022-08-19T14:14:00Z">
         <w:r>
           <w:rPr>
             <w:rFonts w:eastAsia="Times New Roman"/>
@@ -36495,7 +37750,6 @@
           <w:sz w:val="24"/>
           <w:szCs w:val="24"/>
         </w:rPr>
-        <w:lastRenderedPageBreak/>
         <w:t>Tkacz</w:t>
       </w:r>
       <w:proofErr w:type="spellEnd"/>
@@ -36669,9 +37923,18 @@
           <w:sz w:val="24"/>
           <w:szCs w:val="24"/>
         </w:rPr>
-        <w:t xml:space="preserve">, P., and Kane, J. M. (2018). Thinning, tree-growth, and resistance to multi-year drought in a mixed-conifer forest of northern California. Forest Ecology and Management, 422, 190-198. </w:t>
-      </w:r>
-      <w:hyperlink r:id="rId75" w:tgtFrame="Persistent link using digital object identifier">
+        <w:t xml:space="preserve">, P., and Kane, J. M. (2018). Thinning, tree-growth, and resistance to multi-year drought in a mixed-conifer forest of northern </w:t>
+      </w:r>
+      <w:r>
+        <w:rPr>
+          <w:rFonts w:eastAsia="Times New Roman"/>
+          <w:sz w:val="24"/>
+          <w:szCs w:val="24"/>
+        </w:rPr>
+        <w:lastRenderedPageBreak/>
+        <w:t xml:space="preserve">California. Forest Ecology and Management, 422, 190-198. </w:t>
+      </w:r>
+      <w:hyperlink r:id="rId76" w:tgtFrame="Persistent link using digital object identifier">
         <w:r>
           <w:rPr>
             <w:rStyle w:val="Hyperlink"/>
@@ -36785,7 +38048,6 @@
           <w:sz w:val="24"/>
           <w:szCs w:val="24"/>
         </w:rPr>
-        <w:lastRenderedPageBreak/>
         <w:t>Wickham, H. (2016). ggplot2: Elegant Graphics for Data Analysis. Springer-Verlag New York. ISBN 978-3-319-24277-4,</w:t>
       </w:r>
       <w:r>
@@ -36797,7 +38059,7 @@
         </w:rPr>
         <w:t> </w:t>
       </w:r>
-      <w:hyperlink r:id="rId76">
+      <w:hyperlink r:id="rId77">
         <w:r>
           <w:rPr>
             <w:rStyle w:val="Hyperlink"/>
@@ -36891,7 +38153,7 @@
         </w:rPr>
         <w:t xml:space="preserve"> </w:t>
       </w:r>
-      <w:hyperlink r:id="rId77">
+      <w:hyperlink r:id="rId78">
         <w:r>
           <w:rPr>
             <w:rStyle w:val="Hyperlink"/>
@@ -36969,7 +38231,7 @@
         </w:rPr>
         <w:t xml:space="preserve">Woods, A. J., and Watts, M. (2019). The extent to which an unforeseen biotic disturbance can challenge timber expectations. Forest Ecology and Management, 453, 117558. </w:t>
       </w:r>
-      <w:hyperlink r:id="rId78" w:tgtFrame="Persistent link using digital object identifier">
+      <w:hyperlink r:id="rId79" w:tgtFrame="Persistent link using digital object identifier">
         <w:r>
           <w:rPr>
             <w:rStyle w:val="Hyperlink"/>
@@ -37041,7 +38303,7 @@
       </w:pPr>
     </w:p>
     <w:sectPr>
-      <w:headerReference w:type="default" r:id="rId79"/>
+      <w:headerReference w:type="default" r:id="rId80"/>
       <w:pgSz w:w="12240" w:h="15840"/>
       <w:pgMar w:top="2013" w:right="1440" w:bottom="1440" w:left="1440" w:header="1440" w:footer="0" w:gutter="0"/>
       <w:lnNumType w:countBy="1" w:distance="283" w:restart="continuous"/>
@@ -37055,33 +38317,7 @@
 
 <file path=word/comments.xml><?xml version="1.0" encoding="utf-8"?>
 <w:comments xmlns:wpc="http://schemas.microsoft.com/office/word/2010/wordprocessingCanvas" xmlns:cx="http://schemas.microsoft.com/office/drawing/2014/chartex" xmlns:cx1="http://schemas.microsoft.com/office/drawing/2015/9/8/chartex" xmlns:cx2="http://schemas.microsoft.com/office/drawing/2015/10/21/chartex" xmlns:cx3="http://schemas.microsoft.com/office/drawing/2016/5/9/chartex" xmlns:cx4="http://schemas.microsoft.com/office/drawing/2016/5/10/chartex" xmlns:cx5="http://schemas.microsoft.com/office/drawing/2016/5/11/chartex" xmlns:cx6="http://schemas.microsoft.com/office/drawing/2016/5/12/chartex" xmlns:cx7="http://schemas.microsoft.com/office/drawing/2016/5/13/chartex" xmlns:cx8="http://schemas.microsoft.com/office/drawing/2016/5/14/chartex" xmlns:mc="http://schemas.openxmlformats.org/markup-compatibility/2006" xmlns:aink="http://schemas.microsoft.com/office/drawing/2016/ink" xmlns:am3d="http://schemas.microsoft.com/office/drawing/2017/model3d" xmlns:o="urn:schemas-microsoft-com:office:office" xmlns:oel="http://schemas.microsoft.com/office/2019/extlst" xmlns:r="http://schemas.openxmlformats.org/officeDocument/2006/relationships" xmlns:m="http://schemas.openxmlformats.org/officeDocument/2006/math" xmlns:v="urn:schemas-microsoft-com:vml" xmlns:wp14="http://schemas.microsoft.com/office/word/2010/wordprocessingDrawing" xmlns:wp="http://schemas.openxmlformats.org/drawingml/2006/wordprocessingDrawing" xmlns:w10="urn:schemas-microsoft-com:office:word" xmlns:w="http://schemas.openxmlformats.org/wordprocessingml/2006/main" xmlns:w14="http://schemas.microsoft.com/office/word/2010/wordml" xmlns:w15="http://schemas.microsoft.com/office/word/2012/wordml" xmlns:w16cex="http://schemas.microsoft.com/office/word/2018/wordml/cex" xmlns:w16cid="http://schemas.microsoft.com/office/word/2016/wordml/cid" xmlns:w16="http://schemas.microsoft.com/office/word/2018/wordml" xmlns:w16sdtdh="http://schemas.microsoft.com/office/word/2020/wordml/sdtdatahash" xmlns:w16se="http://schemas.microsoft.com/office/word/2015/wordml/symex" xmlns:wpg="http://schemas.microsoft.com/office/word/2010/wordprocessingGroup" xmlns:wpi="http://schemas.microsoft.com/office/word/2010/wordprocessingInk" xmlns:wne="http://schemas.microsoft.com/office/word/2006/wordml" xmlns:wps="http://schemas.microsoft.com/office/word/2010/wordprocessingShape" mc:Ignorable="w14 w15 w16se w16cid w16 w16cex w16sdtdh wp14">
-  <w:comment w:id="6" w:author="Shawn McMurtrey" w:date="2022-09-22T22:31:00Z" w:initials="SM">
-    <w:p>
-      <w:r>
-        <w:rPr>
-          <w:rFonts w:ascii="Liberation Serif" w:eastAsia="Segoe UI" w:hAnsi="Liberation Serif" w:cs="Tahoma"/>
-          <w:sz w:val="24"/>
-          <w:szCs w:val="24"/>
-          <w:lang w:val="en-US" w:bidi="en-US"/>
-        </w:rPr>
-        <w:t>This sentence seems out of place to me.</w:t>
-      </w:r>
-    </w:p>
-  </w:comment>
-  <w:comment w:id="9" w:author="Unknown Author" w:date="2022-07-14T10:28:00Z" w:initials="">
-    <w:p>
-      <w:r>
-        <w:rPr>
-          <w:rFonts w:ascii="Liberation Serif" w:eastAsia="Segoe UI" w:hAnsi="Liberation Serif" w:cs="Tahoma"/>
-          <w:sz w:val="20"/>
-          <w:szCs w:val="24"/>
-          <w:lang w:val="en-US" w:bidi="en-US"/>
-        </w:rPr>
-        <w:t>Add summary of Apiary results.</w:t>
-      </w:r>
-    </w:p>
-  </w:comment>
-  <w:comment w:id="40" w:author="Shawn McMurtrey" w:date="2022-10-12T12:57:00Z" w:initials="SM">
+  <w:comment w:id="1" w:author="Shawn McMurtrey" w:date="2022-10-13T15:43:00Z" w:initials="SM">
     <w:p>
       <w:pPr>
         <w:pStyle w:val="CommentText"/>
@@ -37093,24 +38329,11 @@
         <w:annotationRef/>
       </w:r>
       <w:r>
-        <w:t>Is this paragraph necessary? Should it be added to the methods section for Woods Creek or perhaps removed altogether?</w:t>
+        <w:t>*Rips up page and throws in the trash* lol</w:t>
       </w:r>
     </w:p>
   </w:comment>
-  <w:comment w:id="41" w:author="Unknown Author" w:date="2022-07-14T10:32:00Z" w:initials="">
-    <w:p>
-      <w:r>
-        <w:rPr>
-          <w:rFonts w:ascii="Liberation Serif" w:eastAsia="Segoe UI" w:hAnsi="Liberation Serif" w:cs="Tahoma"/>
-          <w:sz w:val="20"/>
-          <w:szCs w:val="24"/>
-          <w:lang w:val="en-US" w:bidi="en-US"/>
-        </w:rPr>
-        <w:t>Add background on private/industrial short rotation forestry?</w:t>
-      </w:r>
-    </w:p>
-  </w:comment>
-  <w:comment w:id="43" w:author="Shawn McMurtrey" w:date="2022-10-12T10:30:00Z" w:initials="SM">
+  <w:comment w:id="39" w:author="Shawn McMurtrey" w:date="2022-10-13T15:48:00Z" w:initials="SM">
     <w:p>
       <w:pPr>
         <w:pStyle w:val="CommentText"/>
@@ -37122,37 +38345,24 @@
         <w:annotationRef/>
       </w:r>
       <w:r>
-        <w:t xml:space="preserve">See paragraph starting at line 91. Feel free to move or edit it if you think it is out of place. </w:t>
+        <w:t>I need to double check these values.</w:t>
       </w:r>
     </w:p>
   </w:comment>
-  <w:comment w:id="42" w:author="Shawn McMurtrey" w:date="2022-08-31T21:28:00Z" w:initials="SM">
+  <w:comment w:id="40" w:author="Unknown Author" w:date="2022-07-14T10:28:00Z" w:initials="">
     <w:p>
       <w:r>
         <w:rPr>
           <w:rFonts w:ascii="Liberation Serif" w:eastAsia="Segoe UI" w:hAnsi="Liberation Serif" w:cs="Tahoma"/>
-          <w:sz w:val="24"/>
+          <w:sz w:val="20"/>
           <w:szCs w:val="24"/>
           <w:lang w:val="en-US" w:bidi="en-US"/>
         </w:rPr>
-        <w:t xml:space="preserve">I think this would be a good idea if we decide to keep the previous paragraph about the Siuslaw National Forest. </w:t>
+        <w:t>Add summary of Apiary results.</w:t>
       </w:r>
     </w:p>
   </w:comment>
-  <w:comment w:id="45" w:author="Unknown Author" w:date="2022-07-14T10:33:00Z" w:initials="">
-    <w:p>
-      <w:r>
-        <w:rPr>
-          <w:rFonts w:ascii="Liberation Serif" w:eastAsia="Segoe UI" w:hAnsi="Liberation Serif" w:cs="Tahoma"/>
-          <w:sz w:val="20"/>
-          <w:szCs w:val="24"/>
-          <w:lang w:val="en-US" w:bidi="en-US"/>
-        </w:rPr>
-        <w:t>Add background on non-host rotation as well as specific hypotheses regarding alder inhibition of C. sulphurascens</w:t>
-      </w:r>
-    </w:p>
-  </w:comment>
-  <w:comment w:id="46" w:author="Shawn McMurtrey" w:date="2022-10-12T12:57:00Z" w:initials="SM">
+  <w:comment w:id="78" w:author="Shawn McMurtrey" w:date="2022-10-13T16:40:00Z" w:initials="SM">
     <w:p>
       <w:pPr>
         <w:pStyle w:val="CommentText"/>
@@ -37164,167 +38374,11 @@
         <w:annotationRef/>
       </w:r>
       <w:r>
-        <w:t xml:space="preserve">See paragraph starting at line 91. Feel free to move or edit it if you think it is out of place. </w:t>
+        <w:t xml:space="preserve">Rephrase and cite if you decide to keep this. </w:t>
       </w:r>
     </w:p>
   </w:comment>
-  <w:comment w:id="58" w:author="showalt_d" w:date="2022-09-16T13:39:00Z" w:initials="s">
-    <w:p>
-      <w:r>
-        <w:rPr>
-          <w:rFonts w:ascii="Liberation Serif" w:eastAsia="Segoe UI" w:hAnsi="Liberation Serif" w:cs="Tahoma"/>
-          <w:sz w:val="24"/>
-          <w:szCs w:val="24"/>
-          <w:lang w:val="en-US" w:bidi="en-US"/>
-        </w:rPr>
-        <w:t>We are leaving the figures in line with the text during manuscript preparation.  For submission, the figures will be removed and submitted as individual files.</w:t>
-      </w:r>
-    </w:p>
-  </w:comment>
-  <w:comment w:id="83" w:author="Unknown Author" w:date="2022-10-07T14:52:00Z" w:initials="">
-    <w:p>
-      <w:r>
-        <w:rPr>
-          <w:sz w:val="20"/>
-        </w:rPr>
-        <w:t>Necessary?</w:t>
-      </w:r>
-    </w:p>
-  </w:comment>
-  <w:comment w:id="88" w:author="Unknown Author" w:date="2022-10-07T14:56:00Z" w:initials="">
-    <w:p>
-      <w:r>
-        <w:rPr>
-          <w:sz w:val="20"/>
-        </w:rPr>
-        <w:t>At this point we haven’t reported any effects on basal area because of the inherent differences in density of the treatments. We do report the measured basal areas in a graph in the results. We could calculate basal area increment for given windows within the study and run tests on those increments if we think it is relevant.</w:t>
-      </w:r>
-    </w:p>
-  </w:comment>
-  <w:comment w:id="160" w:author="Shawn McMurtrey" w:date="2022-08-22T09:29:00Z" w:initials="SM">
-    <w:p>
-      <w:r>
-        <w:rPr>
-          <w:rFonts w:ascii="Liberation Serif" w:eastAsia="Segoe UI" w:hAnsi="Liberation Serif" w:cs="Tahoma"/>
-          <w:sz w:val="24"/>
-          <w:szCs w:val="24"/>
-          <w:lang w:val="en-US" w:bidi="en-US"/>
-        </w:rPr>
-        <w:t>Should this be "fixed radius"?</w:t>
-      </w:r>
-    </w:p>
-  </w:comment>
-  <w:comment w:id="191" w:author="Shawn McMurtrey" w:date="2021-09-28T12:31:00Z" w:initials="SM">
-    <w:p>
-      <w:r>
-        <w:rPr>
-          <w:rFonts w:ascii="Liberation Serif" w:eastAsia="Segoe UI" w:hAnsi="Liberation Serif" w:cs="Tahoma"/>
-          <w:sz w:val="24"/>
-          <w:szCs w:val="24"/>
-          <w:lang w:val="en-US" w:bidi="en-US"/>
-        </w:rPr>
-        <w:t xml:space="preserve">As a reminder, the objectives are: The overall aim of this study was to develop a better understanding of the interaction between forest management practices and </w:t>
-      </w:r>
-      <w:r>
-        <w:rPr>
-          <w:rFonts w:ascii="Liberation Serif" w:eastAsia="Segoe UI" w:hAnsi="Liberation Serif" w:cs="Tahoma"/>
-          <w:i/>
-          <w:iCs/>
-          <w:sz w:val="24"/>
-          <w:szCs w:val="24"/>
-          <w:lang w:val="en-US" w:bidi="en-US"/>
-        </w:rPr>
-        <w:t>C. sulphurascens</w:t>
-      </w:r>
-      <w:r>
-        <w:rPr>
-          <w:rFonts w:ascii="Liberation Serif" w:eastAsia="Segoe UI" w:hAnsi="Liberation Serif" w:cs="Tahoma"/>
-          <w:sz w:val="24"/>
-          <w:szCs w:val="24"/>
-          <w:lang w:val="en-US" w:bidi="en-US"/>
-        </w:rPr>
-        <w:t xml:space="preserve">, the cause of laminated root rot. The specific objectives were to: (i) evaluate the effect of thinning on </w:t>
-      </w:r>
-      <w:r>
-        <w:rPr>
-          <w:rFonts w:ascii="Liberation Serif" w:eastAsia="Segoe UI" w:hAnsi="Liberation Serif" w:cs="Tahoma"/>
-          <w:i/>
-          <w:iCs/>
-          <w:sz w:val="24"/>
-          <w:szCs w:val="24"/>
-          <w:lang w:val="en-US" w:bidi="en-US"/>
-        </w:rPr>
-        <w:t xml:space="preserve">C. sulphurascens </w:t>
-      </w:r>
-      <w:r>
-        <w:rPr>
-          <w:rFonts w:ascii="Liberation Serif" w:eastAsia="Segoe UI" w:hAnsi="Liberation Serif" w:cs="Tahoma"/>
-          <w:sz w:val="24"/>
-          <w:szCs w:val="24"/>
-          <w:lang w:val="en-US" w:bidi="en-US"/>
-        </w:rPr>
-        <w:t xml:space="preserve">induced mortality; (ii) compare the rate of </w:t>
-      </w:r>
-      <w:r>
-        <w:rPr>
-          <w:rFonts w:ascii="Liberation Serif" w:eastAsia="Segoe UI" w:hAnsi="Liberation Serif" w:cs="Tahoma"/>
-          <w:i/>
-          <w:iCs/>
-          <w:sz w:val="24"/>
-          <w:szCs w:val="24"/>
-          <w:lang w:val="en-US" w:bidi="en-US"/>
-        </w:rPr>
-        <w:t>C. sulphurascens</w:t>
-      </w:r>
-      <w:r>
-        <w:rPr>
-          <w:rFonts w:ascii="Liberation Serif" w:eastAsia="Segoe UI" w:hAnsi="Liberation Serif" w:cs="Tahoma"/>
-          <w:sz w:val="24"/>
-          <w:szCs w:val="24"/>
-          <w:lang w:val="en-US" w:bidi="en-US"/>
-        </w:rPr>
-        <w:t xml:space="preserve"> in thinned and unthinned stands; and (iii) validate the ability of the Western Root Disease Model to predict growth and yield of thinned and unthinned stands impacted by </w:t>
-      </w:r>
-      <w:r>
-        <w:rPr>
-          <w:rFonts w:ascii="Liberation Serif" w:eastAsia="Segoe UI" w:hAnsi="Liberation Serif" w:cs="Tahoma"/>
-          <w:i/>
-          <w:iCs/>
-          <w:sz w:val="24"/>
-          <w:szCs w:val="24"/>
-          <w:lang w:val="en-US" w:bidi="en-US"/>
-        </w:rPr>
-        <w:t>C. sulphurascens.</w:t>
-      </w:r>
-    </w:p>
-  </w:comment>
-  <w:comment w:id="204" w:author="showalt_d" w:date="2022-09-29T12:06:00Z" w:initials="s">
-    <w:p>
-      <w:r>
-        <w:rPr>
-          <w:rFonts w:ascii="Liberation Serif" w:eastAsia="Segoe UI" w:hAnsi="Liberation Serif" w:cs="Tahoma"/>
-          <w:sz w:val="24"/>
-          <w:szCs w:val="24"/>
-          <w:lang w:val="en-US" w:bidi="en-US"/>
-        </w:rPr>
-        <w:t>Makes sense to change all of these to 95% CI as well, correct?</w:t>
-      </w:r>
-    </w:p>
-  </w:comment>
-  <w:comment w:id="259" w:author="showalt_d" w:date="2022-09-16T15:28:00Z" w:initials="s">
-    <w:p>
-      <w:r>
-        <w:rPr>
-          <w:rFonts w:ascii="Liberation Serif" w:eastAsia="Segoe UI" w:hAnsi="Liberation Serif" w:cs="Tahoma"/>
-          <w:sz w:val="24"/>
-          <w:szCs w:val="24"/>
-          <w:lang w:val="en-US" w:bidi="en-US"/>
-        </w:rPr>
-        <w:t>Convert to ribbon style graph with all measurement dates like in Apiary.</w:t>
-      </w:r>
-    </w:p>
-  </w:comment>
-  <w:comment w:id="269" w:author="Shawn McMurtrey" w:date="2022-10-12T13:07:00Z" w:initials="SM">
+  <w:comment w:id="119" w:author="Shawn McMurtrey" w:date="2022-10-12T12:57:00Z" w:initials="SM">
     <w:p>
       <w:pPr>
         <w:pStyle w:val="CommentText"/>
@@ -37336,37 +38390,40 @@
         <w:annotationRef/>
       </w:r>
       <w:r>
-        <w:t>I will check these values one more time.</w:t>
+        <w:t>Is this paragraph necessary? Should it be added to the methods section for Woods Creek or perhaps removed altogether?</w:t>
       </w:r>
     </w:p>
   </w:comment>
-  <w:comment w:id="343" w:author="showalt_d" w:date="2022-09-16T13:56:00Z" w:initials="s">
+  <w:comment w:id="120" w:author="Unknown Author" w:date="2022-07-14T10:32:00Z" w:initials="">
     <w:p>
       <w:r>
         <w:rPr>
           <w:rFonts w:ascii="Liberation Serif" w:eastAsia="Segoe UI" w:hAnsi="Liberation Serif" w:cs="Tahoma"/>
-          <w:sz w:val="24"/>
+          <w:sz w:val="20"/>
           <w:szCs w:val="24"/>
           <w:lang w:val="en-US" w:bidi="en-US"/>
         </w:rPr>
-        <w:t>The basal area measurments will be represented with a graph and the percentage of plots with LRR can go in the text of the results.</w:t>
+        <w:t>Add background on private/industrial short rotation forestry?</w:t>
       </w:r>
     </w:p>
   </w:comment>
-  <w:comment w:id="359" w:author="showalt_d" w:date="2022-08-29T10:56:00Z" w:initials="s">
+  <w:comment w:id="121" w:author="Shawn McMurtrey" w:date="2022-10-12T10:30:00Z" w:initials="SM">
     <w:p>
-      <w:r>
-        <w:rPr>
-          <w:rFonts w:ascii="Liberation Serif" w:eastAsia="Segoe UI" w:hAnsi="Liberation Serif" w:cs="Tahoma"/>
-          <w:sz w:val="24"/>
-          <w:szCs w:val="24"/>
-          <w:lang w:val="en-US" w:bidi="en-US"/>
-        </w:rPr>
-        <w:t>Could be also get a figure that plots mean +/- SE stand basal area for each of the treatments on the same graph.  This would complement Table 1 which reports just 1990 and 2020 BA.</w:t>
+      <w:pPr>
+        <w:pStyle w:val="CommentText"/>
+      </w:pPr>
+      <w:r>
+        <w:rPr>
+          <w:rStyle w:val="CommentReference"/>
+        </w:rPr>
+        <w:annotationRef/>
+      </w:r>
+      <w:r>
+        <w:t xml:space="preserve">See paragraph starting at line 91. Feel free to move or edit it if you think it is out of place. </w:t>
       </w:r>
     </w:p>
   </w:comment>
-  <w:comment w:id="360" w:author="showalt_d" w:date="2022-09-16T15:28:00Z" w:initials="s">
+  <w:comment w:id="122" w:author="Shawn McMurtrey" w:date="2022-08-31T21:28:00Z" w:initials="SM">
     <w:p>
       <w:r>
         <w:rPr>
@@ -37375,37 +38432,40 @@
           <w:szCs w:val="24"/>
           <w:lang w:val="en-US" w:bidi="en-US"/>
         </w:rPr>
-        <w:t>Shawn is preparing a panel for the Apiary Douglas fir treatment.</w:t>
+        <w:t xml:space="preserve">I think this would be a good idea if we decide to keep the previous paragraph about the Siuslaw National Forest. </w:t>
       </w:r>
     </w:p>
   </w:comment>
-  <w:comment w:id="361" w:author="Shawn McMurtrey" w:date="2022-09-22T22:33:00Z" w:initials="SM">
+  <w:comment w:id="124" w:author="Unknown Author" w:date="2022-07-14T10:33:00Z" w:initials="">
     <w:p>
       <w:r>
         <w:rPr>
           <w:rFonts w:ascii="Liberation Serif" w:eastAsia="Segoe UI" w:hAnsi="Liberation Serif" w:cs="Tahoma"/>
-          <w:sz w:val="24"/>
+          <w:sz w:val="20"/>
           <w:szCs w:val="24"/>
           <w:lang w:val="en-US" w:bidi="en-US"/>
         </w:rPr>
-        <w:t>See figure 3D. I suppose that I should scale the x axis for 24 years and 8 years?</w:t>
+        <w:t>Add background on non-host rotation as well as specific hypotheses regarding alder inhibition of C. sulphurascens</w:t>
       </w:r>
     </w:p>
   </w:comment>
-  <w:comment w:id="362" w:author="Shawn McMurtrey" w:date="2022-09-22T22:33:00Z" w:initials="SM">
+  <w:comment w:id="125" w:author="Shawn McMurtrey" w:date="2022-10-12T12:57:00Z" w:initials="SM">
     <w:p>
-      <w:r>
-        <w:rPr>
-          <w:rFonts w:ascii="Liberation Serif" w:eastAsia="Segoe UI" w:hAnsi="Liberation Serif" w:cs="Tahoma"/>
-          <w:sz w:val="24"/>
-          <w:szCs w:val="24"/>
-          <w:lang w:val="en-US" w:bidi="en-US"/>
-        </w:rPr>
-        <w:t>Any other changes?</w:t>
+      <w:pPr>
+        <w:pStyle w:val="CommentText"/>
+      </w:pPr>
+      <w:r>
+        <w:rPr>
+          <w:rStyle w:val="CommentReference"/>
+        </w:rPr>
+        <w:annotationRef/>
+      </w:r>
+      <w:r>
+        <w:t xml:space="preserve">See paragraph starting at line 91. Feel free to move or edit it if you think it is out of place. </w:t>
       </w:r>
     </w:p>
   </w:comment>
-  <w:comment w:id="396" w:author="showalt_d" w:date="2022-09-29T12:07:00Z" w:initials="s">
+  <w:comment w:id="137" w:author="showalt_d" w:date="2022-09-16T13:39:00Z" w:initials="s">
     <w:p>
       <w:r>
         <w:rPr>
@@ -37414,47 +38474,284 @@
           <w:szCs w:val="24"/>
           <w:lang w:val="en-US" w:bidi="en-US"/>
         </w:rPr>
-        <w:t>Change to 95% CI</w:t>
+        <w:t>We are leaving the figures in line with the text during manuscript preparation.  For submission, the figures will be removed and submitted as individual files.</w:t>
       </w:r>
     </w:p>
   </w:comment>
-  <w:comment w:id="399" w:author="showalt_d" w:date="2022-09-29T12:07:00Z" w:initials="s">
+  <w:comment w:id="162" w:author="Unknown Author" w:date="2022-10-07T14:52:00Z" w:initials="">
     <w:p>
       <w:r>
         <w:rPr>
-          <w:rFonts w:ascii="Liberation Serif" w:eastAsia="Segoe UI" w:hAnsi="Liberation Serif" w:cs="Tahoma"/>
-          <w:sz w:val="24"/>
-          <w:szCs w:val="24"/>
-          <w:lang w:val="en-US" w:bidi="en-US"/>
-        </w:rPr>
-        <w:t>Change to CI</w:t>
+          <w:sz w:val="20"/>
+        </w:rPr>
+        <w:t>Necessary?</w:t>
       </w:r>
     </w:p>
   </w:comment>
-  <w:comment w:id="406" w:author="showalt_d" w:date="2022-09-29T12:07:00Z" w:initials="s">
+  <w:comment w:id="167" w:author="Unknown Author" w:date="2022-10-07T14:56:00Z" w:initials="">
     <w:p>
       <w:r>
         <w:rPr>
-          <w:rFonts w:ascii="Liberation Serif" w:eastAsia="Segoe UI" w:hAnsi="Liberation Serif" w:cs="Tahoma"/>
-          <w:sz w:val="24"/>
-          <w:szCs w:val="24"/>
-          <w:lang w:val="en-US" w:bidi="en-US"/>
-        </w:rPr>
-        <w:t>Change to CI</w:t>
+          <w:sz w:val="20"/>
+        </w:rPr>
+        <w:t>At this point we haven’t reported any effects on basal area because of the inherent differences in density of the treatments. We do report the measured basal areas in a graph in the results. We could calculate basal area increment for given windows within the study and run tests on those increments if we think it is relevant.</w:t>
       </w:r>
     </w:p>
   </w:comment>
-  <w:comment w:id="407" w:author="Unknown Author" w:date="2022-10-07T16:16:00Z" w:initials="">
+  <w:comment w:id="239" w:author="Shawn McMurtrey" w:date="2022-08-22T09:29:00Z" w:initials="SM">
     <w:p>
       <w:r>
         <w:rPr>
-          <w:sz w:val="20"/>
-        </w:rPr>
-        <w:t>This figure is probably unnecessary</w:t>
+          <w:rFonts w:ascii="Liberation Serif" w:eastAsia="Segoe UI" w:hAnsi="Liberation Serif" w:cs="Tahoma"/>
+          <w:sz w:val="24"/>
+          <w:szCs w:val="24"/>
+          <w:lang w:val="en-US" w:bidi="en-US"/>
+        </w:rPr>
+        <w:t>Should this be "fixed radius"?</w:t>
       </w:r>
     </w:p>
   </w:comment>
-  <w:comment w:id="408" w:author="showalt_d" w:date="2022-09-16T15:17:00Z" w:initials="s">
+  <w:comment w:id="270" w:author="Shawn McMurtrey" w:date="2021-09-28T12:31:00Z" w:initials="SM">
+    <w:p>
+      <w:r>
+        <w:rPr>
+          <w:rFonts w:ascii="Liberation Serif" w:eastAsia="Segoe UI" w:hAnsi="Liberation Serif" w:cs="Tahoma"/>
+          <w:sz w:val="24"/>
+          <w:szCs w:val="24"/>
+          <w:lang w:val="en-US" w:bidi="en-US"/>
+        </w:rPr>
+        <w:t xml:space="preserve">As a reminder, the objectives are: The overall aim of this study was to develop a better understanding of the interaction between forest management practices and </w:t>
+      </w:r>
+      <w:r>
+        <w:rPr>
+          <w:rFonts w:ascii="Liberation Serif" w:eastAsia="Segoe UI" w:hAnsi="Liberation Serif" w:cs="Tahoma"/>
+          <w:i/>
+          <w:iCs/>
+          <w:sz w:val="24"/>
+          <w:szCs w:val="24"/>
+          <w:lang w:val="en-US" w:bidi="en-US"/>
+        </w:rPr>
+        <w:t>C. sulphurascens</w:t>
+      </w:r>
+      <w:r>
+        <w:rPr>
+          <w:rFonts w:ascii="Liberation Serif" w:eastAsia="Segoe UI" w:hAnsi="Liberation Serif" w:cs="Tahoma"/>
+          <w:sz w:val="24"/>
+          <w:szCs w:val="24"/>
+          <w:lang w:val="en-US" w:bidi="en-US"/>
+        </w:rPr>
+        <w:t xml:space="preserve">, the cause of laminated root rot. The specific objectives were to: (i) evaluate the effect of thinning on </w:t>
+      </w:r>
+      <w:r>
+        <w:rPr>
+          <w:rFonts w:ascii="Liberation Serif" w:eastAsia="Segoe UI" w:hAnsi="Liberation Serif" w:cs="Tahoma"/>
+          <w:i/>
+          <w:iCs/>
+          <w:sz w:val="24"/>
+          <w:szCs w:val="24"/>
+          <w:lang w:val="en-US" w:bidi="en-US"/>
+        </w:rPr>
+        <w:t xml:space="preserve">C. sulphurascens </w:t>
+      </w:r>
+      <w:r>
+        <w:rPr>
+          <w:rFonts w:ascii="Liberation Serif" w:eastAsia="Segoe UI" w:hAnsi="Liberation Serif" w:cs="Tahoma"/>
+          <w:sz w:val="24"/>
+          <w:szCs w:val="24"/>
+          <w:lang w:val="en-US" w:bidi="en-US"/>
+        </w:rPr>
+        <w:t xml:space="preserve">induced mortality; (ii) compare the rate of </w:t>
+      </w:r>
+      <w:r>
+        <w:rPr>
+          <w:rFonts w:ascii="Liberation Serif" w:eastAsia="Segoe UI" w:hAnsi="Liberation Serif" w:cs="Tahoma"/>
+          <w:i/>
+          <w:iCs/>
+          <w:sz w:val="24"/>
+          <w:szCs w:val="24"/>
+          <w:lang w:val="en-US" w:bidi="en-US"/>
+        </w:rPr>
+        <w:t>C. sulphurascens</w:t>
+      </w:r>
+      <w:r>
+        <w:rPr>
+          <w:rFonts w:ascii="Liberation Serif" w:eastAsia="Segoe UI" w:hAnsi="Liberation Serif" w:cs="Tahoma"/>
+          <w:sz w:val="24"/>
+          <w:szCs w:val="24"/>
+          <w:lang w:val="en-US" w:bidi="en-US"/>
+        </w:rPr>
+        <w:t xml:space="preserve"> in thinned and unthinned stands; and (iii) validate the ability of the Western Root Disease Model to predict growth and yield of thinned and unthinned stands impacted by </w:t>
+      </w:r>
+      <w:r>
+        <w:rPr>
+          <w:rFonts w:ascii="Liberation Serif" w:eastAsia="Segoe UI" w:hAnsi="Liberation Serif" w:cs="Tahoma"/>
+          <w:i/>
+          <w:iCs/>
+          <w:sz w:val="24"/>
+          <w:szCs w:val="24"/>
+          <w:lang w:val="en-US" w:bidi="en-US"/>
+        </w:rPr>
+        <w:t>C. sulphurascens.</w:t>
+      </w:r>
+    </w:p>
+  </w:comment>
+  <w:comment w:id="283" w:author="showalt_d" w:date="2022-09-29T12:06:00Z" w:initials="s">
+    <w:p>
+      <w:r>
+        <w:rPr>
+          <w:rFonts w:ascii="Liberation Serif" w:eastAsia="Segoe UI" w:hAnsi="Liberation Serif" w:cs="Tahoma"/>
+          <w:sz w:val="24"/>
+          <w:szCs w:val="24"/>
+          <w:lang w:val="en-US" w:bidi="en-US"/>
+        </w:rPr>
+        <w:t>Makes sense to change all of these to 95% CI as well, correct?</w:t>
+      </w:r>
+    </w:p>
+  </w:comment>
+  <w:comment w:id="338" w:author="showalt_d" w:date="2022-09-16T15:28:00Z" w:initials="s">
+    <w:p>
+      <w:r>
+        <w:rPr>
+          <w:rFonts w:ascii="Liberation Serif" w:eastAsia="Segoe UI" w:hAnsi="Liberation Serif" w:cs="Tahoma"/>
+          <w:sz w:val="24"/>
+          <w:szCs w:val="24"/>
+          <w:lang w:val="en-US" w:bidi="en-US"/>
+        </w:rPr>
+        <w:t>Convert to ribbon style graph with all measurement dates like in Apiary.</w:t>
+      </w:r>
+    </w:p>
+  </w:comment>
+  <w:comment w:id="348" w:author="Shawn McMurtrey" w:date="2022-10-12T13:07:00Z" w:initials="SM">
+    <w:p>
+      <w:pPr>
+        <w:pStyle w:val="CommentText"/>
+      </w:pPr>
+      <w:r>
+        <w:rPr>
+          <w:rStyle w:val="CommentReference"/>
+        </w:rPr>
+        <w:annotationRef/>
+      </w:r>
+      <w:r>
+        <w:t>I will check these values one more time.</w:t>
+      </w:r>
+    </w:p>
+  </w:comment>
+  <w:comment w:id="422" w:author="showalt_d" w:date="2022-09-16T13:56:00Z" w:initials="s">
+    <w:p>
+      <w:r>
+        <w:rPr>
+          <w:rFonts w:ascii="Liberation Serif" w:eastAsia="Segoe UI" w:hAnsi="Liberation Serif" w:cs="Tahoma"/>
+          <w:sz w:val="24"/>
+          <w:szCs w:val="24"/>
+          <w:lang w:val="en-US" w:bidi="en-US"/>
+        </w:rPr>
+        <w:t>The basal area measurments will be represented with a graph and the percentage of plots with LRR can go in the text of the results.</w:t>
+      </w:r>
+    </w:p>
+  </w:comment>
+  <w:comment w:id="438" w:author="showalt_d" w:date="2022-08-29T10:56:00Z" w:initials="s">
+    <w:p>
+      <w:r>
+        <w:rPr>
+          <w:rFonts w:ascii="Liberation Serif" w:eastAsia="Segoe UI" w:hAnsi="Liberation Serif" w:cs="Tahoma"/>
+          <w:sz w:val="24"/>
+          <w:szCs w:val="24"/>
+          <w:lang w:val="en-US" w:bidi="en-US"/>
+        </w:rPr>
+        <w:t>Could be also get a figure that plots mean +/- SE stand basal area for each of the treatments on the same graph.  This would complement Table 1 which reports just 1990 and 2020 BA.</w:t>
+      </w:r>
+    </w:p>
+  </w:comment>
+  <w:comment w:id="439" w:author="showalt_d" w:date="2022-09-16T15:28:00Z" w:initials="s">
+    <w:p>
+      <w:r>
+        <w:rPr>
+          <w:rFonts w:ascii="Liberation Serif" w:eastAsia="Segoe UI" w:hAnsi="Liberation Serif" w:cs="Tahoma"/>
+          <w:sz w:val="24"/>
+          <w:szCs w:val="24"/>
+          <w:lang w:val="en-US" w:bidi="en-US"/>
+        </w:rPr>
+        <w:t>Shawn is preparing a panel for the Apiary Douglas fir treatment.</w:t>
+      </w:r>
+    </w:p>
+  </w:comment>
+  <w:comment w:id="440" w:author="Shawn McMurtrey" w:date="2022-09-22T22:33:00Z" w:initials="SM">
+    <w:p>
+      <w:r>
+        <w:rPr>
+          <w:rFonts w:ascii="Liberation Serif" w:eastAsia="Segoe UI" w:hAnsi="Liberation Serif" w:cs="Tahoma"/>
+          <w:sz w:val="24"/>
+          <w:szCs w:val="24"/>
+          <w:lang w:val="en-US" w:bidi="en-US"/>
+        </w:rPr>
+        <w:t>See figure 3D. I suppose that I should scale the x axis for 24 years and 8 years?</w:t>
+      </w:r>
+    </w:p>
+  </w:comment>
+  <w:comment w:id="441" w:author="Shawn McMurtrey" w:date="2022-09-22T22:33:00Z" w:initials="SM">
+    <w:p>
+      <w:r>
+        <w:rPr>
+          <w:rFonts w:ascii="Liberation Serif" w:eastAsia="Segoe UI" w:hAnsi="Liberation Serif" w:cs="Tahoma"/>
+          <w:sz w:val="24"/>
+          <w:szCs w:val="24"/>
+          <w:lang w:val="en-US" w:bidi="en-US"/>
+        </w:rPr>
+        <w:t>Any other changes?</w:t>
+      </w:r>
+    </w:p>
+  </w:comment>
+  <w:comment w:id="475" w:author="showalt_d" w:date="2022-09-29T12:07:00Z" w:initials="s">
+    <w:p>
+      <w:r>
+        <w:rPr>
+          <w:rFonts w:ascii="Liberation Serif" w:eastAsia="Segoe UI" w:hAnsi="Liberation Serif" w:cs="Tahoma"/>
+          <w:sz w:val="24"/>
+          <w:szCs w:val="24"/>
+          <w:lang w:val="en-US" w:bidi="en-US"/>
+        </w:rPr>
+        <w:t>Change to 95% CI</w:t>
+      </w:r>
+    </w:p>
+  </w:comment>
+  <w:comment w:id="478" w:author="showalt_d" w:date="2022-09-29T12:07:00Z" w:initials="s">
+    <w:p>
+      <w:r>
+        <w:rPr>
+          <w:rFonts w:ascii="Liberation Serif" w:eastAsia="Segoe UI" w:hAnsi="Liberation Serif" w:cs="Tahoma"/>
+          <w:sz w:val="24"/>
+          <w:szCs w:val="24"/>
+          <w:lang w:val="en-US" w:bidi="en-US"/>
+        </w:rPr>
+        <w:t>Change to CI</w:t>
+      </w:r>
+    </w:p>
+  </w:comment>
+  <w:comment w:id="485" w:author="showalt_d" w:date="2022-09-29T12:07:00Z" w:initials="s">
+    <w:p>
+      <w:r>
+        <w:rPr>
+          <w:rFonts w:ascii="Liberation Serif" w:eastAsia="Segoe UI" w:hAnsi="Liberation Serif" w:cs="Tahoma"/>
+          <w:sz w:val="24"/>
+          <w:szCs w:val="24"/>
+          <w:lang w:val="en-US" w:bidi="en-US"/>
+        </w:rPr>
+        <w:t>Change to CI</w:t>
+      </w:r>
+    </w:p>
+  </w:comment>
+  <w:comment w:id="486" w:author="Unknown Author" w:date="2022-10-07T16:16:00Z" w:initials="">
+    <w:p>
+      <w:r>
+        <w:rPr>
+          <w:sz w:val="20"/>
+        </w:rPr>
+        <w:t>This figure is probably unnecessary</w:t>
+      </w:r>
+    </w:p>
+  </w:comment>
+  <w:comment w:id="487" w:author="showalt_d" w:date="2022-09-16T15:17:00Z" w:initials="s">
     <w:p>
       <w:r>
         <w:rPr>
@@ -37472,8 +38769,10 @@
 
 <file path=word/commentsExtended.xml><?xml version="1.0" encoding="utf-8"?>
 <w15:commentsEx xmlns:wpc="http://schemas.microsoft.com/office/word/2010/wordprocessingCanvas" xmlns:cx="http://schemas.microsoft.com/office/drawing/2014/chartex" xmlns:cx1="http://schemas.microsoft.com/office/drawing/2015/9/8/chartex" xmlns:cx2="http://schemas.microsoft.com/office/drawing/2015/10/21/chartex" xmlns:cx3="http://schemas.microsoft.com/office/drawing/2016/5/9/chartex" xmlns:cx4="http://schemas.microsoft.com/office/drawing/2016/5/10/chartex" xmlns:cx5="http://schemas.microsoft.com/office/drawing/2016/5/11/chartex" xmlns:cx6="http://schemas.microsoft.com/office/drawing/2016/5/12/chartex" xmlns:cx7="http://schemas.microsoft.com/office/drawing/2016/5/13/chartex" xmlns:cx8="http://schemas.microsoft.com/office/drawing/2016/5/14/chartex" xmlns:mc="http://schemas.openxmlformats.org/markup-compatibility/2006" xmlns:aink="http://schemas.microsoft.com/office/drawing/2016/ink" xmlns:am3d="http://schemas.microsoft.com/office/drawing/2017/model3d" xmlns:o="urn:schemas-microsoft-com:office:office" xmlns:oel="http://schemas.microsoft.com/office/2019/extlst" xmlns:r="http://schemas.openxmlformats.org/officeDocument/2006/relationships" xmlns:m="http://schemas.openxmlformats.org/officeDocument/2006/math" xmlns:v="urn:schemas-microsoft-com:vml" xmlns:wp14="http://schemas.microsoft.com/office/word/2010/wordprocessingDrawing" xmlns:wp="http://schemas.openxmlformats.org/drawingml/2006/wordprocessingDrawing" xmlns:w10="urn:schemas-microsoft-com:office:word" xmlns:w="http://schemas.openxmlformats.org/wordprocessingml/2006/main" xmlns:w14="http://schemas.microsoft.com/office/word/2010/wordml" xmlns:w15="http://schemas.microsoft.com/office/word/2012/wordml" xmlns:w16cex="http://schemas.microsoft.com/office/word/2018/wordml/cex" xmlns:w16cid="http://schemas.microsoft.com/office/word/2016/wordml/cid" xmlns:w16="http://schemas.microsoft.com/office/word/2018/wordml" xmlns:w16sdtdh="http://schemas.microsoft.com/office/word/2020/wordml/sdtdatahash" xmlns:w16se="http://schemas.microsoft.com/office/word/2015/wordml/symex" xmlns:wpg="http://schemas.microsoft.com/office/word/2010/wordprocessingGroup" xmlns:wpi="http://schemas.microsoft.com/office/word/2010/wordprocessingInk" xmlns:wne="http://schemas.microsoft.com/office/word/2006/wordml" xmlns:wps="http://schemas.microsoft.com/office/word/2010/wordprocessingShape" mc:Ignorable="w14 w15 w16se w16cid w16 w16cex w16sdtdh wp14">
-  <w15:commentEx w15:paraId="0C0FBE7C" w15:done="0"/>
+  <w15:commentEx w15:paraId="268A549A" w15:done="0"/>
+  <w15:commentEx w15:paraId="2E92E26A" w15:done="0"/>
   <w15:commentEx w15:paraId="530B4FA5" w15:done="0"/>
+  <w15:commentEx w15:paraId="51053F4D" w15:done="0"/>
   <w15:commentEx w15:paraId="1D62807E" w15:done="0"/>
   <w15:commentEx w15:paraId="41959564" w15:done="0"/>
   <w15:commentEx w15:paraId="10AFECA7" w15:paraIdParent="41959564" w15:done="0"/>
@@ -37503,6 +38802,9 @@
 
 <file path=word/commentsExtensible.xml><?xml version="1.0" encoding="utf-8"?>
 <w16cex:commentsExtensible xmlns:wpc="http://schemas.microsoft.com/office/word/2010/wordprocessingCanvas" xmlns:cx="http://schemas.microsoft.com/office/drawing/2014/chartex" xmlns:cx1="http://schemas.microsoft.com/office/drawing/2015/9/8/chartex" xmlns:cx2="http://schemas.microsoft.com/office/drawing/2015/10/21/chartex" xmlns:cx3="http://schemas.microsoft.com/office/drawing/2016/5/9/chartex" xmlns:cx4="http://schemas.microsoft.com/office/drawing/2016/5/10/chartex" xmlns:cx5="http://schemas.microsoft.com/office/drawing/2016/5/11/chartex" xmlns:cx6="http://schemas.microsoft.com/office/drawing/2016/5/12/chartex" xmlns:cx7="http://schemas.microsoft.com/office/drawing/2016/5/13/chartex" xmlns:cx8="http://schemas.microsoft.com/office/drawing/2016/5/14/chartex" xmlns:mc="http://schemas.openxmlformats.org/markup-compatibility/2006" xmlns:aink="http://schemas.microsoft.com/office/drawing/2016/ink" xmlns:am3d="http://schemas.microsoft.com/office/drawing/2017/model3d" xmlns:o="urn:schemas-microsoft-com:office:office" xmlns:oel="http://schemas.microsoft.com/office/2019/extlst" xmlns:r="http://schemas.openxmlformats.org/officeDocument/2006/relationships" xmlns:m="http://schemas.openxmlformats.org/officeDocument/2006/math" xmlns:v="urn:schemas-microsoft-com:vml" xmlns:wp14="http://schemas.microsoft.com/office/word/2010/wordprocessingDrawing" xmlns:wp="http://schemas.openxmlformats.org/drawingml/2006/wordprocessingDrawing" xmlns:w10="urn:schemas-microsoft-com:office:word" xmlns:w="http://schemas.openxmlformats.org/wordprocessingml/2006/main" xmlns:w14="http://schemas.microsoft.com/office/word/2010/wordml" xmlns:w15="http://schemas.microsoft.com/office/word/2012/wordml" xmlns:w16cex="http://schemas.microsoft.com/office/word/2018/wordml/cex" xmlns:w16cid="http://schemas.microsoft.com/office/word/2016/wordml/cid" xmlns:w16="http://schemas.microsoft.com/office/word/2018/wordml" xmlns:w16sdtdh="http://schemas.microsoft.com/office/word/2020/wordml/sdtdatahash" xmlns:w16se="http://schemas.microsoft.com/office/word/2015/wordml/symex" xmlns:wpg="http://schemas.microsoft.com/office/word/2010/wordprocessingGroup" xmlns:wpi="http://schemas.microsoft.com/office/word/2010/wordprocessingInk" xmlns:wne="http://schemas.microsoft.com/office/word/2006/wordml" xmlns:wps="http://schemas.microsoft.com/office/word/2010/wordprocessingShape" mc:Ignorable="w14 w15 w16se w16cid w16 w16cex w16sdtdh wp14">
+  <w16cex:commentExtensible w16cex:durableId="26F2B0B8" w16cex:dateUtc="2022-10-13T22:43:00Z"/>
+  <w16cex:commentExtensible w16cex:durableId="26F2B1D8" w16cex:dateUtc="2022-10-13T22:48:00Z"/>
+  <w16cex:commentExtensible w16cex:durableId="26F2BDE4" w16cex:dateUtc="2022-10-13T23:40:00Z"/>
   <w16cex:commentExtensible w16cex:durableId="26F1381E" w16cex:dateUtc="2022-10-12T19:57:00Z"/>
   <w16cex:commentExtensible w16cex:durableId="26F115C8" w16cex:dateUtc="2022-10-12T17:30:00Z"/>
   <w16cex:commentExtensible w16cex:durableId="26F13853" w16cex:dateUtc="2022-10-12T19:57:00Z"/>
@@ -37512,8 +38814,10 @@
 
 <file path=word/commentsIds.xml><?xml version="1.0" encoding="utf-8"?>
 <w16cid:commentsIds xmlns:wpc="http://schemas.microsoft.com/office/word/2010/wordprocessingCanvas" xmlns:cx="http://schemas.microsoft.com/office/drawing/2014/chartex" xmlns:cx1="http://schemas.microsoft.com/office/drawing/2015/9/8/chartex" xmlns:cx2="http://schemas.microsoft.com/office/drawing/2015/10/21/chartex" xmlns:cx3="http://schemas.microsoft.com/office/drawing/2016/5/9/chartex" xmlns:cx4="http://schemas.microsoft.com/office/drawing/2016/5/10/chartex" xmlns:cx5="http://schemas.microsoft.com/office/drawing/2016/5/11/chartex" xmlns:cx6="http://schemas.microsoft.com/office/drawing/2016/5/12/chartex" xmlns:cx7="http://schemas.microsoft.com/office/drawing/2016/5/13/chartex" xmlns:cx8="http://schemas.microsoft.com/office/drawing/2016/5/14/chartex" xmlns:mc="http://schemas.openxmlformats.org/markup-compatibility/2006" xmlns:aink="http://schemas.microsoft.com/office/drawing/2016/ink" xmlns:am3d="http://schemas.microsoft.com/office/drawing/2017/model3d" xmlns:o="urn:schemas-microsoft-com:office:office" xmlns:oel="http://schemas.microsoft.com/office/2019/extlst" xmlns:r="http://schemas.openxmlformats.org/officeDocument/2006/relationships" xmlns:m="http://schemas.openxmlformats.org/officeDocument/2006/math" xmlns:v="urn:schemas-microsoft-com:vml" xmlns:wp14="http://schemas.microsoft.com/office/word/2010/wordprocessingDrawing" xmlns:wp="http://schemas.openxmlformats.org/drawingml/2006/wordprocessingDrawing" xmlns:w10="urn:schemas-microsoft-com:office:word" xmlns:w="http://schemas.openxmlformats.org/wordprocessingml/2006/main" xmlns:w14="http://schemas.microsoft.com/office/word/2010/wordml" xmlns:w15="http://schemas.microsoft.com/office/word/2012/wordml" xmlns:w16cex="http://schemas.microsoft.com/office/word/2018/wordml/cex" xmlns:w16cid="http://schemas.microsoft.com/office/word/2016/wordml/cid" xmlns:w16="http://schemas.microsoft.com/office/word/2018/wordml" xmlns:w16sdtdh="http://schemas.microsoft.com/office/word/2020/wordml/sdtdatahash" xmlns:w16se="http://schemas.microsoft.com/office/word/2015/wordml/symex" xmlns:wpg="http://schemas.microsoft.com/office/word/2010/wordprocessingGroup" xmlns:wpi="http://schemas.microsoft.com/office/word/2010/wordprocessingInk" xmlns:wne="http://schemas.microsoft.com/office/word/2006/wordml" xmlns:wps="http://schemas.microsoft.com/office/word/2010/wordprocessingShape" mc:Ignorable="w14 w15 w16se w16cid w16 w16cex w16sdtdh wp14">
-  <w16cid:commentId w16cid:paraId="0C0FBE7C" w16cid:durableId="26EC4DEF"/>
+  <w16cid:commentId w16cid:paraId="268A549A" w16cid:durableId="26F2B0B8"/>
+  <w16cid:commentId w16cid:paraId="2E92E26A" w16cid:durableId="26F2B1D8"/>
   <w16cid:commentId w16cid:paraId="530B4FA5" w16cid:durableId="26EC4DF0"/>
+  <w16cid:commentId w16cid:paraId="51053F4D" w16cid:durableId="26F2BDE4"/>
   <w16cid:commentId w16cid:paraId="1D62807E" w16cid:durableId="26F1381E"/>
   <w16cid:commentId w16cid:paraId="41959564" w16cid:durableId="26EC4DF6"/>
   <w16cid:commentId w16cid:paraId="10AFECA7" w16cid:durableId="26F115C8"/>
